--- a/pruefung/Kaffee_Pruefpaket_2026-10-23/umsetzung/Arbeitsordner/kaffee/Kaffee_Loesung.docx
+++ b/pruefung/Kaffee_Pruefpaket_2026-10-23/umsetzung/Arbeitsordner/kaffee/Kaffee_Loesung.docx
@@ -4,7 +4,7 @@
   <w:body>
     <w:p>
       <w:pPr>
-        <w:pStyle w:val="Zentriert"/>
+        <w:pStyle w:val="Blatttitel"/>
       </w:pPr>
       <w:r>
         <w:rPr>
@@ -12,12 +12,12 @@
           <w:bCs/>
           <w:b/>
         </w:rPr>
-        <w:t xml:space="preserve">Tutorium 5: Wärmebilanzen (instationär global)</w:t>
+        <w:t xml:space="preserve">Tutorium 5: Wärmebilanzen (instationär global), Lösung</w:t>
       </w:r>
     </w:p>
     <w:p>
       <w:pPr>
-        <w:pStyle w:val="BodyText"/>
+        <w:pStyle w:val="Baustein"/>
         <w:keepNext/>
       </w:pPr>
       <w:r>
@@ -39,7 +39,7 @@
     </w:p>
     <w:p>
       <w:pPr>
-        <w:pStyle w:val="BodyText"/>
+        <w:pStyle w:val="Abbildung"/>
         <w:keepNext/>
       </w:pPr>
       <w:r>
@@ -87,7 +87,7 @@
     </w:p>
     <w:p>
       <w:pPr>
-        <w:pStyle w:val="BodyText"/>
+        <w:pStyle w:val="Bildunterschrift"/>
       </w:pPr>
       <w:r>
         <w:rPr>
@@ -105,7 +105,7 @@
     </w:p>
     <w:p>
       <w:pPr>
-        <w:pStyle w:val="BodyText"/>
+        <w:pStyle w:val="Baustein"/>
         <w:keepNext/>
       </w:pPr>
       <w:r>
@@ -117,9 +117,15 @@
         <w:t xml:space="preserve">Frage 1</w:t>
       </w:r>
       <w:r>
-        <w:t xml:space="preserve"> </w:t>
-      </w:r>
-      <w:r>
+        <w:rPr>
+          <w:rStyle w:val="BausteinZusatz"/>
+        </w:rPr>
+        <w:t xml:space="preserve"> </w:t>
+      </w:r>
+      <w:r>
+        <w:rPr>
+          <w:rStyle w:val="BausteinZusatz"/>
+        </w:rPr>
         <w:t xml:space="preserve">(Vorab-Frage)</w:t>
       </w:r>
     </w:p>
@@ -128,12 +134,12 @@
         <w:pStyle w:val="BodyText"/>
       </w:pPr>
       <w:r>
-        <w:t xml:space="preserve">Ihr Mitbewohner meint: „Ob man die Milch sofort oder später hineingießt, ist egal. Die Energie bleibt ja erhalten.“ Welche Tasse ist nach einer Stunde wärmer? Notieren Sie Ihre Vermutung, bevor Sie Aufgabe 1 rechnen.</w:t>
+        <w:t xml:space="preserve">Ihr Mitbewohner meint: „Ob man die Milch sofort oder später hineingießt, ist egal. Die Energie bleibt ja erhalten.“ Welche Tasse ist nach einer Stunde wärmer: Tasse 1, Tasse 2, oder sind beide gleich warm? Notieren Sie Ihre Vermutung mit einem Satz Begründung, bevor Sie Aufgabe 1 rechnen.</w:t>
       </w:r>
     </w:p>
     <w:p>
       <w:pPr>
-        <w:pStyle w:val="BodyText"/>
+        <w:pStyle w:val="Baustein"/>
         <w:keepNext/>
       </w:pPr>
       <w:r>
@@ -145,9 +151,15 @@
         <w:t xml:space="preserve">Aufgabe 1</w:t>
       </w:r>
       <w:r>
-        <w:t xml:space="preserve"> </w:t>
-      </w:r>
-      <w:r>
+        <w:rPr>
+          <w:rStyle w:val="BausteinZusatz"/>
+        </w:rPr>
+        <w:t xml:space="preserve"> </w:t>
+      </w:r>
+      <w:r>
+        <w:rPr>
+          <w:rStyle w:val="BausteinZusatz"/>
+        </w:rPr>
         <w:t xml:space="preserve">(neu)</w:t>
       </w:r>
     </w:p>
@@ -156,7 +168,7 @@
         <w:pStyle w:val="BodyText"/>
       </w:pPr>
       <w:r>
-        <w:t xml:space="preserve">Um die Frage zu klären, messen Sie nach 10 Minuten die Temperatur in Tasse 2, die bis dahin noch keine Milch enthält.</w:t>
+        <w:t xml:space="preserve">Um die Frage zu klären, messen Sie nach 10 Minuten die Temperatur in Tasse 2 (noch ohne Milch).</w:t>
       </w:r>
     </w:p>
     <w:p>
@@ -181,7 +193,7 @@
         <w:pStyle w:val="Compact"/>
       </w:pPr>
       <w:r>
-        <w:t xml:space="preserve">Der Tasseninhalt wird als ideal durchmischt angenommen.</w:t>
+        <w:t xml:space="preserve">Der Tasseninhalt ist ideal durchmischt, die Milch mischt sich sofort und ohne Wärmeverlust.</w:t>
       </w:r>
     </w:p>
     <w:p>
@@ -205,24 +217,100 @@
         <w:pStyle w:val="Compact"/>
       </w:pPr>
       <w:r>
-        <w:t xml:space="preserve">Die gesamte Wärmeabgabe an die Umgebung (Konvektion, Strahlung, Verdunstung und Wärmedurchgang durch die Tassenwand) wird über ein konstantes Produkt</w:t>
+        <w:t xml:space="preserve">Die gesamte Wärmeabgabe (auch durch Strahlung und Verdunstung) ist</w:t>
       </w:r>
       <w:r>
         <w:t xml:space="preserve"> </w:t>
       </w:r>
       <m:oMath>
+        <m:sSub>
+          <m:e>
+            <m:acc>
+              <m:accPr>
+                <m:chr m:val="̇"/>
+              </m:accPr>
+              <m:e>
+                <m:r>
+                  <m:t>Q</m:t>
+                </m:r>
+              </m:e>
+            </m:acc>
+          </m:e>
+          <m:sub>
+            <m:r>
+              <m:t>a</m:t>
+            </m:r>
+            <m:r>
+              <m:t>b</m:t>
+            </m:r>
+          </m:sub>
+        </m:sSub>
+        <m:r>
+          <m:rPr>
+            <m:sty m:val="p"/>
+          </m:rPr>
+          <m:t>=</m:t>
+        </m:r>
         <m:r>
           <m:t>k</m:t>
         </m:r>
         <m:r>
           <m:t>A</m:t>
         </m:r>
+        <m:r>
+          <m:t> </m:t>
+        </m:r>
+        <m:d>
+          <m:dPr>
+            <m:begChr m:val="("/>
+            <m:endChr m:val=")"/>
+            <m:sepChr m:val=""/>
+            <m:grow/>
+          </m:dPr>
+          <m:e>
+            <m:r>
+              <m:t>ϑ</m:t>
+            </m:r>
+            <m:r>
+              <m:rPr>
+                <m:sty m:val="p"/>
+              </m:rPr>
+              <m:t>−</m:t>
+            </m:r>
+            <m:sSub>
+              <m:e>
+                <m:r>
+                  <m:t>ϑ</m:t>
+                </m:r>
+              </m:e>
+              <m:sub>
+                <m:r>
+                  <m:t>u</m:t>
+                </m:r>
+              </m:sub>
+            </m:sSub>
+          </m:e>
+        </m:d>
       </m:oMath>
       <w:r>
         <w:t xml:space="preserve"> </w:t>
       </w:r>
       <w:r>
-        <w:t xml:space="preserve">beschrieben, das mit und ohne Milch gleich ist. Die verdunstete Masse wird vernachlässigt.</w:t>
+        <w:t xml:space="preserve">mit konstantem</w:t>
+      </w:r>
+      <w:r>
+        <w:t xml:space="preserve"> </w:t>
+      </w:r>
+      <m:oMath>
+        <m:r>
+          <m:t>k</m:t>
+        </m:r>
+        <m:r>
+          <m:t>A</m:t>
+        </m:r>
+      </m:oMath>
+      <w:r>
+        <w:t xml:space="preserve">; die verdunstete Masse wird vernachlässigt.</w:t>
       </w:r>
     </w:p>
     <w:p>
@@ -234,19 +322,42 @@
         <w:pStyle w:val="Compact"/>
       </w:pPr>
       <w:r>
-        <w:t xml:space="preserve">Kaffee und Milch mischen sich sofort und ohne Wärmeverlust.</w:t>
-      </w:r>
-    </w:p>
-    <w:p>
-      <w:pPr>
-        <w:numPr>
-          <w:ilvl w:val="0"/>
-          <w:numId w:val="1001"/>
-        </w:numPr>
-        <w:pStyle w:val="Compact"/>
-      </w:pPr>
-      <w:r>
-        <w:t xml:space="preserve">Die Stoffdaten sind unabhängig von der Temperatur; Kaffee hat die Stoffdaten von Wasser.</w:t>
+        <w:t xml:space="preserve">Kaffee (Stoffdaten von Wasser) und Milch sind inkompressibel (</w:t>
+      </w:r>
+      <m:oMath>
+        <m:sSub>
+          <m:e>
+            <m:r>
+              <m:t>c</m:t>
+            </m:r>
+          </m:e>
+          <m:sub>
+            <m:r>
+              <m:t>p</m:t>
+            </m:r>
+          </m:sub>
+        </m:sSub>
+        <m:r>
+          <m:rPr>
+            <m:sty m:val="p"/>
+          </m:rPr>
+          <m:t>=</m:t>
+        </m:r>
+        <m:sSub>
+          <m:e>
+            <m:r>
+              <m:t>c</m:t>
+            </m:r>
+          </m:e>
+          <m:sub>
+            <m:r>
+              <m:t>v</m:t>
+            </m:r>
+          </m:sub>
+        </m:sSub>
+      </m:oMath>
+      <w:r>
+        <w:t xml:space="preserve">); die Stoffdaten sind konstant.</w:t>
       </w:r>
     </w:p>
     <w:p>
@@ -256,8 +367,6 @@
       </w:pPr>
       <w:r>
         <w:rPr>
-          <w:iCs/>
-          <w:i/>
           <w:bCs/>
           <w:b/>
         </w:rPr>
@@ -272,10 +381,10 @@
         <w:jc w:val="start"/>
       </w:tblPr>
       <w:tblGrid>
-        <w:gridCol w:w="1675"/>
-        <w:gridCol w:w="2284"/>
-        <w:gridCol w:w="1675"/>
-        <w:gridCol w:w="2284"/>
+        <w:gridCol w:w="1835"/>
+        <w:gridCol w:w="2124"/>
+        <w:gridCol w:w="1835"/>
+        <w:gridCol w:w="2124"/>
       </w:tblGrid>
       <w:tr>
         <w:trPr>
@@ -292,12 +401,10 @@
             </w:pPr>
             <w:r>
               <w:rPr>
-                <w:iCs/>
-                <w:i/>
                 <w:bCs/>
                 <w:b/>
               </w:rPr>
-              <w:t xml:space="preserve">Kaffee:</w:t>
+              <w:t xml:space="preserve">Kaffee</w:t>
             </w:r>
           </w:p>
         </w:tc>
@@ -320,12 +427,10 @@
             </w:pPr>
             <w:r>
               <w:rPr>
-                <w:iCs/>
-                <w:i/>
                 <w:bCs/>
                 <w:b/>
               </w:rPr>
-              <w:t xml:space="preserve">Milch:</w:t>
+              <w:t xml:space="preserve">Milch</w:t>
             </w:r>
           </w:p>
         </w:tc>
@@ -352,7 +457,7 @@
               <w:jc w:val="left"/>
             </w:pPr>
             <w:r>
-              <w:t xml:space="preserve">Volumen:</w:t>
+              <w:t xml:space="preserve">Volumen</w:t>
             </w:r>
           </w:p>
         </w:tc>
@@ -413,7 +518,7 @@
               <w:jc w:val="left"/>
             </w:pPr>
             <w:r>
-              <w:t xml:space="preserve">Volumen:</w:t>
+              <w:t xml:space="preserve">Volumen</w:t>
             </w:r>
           </w:p>
         </w:tc>
@@ -479,7 +584,7 @@
               <w:jc w:val="left"/>
             </w:pPr>
             <w:r>
-              <w:t xml:space="preserve">Dichte:</w:t>
+              <w:t xml:space="preserve">Dichte</w:t>
             </w:r>
           </w:p>
         </w:tc>
@@ -564,7 +669,7 @@
               <w:jc w:val="left"/>
             </w:pPr>
             <w:r>
-              <w:t xml:space="preserve">Dichte:</w:t>
+              <w:t xml:space="preserve">Dichte</w:t>
             </w:r>
           </w:p>
         </w:tc>
@@ -654,7 +759,7 @@
               <w:jc w:val="left"/>
             </w:pPr>
             <w:r>
-              <w:t xml:space="preserve">Spez. Wärmekapazität:</w:t>
+              <w:t xml:space="preserve">Spez. Wärmekapazität</w:t>
             </w:r>
           </w:p>
         </w:tc>
@@ -773,7 +878,7 @@
               <w:jc w:val="left"/>
             </w:pPr>
             <w:r>
-              <w:t xml:space="preserve">Spez. Wärmekapazität:</w:t>
+              <w:t xml:space="preserve">Spez. Wärmekapazität</w:t>
             </w:r>
           </w:p>
         </w:tc>
@@ -897,27 +1002,7 @@
               <w:jc w:val="left"/>
             </w:pPr>
             <w:r>
-              <w:t xml:space="preserve">Temperatur bei</w:t>
-            </w:r>
-            <w:r>
-              <w:t xml:space="preserve"> </w:t>
-            </w:r>
-            <m:oMath>
-              <m:r>
-                <m:t>t</m:t>
-              </m:r>
-              <m:r>
-                <m:rPr>
-                  <m:sty m:val="p"/>
-                </m:rPr>
-                <m:t>=</m:t>
-              </m:r>
-              <m:r>
-                <m:t>0</m:t>
-              </m:r>
-            </m:oMath>
-            <w:r>
-              <w:t xml:space="preserve">:</w:t>
+              <w:t xml:space="preserve">Anfangstemperatur</w:t>
             </w:r>
           </w:p>
         </w:tc>
@@ -987,7 +1072,7 @@
               <w:jc w:val="left"/>
             </w:pPr>
             <w:r>
-              <w:t xml:space="preserve">Temperatur:</w:t>
+              <w:t xml:space="preserve">Temperatur</w:t>
             </w:r>
           </w:p>
         </w:tc>
@@ -1044,6 +1129,2124 @@
         <w:trPr>
           <w:cantSplit/>
         </w:trPr>
+        <w:tc>
+          <w:tcPr/>
+          <w:p>
+            <w:pPr>
+              <w:pStyle w:val="Compact"/>
+              <w:keepNext/>
+              <w:jc w:val="left"/>
+            </w:pPr>
+            <w:r>
+              <w:rPr>
+                <w:bCs/>
+                <w:b/>
+              </w:rPr>
+              <w:t xml:space="preserve">Umgebung</w:t>
+            </w:r>
+          </w:p>
+        </w:tc>
+        <w:tc>
+          <w:tcPr/>
+          <w:p>
+            <w:pPr>
+              <w:pStyle w:val="Compact"/>
+              <w:keepNext/>
+            </w:pPr>
+          </w:p>
+        </w:tc>
+        <w:tc>
+          <w:tcPr/>
+          <w:p>
+            <w:pPr>
+              <w:pStyle w:val="Compact"/>
+              <w:keepNext/>
+              <w:jc w:val="left"/>
+            </w:pPr>
+            <w:r>
+              <w:rPr>
+                <w:bCs/>
+                <w:b/>
+              </w:rPr>
+              <w:t xml:space="preserve">Messung in Tasse 2</w:t>
+            </w:r>
+          </w:p>
+        </w:tc>
+        <w:tc>
+          <w:tcPr/>
+          <w:p>
+            <w:pPr>
+              <w:pStyle w:val="Compact"/>
+              <w:keepNext/>
+            </w:pPr>
+          </w:p>
+        </w:tc>
+      </w:tr>
+      <w:tr>
+        <w:trPr>
+          <w:cantSplit/>
+        </w:trPr>
+        <w:tc>
+          <w:tcPr/>
+          <w:p>
+            <w:pPr>
+              <w:pStyle w:val="Compact"/>
+              <w:keepNext/>
+              <w:jc w:val="left"/>
+            </w:pPr>
+            <w:r>
+              <w:t xml:space="preserve">Temperatur</w:t>
+            </w:r>
+          </w:p>
+        </w:tc>
+        <w:tc>
+          <w:tcPr/>
+          <w:p>
+            <w:pPr>
+              <w:pStyle w:val="Compact"/>
+              <w:keepNext/>
+              <w:jc w:val="left"/>
+            </w:pPr>
+            <m:oMath>
+              <m:sSub>
+                <m:e>
+                  <m:r>
+                    <m:t>ϑ</m:t>
+                  </m:r>
+                </m:e>
+                <m:sub>
+                  <m:r>
+                    <m:t>u</m:t>
+                  </m:r>
+                </m:sub>
+              </m:sSub>
+              <m:r>
+                <m:rPr>
+                  <m:sty m:val="p"/>
+                </m:rPr>
+                <m:t>=</m:t>
+              </m:r>
+              <m:r>
+                <m:t>20</m:t>
+              </m:r>
+              <m:r>
+                <m:t> </m:t>
+              </m:r>
+              <m:r>
+                <m:rPr>
+                  <m:sty m:val="p"/>
+                </m:rPr>
+                <m:t>°</m:t>
+              </m:r>
+              <m:r>
+                <m:rPr>
+                  <m:sty m:val="p"/>
+                </m:rPr>
+                <m:t>C</m:t>
+              </m:r>
+            </m:oMath>
+          </w:p>
+        </w:tc>
+        <w:tc>
+          <w:tcPr/>
+          <w:p>
+            <w:pPr>
+              <w:pStyle w:val="Compact"/>
+              <w:keepNext/>
+              <w:jc w:val="left"/>
+            </w:pPr>
+            <w:r>
+              <w:t xml:space="preserve">nach 10 min</w:t>
+            </w:r>
+          </w:p>
+        </w:tc>
+        <w:tc>
+          <w:tcPr/>
+          <w:p>
+            <w:pPr>
+              <w:pStyle w:val="Compact"/>
+              <w:keepNext/>
+              <w:jc w:val="left"/>
+            </w:pPr>
+            <m:oMath>
+              <m:sSub>
+                <m:e>
+                  <m:r>
+                    <m:t>ϑ</m:t>
+                  </m:r>
+                </m:e>
+                <m:sub>
+                  <m:r>
+                    <m:t>K</m:t>
+                  </m:r>
+                </m:sub>
+              </m:sSub>
+              <m:d>
+                <m:dPr>
+                  <m:begChr m:val="("/>
+                  <m:endChr m:val=")"/>
+                  <m:sepChr m:val=""/>
+                  <m:grow/>
+                </m:dPr>
+                <m:e>
+                  <m:r>
+                    <m:t>10</m:t>
+                  </m:r>
+                  <m:r>
+                    <m:t> </m:t>
+                  </m:r>
+                  <m:r>
+                    <m:rPr>
+                      <m:sty m:val="p"/>
+                    </m:rPr>
+                    <m:t>m</m:t>
+                  </m:r>
+                  <m:r>
+                    <m:rPr>
+                      <m:sty m:val="p"/>
+                    </m:rPr>
+                    <m:t>i</m:t>
+                  </m:r>
+                  <m:r>
+                    <m:rPr>
+                      <m:sty m:val="p"/>
+                    </m:rPr>
+                    <m:t>n</m:t>
+                  </m:r>
+                </m:e>
+              </m:d>
+              <m:r>
+                <m:rPr>
+                  <m:sty m:val="p"/>
+                </m:rPr>
+                <m:t>=</m:t>
+              </m:r>
+              <m:r>
+                <m:t>67</m:t>
+              </m:r>
+              <m:r>
+                <m:t> </m:t>
+              </m:r>
+              <m:r>
+                <m:rPr>
+                  <m:sty m:val="p"/>
+                </m:rPr>
+                <m:t>°</m:t>
+              </m:r>
+              <m:r>
+                <m:rPr>
+                  <m:sty m:val="p"/>
+                </m:rPr>
+                <m:t>C</m:t>
+              </m:r>
+            </m:oMath>
+          </w:p>
+        </w:tc>
+      </w:tr>
+      <w:tr>
+        <w:trPr>
+          <w:cantSplit/>
+        </w:trPr>
+        <w:tc>
+          <w:tcPr/>
+          <w:p>
+            <w:pPr>
+              <w:pStyle w:val="Compact"/>
+              <w:keepNext/>
+              <w:jc w:val="left"/>
+            </w:pPr>
+            <w:r>
+              <w:rPr>
+                <w:bCs/>
+                <w:b/>
+              </w:rPr>
+              <w:t xml:space="preserve">Becher ab Teil f</w:t>
+            </w:r>
+          </w:p>
+        </w:tc>
+        <w:tc>
+          <w:tcPr/>
+          <w:p>
+            <w:pPr>
+              <w:pStyle w:val="Compact"/>
+              <w:keepNext/>
+            </w:pPr>
+          </w:p>
+        </w:tc>
+        <w:tc>
+          <w:tcPr/>
+          <w:p>
+            <w:pPr>
+              <w:pStyle w:val="Compact"/>
+              <w:keepNext/>
+              <w:jc w:val="left"/>
+            </w:pPr>
+            <w:r>
+              <w:rPr>
+                <w:bCs/>
+                <w:b/>
+              </w:rPr>
+              <w:t xml:space="preserve">Milch in Teil g</w:t>
+            </w:r>
+          </w:p>
+        </w:tc>
+        <w:tc>
+          <w:tcPr/>
+          <w:p>
+            <w:pPr>
+              <w:pStyle w:val="Compact"/>
+              <w:keepNext/>
+            </w:pPr>
+          </w:p>
+        </w:tc>
+      </w:tr>
+      <w:tr>
+        <w:trPr>
+          <w:cantSplit/>
+        </w:trPr>
+        <w:tc>
+          <w:tcPr/>
+          <w:p>
+            <w:pPr>
+              <w:pStyle w:val="Compact"/>
+              <w:keepNext/>
+              <w:jc w:val="left"/>
+            </w:pPr>
+            <w:r>
+              <w:t xml:space="preserve">Masse</w:t>
+            </w:r>
+          </w:p>
+        </w:tc>
+        <w:tc>
+          <w:tcPr/>
+          <w:p>
+            <w:pPr>
+              <w:pStyle w:val="Compact"/>
+              <w:keepNext/>
+              <w:jc w:val="left"/>
+            </w:pPr>
+            <m:oMath>
+              <m:sSub>
+                <m:e>
+                  <m:r>
+                    <m:t>m</m:t>
+                  </m:r>
+                </m:e>
+                <m:sub>
+                  <m:r>
+                    <m:t>B</m:t>
+                  </m:r>
+                </m:sub>
+              </m:sSub>
+              <m:r>
+                <m:rPr>
+                  <m:sty m:val="p"/>
+                </m:rPr>
+                <m:t>=</m:t>
+              </m:r>
+              <m:r>
+                <m:t>300</m:t>
+              </m:r>
+              <m:r>
+                <m:t> </m:t>
+              </m:r>
+              <m:r>
+                <m:rPr>
+                  <m:sty m:val="p"/>
+                </m:rPr>
+                <m:t>g</m:t>
+              </m:r>
+            </m:oMath>
+          </w:p>
+        </w:tc>
+        <w:tc>
+          <w:tcPr/>
+          <w:p>
+            <w:pPr>
+              <w:pStyle w:val="Compact"/>
+              <w:keepNext/>
+              <w:jc w:val="left"/>
+            </w:pPr>
+            <w:r>
+              <w:t xml:space="preserve">Temperatur</w:t>
+            </w:r>
+          </w:p>
+        </w:tc>
+        <w:tc>
+          <w:tcPr/>
+          <w:p>
+            <w:pPr>
+              <w:pStyle w:val="Compact"/>
+              <w:keepNext/>
+              <w:jc w:val="left"/>
+            </w:pPr>
+            <m:oMath>
+              <m:sSub>
+                <m:e>
+                  <m:r>
+                    <m:t>ϑ</m:t>
+                  </m:r>
+                </m:e>
+                <m:sub>
+                  <m:r>
+                    <m:t>M</m:t>
+                  </m:r>
+                  <m:r>
+                    <m:rPr>
+                      <m:sty m:val="p"/>
+                    </m:rPr>
+                    <m:t>,</m:t>
+                  </m:r>
+                  <m:r>
+                    <m:t>h</m:t>
+                  </m:r>
+                </m:sub>
+              </m:sSub>
+              <m:r>
+                <m:rPr>
+                  <m:sty m:val="p"/>
+                </m:rPr>
+                <m:t>=</m:t>
+              </m:r>
+              <m:r>
+                <m:t>60</m:t>
+              </m:r>
+              <m:r>
+                <m:t> </m:t>
+              </m:r>
+              <m:r>
+                <m:rPr>
+                  <m:sty m:val="p"/>
+                </m:rPr>
+                <m:t>°</m:t>
+              </m:r>
+              <m:r>
+                <m:rPr>
+                  <m:sty m:val="p"/>
+                </m:rPr>
+                <m:t>C</m:t>
+              </m:r>
+            </m:oMath>
+          </w:p>
+        </w:tc>
+      </w:tr>
+      <w:tr>
+        <w:trPr>
+          <w:cantSplit/>
+        </w:trPr>
+        <w:tc>
+          <w:tcPr/>
+          <w:p>
+            <w:pPr>
+              <w:pStyle w:val="Compact"/>
+              <w:jc w:val="left"/>
+            </w:pPr>
+            <w:r>
+              <w:t xml:space="preserve">Spez. Wärmekapazität</w:t>
+            </w:r>
+          </w:p>
+        </w:tc>
+        <w:tc>
+          <w:tcPr/>
+          <w:p>
+            <w:pPr>
+              <w:pStyle w:val="Compact"/>
+              <w:jc w:val="left"/>
+            </w:pPr>
+            <m:oMath>
+              <m:sSub>
+                <m:e>
+                  <m:r>
+                    <m:t>c</m:t>
+                  </m:r>
+                </m:e>
+                <m:sub>
+                  <m:r>
+                    <m:t>B</m:t>
+                  </m:r>
+                </m:sub>
+              </m:sSub>
+              <m:r>
+                <m:rPr>
+                  <m:sty m:val="p"/>
+                </m:rPr>
+                <m:t>=</m:t>
+              </m:r>
+              <m:r>
+                <m:t>0</m:t>
+              </m:r>
+              <m:r>
+                <m:rPr>
+                  <m:sty m:val="p"/>
+                </m:rPr>
+                <m:t>,</m:t>
+              </m:r>
+              <m:r>
+                <m:t>85</m:t>
+              </m:r>
+              <m:r>
+                <m:t> </m:t>
+              </m:r>
+              <m:r>
+                <m:rPr>
+                  <m:sty m:val="p"/>
+                </m:rPr>
+                <m:t>k</m:t>
+              </m:r>
+              <m:r>
+                <m:rPr>
+                  <m:sty m:val="p"/>
+                </m:rPr>
+                <m:t>J</m:t>
+              </m:r>
+              <m:r>
+                <m:rPr>
+                  <m:sty m:val="p"/>
+                </m:rPr>
+                <m:t>/</m:t>
+              </m:r>
+              <m:d>
+                <m:dPr>
+                  <m:begChr m:val="("/>
+                  <m:endChr m:val=")"/>
+                  <m:sepChr m:val=""/>
+                  <m:grow/>
+                </m:dPr>
+                <m:e>
+                  <m:r>
+                    <m:rPr>
+                      <m:sty m:val="p"/>
+                    </m:rPr>
+                    <m:t>k</m:t>
+                  </m:r>
+                  <m:r>
+                    <m:rPr>
+                      <m:sty m:val="p"/>
+                    </m:rPr>
+                    <m:t>g</m:t>
+                  </m:r>
+                  <m:r>
+                    <m:rPr>
+                      <m:sty m:val="p"/>
+                    </m:rPr>
+                    <m:t> </m:t>
+                  </m:r>
+                  <m:r>
+                    <m:rPr>
+                      <m:sty m:val="p"/>
+                    </m:rPr>
+                    <m:t>K</m:t>
+                  </m:r>
+                </m:e>
+              </m:d>
+            </m:oMath>
+          </w:p>
+        </w:tc>
+        <w:tc>
+          <w:tcPr/>
+          <w:p>
+            <w:pPr>
+              <w:pStyle w:val="Compact"/>
+            </w:pPr>
+          </w:p>
+        </w:tc>
+        <w:tc>
+          <w:tcPr/>
+          <w:p>
+            <w:pPr>
+              <w:pStyle w:val="Compact"/>
+            </w:pPr>
+          </w:p>
+        </w:tc>
+      </w:tr>
+    </w:tbl>
+    <w:p>
+      <w:pPr>
+        <w:pStyle w:val="BodyText"/>
+        <w:keepNext/>
+      </w:pPr>
+      <w:r>
+        <w:rPr>
+          <w:bCs/>
+          <w:b/>
+        </w:rPr>
+        <w:t xml:space="preserve">Aufgabenstellung:</w:t>
+      </w:r>
+    </w:p>
+    <w:p>
+      <w:pPr>
+        <w:numPr>
+          <w:ilvl w:val="0"/>
+          <w:numId w:val="1002"/>
+        </w:numPr>
+      </w:pPr>
+      <w:r>
+        <w:t xml:space="preserve">Bestimmen Sie mit einer Energiebilanz die Mischtemperatur</w:t>
+      </w:r>
+      <w:r>
+        <w:t xml:space="preserve"> </w:t>
+      </w:r>
+      <m:oMath>
+        <m:sSub>
+          <m:e>
+            <m:r>
+              <m:t>ϑ</m:t>
+            </m:r>
+          </m:e>
+          <m:sub>
+            <m:r>
+              <m:t>1</m:t>
+            </m:r>
+            <m:r>
+              <m:rPr>
+                <m:sty m:val="p"/>
+              </m:rPr>
+              <m:t>,</m:t>
+            </m:r>
+            <m:r>
+              <m:t>0</m:t>
+            </m:r>
+          </m:sub>
+        </m:sSub>
+      </m:oMath>
+      <w:r>
+        <w:t xml:space="preserve"> </w:t>
+      </w:r>
+      <w:r>
+        <w:t xml:space="preserve">direkt nach dem Zugießen der Milch in Tasse 1.</w:t>
+      </w:r>
+      <w:r>
+        <w:br/>
+      </w:r>
+      <m:oMath>
+        <m:sSub>
+          <m:e>
+            <m:r>
+              <m:t>ϑ</m:t>
+            </m:r>
+          </m:e>
+          <m:sub>
+            <m:r>
+              <m:t>1</m:t>
+            </m:r>
+            <m:r>
+              <m:rPr>
+                <m:sty m:val="p"/>
+              </m:rPr>
+              <m:t>,</m:t>
+            </m:r>
+            <m:r>
+              <m:t>0</m:t>
+            </m:r>
+          </m:sub>
+        </m:sSub>
+        <m:r>
+          <m:rPr>
+            <m:sty m:val="p"/>
+          </m:rPr>
+          <m:t>=</m:t>
+        </m:r>
+        <m:r>
+          <m:t>70</m:t>
+        </m:r>
+        <m:r>
+          <m:rPr>
+            <m:sty m:val="p"/>
+          </m:rPr>
+          <m:t>,</m:t>
+        </m:r>
+        <m:r>
+          <m:t>47</m:t>
+        </m:r>
+        <m:r>
+          <m:t> </m:t>
+        </m:r>
+        <m:r>
+          <m:rPr>
+            <m:sty m:val="p"/>
+          </m:rPr>
+          <m:t>°</m:t>
+        </m:r>
+        <m:r>
+          <m:rPr>
+            <m:sty m:val="p"/>
+          </m:rPr>
+          <m:t>C</m:t>
+        </m:r>
+      </m:oMath>
+    </w:p>
+    <w:p>
+      <w:pPr>
+        <w:numPr>
+          <w:ilvl w:val="0"/>
+          <w:numId w:val="1002"/>
+        </w:numPr>
+      </w:pPr>
+      <w:r>
+        <w:t xml:space="preserve">Zeichnen Sie den Bilanzraum um den Inhalt von Tasse 1 in Abb. 1 ein. Vereinfachen Sie die allgemeine Energiebilanz zur globalen instationären Bilanz für den Inhalt einer Tasse und begründen Sie, welche Terme entfallen. Lösen Sie sie durch Trennung der Variablen für</w:t>
+      </w:r>
+      <w:r>
+        <w:t xml:space="preserve"> </w:t>
+      </w:r>
+      <m:oMath>
+        <m:r>
+          <m:t>T</m:t>
+        </m:r>
+        <m:d>
+          <m:dPr>
+            <m:begChr m:val="("/>
+            <m:endChr m:val=")"/>
+            <m:sepChr m:val=""/>
+            <m:grow/>
+          </m:dPr>
+          <m:e>
+            <m:r>
+              <m:t>t</m:t>
+            </m:r>
+            <m:r>
+              <m:rPr>
+                <m:sty m:val="p"/>
+              </m:rPr>
+              <m:t>=</m:t>
+            </m:r>
+            <m:r>
+              <m:t>0</m:t>
+            </m:r>
+            <m:r>
+              <m:t> </m:t>
+            </m:r>
+            <m:r>
+              <m:rPr>
+                <m:sty m:val="p"/>
+              </m:rPr>
+              <m:t>s</m:t>
+            </m:r>
+          </m:e>
+        </m:d>
+        <m:r>
+          <m:rPr>
+            <m:sty m:val="p"/>
+          </m:rPr>
+          <m:t>=</m:t>
+        </m:r>
+        <m:sSub>
+          <m:e>
+            <m:r>
+              <m:t>T</m:t>
+            </m:r>
+          </m:e>
+          <m:sub>
+            <m:r>
+              <m:t>0</m:t>
+            </m:r>
+          </m:sub>
+        </m:sSub>
+      </m:oMath>
+      <w:r>
+        <w:t xml:space="preserve">.</w:t>
+      </w:r>
+      <w:r>
+        <w:br/>
+      </w:r>
+      <m:oMath>
+        <m:r>
+          <m:t>T</m:t>
+        </m:r>
+        <m:d>
+          <m:dPr>
+            <m:begChr m:val="("/>
+            <m:endChr m:val=")"/>
+            <m:sepChr m:val=""/>
+            <m:grow/>
+          </m:dPr>
+          <m:e>
+            <m:r>
+              <m:t>t</m:t>
+            </m:r>
+          </m:e>
+        </m:d>
+        <m:r>
+          <m:rPr>
+            <m:sty m:val="p"/>
+          </m:rPr>
+          <m:t>=</m:t>
+        </m:r>
+        <m:sSub>
+          <m:e>
+            <m:r>
+              <m:t>T</m:t>
+            </m:r>
+          </m:e>
+          <m:sub>
+            <m:r>
+              <m:t>u</m:t>
+            </m:r>
+          </m:sub>
+        </m:sSub>
+        <m:r>
+          <m:rPr>
+            <m:sty m:val="p"/>
+          </m:rPr>
+          <m:t>+</m:t>
+        </m:r>
+        <m:d>
+          <m:dPr>
+            <m:begChr m:val="("/>
+            <m:endChr m:val=")"/>
+            <m:sepChr m:val=""/>
+            <m:grow/>
+          </m:dPr>
+          <m:e>
+            <m:sSub>
+              <m:e>
+                <m:r>
+                  <m:t>T</m:t>
+                </m:r>
+              </m:e>
+              <m:sub>
+                <m:r>
+                  <m:t>0</m:t>
+                </m:r>
+              </m:sub>
+            </m:sSub>
+            <m:r>
+              <m:rPr>
+                <m:sty m:val="p"/>
+              </m:rPr>
+              <m:t>−</m:t>
+            </m:r>
+            <m:sSub>
+              <m:e>
+                <m:r>
+                  <m:t>T</m:t>
+                </m:r>
+              </m:e>
+              <m:sub>
+                <m:r>
+                  <m:t>u</m:t>
+                </m:r>
+              </m:sub>
+            </m:sSub>
+          </m:e>
+        </m:d>
+        <m:r>
+          <m:rPr>
+            <m:sty m:val="p"/>
+          </m:rPr>
+          <m:t>⋅</m:t>
+        </m:r>
+        <m:r>
+          <m:rPr>
+            <m:sty m:val="p"/>
+          </m:rPr>
+          <m:t>exp</m:t>
+        </m:r>
+        <m:d>
+          <m:dPr>
+            <m:begChr m:val="("/>
+            <m:endChr m:val=")"/>
+            <m:sepChr m:val=""/>
+            <m:grow/>
+          </m:dPr>
+          <m:e>
+            <m:r>
+              <m:rPr>
+                <m:sty m:val="p"/>
+              </m:rPr>
+              <m:t>−</m:t>
+            </m:r>
+            <m:f>
+              <m:fPr>
+                <m:type m:val="bar"/>
+              </m:fPr>
+              <m:num>
+                <m:r>
+                  <m:t>k</m:t>
+                </m:r>
+                <m:r>
+                  <m:t>A</m:t>
+                </m:r>
+              </m:num>
+              <m:den>
+                <m:r>
+                  <m:t>m</m:t>
+                </m:r>
+                <m:r>
+                  <m:t> </m:t>
+                </m:r>
+                <m:sSub>
+                  <m:e>
+                    <m:r>
+                      <m:t>c</m:t>
+                    </m:r>
+                  </m:e>
+                  <m:sub>
+                    <m:r>
+                      <m:t>p</m:t>
+                    </m:r>
+                  </m:sub>
+                </m:sSub>
+              </m:den>
+            </m:f>
+            <m:r>
+              <m:t> </m:t>
+            </m:r>
+            <m:r>
+              <m:t>t</m:t>
+            </m:r>
+          </m:e>
+        </m:d>
+      </m:oMath>
+    </w:p>
+    <w:p>
+      <w:pPr>
+        <w:numPr>
+          <w:ilvl w:val="0"/>
+          <w:numId w:val="1002"/>
+        </w:numPr>
+      </w:pPr>
+      <w:r>
+        <w:t xml:space="preserve">Bestimmen Sie</w:t>
+      </w:r>
+      <w:r>
+        <w:t xml:space="preserve"> </w:t>
+      </w:r>
+      <m:oMath>
+        <m:r>
+          <m:t>k</m:t>
+        </m:r>
+        <m:r>
+          <m:t>A</m:t>
+        </m:r>
+      </m:oMath>
+      <w:r>
+        <w:t xml:space="preserve"> </w:t>
+      </w:r>
+      <w:r>
+        <w:t xml:space="preserve">aus der Messung in Tasse 2. Welche Annahme brauchen Sie, um diesen Wert auch für Tasse 1 zu verwenden, und ist sie plausibel?</w:t>
+      </w:r>
+      <w:r>
+        <w:br/>
+      </w:r>
+      <m:oMath>
+        <m:r>
+          <m:t>k</m:t>
+        </m:r>
+        <m:r>
+          <m:t>A</m:t>
+        </m:r>
+        <m:r>
+          <m:rPr>
+            <m:sty m:val="p"/>
+          </m:rPr>
+          <m:t>=</m:t>
+        </m:r>
+        <m:r>
+          <m:t>0</m:t>
+        </m:r>
+        <m:r>
+          <m:rPr>
+            <m:sty m:val="p"/>
+          </m:rPr>
+          <m:t>,</m:t>
+        </m:r>
+        <m:r>
+          <m:t>3402</m:t>
+        </m:r>
+        <m:r>
+          <m:t> </m:t>
+        </m:r>
+        <m:r>
+          <m:rPr>
+            <m:sty m:val="p"/>
+          </m:rPr>
+          <m:t>W</m:t>
+        </m:r>
+        <m:r>
+          <m:rPr>
+            <m:sty m:val="p"/>
+          </m:rPr>
+          <m:t>/</m:t>
+        </m:r>
+        <m:r>
+          <m:rPr>
+            <m:sty m:val="p"/>
+          </m:rPr>
+          <m:t>K</m:t>
+        </m:r>
+      </m:oMath>
+    </w:p>
+    <w:p>
+      <w:pPr>
+        <w:numPr>
+          <w:ilvl w:val="0"/>
+          <w:numId w:val="1002"/>
+        </w:numPr>
+      </w:pPr>
+      <w:r>
+        <w:t xml:space="preserve">Berechnen Sie</w:t>
+      </w:r>
+      <w:r>
+        <w:t xml:space="preserve"> </w:t>
+      </w:r>
+      <m:oMath>
+        <m:sSub>
+          <m:e>
+            <m:r>
+              <m:t>ϑ</m:t>
+            </m:r>
+          </m:e>
+          <m:sub>
+            <m:r>
+              <m:t>1</m:t>
+            </m:r>
+          </m:sub>
+        </m:sSub>
+      </m:oMath>
+      <w:r>
+        <w:t xml:space="preserve"> </w:t>
+      </w:r>
+      <w:r>
+        <w:t xml:space="preserve">und</w:t>
+      </w:r>
+      <w:r>
+        <w:t xml:space="preserve"> </w:t>
+      </w:r>
+      <m:oMath>
+        <m:sSub>
+          <m:e>
+            <m:r>
+              <m:t>ϑ</m:t>
+            </m:r>
+          </m:e>
+          <m:sub>
+            <m:r>
+              <m:t>2</m:t>
+            </m:r>
+          </m:sub>
+        </m:sSub>
+      </m:oMath>
+      <w:r>
+        <w:t xml:space="preserve"> </w:t>
+      </w:r>
+      <w:r>
+        <w:t xml:space="preserve">nach 60 Minuten (Tasse 2 direkt nach dem Zugießen). Welches</w:t>
+      </w:r>
+      <w:r>
+        <w:t xml:space="preserve"> </w:t>
+      </w:r>
+      <m:oMath>
+        <m:r>
+          <m:t>m</m:t>
+        </m:r>
+        <m:r>
+          <m:t> </m:t>
+        </m:r>
+        <m:sSub>
+          <m:e>
+            <m:r>
+              <m:t>c</m:t>
+            </m:r>
+          </m:e>
+          <m:sub>
+            <m:r>
+              <m:t>p</m:t>
+            </m:r>
+          </m:sub>
+        </m:sSub>
+      </m:oMath>
+      <w:r>
+        <w:t xml:space="preserve"> </w:t>
+      </w:r>
+      <w:r>
+        <w:t xml:space="preserve">setzen Sie jeweils ein? Welche Tasse ist wärmer?</w:t>
+      </w:r>
+      <w:r>
+        <w:br/>
+      </w:r>
+      <m:oMath>
+        <m:sSub>
+          <m:e>
+            <m:r>
+              <m:t>ϑ</m:t>
+            </m:r>
+          </m:e>
+          <m:sub>
+            <m:r>
+              <m:t>1</m:t>
+            </m:r>
+          </m:sub>
+        </m:sSub>
+        <m:r>
+          <m:rPr>
+            <m:sty m:val="p"/>
+          </m:rPr>
+          <m:t>=</m:t>
+        </m:r>
+        <m:r>
+          <m:t>34</m:t>
+        </m:r>
+        <m:r>
+          <m:rPr>
+            <m:sty m:val="p"/>
+          </m:rPr>
+          <m:t>,</m:t>
+        </m:r>
+        <m:r>
+          <m:t>05</m:t>
+        </m:r>
+        <m:r>
+          <m:t> </m:t>
+        </m:r>
+        <m:r>
+          <m:rPr>
+            <m:sty m:val="p"/>
+          </m:rPr>
+          <m:t>°</m:t>
+        </m:r>
+        <m:r>
+          <m:rPr>
+            <m:sty m:val="p"/>
+          </m:rPr>
+          <m:t>C</m:t>
+        </m:r>
+      </m:oMath>
+      <w:r>
+        <w:t xml:space="preserve">,</w:t>
+      </w:r>
+      <w:r>
+        <w:t xml:space="preserve"> </w:t>
+      </w:r>
+      <m:oMath>
+        <m:r>
+          <m:t> </m:t>
+        </m:r>
+        <m:sSub>
+          <m:e>
+            <m:r>
+              <m:t>ϑ</m:t>
+            </m:r>
+          </m:e>
+          <m:sub>
+            <m:r>
+              <m:t>2</m:t>
+            </m:r>
+          </m:sub>
+        </m:sSub>
+        <m:r>
+          <m:rPr>
+            <m:sty m:val="p"/>
+          </m:rPr>
+          <m:t>=</m:t>
+        </m:r>
+        <m:r>
+          <m:t>30</m:t>
+        </m:r>
+        <m:r>
+          <m:rPr>
+            <m:sty m:val="p"/>
+          </m:rPr>
+          <m:t>,</m:t>
+        </m:r>
+        <m:r>
+          <m:t>19</m:t>
+        </m:r>
+        <m:r>
+          <m:t> </m:t>
+        </m:r>
+        <m:r>
+          <m:rPr>
+            <m:sty m:val="p"/>
+          </m:rPr>
+          <m:t>°</m:t>
+        </m:r>
+        <m:r>
+          <m:rPr>
+            <m:sty m:val="p"/>
+          </m:rPr>
+          <m:t>C</m:t>
+        </m:r>
+      </m:oMath>
+    </w:p>
+    <w:p>
+      <w:pPr>
+        <w:numPr>
+          <w:ilvl w:val="0"/>
+          <w:numId w:val="1002"/>
+        </w:numPr>
+      </w:pPr>
+      <w:r>
+        <w:t xml:space="preserve">Berechnen Sie die Wärme, die jede Tasse in 60 Minuten an die Umgebung abgibt. Zeigen Sie, dass</w:t>
+      </w:r>
+      <w:r>
+        <w:t xml:space="preserve"> </w:t>
+      </w:r>
+      <m:oMath>
+        <m:sSub>
+          <m:e>
+            <m:r>
+              <m:t>Q</m:t>
+            </m:r>
+          </m:e>
+          <m:sub>
+            <m:r>
+              <m:t>2</m:t>
+            </m:r>
+          </m:sub>
+        </m:sSub>
+        <m:r>
+          <m:rPr>
+            <m:sty m:val="p"/>
+          </m:rPr>
+          <m:t>−</m:t>
+        </m:r>
+        <m:sSub>
+          <m:e>
+            <m:r>
+              <m:t>Q</m:t>
+            </m:r>
+          </m:e>
+          <m:sub>
+            <m:r>
+              <m:t>1</m:t>
+            </m:r>
+          </m:sub>
+        </m:sSub>
+      </m:oMath>
+      <w:r>
+        <w:t xml:space="preserve"> </w:t>
+      </w:r>
+      <w:r>
+        <w:t xml:space="preserve">den Temperaturunterschied aus d) erklärt. Wo liegt der Denkfehler Ihres Mitbewohners?</w:t>
+      </w:r>
+      <w:r>
+        <w:br/>
+      </w:r>
+      <m:oMath>
+        <m:sSub>
+          <m:e>
+            <m:r>
+              <m:t>Q</m:t>
+            </m:r>
+          </m:e>
+          <m:sub>
+            <m:r>
+              <m:t>1</m:t>
+            </m:r>
+          </m:sub>
+        </m:sSub>
+        <m:r>
+          <m:rPr>
+            <m:sty m:val="p"/>
+          </m:rPr>
+          <m:t>=</m:t>
+        </m:r>
+        <m:r>
+          <m:t>34</m:t>
+        </m:r>
+        <m:r>
+          <m:rPr>
+            <m:sty m:val="p"/>
+          </m:rPr>
+          <m:t>,</m:t>
+        </m:r>
+        <m:r>
+          <m:t>88</m:t>
+        </m:r>
+        <m:r>
+          <m:t> </m:t>
+        </m:r>
+        <m:r>
+          <m:rPr>
+            <m:sty m:val="p"/>
+          </m:rPr>
+          <m:t>k</m:t>
+        </m:r>
+        <m:r>
+          <m:rPr>
+            <m:sty m:val="p"/>
+          </m:rPr>
+          <m:t>J</m:t>
+        </m:r>
+      </m:oMath>
+      <w:r>
+        <w:t xml:space="preserve">,</w:t>
+      </w:r>
+      <w:r>
+        <w:t xml:space="preserve"> </w:t>
+      </w:r>
+      <m:oMath>
+        <m:r>
+          <m:t> </m:t>
+        </m:r>
+        <m:sSub>
+          <m:e>
+            <m:r>
+              <m:t>Q</m:t>
+            </m:r>
+          </m:e>
+          <m:sub>
+            <m:r>
+              <m:t>2</m:t>
+            </m:r>
+          </m:sub>
+        </m:sSub>
+        <m:r>
+          <m:rPr>
+            <m:sty m:val="p"/>
+          </m:rPr>
+          <m:t>=</m:t>
+        </m:r>
+        <m:r>
+          <m:t>38</m:t>
+        </m:r>
+        <m:r>
+          <m:rPr>
+            <m:sty m:val="p"/>
+          </m:rPr>
+          <m:t>,</m:t>
+        </m:r>
+        <m:r>
+          <m:t>57</m:t>
+        </m:r>
+        <m:r>
+          <m:t> </m:t>
+        </m:r>
+        <m:r>
+          <m:rPr>
+            <m:sty m:val="p"/>
+          </m:rPr>
+          <m:t>k</m:t>
+        </m:r>
+        <m:r>
+          <m:rPr>
+            <m:sty m:val="p"/>
+          </m:rPr>
+          <m:t>J</m:t>
+        </m:r>
+      </m:oMath>
+    </w:p>
+    <w:p>
+      <w:pPr>
+        <w:numPr>
+          <w:ilvl w:val="0"/>
+          <w:numId w:val="1002"/>
+        </w:numPr>
+      </w:pPr>
+      <w:r>
+        <w:rPr>
+          <w:iCs/>
+          <w:i/>
+        </w:rPr>
+        <w:t xml:space="preserve">Vertiefung:</w:t>
+      </w:r>
+      <w:r>
+        <w:t xml:space="preserve"> </w:t>
+      </w:r>
+      <w:r>
+        <w:t xml:space="preserve">Die Tassen sind vorgewärmte Keramikbecher, die immer die Temperatur ihres Inhalts haben, auch beim Zugießen der Milch. Passen Sie Bilanzraum und Bilanz aus b) an, bestimmen Sie</w:t>
+      </w:r>
+      <w:r>
+        <w:t xml:space="preserve"> </w:t>
+      </w:r>
+      <m:oMath>
+        <m:r>
+          <m:t>k</m:t>
+        </m:r>
+        <m:r>
+          <m:t>A</m:t>
+        </m:r>
+      </m:oMath>
+      <w:r>
+        <w:t xml:space="preserve"> </w:t>
+      </w:r>
+      <w:r>
+        <w:t xml:space="preserve">neu und berechnen Sie</w:t>
+      </w:r>
+      <w:r>
+        <w:t xml:space="preserve"> </w:t>
+      </w:r>
+      <m:oMath>
+        <m:sSub>
+          <m:e>
+            <m:r>
+              <m:t>ϑ</m:t>
+            </m:r>
+          </m:e>
+          <m:sub>
+            <m:r>
+              <m:t>1</m:t>
+            </m:r>
+          </m:sub>
+        </m:sSub>
+      </m:oMath>
+      <w:r>
+        <w:t xml:space="preserve"> </w:t>
+      </w:r>
+      <w:r>
+        <w:t xml:space="preserve">und</w:t>
+      </w:r>
+      <w:r>
+        <w:t xml:space="preserve"> </w:t>
+      </w:r>
+      <m:oMath>
+        <m:sSub>
+          <m:e>
+            <m:r>
+              <m:t>ϑ</m:t>
+            </m:r>
+          </m:e>
+          <m:sub>
+            <m:r>
+              <m:t>2</m:t>
+            </m:r>
+          </m:sub>
+        </m:sSub>
+      </m:oMath>
+      <w:r>
+        <w:t xml:space="preserve">. Gilt die Aussage aus d) weiter?</w:t>
+      </w:r>
+      <w:r>
+        <w:br/>
+      </w:r>
+      <m:oMath>
+        <m:r>
+          <m:t>k</m:t>
+        </m:r>
+        <m:r>
+          <m:t>A</m:t>
+        </m:r>
+        <m:r>
+          <m:rPr>
+            <m:sty m:val="p"/>
+          </m:rPr>
+          <m:t>=</m:t>
+        </m:r>
+        <m:r>
+          <m:t>0</m:t>
+        </m:r>
+        <m:r>
+          <m:rPr>
+            <m:sty m:val="p"/>
+          </m:rPr>
+          <m:t>,</m:t>
+        </m:r>
+        <m:r>
+          <m:t>4440</m:t>
+        </m:r>
+        <m:r>
+          <m:t> </m:t>
+        </m:r>
+        <m:r>
+          <m:rPr>
+            <m:sty m:val="p"/>
+          </m:rPr>
+          <m:t>W</m:t>
+        </m:r>
+        <m:r>
+          <m:rPr>
+            <m:sty m:val="p"/>
+          </m:rPr>
+          <m:t>/</m:t>
+        </m:r>
+        <m:r>
+          <m:rPr>
+            <m:sty m:val="p"/>
+          </m:rPr>
+          <m:t>K</m:t>
+        </m:r>
+      </m:oMath>
+      <w:r>
+        <w:t xml:space="preserve">,</w:t>
+      </w:r>
+      <w:r>
+        <w:t xml:space="preserve"> </w:t>
+      </w:r>
+      <m:oMath>
+        <m:r>
+          <m:t> </m:t>
+        </m:r>
+        <m:sSub>
+          <m:e>
+            <m:r>
+              <m:t>ϑ</m:t>
+            </m:r>
+          </m:e>
+          <m:sub>
+            <m:r>
+              <m:t>1</m:t>
+            </m:r>
+          </m:sub>
+        </m:sSub>
+        <m:r>
+          <m:rPr>
+            <m:sty m:val="p"/>
+          </m:rPr>
+          <m:t>=</m:t>
+        </m:r>
+        <m:r>
+          <m:t>34</m:t>
+        </m:r>
+        <m:r>
+          <m:rPr>
+            <m:sty m:val="p"/>
+          </m:rPr>
+          <m:t>,</m:t>
+        </m:r>
+        <m:r>
+          <m:t>04</m:t>
+        </m:r>
+        <m:r>
+          <m:t> </m:t>
+        </m:r>
+        <m:r>
+          <m:rPr>
+            <m:sty m:val="p"/>
+          </m:rPr>
+          <m:t>°</m:t>
+        </m:r>
+        <m:r>
+          <m:rPr>
+            <m:sty m:val="p"/>
+          </m:rPr>
+          <m:t>C</m:t>
+        </m:r>
+      </m:oMath>
+      <w:r>
+        <w:t xml:space="preserve">,</w:t>
+      </w:r>
+      <w:r>
+        <w:t xml:space="preserve"> </w:t>
+      </w:r>
+      <m:oMath>
+        <m:r>
+          <m:t> </m:t>
+        </m:r>
+        <m:sSub>
+          <m:e>
+            <m:r>
+              <m:t>ϑ</m:t>
+            </m:r>
+          </m:e>
+          <m:sub>
+            <m:r>
+              <m:t>2</m:t>
+            </m:r>
+          </m:sub>
+        </m:sSub>
+        <m:r>
+          <m:rPr>
+            <m:sty m:val="p"/>
+          </m:rPr>
+          <m:t>=</m:t>
+        </m:r>
+        <m:r>
+          <m:t>30</m:t>
+        </m:r>
+        <m:r>
+          <m:rPr>
+            <m:sty m:val="p"/>
+          </m:rPr>
+          <m:t>,</m:t>
+        </m:r>
+        <m:r>
+          <m:t>96</m:t>
+        </m:r>
+        <m:r>
+          <m:t> </m:t>
+        </m:r>
+        <m:r>
+          <m:rPr>
+            <m:sty m:val="p"/>
+          </m:rPr>
+          <m:t>°</m:t>
+        </m:r>
+        <m:r>
+          <m:rPr>
+            <m:sty m:val="p"/>
+          </m:rPr>
+          <m:t>C</m:t>
+        </m:r>
+      </m:oMath>
+    </w:p>
+    <w:p>
+      <w:pPr>
+        <w:numPr>
+          <w:ilvl w:val="0"/>
+          <w:numId w:val="1002"/>
+        </w:numPr>
+      </w:pPr>
+      <w:r>
+        <w:t xml:space="preserve">Am nächsten Tag gibt es Milchkaffee: Die Milch wird je Tasse kurz vorher auf</w:t>
+      </w:r>
+      <w:r>
+        <w:t xml:space="preserve"> </w:t>
+      </w:r>
+      <m:oMath>
+        <m:sSub>
+          <m:e>
+            <m:r>
+              <m:t>ϑ</m:t>
+            </m:r>
+          </m:e>
+          <m:sub>
+            <m:r>
+              <m:t>M</m:t>
+            </m:r>
+            <m:r>
+              <m:rPr>
+                <m:sty m:val="p"/>
+              </m:rPr>
+              <m:t>,</m:t>
+            </m:r>
+            <m:r>
+              <m:t>h</m:t>
+            </m:r>
+          </m:sub>
+        </m:sSub>
+      </m:oMath>
+      <w:r>
+        <w:t xml:space="preserve"> </w:t>
+      </w:r>
+      <w:r>
+        <w:t xml:space="preserve">erwärmt und untergerührt (gleiche Masse und Stoffdaten, ohne Becher). Welche Tasse ist nach 60 Minuten wärmer? Sagen Sie es mit kurzer Begründung voraus, prüfen Sie dann mit den Gleichungen aus d) und erklären Sie das Ergebnis.</w:t>
+      </w:r>
+      <w:r>
+        <w:br/>
+      </w:r>
+      <m:oMath>
+        <m:r>
+          <m:t>35</m:t>
+        </m:r>
+        <m:r>
+          <m:rPr>
+            <m:sty m:val="p"/>
+          </m:rPr>
+          <m:t>,</m:t>
+        </m:r>
+        <m:r>
+          <m:t>99</m:t>
+        </m:r>
+        <m:r>
+          <m:t> </m:t>
+        </m:r>
+        <m:r>
+          <m:rPr>
+            <m:sty m:val="p"/>
+          </m:rPr>
+          <m:t>°</m:t>
+        </m:r>
+        <m:r>
+          <m:rPr>
+            <m:sty m:val="p"/>
+          </m:rPr>
+          <m:t>C</m:t>
+        </m:r>
+      </m:oMath>
+      <w:r>
+        <w:t xml:space="preserve"> </w:t>
+      </w:r>
+      <w:r>
+        <w:t xml:space="preserve">und</w:t>
+      </w:r>
+      <w:r>
+        <w:t xml:space="preserve"> </w:t>
+      </w:r>
+      <m:oMath>
+        <m:r>
+          <m:t>37</m:t>
+        </m:r>
+        <m:r>
+          <m:rPr>
+            <m:sty m:val="p"/>
+          </m:rPr>
+          <m:t>,</m:t>
+        </m:r>
+        <m:r>
+          <m:t>18</m:t>
+        </m:r>
+        <m:r>
+          <m:t> </m:t>
+        </m:r>
+        <m:r>
+          <m:rPr>
+            <m:sty m:val="p"/>
+          </m:rPr>
+          <m:t>°</m:t>
+        </m:r>
+        <m:r>
+          <m:rPr>
+            <m:sty m:val="p"/>
+          </m:rPr>
+          <m:t>C</m:t>
+        </m:r>
+      </m:oMath>
+      <w:r>
+        <w:t xml:space="preserve"> </w:t>
+      </w:r>
+      <w:r>
+        <w:t xml:space="preserve">(Zuordnung selbst bestimmen)</w:t>
+      </w:r>
+    </w:p>
+    <w:p>
+      <w:pPr>
+        <w:numPr>
+          <w:ilvl w:val="0"/>
+          <w:numId w:val="1002"/>
+        </w:numPr>
+      </w:pPr>
+      <w:r>
+        <w:rPr>
+          <w:iCs/>
+          <w:i/>
+        </w:rPr>
+        <w:t xml:space="preserve">Zusatzfrage:</w:t>
+      </w:r>
+      <w:r>
+        <w:t xml:space="preserve"> </w:t>
+      </w:r>
+      <w:r>
+        <w:t xml:space="preserve">(1) Bei welcher Milchtemperatur sind beide Tassen nach 60 Minuten gleich warm (ohne Becher)? (2) Die Milch für Tasse 2 steht ab</w:t>
+      </w:r>
+      <w:r>
+        <w:t xml:space="preserve"> </w:t>
+      </w:r>
+      <m:oMath>
+        <m:r>
+          <m:t>t</m:t>
+        </m:r>
+        <m:r>
+          <m:rPr>
+            <m:sty m:val="p"/>
+          </m:rPr>
+          <m:t>=</m:t>
+        </m:r>
+        <m:r>
+          <m:t>0</m:t>
+        </m:r>
+      </m:oMath>
+      <w:r>
+        <w:t xml:space="preserve"> </w:t>
+      </w:r>
+      <w:r>
+        <w:t xml:space="preserve">neben der Tasse und wird nur von der Raumluft erwärmt. Kann Tasse 2 so wärmer werden als Tasse 1? Begründen Sie mit einer Abschätzung und e).</w:t>
+      </w:r>
+      <w:r>
+        <w:br/>
+      </w:r>
+      <m:oMath>
+        <m:sSub>
+          <m:e>
+            <m:r>
+              <m:t>ϑ</m:t>
+            </m:r>
+          </m:e>
+          <m:sub>
+            <m:r>
+              <m:t>M</m:t>
+            </m:r>
+          </m:sub>
+        </m:sSub>
+        <m:r>
+          <m:rPr>
+            <m:sty m:val="p"/>
+          </m:rPr>
+          <m:t>=</m:t>
+        </m:r>
+        <m:r>
+          <m:t>47</m:t>
+        </m:r>
+        <m:r>
+          <m:rPr>
+            <m:sty m:val="p"/>
+          </m:rPr>
+          <m:t>,</m:t>
+        </m:r>
+        <m:r>
+          <m:t>0</m:t>
+        </m:r>
+        <m:r>
+          <m:t> </m:t>
+        </m:r>
+        <m:r>
+          <m:rPr>
+            <m:sty m:val="p"/>
+          </m:rPr>
+          <m:t>°</m:t>
+        </m:r>
+        <m:r>
+          <m:rPr>
+            <m:sty m:val="p"/>
+          </m:rPr>
+          <m:t>C</m:t>
+        </m:r>
+      </m:oMath>
+    </w:p>
+    <w:p>
+      <w:r>
+        <w:br w:type="page"/>
+      </w:r>
+    </w:p>
+    <w:p>
+      <w:pPr>
+        <w:pStyle w:val="Baustein"/>
+        <w:keepNext/>
+      </w:pPr>
+      <w:r>
+        <w:rPr>
+          <w:u w:val="single"/>
+          <w:bCs/>
+          <w:b/>
+        </w:rPr>
+        <w:t xml:space="preserve">Versuch zu Aufgabe 1</w:t>
+      </w:r>
+      <w:r>
+        <w:rPr>
+          <w:rStyle w:val="BausteinZusatz"/>
+        </w:rPr>
+        <w:t xml:space="preserve"> </w:t>
+      </w:r>
+      <w:r>
+        <w:rPr>
+          <w:rStyle w:val="BausteinZusatz"/>
+        </w:rPr>
+        <w:t xml:space="preserve">(im Tutorium, läuft neben der Rechnung)</w:t>
+      </w:r>
+    </w:p>
+    <w:p>
+      <w:pPr>
+        <w:pStyle w:val="BodyText"/>
+      </w:pPr>
+      <w:r>
+        <w:t xml:space="preserve">Drei gleiche, vorgewärmte Becher mit je 200 ml heißem Wasser oder Kaffee: Becher 1 bekommt die Milch sofort, Becher 2 und 3 erst nach 40 Minuten (Milch aus der Kühltasche bzw. aus einem Glas neben den Bechern). Nach 10 Minuten werden Becher 2 und 3 gemessen.</w:t>
+      </w:r>
+    </w:p>
+    <w:p>
+      <w:pPr>
+        <w:numPr>
+          <w:ilvl w:val="0"/>
+          <w:numId w:val="1003"/>
+        </w:numPr>
+        <w:pStyle w:val="Compact"/>
+      </w:pPr>
+      <w:r>
+        <w:t xml:space="preserve">Bestimmen Sie</w:t>
+      </w:r>
+      <w:r>
+        <w:t xml:space="preserve"> </w:t>
+      </w:r>
+      <m:oMath>
+        <m:r>
+          <m:t>k</m:t>
+        </m:r>
+        <m:r>
+          <m:t>A</m:t>
+        </m:r>
+      </m:oMath>
+      <w:r>
+        <w:t xml:space="preserve"> </w:t>
+      </w:r>
+      <w:r>
+        <w:t xml:space="preserve">aus dem Mittelwert wie in Teil c und sagen Sie mit den Gleichungen aus d) die Temperaturen nach 40 Minuten voraus (Becher 3 mit Milch bei Raumtemperatur).</w:t>
+      </w:r>
+    </w:p>
+    <w:p>
+      <w:pPr>
+        <w:numPr>
+          <w:ilvl w:val="0"/>
+          <w:numId w:val="1003"/>
+        </w:numPr>
+        <w:pStyle w:val="Compact"/>
+      </w:pPr>
+      <w:r>
+        <w:t xml:space="preserve">Ist der gemessene Unterschied zwischen Becher 1 und 2 größer als die Messunsicherheit? Nennen Sie zwei Gründe für Abweichungen vom Modell.</w:t>
+      </w:r>
+    </w:p>
+    <w:tbl>
+      <w:tblPr>
+        <w:tblStyle w:val="Table"/>
+        <w:tblW w:type="pct" w:w="5000"/>
+        <w:tblLook w:firstRow="1" w:lastRow="0" w:firstColumn="0" w:lastColumn="0" w:noHBand="0" w:noVBand="0" w:val="0020"/>
+        <w:jc w:val="start"/>
+      </w:tblPr>
+      <w:tblGrid>
+        <w:gridCol w:w="2269"/>
+        <w:gridCol w:w="1062"/>
+        <w:gridCol w:w="1159"/>
+        <w:gridCol w:w="1014"/>
+        <w:gridCol w:w="1207"/>
+        <w:gridCol w:w="1207"/>
+      </w:tblGrid>
+      <w:tr>
+        <w:trPr>
+          <w:cantSplit/>
+          <w:trHeight w:val="567" w:hRule="atLeast"/>
+          <w:tblHeader w:val="true"/>
+        </w:trPr>
+        <w:tc>
+          <w:tcPr/>
+          <w:p>
+            <w:pPr>
+              <w:pStyle w:val="Compact"/>
+              <w:keepNext/>
+              <w:jc w:val="left"/>
+            </w:pPr>
+            <w:r>
+              <w:t xml:space="preserve">Becher</w:t>
+            </w:r>
+          </w:p>
+        </w:tc>
+        <w:tc>
+          <w:tcPr/>
+          <w:p>
+            <w:pPr>
+              <w:pStyle w:val="Compact"/>
+              <w:keepNext/>
+              <w:jc w:val="left"/>
+            </w:pPr>
+            <w:r>
+              <w:t xml:space="preserve">Start</w:t>
+            </w:r>
+            <w:r>
+              <w:t xml:space="preserve"> </w:t>
+            </w:r>
+            <m:oMath>
+              <m:r>
+                <m:t>ϑ</m:t>
+              </m:r>
+              <m:d>
+                <m:dPr>
+                  <m:begChr m:val="("/>
+                  <m:endChr m:val=")"/>
+                  <m:sepChr m:val=""/>
+                  <m:grow/>
+                </m:dPr>
+                <m:e>
+                  <m:r>
+                    <m:t>0</m:t>
+                  </m:r>
+                </m:e>
+              </m:d>
+            </m:oMath>
+          </w:p>
+        </w:tc>
+        <w:tc>
+          <w:tcPr/>
+          <w:p>
+            <w:pPr>
+              <w:pStyle w:val="Compact"/>
+              <w:keepNext/>
+              <w:jc w:val="left"/>
+            </w:pPr>
+            <m:oMath>
+              <m:r>
+                <m:t>ϑ</m:t>
+              </m:r>
+              <m:d>
+                <m:dPr>
+                  <m:begChr m:val="("/>
+                  <m:endChr m:val=")"/>
+                  <m:sepChr m:val=""/>
+                  <m:grow/>
+                </m:dPr>
+                <m:e>
+                  <m:r>
+                    <m:t>10</m:t>
+                  </m:r>
+                  <m:r>
+                    <m:t> </m:t>
+                  </m:r>
+                  <m:r>
+                    <m:rPr>
+                      <m:sty m:val="p"/>
+                    </m:rPr>
+                    <m:t>m</m:t>
+                  </m:r>
+                  <m:r>
+                    <m:rPr>
+                      <m:sty m:val="p"/>
+                    </m:rPr>
+                    <m:t>i</m:t>
+                  </m:r>
+                  <m:r>
+                    <m:rPr>
+                      <m:sty m:val="p"/>
+                    </m:rPr>
+                    <m:t>n</m:t>
+                  </m:r>
+                </m:e>
+              </m:d>
+            </m:oMath>
+          </w:p>
+        </w:tc>
+        <w:tc>
+          <w:tcPr/>
+          <w:p>
+            <w:pPr>
+              <w:pStyle w:val="Compact"/>
+              <w:keepNext/>
+              <w:jc w:val="left"/>
+            </w:pPr>
+            <w:r>
+              <w:t xml:space="preserve">Milch</w:t>
+            </w:r>
+            <w:r>
+              <w:t xml:space="preserve"> </w:t>
+            </w:r>
+            <m:oMath>
+              <m:sSub>
+                <m:e>
+                  <m:r>
+                    <m:t>ϑ</m:t>
+                  </m:r>
+                </m:e>
+                <m:sub>
+                  <m:r>
+                    <m:t>M</m:t>
+                  </m:r>
+                </m:sub>
+              </m:sSub>
+            </m:oMath>
+          </w:p>
+        </w:tc>
+        <w:tc>
+          <w:tcPr/>
+          <w:p>
+            <w:pPr>
+              <w:pStyle w:val="Compact"/>
+              <w:keepNext/>
+              <w:jc w:val="left"/>
+            </w:pPr>
+            <w:r>
+              <w:t xml:space="preserve">Vorhersage</w:t>
+            </w:r>
+            <w:r>
+              <w:t xml:space="preserve"> </w:t>
+            </w:r>
+            <m:oMath>
+              <m:r>
+                <m:t>ϑ</m:t>
+              </m:r>
+              <m:d>
+                <m:dPr>
+                  <m:begChr m:val="("/>
+                  <m:endChr m:val=")"/>
+                  <m:sepChr m:val=""/>
+                  <m:grow/>
+                </m:dPr>
+                <m:e>
+                  <m:r>
+                    <m:t>40</m:t>
+                  </m:r>
+                  <m:r>
+                    <m:t> </m:t>
+                  </m:r>
+                  <m:r>
+                    <m:rPr>
+                      <m:sty m:val="p"/>
+                    </m:rPr>
+                    <m:t>m</m:t>
+                  </m:r>
+                  <m:r>
+                    <m:rPr>
+                      <m:sty m:val="p"/>
+                    </m:rPr>
+                    <m:t>i</m:t>
+                  </m:r>
+                  <m:r>
+                    <m:rPr>
+                      <m:sty m:val="p"/>
+                    </m:rPr>
+                    <m:t>n</m:t>
+                  </m:r>
+                </m:e>
+              </m:d>
+            </m:oMath>
+          </w:p>
+        </w:tc>
+        <w:tc>
+          <w:tcPr/>
+          <w:p>
+            <w:pPr>
+              <w:pStyle w:val="Compact"/>
+              <w:keepNext/>
+              <w:jc w:val="left"/>
+            </w:pPr>
+            <w:r>
+              <w:t xml:space="preserve">Messung</w:t>
+            </w:r>
+            <w:r>
+              <w:t xml:space="preserve"> </w:t>
+            </w:r>
+            <m:oMath>
+              <m:r>
+                <m:t>ϑ</m:t>
+              </m:r>
+              <m:d>
+                <m:dPr>
+                  <m:begChr m:val="("/>
+                  <m:endChr m:val=")"/>
+                  <m:sepChr m:val=""/>
+                  <m:grow/>
+                </m:dPr>
+                <m:e>
+                  <m:r>
+                    <m:t>40</m:t>
+                  </m:r>
+                  <m:r>
+                    <m:t> </m:t>
+                  </m:r>
+                  <m:r>
+                    <m:rPr>
+                      <m:sty m:val="p"/>
+                    </m:rPr>
+                    <m:t>m</m:t>
+                  </m:r>
+                  <m:r>
+                    <m:rPr>
+                      <m:sty m:val="p"/>
+                    </m:rPr>
+                    <m:t>i</m:t>
+                  </m:r>
+                  <m:r>
+                    <m:rPr>
+                      <m:sty m:val="p"/>
+                    </m:rPr>
+                    <m:t>n</m:t>
+                  </m:r>
+                </m:e>
+              </m:d>
+            </m:oMath>
+          </w:p>
+        </w:tc>
+      </w:tr>
+      <w:tr>
+        <w:trPr>
+          <w:cantSplit/>
+          <w:trHeight w:val="567" w:hRule="atLeast"/>
+        </w:trPr>
+        <w:tc>
+          <w:tcPr/>
+          <w:p>
+            <w:pPr>
+              <w:pStyle w:val="Compact"/>
+              <w:keepNext/>
+              <w:jc w:val="left"/>
+            </w:pPr>
+            <w:r>
+              <w:t xml:space="preserve">1: Milch sofort</w:t>
+            </w:r>
+          </w:p>
+        </w:tc>
+        <w:tc>
+          <w:tcPr/>
+          <w:p>
+            <w:pPr>
+              <w:pStyle w:val="Compact"/>
+              <w:keepNext/>
+            </w:pPr>
+          </w:p>
+        </w:tc>
         <w:tc>
           <w:tcPr/>
           <w:p>
@@ -1084,6 +3287,7 @@
       <w:tr>
         <w:trPr>
           <w:cantSplit/>
+          <w:trHeight w:val="567" w:hRule="atLeast"/>
         </w:trPr>
         <w:tc>
           <w:tcPr/>
@@ -1094,13 +3298,7 @@
               <w:jc w:val="left"/>
             </w:pPr>
             <w:r>
-              <w:rPr>
-                <w:iCs/>
-                <w:i/>
-                <w:bCs/>
-                <w:b/>
-              </w:rPr>
-              <w:t xml:space="preserve">Umgebung:</w:t>
+              <w:t xml:space="preserve">2: Milch nach 40 min aus der Kühltasche</w:t>
             </w:r>
           </w:p>
         </w:tc>
@@ -1113,200 +3311,6 @@
             </w:pPr>
           </w:p>
         </w:tc>
-        <w:tc>
-          <w:tcPr/>
-          <w:p>
-            <w:pPr>
-              <w:pStyle w:val="Compact"/>
-              <w:keepNext/>
-              <w:jc w:val="left"/>
-            </w:pPr>
-            <w:r>
-              <w:rPr>
-                <w:iCs/>
-                <w:i/>
-                <w:bCs/>
-                <w:b/>
-              </w:rPr>
-              <w:t xml:space="preserve">Messung:</w:t>
-            </w:r>
-          </w:p>
-        </w:tc>
-        <w:tc>
-          <w:tcPr/>
-          <w:p>
-            <w:pPr>
-              <w:pStyle w:val="Compact"/>
-              <w:keepNext/>
-            </w:pPr>
-          </w:p>
-        </w:tc>
-      </w:tr>
-      <w:tr>
-        <w:trPr>
-          <w:cantSplit/>
-        </w:trPr>
-        <w:tc>
-          <w:tcPr/>
-          <w:p>
-            <w:pPr>
-              <w:pStyle w:val="Compact"/>
-              <w:keepNext/>
-              <w:jc w:val="left"/>
-            </w:pPr>
-            <w:r>
-              <w:t xml:space="preserve">Temperatur:</w:t>
-            </w:r>
-          </w:p>
-        </w:tc>
-        <w:tc>
-          <w:tcPr/>
-          <w:p>
-            <w:pPr>
-              <w:pStyle w:val="Compact"/>
-              <w:keepNext/>
-              <w:jc w:val="left"/>
-            </w:pPr>
-            <m:oMath>
-              <m:sSub>
-                <m:e>
-                  <m:r>
-                    <m:t>ϑ</m:t>
-                  </m:r>
-                </m:e>
-                <m:sub>
-                  <m:r>
-                    <m:t>u</m:t>
-                  </m:r>
-                </m:sub>
-              </m:sSub>
-              <m:r>
-                <m:rPr>
-                  <m:sty m:val="p"/>
-                </m:rPr>
-                <m:t>=</m:t>
-              </m:r>
-              <m:r>
-                <m:t>20</m:t>
-              </m:r>
-              <m:r>
-                <m:t> </m:t>
-              </m:r>
-              <m:r>
-                <m:rPr>
-                  <m:sty m:val="p"/>
-                </m:rPr>
-                <m:t>°</m:t>
-              </m:r>
-              <m:r>
-                <m:rPr>
-                  <m:sty m:val="p"/>
-                </m:rPr>
-                <m:t>C</m:t>
-              </m:r>
-            </m:oMath>
-          </w:p>
-        </w:tc>
-        <w:tc>
-          <w:tcPr/>
-          <w:p>
-            <w:pPr>
-              <w:pStyle w:val="Compact"/>
-              <w:keepNext/>
-              <w:jc w:val="left"/>
-            </w:pPr>
-            <w:r>
-              <w:t xml:space="preserve">Temperatur nach 10 min:</w:t>
-            </w:r>
-          </w:p>
-        </w:tc>
-        <w:tc>
-          <w:tcPr/>
-          <w:p>
-            <w:pPr>
-              <w:pStyle w:val="Compact"/>
-              <w:keepNext/>
-              <w:jc w:val="left"/>
-            </w:pPr>
-            <m:oMath>
-              <m:sSub>
-                <m:e>
-                  <m:r>
-                    <m:t>ϑ</m:t>
-                  </m:r>
-                </m:e>
-                <m:sub>
-                  <m:r>
-                    <m:t>K</m:t>
-                  </m:r>
-                </m:sub>
-              </m:sSub>
-              <m:d>
-                <m:dPr>
-                  <m:begChr m:val="("/>
-                  <m:endChr m:val=")"/>
-                  <m:sepChr m:val=""/>
-                  <m:grow/>
-                </m:dPr>
-                <m:e>
-                  <m:r>
-                    <m:t>10</m:t>
-                  </m:r>
-                  <m:r>
-                    <m:t> </m:t>
-                  </m:r>
-                  <m:r>
-                    <m:rPr>
-                      <m:sty m:val="p"/>
-                    </m:rPr>
-                    <m:t>m</m:t>
-                  </m:r>
-                  <m:r>
-                    <m:rPr>
-                      <m:sty m:val="p"/>
-                    </m:rPr>
-                    <m:t>i</m:t>
-                  </m:r>
-                  <m:r>
-                    <m:rPr>
-                      <m:sty m:val="p"/>
-                    </m:rPr>
-                    <m:t>n</m:t>
-                  </m:r>
-                </m:e>
-              </m:d>
-              <m:r>
-                <m:rPr>
-                  <m:sty m:val="p"/>
-                </m:rPr>
-                <m:t>=</m:t>
-              </m:r>
-              <m:r>
-                <m:t>67</m:t>
-              </m:r>
-              <m:r>
-                <m:t> </m:t>
-              </m:r>
-              <m:r>
-                <m:rPr>
-                  <m:sty m:val="p"/>
-                </m:rPr>
-                <m:t>°</m:t>
-              </m:r>
-              <m:r>
-                <m:rPr>
-                  <m:sty m:val="p"/>
-                </m:rPr>
-                <m:t>C</m:t>
-              </m:r>
-            </m:oMath>
-          </w:p>
-        </w:tc>
-      </w:tr>
-      <w:tr>
-        <w:trPr>
-          <w:cantSplit/>
-        </w:trPr>
         <w:tc>
           <w:tcPr/>
           <w:p>
@@ -1347,188 +3351,7 @@
       <w:tr>
         <w:trPr>
           <w:cantSplit/>
-        </w:trPr>
-        <w:tc>
-          <w:tcPr/>
-          <w:p>
-            <w:pPr>
-              <w:pStyle w:val="Compact"/>
-              <w:keepNext/>
-              <w:jc w:val="left"/>
-            </w:pPr>
-            <w:r>
-              <w:rPr>
-                <w:iCs/>
-                <w:i/>
-                <w:bCs/>
-                <w:b/>
-              </w:rPr>
-              <w:t xml:space="preserve">Becher:</w:t>
-            </w:r>
-          </w:p>
-        </w:tc>
-        <w:tc>
-          <w:tcPr/>
-          <w:p>
-            <w:pPr>
-              <w:pStyle w:val="Compact"/>
-              <w:keepNext/>
-            </w:pPr>
-          </w:p>
-        </w:tc>
-        <w:tc>
-          <w:tcPr/>
-          <w:p>
-            <w:pPr>
-              <w:pStyle w:val="Compact"/>
-              <w:keepNext/>
-              <w:jc w:val="left"/>
-            </w:pPr>
-            <w:r>
-              <w:rPr>
-                <w:iCs/>
-                <w:i/>
-                <w:bCs/>
-                <w:b/>
-              </w:rPr>
-              <w:t xml:space="preserve">Milchschaum:</w:t>
-            </w:r>
-          </w:p>
-        </w:tc>
-        <w:tc>
-          <w:tcPr/>
-          <w:p>
-            <w:pPr>
-              <w:pStyle w:val="Compact"/>
-              <w:keepNext/>
-            </w:pPr>
-          </w:p>
-        </w:tc>
-      </w:tr>
-      <w:tr>
-        <w:trPr>
-          <w:cantSplit/>
-        </w:trPr>
-        <w:tc>
-          <w:tcPr/>
-          <w:p>
-            <w:pPr>
-              <w:pStyle w:val="Compact"/>
-              <w:keepNext/>
-              <w:jc w:val="left"/>
-            </w:pPr>
-            <w:r>
-              <w:t xml:space="preserve">Masse:</w:t>
-            </w:r>
-          </w:p>
-        </w:tc>
-        <w:tc>
-          <w:tcPr/>
-          <w:p>
-            <w:pPr>
-              <w:pStyle w:val="Compact"/>
-              <w:keepNext/>
-              <w:jc w:val="left"/>
-            </w:pPr>
-            <m:oMath>
-              <m:sSub>
-                <m:e>
-                  <m:r>
-                    <m:t>m</m:t>
-                  </m:r>
-                </m:e>
-                <m:sub>
-                  <m:r>
-                    <m:t>B</m:t>
-                  </m:r>
-                </m:sub>
-              </m:sSub>
-              <m:r>
-                <m:rPr>
-                  <m:sty m:val="p"/>
-                </m:rPr>
-                <m:t>=</m:t>
-              </m:r>
-              <m:r>
-                <m:t>300</m:t>
-              </m:r>
-              <m:r>
-                <m:t> </m:t>
-              </m:r>
-              <m:r>
-                <m:rPr>
-                  <m:sty m:val="p"/>
-                </m:rPr>
-                <m:t>g</m:t>
-              </m:r>
-            </m:oMath>
-          </w:p>
-        </w:tc>
-        <w:tc>
-          <w:tcPr/>
-          <w:p>
-            <w:pPr>
-              <w:pStyle w:val="Compact"/>
-              <w:keepNext/>
-              <w:jc w:val="left"/>
-            </w:pPr>
-            <w:r>
-              <w:t xml:space="preserve">Temperatur:</w:t>
-            </w:r>
-          </w:p>
-        </w:tc>
-        <w:tc>
-          <w:tcPr/>
-          <w:p>
-            <w:pPr>
-              <w:pStyle w:val="Compact"/>
-              <w:keepNext/>
-              <w:jc w:val="left"/>
-            </w:pPr>
-            <m:oMath>
-              <m:sSub>
-                <m:e>
-                  <m:r>
-                    <m:t>ϑ</m:t>
-                  </m:r>
-                </m:e>
-                <m:sub>
-                  <m:r>
-                    <m:t>S</m:t>
-                  </m:r>
-                </m:sub>
-              </m:sSub>
-              <m:r>
-                <m:rPr>
-                  <m:sty m:val="p"/>
-                </m:rPr>
-                <m:t>=</m:t>
-              </m:r>
-              <m:r>
-                <m:t>60</m:t>
-              </m:r>
-              <m:r>
-                <m:t> </m:t>
-              </m:r>
-              <m:r>
-                <m:rPr>
-                  <m:sty m:val="p"/>
-                </m:rPr>
-                <m:t>°</m:t>
-              </m:r>
-              <m:r>
-                <m:rPr>
-                  <m:sty m:val="p"/>
-                </m:rPr>
-                <m:t>C</m:t>
-              </m:r>
-            </m:oMath>
-          </w:p>
-        </w:tc>
-      </w:tr>
-      <w:tr>
-        <w:trPr>
-          <w:cantSplit/>
+          <w:trHeight w:val="567" w:hRule="atLeast"/>
         </w:trPr>
         <w:tc>
           <w:tcPr/>
@@ -1538,7 +3361,7 @@
               <w:jc w:val="left"/>
             </w:pPr>
             <w:r>
-              <w:t xml:space="preserve">Spez. Wärmekapazität:</w:t>
+              <w:t xml:space="preserve">3: Milch nach 40 min aus dem Glas</w:t>
             </w:r>
           </w:p>
         </w:tc>
@@ -1547,95 +3370,23 @@
           <w:p>
             <w:pPr>
               <w:pStyle w:val="Compact"/>
-              <w:jc w:val="left"/>
             </w:pPr>
-            <m:oMath>
-              <m:sSub>
-                <m:e>
-                  <m:r>
-                    <m:t>c</m:t>
-                  </m:r>
-                </m:e>
-                <m:sub>
-                  <m:r>
-                    <m:t>B</m:t>
-                  </m:r>
-                </m:sub>
-              </m:sSub>
-              <m:r>
-                <m:rPr>
-                  <m:sty m:val="p"/>
-                </m:rPr>
-                <m:t>=</m:t>
-              </m:r>
-              <m:r>
-                <m:t>0</m:t>
-              </m:r>
-              <m:r>
-                <m:rPr>
-                  <m:sty m:val="p"/>
-                </m:rPr>
-                <m:t>,</m:t>
-              </m:r>
-              <m:r>
-                <m:t>85</m:t>
-              </m:r>
-              <m:r>
-                <m:t> </m:t>
-              </m:r>
-              <m:r>
-                <m:rPr>
-                  <m:sty m:val="p"/>
-                </m:rPr>
-                <m:t>k</m:t>
-              </m:r>
-              <m:r>
-                <m:rPr>
-                  <m:sty m:val="p"/>
-                </m:rPr>
-                <m:t>J</m:t>
-              </m:r>
-              <m:r>
-                <m:rPr>
-                  <m:sty m:val="p"/>
-                </m:rPr>
-                <m:t>/</m:t>
-              </m:r>
-              <m:d>
-                <m:dPr>
-                  <m:begChr m:val="("/>
-                  <m:endChr m:val=")"/>
-                  <m:sepChr m:val=""/>
-                  <m:grow/>
-                </m:dPr>
-                <m:e>
-                  <m:r>
-                    <m:rPr>
-                      <m:sty m:val="p"/>
-                    </m:rPr>
-                    <m:t>k</m:t>
-                  </m:r>
-                  <m:r>
-                    <m:rPr>
-                      <m:sty m:val="p"/>
-                    </m:rPr>
-                    <m:t>g</m:t>
-                  </m:r>
-                  <m:r>
-                    <m:rPr>
-                      <m:sty m:val="p"/>
-                    </m:rPr>
-                    <m:t> </m:t>
-                  </m:r>
-                  <m:r>
-                    <m:rPr>
-                      <m:sty m:val="p"/>
-                    </m:rPr>
-                    <m:t>K</m:t>
-                  </m:r>
-                </m:e>
-              </m:d>
-            </m:oMath>
+          </w:p>
+        </w:tc>
+        <w:tc>
+          <w:tcPr/>
+          <w:p>
+            <w:pPr>
+              <w:pStyle w:val="Compact"/>
+            </w:pPr>
+          </w:p>
+        </w:tc>
+        <w:tc>
+          <w:tcPr/>
+          <w:p>
+            <w:pPr>
+              <w:pStyle w:val="Compact"/>
+            </w:pPr>
           </w:p>
         </w:tc>
         <w:tc>
@@ -1659,1175 +3410,46 @@
     <w:p>
       <w:pPr>
         <w:pStyle w:val="BodyText"/>
-        <w:keepNext/>
       </w:pPr>
       <w:r>
-        <w:rPr>
-          <w:bCs/>
-          <w:b/>
-        </w:rPr>
-        <w:t xml:space="preserve">Aufgabenstellung:</w:t>
+        <w:t xml:space="preserve">Raumtemperatur: __________ °C</w:t>
       </w:r>
     </w:p>
     <w:p>
       <w:pPr>
-        <w:numPr>
-          <w:ilvl w:val="0"/>
-          <w:numId w:val="1002"/>
-        </w:numPr>
+        <w:pStyle w:val="BodyText"/>
       </w:pPr>
       <w:r>
-        <w:t xml:space="preserve">Bestimmen Sie mit einer Energiebilanz die Mischtemperatur</w:t>
-      </w:r>
-      <w:r>
-        <w:t xml:space="preserve"> </w:t>
-      </w:r>
-      <m:oMath>
-        <m:sSub>
-          <m:e>
-            <m:r>
-              <m:t>ϑ</m:t>
-            </m:r>
-          </m:e>
-          <m:sub>
-            <m:r>
-              <m:t>1</m:t>
-            </m:r>
-            <m:r>
-              <m:rPr>
-                <m:sty m:val="p"/>
-              </m:rPr>
-              <m:t>,</m:t>
-            </m:r>
-            <m:r>
-              <m:t>0</m:t>
-            </m:r>
-          </m:sub>
-        </m:sSub>
-      </m:oMath>
-      <w:r>
-        <w:t xml:space="preserve"> </w:t>
-      </w:r>
-      <w:r>
-        <w:t xml:space="preserve">direkt nach dem Zugießen der Milch in Tasse 1.</w:t>
-      </w:r>
-      <w:r>
-        <w:br/>
-      </w:r>
-      <m:oMath>
-        <m:sSub>
-          <m:e>
-            <m:r>
-              <m:t>ϑ</m:t>
-            </m:r>
-          </m:e>
-          <m:sub>
-            <m:r>
-              <m:t>1</m:t>
-            </m:r>
-            <m:r>
-              <m:rPr>
-                <m:sty m:val="p"/>
-              </m:rPr>
-              <m:t>,</m:t>
-            </m:r>
-            <m:r>
-              <m:t>0</m:t>
-            </m:r>
-          </m:sub>
-        </m:sSub>
-        <m:r>
-          <m:rPr>
-            <m:sty m:val="p"/>
-          </m:rPr>
-          <m:t>=</m:t>
-        </m:r>
-        <m:r>
-          <m:t>70</m:t>
-        </m:r>
-        <m:r>
-          <m:rPr>
-            <m:sty m:val="p"/>
-          </m:rPr>
-          <m:t>,</m:t>
-        </m:r>
-        <m:r>
-          <m:t>47</m:t>
-        </m:r>
-        <m:r>
-          <m:t> </m:t>
-        </m:r>
-        <m:r>
-          <m:rPr>
-            <m:sty m:val="p"/>
-          </m:rPr>
-          <m:t>°</m:t>
-        </m:r>
-        <m:r>
-          <m:rPr>
-            <m:sty m:val="p"/>
-          </m:rPr>
-          <m:t>C</m:t>
-        </m:r>
-      </m:oMath>
+        <w:t xml:space="preserve">Mischtemperatur Becher 1: __________ °C</w:t>
+      </w:r>
     </w:p>
     <w:p>
       <w:pPr>
-        <w:numPr>
-          <w:ilvl w:val="0"/>
-          <w:numId w:val="1002"/>
-        </w:numPr>
+        <w:pStyle w:val="BodyText"/>
       </w:pPr>
-      <w:r>
-        <w:t xml:space="preserve">Zeichnen Sie den Bilanzraum für Tasse 1 in Abb. 1 ein und stellen Sie die instationäre Energiebilanz für den Inhalt einer Tasse auf. Lösen Sie die Differentialgleichung durch Trennung der Variablen für die Anfangstemperatur</w:t>
-      </w:r>
-      <w:r>
-        <w:t xml:space="preserve"> </w:t>
-      </w:r>
       <m:oMath>
         <m:r>
-          <m:t>T</m:t>
-        </m:r>
-        <m:d>
-          <m:dPr>
-            <m:begChr m:val="("/>
-            <m:endChr m:val=")"/>
-            <m:sepChr m:val=""/>
-            <m:grow/>
-          </m:dPr>
-          <m:e>
-            <m:r>
-              <m:t>t</m:t>
-            </m:r>
-            <m:r>
-              <m:rPr>
-                <m:sty m:val="p"/>
-              </m:rPr>
-              <m:t>=</m:t>
-            </m:r>
-            <m:r>
-              <m:t>0</m:t>
-            </m:r>
-            <m:r>
-              <m:t> </m:t>
-            </m:r>
-            <m:r>
-              <m:rPr>
-                <m:sty m:val="p"/>
-              </m:rPr>
-              <m:t>s</m:t>
-            </m:r>
-          </m:e>
-        </m:d>
-        <m:r>
-          <m:rPr>
-            <m:sty m:val="p"/>
-          </m:rPr>
-          <m:t>=</m:t>
-        </m:r>
-        <m:sSub>
-          <m:e>
-            <m:r>
-              <m:t>T</m:t>
-            </m:r>
-          </m:e>
-          <m:sub>
-            <m:r>
-              <m:t>0</m:t>
-            </m:r>
-          </m:sub>
-        </m:sSub>
+          <m:t>k</m:t>
+        </m:r>
+        <m:r>
+          <m:t>A</m:t>
+        </m:r>
       </m:oMath>
       <w:r>
-        <w:t xml:space="preserve">.</w:t>
-      </w:r>
-      <w:r>
-        <w:br/>
-      </w:r>
-      <m:oMath>
-        <m:r>
-          <m:t>T</m:t>
-        </m:r>
-        <m:d>
-          <m:dPr>
-            <m:begChr m:val="("/>
-            <m:endChr m:val=")"/>
-            <m:sepChr m:val=""/>
-            <m:grow/>
-          </m:dPr>
-          <m:e>
-            <m:r>
-              <m:t>t</m:t>
-            </m:r>
-          </m:e>
-        </m:d>
-        <m:r>
-          <m:rPr>
-            <m:sty m:val="p"/>
-          </m:rPr>
-          <m:t>=</m:t>
-        </m:r>
-        <m:sSub>
-          <m:e>
-            <m:r>
-              <m:t>T</m:t>
-            </m:r>
-          </m:e>
-          <m:sub>
-            <m:r>
-              <m:t>u</m:t>
-            </m:r>
-          </m:sub>
-        </m:sSub>
-        <m:r>
-          <m:rPr>
-            <m:sty m:val="p"/>
-          </m:rPr>
-          <m:t>+</m:t>
-        </m:r>
-        <m:d>
-          <m:dPr>
-            <m:begChr m:val="("/>
-            <m:endChr m:val=")"/>
-            <m:sepChr m:val=""/>
-            <m:grow/>
-          </m:dPr>
-          <m:e>
-            <m:sSub>
-              <m:e>
-                <m:r>
-                  <m:t>T</m:t>
-                </m:r>
-              </m:e>
-              <m:sub>
-                <m:r>
-                  <m:t>0</m:t>
-                </m:r>
-              </m:sub>
-            </m:sSub>
-            <m:r>
-              <m:rPr>
-                <m:sty m:val="p"/>
-              </m:rPr>
-              <m:t>−</m:t>
-            </m:r>
-            <m:sSub>
-              <m:e>
-                <m:r>
-                  <m:t>T</m:t>
-                </m:r>
-              </m:e>
-              <m:sub>
-                <m:r>
-                  <m:t>u</m:t>
-                </m:r>
-              </m:sub>
-            </m:sSub>
-          </m:e>
-        </m:d>
-        <m:r>
-          <m:rPr>
-            <m:sty m:val="p"/>
-          </m:rPr>
-          <m:t>⋅</m:t>
-        </m:r>
-        <m:r>
-          <m:rPr>
-            <m:sty m:val="p"/>
-          </m:rPr>
-          <m:t>exp</m:t>
-        </m:r>
-        <m:d>
-          <m:dPr>
-            <m:begChr m:val="("/>
-            <m:endChr m:val=")"/>
-            <m:sepChr m:val=""/>
-            <m:grow/>
-          </m:dPr>
-          <m:e>
-            <m:r>
-              <m:rPr>
-                <m:sty m:val="p"/>
-              </m:rPr>
-              <m:t>−</m:t>
-            </m:r>
-            <m:f>
-              <m:fPr>
-                <m:type m:val="bar"/>
-              </m:fPr>
-              <m:num>
-                <m:r>
-                  <m:t>k</m:t>
-                </m:r>
-                <m:r>
-                  <m:t>A</m:t>
-                </m:r>
-              </m:num>
-              <m:den>
-                <m:r>
-                  <m:t>m</m:t>
-                </m:r>
-                <m:r>
-                  <m:t> </m:t>
-                </m:r>
-                <m:sSub>
-                  <m:e>
-                    <m:r>
-                      <m:t>c</m:t>
-                    </m:r>
-                  </m:e>
-                  <m:sub>
-                    <m:r>
-                      <m:t>p</m:t>
-                    </m:r>
-                  </m:sub>
-                </m:sSub>
-              </m:den>
-            </m:f>
-            <m:r>
-              <m:t> </m:t>
-            </m:r>
-            <m:r>
-              <m:t>t</m:t>
-            </m:r>
-          </m:e>
-        </m:d>
-      </m:oMath>
+        <w:t xml:space="preserve"> </w:t>
+      </w:r>
+      <w:r>
+        <w:t xml:space="preserve">aus Becher 2 und 3: __________ W/K</w:t>
+      </w:r>
+    </w:p>
+    <w:p>
+      <w:r>
+        <w:br w:type="page"/>
+      </w:r>
     </w:p>
     <w:p>
       <w:pPr>
-        <w:numPr>
-          <w:ilvl w:val="0"/>
-          <w:numId w:val="1002"/>
-        </w:numPr>
-      </w:pPr>
-      <w:r>
-        <w:t xml:space="preserve">Bestimmen Sie aus der Messung in Tasse 2 das Produkt</w:t>
-      </w:r>
-      <w:r>
-        <w:t xml:space="preserve"> </w:t>
-      </w:r>
-      <m:oMath>
-        <m:r>
-          <m:t>k</m:t>
-        </m:r>
-        <m:r>
-          <m:t>A</m:t>
-        </m:r>
-      </m:oMath>
-      <w:r>
-        <w:t xml:space="preserve">.</w:t>
-      </w:r>
-      <w:r>
-        <w:br/>
-      </w:r>
-      <m:oMath>
-        <m:r>
-          <m:t>k</m:t>
-        </m:r>
-        <m:r>
-          <m:t>A</m:t>
-        </m:r>
-        <m:r>
-          <m:rPr>
-            <m:sty m:val="p"/>
-          </m:rPr>
-          <m:t>=</m:t>
-        </m:r>
-        <m:r>
-          <m:t>0</m:t>
-        </m:r>
-        <m:r>
-          <m:rPr>
-            <m:sty m:val="p"/>
-          </m:rPr>
-          <m:t>,</m:t>
-        </m:r>
-        <m:r>
-          <m:t>3402</m:t>
-        </m:r>
-        <m:r>
-          <m:t> </m:t>
-        </m:r>
-        <m:r>
-          <m:rPr>
-            <m:sty m:val="p"/>
-          </m:rPr>
-          <m:t>W</m:t>
-        </m:r>
-        <m:r>
-          <m:rPr>
-            <m:sty m:val="p"/>
-          </m:rPr>
-          <m:t>/</m:t>
-        </m:r>
-        <m:r>
-          <m:rPr>
-            <m:sty m:val="p"/>
-          </m:rPr>
-          <m:t>K</m:t>
-        </m:r>
-      </m:oMath>
-    </w:p>
-    <w:p>
-      <w:pPr>
-        <w:numPr>
-          <w:ilvl w:val="0"/>
-          <w:numId w:val="1002"/>
-        </w:numPr>
-      </w:pPr>
-      <w:r>
-        <w:t xml:space="preserve">Berechnen Sie die Temperaturen</w:t>
-      </w:r>
-      <w:r>
-        <w:t xml:space="preserve"> </w:t>
-      </w:r>
-      <m:oMath>
-        <m:sSub>
-          <m:e>
-            <m:r>
-              <m:t>ϑ</m:t>
-            </m:r>
-          </m:e>
-          <m:sub>
-            <m:r>
-              <m:t>1</m:t>
-            </m:r>
-          </m:sub>
-        </m:sSub>
-      </m:oMath>
-      <w:r>
-        <w:t xml:space="preserve"> </w:t>
-      </w:r>
-      <w:r>
-        <w:t xml:space="preserve">und</w:t>
-      </w:r>
-      <w:r>
-        <w:t xml:space="preserve"> </w:t>
-      </w:r>
-      <m:oMath>
-        <m:sSub>
-          <m:e>
-            <m:r>
-              <m:t>ϑ</m:t>
-            </m:r>
-          </m:e>
-          <m:sub>
-            <m:r>
-              <m:t>2</m:t>
-            </m:r>
-          </m:sub>
-        </m:sSub>
-      </m:oMath>
-      <w:r>
-        <w:t xml:space="preserve"> </w:t>
-      </w:r>
-      <w:r>
-        <w:t xml:space="preserve">beider Tassen nach 60 Minuten, bei Tasse 2 direkt nach dem Zugießen der Milch. Welche Tasse ist kühler?</w:t>
-      </w:r>
-      <w:r>
-        <w:br/>
-      </w:r>
-      <m:oMath>
-        <m:sSub>
-          <m:e>
-            <m:r>
-              <m:t>ϑ</m:t>
-            </m:r>
-          </m:e>
-          <m:sub>
-            <m:r>
-              <m:t>1</m:t>
-            </m:r>
-          </m:sub>
-        </m:sSub>
-        <m:r>
-          <m:rPr>
-            <m:sty m:val="p"/>
-          </m:rPr>
-          <m:t>=</m:t>
-        </m:r>
-        <m:r>
-          <m:t>34</m:t>
-        </m:r>
-        <m:r>
-          <m:rPr>
-            <m:sty m:val="p"/>
-          </m:rPr>
-          <m:t>,</m:t>
-        </m:r>
-        <m:r>
-          <m:t>05</m:t>
-        </m:r>
-        <m:r>
-          <m:t> </m:t>
-        </m:r>
-        <m:r>
-          <m:rPr>
-            <m:sty m:val="p"/>
-          </m:rPr>
-          <m:t>°</m:t>
-        </m:r>
-        <m:r>
-          <m:rPr>
-            <m:sty m:val="p"/>
-          </m:rPr>
-          <m:t>C</m:t>
-        </m:r>
-      </m:oMath>
-      <w:r>
-        <w:t xml:space="preserve">,</w:t>
-      </w:r>
-      <w:r>
-        <w:t xml:space="preserve"> </w:t>
-      </w:r>
-      <m:oMath>
-        <m:r>
-          <m:t> </m:t>
-        </m:r>
-        <m:sSub>
-          <m:e>
-            <m:r>
-              <m:t>ϑ</m:t>
-            </m:r>
-          </m:e>
-          <m:sub>
-            <m:r>
-              <m:t>2</m:t>
-            </m:r>
-          </m:sub>
-        </m:sSub>
-        <m:r>
-          <m:rPr>
-            <m:sty m:val="p"/>
-          </m:rPr>
-          <m:t>=</m:t>
-        </m:r>
-        <m:r>
-          <m:t>30</m:t>
-        </m:r>
-        <m:r>
-          <m:rPr>
-            <m:sty m:val="p"/>
-          </m:rPr>
-          <m:t>,</m:t>
-        </m:r>
-        <m:r>
-          <m:t>19</m:t>
-        </m:r>
-        <m:r>
-          <m:t> </m:t>
-        </m:r>
-        <m:r>
-          <m:rPr>
-            <m:sty m:val="p"/>
-          </m:rPr>
-          <m:t>°</m:t>
-        </m:r>
-        <m:r>
-          <m:rPr>
-            <m:sty m:val="p"/>
-          </m:rPr>
-          <m:t>C</m:t>
-        </m:r>
-      </m:oMath>
-    </w:p>
-    <w:p>
-      <w:pPr>
-        <w:numPr>
-          <w:ilvl w:val="0"/>
-          <w:numId w:val="1002"/>
-        </w:numPr>
-      </w:pPr>
-      <w:r>
-        <w:t xml:space="preserve">Berechnen Sie für beide Tassen die Wärme, die in den 60 Minuten an die Umgebung abgegeben wird. Erklären Sie damit das Ergebnis aus d). Hat Ihr Mitbewohner recht?</w:t>
-      </w:r>
-      <w:r>
-        <w:br/>
-      </w:r>
-      <m:oMath>
-        <m:sSub>
-          <m:e>
-            <m:r>
-              <m:t>Q</m:t>
-            </m:r>
-          </m:e>
-          <m:sub>
-            <m:r>
-              <m:t>1</m:t>
-            </m:r>
-          </m:sub>
-        </m:sSub>
-        <m:r>
-          <m:rPr>
-            <m:sty m:val="p"/>
-          </m:rPr>
-          <m:t>=</m:t>
-        </m:r>
-        <m:r>
-          <m:t>34</m:t>
-        </m:r>
-        <m:r>
-          <m:rPr>
-            <m:sty m:val="p"/>
-          </m:rPr>
-          <m:t>,</m:t>
-        </m:r>
-        <m:r>
-          <m:t>88</m:t>
-        </m:r>
-        <m:r>
-          <m:t> </m:t>
-        </m:r>
-        <m:r>
-          <m:rPr>
-            <m:sty m:val="p"/>
-          </m:rPr>
-          <m:t>k</m:t>
-        </m:r>
-        <m:r>
-          <m:rPr>
-            <m:sty m:val="p"/>
-          </m:rPr>
-          <m:t>J</m:t>
-        </m:r>
-      </m:oMath>
-      <w:r>
-        <w:t xml:space="preserve">,</w:t>
-      </w:r>
-      <w:r>
-        <w:t xml:space="preserve"> </w:t>
-      </w:r>
-      <m:oMath>
-        <m:r>
-          <m:t> </m:t>
-        </m:r>
-        <m:sSub>
-          <m:e>
-            <m:r>
-              <m:t>Q</m:t>
-            </m:r>
-          </m:e>
-          <m:sub>
-            <m:r>
-              <m:t>2</m:t>
-            </m:r>
-          </m:sub>
-        </m:sSub>
-        <m:r>
-          <m:rPr>
-            <m:sty m:val="p"/>
-          </m:rPr>
-          <m:t>=</m:t>
-        </m:r>
-        <m:r>
-          <m:t>38</m:t>
-        </m:r>
-        <m:r>
-          <m:rPr>
-            <m:sty m:val="p"/>
-          </m:rPr>
-          <m:t>,</m:t>
-        </m:r>
-        <m:r>
-          <m:t>57</m:t>
-        </m:r>
-        <m:r>
-          <m:t> </m:t>
-        </m:r>
-        <m:r>
-          <m:rPr>
-            <m:sty m:val="p"/>
-          </m:rPr>
-          <m:t>k</m:t>
-        </m:r>
-        <m:r>
-          <m:rPr>
-            <m:sty m:val="p"/>
-          </m:rPr>
-          <m:t>J</m:t>
-        </m:r>
-      </m:oMath>
-    </w:p>
-    <w:p>
-      <w:pPr>
-        <w:numPr>
-          <w:ilvl w:val="0"/>
-          <w:numId w:val="1002"/>
-        </w:numPr>
-      </w:pPr>
-      <w:r>
-        <w:t xml:space="preserve">Die Tassen sind in Wirklichkeit Keramikbecher. Sie wurden vorgewärmt und haben immer die Temperatur ihres Inhalts. Bestimmen Sie</w:t>
-      </w:r>
-      <w:r>
-        <w:t xml:space="preserve"> </w:t>
-      </w:r>
-      <m:oMath>
-        <m:r>
-          <m:t>k</m:t>
-        </m:r>
-        <m:r>
-          <m:t>A</m:t>
-        </m:r>
-      </m:oMath>
-      <w:r>
-        <w:t xml:space="preserve"> </w:t>
-      </w:r>
-      <w:r>
-        <w:t xml:space="preserve">mit Becher erneut aus der Messung und berechnen Sie</w:t>
-      </w:r>
-      <w:r>
-        <w:t xml:space="preserve"> </w:t>
-      </w:r>
-      <m:oMath>
-        <m:sSub>
-          <m:e>
-            <m:r>
-              <m:t>ϑ</m:t>
-            </m:r>
-          </m:e>
-          <m:sub>
-            <m:r>
-              <m:t>1</m:t>
-            </m:r>
-          </m:sub>
-        </m:sSub>
-      </m:oMath>
-      <w:r>
-        <w:t xml:space="preserve"> </w:t>
-      </w:r>
-      <w:r>
-        <w:t xml:space="preserve">und</w:t>
-      </w:r>
-      <w:r>
-        <w:t xml:space="preserve"> </w:t>
-      </w:r>
-      <m:oMath>
-        <m:sSub>
-          <m:e>
-            <m:r>
-              <m:t>ϑ</m:t>
-            </m:r>
-          </m:e>
-          <m:sub>
-            <m:r>
-              <m:t>2</m:t>
-            </m:r>
-          </m:sub>
-        </m:sSub>
-      </m:oMath>
-      <w:r>
-        <w:t xml:space="preserve"> </w:t>
-      </w:r>
-      <w:r>
-        <w:t xml:space="preserve">noch einmal. Bleibt die Aussage aus d) gültig?</w:t>
-      </w:r>
-      <w:r>
-        <w:br/>
-      </w:r>
-      <m:oMath>
-        <m:r>
-          <m:t>k</m:t>
-        </m:r>
-        <m:r>
-          <m:t>A</m:t>
-        </m:r>
-        <m:r>
-          <m:rPr>
-            <m:sty m:val="p"/>
-          </m:rPr>
-          <m:t>=</m:t>
-        </m:r>
-        <m:r>
-          <m:t>0</m:t>
-        </m:r>
-        <m:r>
-          <m:rPr>
-            <m:sty m:val="p"/>
-          </m:rPr>
-          <m:t>,</m:t>
-        </m:r>
-        <m:r>
-          <m:t>4440</m:t>
-        </m:r>
-        <m:r>
-          <m:t> </m:t>
-        </m:r>
-        <m:r>
-          <m:rPr>
-            <m:sty m:val="p"/>
-          </m:rPr>
-          <m:t>W</m:t>
-        </m:r>
-        <m:r>
-          <m:rPr>
-            <m:sty m:val="p"/>
-          </m:rPr>
-          <m:t>/</m:t>
-        </m:r>
-        <m:r>
-          <m:rPr>
-            <m:sty m:val="p"/>
-          </m:rPr>
-          <m:t>K</m:t>
-        </m:r>
-      </m:oMath>
-      <w:r>
-        <w:t xml:space="preserve">,</w:t>
-      </w:r>
-      <w:r>
-        <w:t xml:space="preserve"> </w:t>
-      </w:r>
-      <m:oMath>
-        <m:r>
-          <m:t> </m:t>
-        </m:r>
-        <m:sSub>
-          <m:e>
-            <m:r>
-              <m:t>ϑ</m:t>
-            </m:r>
-          </m:e>
-          <m:sub>
-            <m:r>
-              <m:t>1</m:t>
-            </m:r>
-          </m:sub>
-        </m:sSub>
-        <m:r>
-          <m:rPr>
-            <m:sty m:val="p"/>
-          </m:rPr>
-          <m:t>=</m:t>
-        </m:r>
-        <m:r>
-          <m:t>34</m:t>
-        </m:r>
-        <m:r>
-          <m:rPr>
-            <m:sty m:val="p"/>
-          </m:rPr>
-          <m:t>,</m:t>
-        </m:r>
-        <m:r>
-          <m:t>04</m:t>
-        </m:r>
-        <m:r>
-          <m:t> </m:t>
-        </m:r>
-        <m:r>
-          <m:rPr>
-            <m:sty m:val="p"/>
-          </m:rPr>
-          <m:t>°</m:t>
-        </m:r>
-        <m:r>
-          <m:rPr>
-            <m:sty m:val="p"/>
-          </m:rPr>
-          <m:t>C</m:t>
-        </m:r>
-      </m:oMath>
-      <w:r>
-        <w:t xml:space="preserve">,</w:t>
-      </w:r>
-      <w:r>
-        <w:t xml:space="preserve"> </w:t>
-      </w:r>
-      <m:oMath>
-        <m:r>
-          <m:t> </m:t>
-        </m:r>
-        <m:sSub>
-          <m:e>
-            <m:r>
-              <m:t>ϑ</m:t>
-            </m:r>
-          </m:e>
-          <m:sub>
-            <m:r>
-              <m:t>2</m:t>
-            </m:r>
-          </m:sub>
-        </m:sSub>
-        <m:r>
-          <m:rPr>
-            <m:sty m:val="p"/>
-          </m:rPr>
-          <m:t>=</m:t>
-        </m:r>
-        <m:r>
-          <m:t>30</m:t>
-        </m:r>
-        <m:r>
-          <m:rPr>
-            <m:sty m:val="p"/>
-          </m:rPr>
-          <m:t>,</m:t>
-        </m:r>
-        <m:r>
-          <m:t>96</m:t>
-        </m:r>
-        <m:r>
-          <m:t> </m:t>
-        </m:r>
-        <m:r>
-          <m:rPr>
-            <m:sty m:val="p"/>
-          </m:rPr>
-          <m:t>°</m:t>
-        </m:r>
-        <m:r>
-          <m:rPr>
-            <m:sty m:val="p"/>
-          </m:rPr>
-          <m:t>C</m:t>
-        </m:r>
-      </m:oMath>
-    </w:p>
-    <w:p>
-      <w:pPr>
-        <w:numPr>
-          <w:ilvl w:val="0"/>
-          <w:numId w:val="1002"/>
-        </w:numPr>
-      </w:pPr>
-      <w:r>
-        <w:t xml:space="preserve">Am nächsten Tag trinkt Ihr Mitbewohner Cappuccino: Statt kalter Milch kommt Milchschaum mit</w:t>
-      </w:r>
-      <w:r>
-        <w:t xml:space="preserve"> </w:t>
-      </w:r>
-      <m:oMath>
-        <m:sSub>
-          <m:e>
-            <m:r>
-              <m:t>ϑ</m:t>
-            </m:r>
-          </m:e>
-          <m:sub>
-            <m:r>
-              <m:t>S</m:t>
-            </m:r>
-          </m:sub>
-        </m:sSub>
-      </m:oMath>
-      <w:r>
-        <w:t xml:space="preserve"> </w:t>
-      </w:r>
-      <w:r>
-        <w:t xml:space="preserve">in beide Tassen (gleiche Masse, Becher wieder vernachlässigt). Sagen Sie zuerst voraus, welche Tasse nach 60 Minuten wärmer ist. Prüfen Sie Ihre Vorhersage dann mit den Gleichungen aus d).</w:t>
-      </w:r>
-      <w:r>
-        <w:br/>
-      </w:r>
-      <m:oMath>
-        <m:sSub>
-          <m:e>
-            <m:r>
-              <m:t>ϑ</m:t>
-            </m:r>
-          </m:e>
-          <m:sub>
-            <m:r>
-              <m:t>1</m:t>
-            </m:r>
-          </m:sub>
-        </m:sSub>
-        <m:r>
-          <m:rPr>
-            <m:sty m:val="p"/>
-          </m:rPr>
-          <m:t>=</m:t>
-        </m:r>
-        <m:r>
-          <m:t>35</m:t>
-        </m:r>
-        <m:r>
-          <m:rPr>
-            <m:sty m:val="p"/>
-          </m:rPr>
-          <m:t>,</m:t>
-        </m:r>
-        <m:r>
-          <m:t>99</m:t>
-        </m:r>
-        <m:r>
-          <m:t> </m:t>
-        </m:r>
-        <m:r>
-          <m:rPr>
-            <m:sty m:val="p"/>
-          </m:rPr>
-          <m:t>°</m:t>
-        </m:r>
-        <m:r>
-          <m:rPr>
-            <m:sty m:val="p"/>
-          </m:rPr>
-          <m:t>C</m:t>
-        </m:r>
-      </m:oMath>
-      <w:r>
-        <w:t xml:space="preserve">,</w:t>
-      </w:r>
-      <w:r>
-        <w:t xml:space="preserve"> </w:t>
-      </w:r>
-      <m:oMath>
-        <m:r>
-          <m:t> </m:t>
-        </m:r>
-        <m:sSub>
-          <m:e>
-            <m:r>
-              <m:t>ϑ</m:t>
-            </m:r>
-          </m:e>
-          <m:sub>
-            <m:r>
-              <m:t>2</m:t>
-            </m:r>
-          </m:sub>
-        </m:sSub>
-        <m:r>
-          <m:rPr>
-            <m:sty m:val="p"/>
-          </m:rPr>
-          <m:t>=</m:t>
-        </m:r>
-        <m:r>
-          <m:t>37</m:t>
-        </m:r>
-        <m:r>
-          <m:rPr>
-            <m:sty m:val="p"/>
-          </m:rPr>
-          <m:t>,</m:t>
-        </m:r>
-        <m:r>
-          <m:t>18</m:t>
-        </m:r>
-        <m:r>
-          <m:t> </m:t>
-        </m:r>
-        <m:r>
-          <m:rPr>
-            <m:sty m:val="p"/>
-          </m:rPr>
-          <m:t>°</m:t>
-        </m:r>
-        <m:r>
-          <m:rPr>
-            <m:sty m:val="p"/>
-          </m:rPr>
-          <m:t>C</m:t>
-        </m:r>
-      </m:oMath>
-    </w:p>
-    <w:p>
-      <w:pPr>
-        <w:numPr>
-          <w:ilvl w:val="0"/>
-          <w:numId w:val="1002"/>
-        </w:numPr>
-      </w:pPr>
-      <w:r>
-        <w:rPr>
-          <w:iCs/>
-          <w:i/>
-        </w:rPr>
-        <w:t xml:space="preserve">Zusatzfrage:</w:t>
-      </w:r>
-      <w:r>
-        <w:t xml:space="preserve"> </w:t>
-      </w:r>
-      <w:r>
-        <w:t xml:space="preserve">(1) Bei welcher Milchtemperatur ist es egal, ob die Milch sofort oder erst nach 60 Minuten hineinkommt (ohne Becher)? (2) Sie nehmen die Milch für Tasse 2 schon bei</w:t>
-      </w:r>
-      <w:r>
-        <w:t xml:space="preserve"> </w:t>
-      </w:r>
-      <m:oMath>
-        <m:r>
-          <m:t>t</m:t>
-        </m:r>
-        <m:r>
-          <m:rPr>
-            <m:sty m:val="p"/>
-          </m:rPr>
-          <m:t>=</m:t>
-        </m:r>
-        <m:r>
-          <m:t>0</m:t>
-        </m:r>
-      </m:oMath>
-      <w:r>
-        <w:t xml:space="preserve"> </w:t>
-      </w:r>
-      <w:r>
-        <w:t xml:space="preserve">aus dem Kühlschrank und stellen sie neben die Tasse. Kann Tasse 2 dadurch wärmer werden als Tasse 1? Begründen Sie mit einer Abschätzung und den Ergebnissen aus e).</w:t>
-      </w:r>
-      <w:r>
-        <w:br/>
-      </w:r>
-      <w:r>
-        <w:t xml:space="preserve">Zu (1):</w:t>
-      </w:r>
-      <w:r>
-        <w:t xml:space="preserve"> </w:t>
-      </w:r>
-      <m:oMath>
-        <m:sSub>
-          <m:e>
-            <m:r>
-              <m:t>ϑ</m:t>
-            </m:r>
-          </m:e>
-          <m:sub>
-            <m:r>
-              <m:t>M</m:t>
-            </m:r>
-          </m:sub>
-        </m:sSub>
-        <m:r>
-          <m:rPr>
-            <m:sty m:val="p"/>
-          </m:rPr>
-          <m:t>=</m:t>
-        </m:r>
-        <m:r>
-          <m:t>47</m:t>
-        </m:r>
-        <m:r>
-          <m:rPr>
-            <m:sty m:val="p"/>
-          </m:rPr>
-          <m:t>,</m:t>
-        </m:r>
-        <m:r>
-          <m:t>0</m:t>
-        </m:r>
-        <m:r>
-          <m:t> </m:t>
-        </m:r>
-        <m:r>
-          <m:rPr>
-            <m:sty m:val="p"/>
-          </m:rPr>
-          <m:t>°</m:t>
-        </m:r>
-        <m:r>
-          <m:rPr>
-            <m:sty m:val="p"/>
-          </m:rPr>
-          <m:t>C</m:t>
-        </m:r>
-      </m:oMath>
-    </w:p>
-    <w:p>
-      <w:pPr>
-        <w:pStyle w:val="FirstParagraph"/>
+        <w:pStyle w:val="Baustein"/>
         <w:keepNext/>
       </w:pPr>
       <w:r>
@@ -2836,13 +3458,21 @@
           <w:bCs/>
           <w:b/>
         </w:rPr>
-        <w:t xml:space="preserve">Versuch zu Aufgabe 1</w:t>
-      </w:r>
-      <w:r>
-        <w:t xml:space="preserve"> </w:t>
-      </w:r>
-      <w:r>
-        <w:t xml:space="preserve">(im Tutorium, läuft neben der Rechnung)</w:t>
+        <w:t xml:space="preserve">Lösung</w:t>
+      </w:r>
+    </w:p>
+    <w:p>
+      <w:pPr>
+        <w:pStyle w:val="Baustein"/>
+        <w:keepNext/>
+      </w:pPr>
+      <w:r>
+        <w:rPr>
+          <w:u w:val="single"/>
+          <w:bCs/>
+          <w:b/>
+        </w:rPr>
+        <w:t xml:space="preserve">Frage 1</w:t>
       </w:r>
     </w:p>
     <w:p>
@@ -2850,351 +3480,12 @@
         <w:pStyle w:val="BodyText"/>
       </w:pPr>
       <w:r>
-        <w:rPr>
-          <w:iCs/>
-          <w:i/>
-        </w:rPr>
-        <w:t xml:space="preserve">Material:</w:t>
-      </w:r>
-      <w:r>
-        <w:t xml:space="preserve"> </w:t>
-      </w:r>
-      <w:r>
-        <w:t xml:space="preserve">drei gleiche Becher, heißes Wasser oder Kaffee aus der Thermoskanne, Milch aus der Kühltasche, ein kleines Glas, Messbecher, ein Einstichthermometer für alle Becher, Löffel, Uhr.</w:t>
+        <w:t xml:space="preserve">Tasse 1 (Milch sofort) ist nach einer Stunde wärmer: 34,05 °C gegenüber 30,19 °C. Das Argument des Mitbewohners trägt nicht: Erhalten bleibt die Energie von Kaffee, Milch und Umgebung zusammen; wie viel Wärme an die Umgebung geht, hängt vom Temperaturverlauf ab (Aufgabe 1, Teile d und e).</w:t>
       </w:r>
     </w:p>
     <w:p>
       <w:pPr>
-        <w:numPr>
-          <w:ilvl w:val="0"/>
-          <w:numId w:val="1003"/>
-        </w:numPr>
-        <w:pStyle w:val="Compact"/>
-      </w:pPr>
-      <w:r>
-        <w:t xml:space="preserve">Notieren Sie Ihre Vermutung zu Frage 1.</w:t>
-      </w:r>
-    </w:p>
-    <w:p>
-      <w:pPr>
-        <w:numPr>
-          <w:ilvl w:val="0"/>
-          <w:numId w:val="1003"/>
-        </w:numPr>
-        <w:pStyle w:val="Compact"/>
-      </w:pPr>
-      <m:oMath>
-        <m:r>
-          <m:t>t</m:t>
-        </m:r>
-        <m:r>
-          <m:rPr>
-            <m:sty m:val="p"/>
-          </m:rPr>
-          <m:t>=</m:t>
-        </m:r>
-        <m:r>
-          <m:t>0</m:t>
-        </m:r>
-      </m:oMath>
-      <w:r>
-        <w:t xml:space="preserve">: Becher vorwärmen, je 200 ml einfüllen und die Starttemperatur messen. Becher 1 bekommt die Milch sofort. Für Becher 2 bleibt die Milch in der Kühltasche, für Becher 3 steht sie im Glas neben dem Becher.</w:t>
-      </w:r>
-    </w:p>
-    <w:p>
-      <w:pPr>
-        <w:numPr>
-          <w:ilvl w:val="0"/>
-          <w:numId w:val="1003"/>
-        </w:numPr>
-        <w:pStyle w:val="Compact"/>
-      </w:pPr>
-      <m:oMath>
-        <m:r>
-          <m:t>t</m:t>
-        </m:r>
-        <m:r>
-          <m:rPr>
-            <m:sty m:val="p"/>
-          </m:rPr>
-          <m:t>=</m:t>
-        </m:r>
-        <m:r>
-          <m:t>10</m:t>
-        </m:r>
-        <m:r>
-          <m:t> </m:t>
-        </m:r>
-        <m:r>
-          <m:rPr>
-            <m:sty m:val="p"/>
-          </m:rPr>
-          <m:t>m</m:t>
-        </m:r>
-        <m:r>
-          <m:rPr>
-            <m:sty m:val="p"/>
-          </m:rPr>
-          <m:t>i</m:t>
-        </m:r>
-        <m:r>
-          <m:rPr>
-            <m:sty m:val="p"/>
-          </m:rPr>
-          <m:t>n</m:t>
-        </m:r>
-      </m:oMath>
-      <w:r>
-        <w:t xml:space="preserve">: Becher 2 messen und daraus</w:t>
-      </w:r>
-      <w:r>
-        <w:t xml:space="preserve"> </w:t>
-      </w:r>
-      <m:oMath>
-        <m:r>
-          <m:t>k</m:t>
-        </m:r>
-        <m:r>
-          <m:t>A</m:t>
-        </m:r>
-      </m:oMath>
-      <w:r>
-        <w:t xml:space="preserve"> </w:t>
-      </w:r>
-      <w:r>
-        <w:t xml:space="preserve">wie in Teil f (mit Becher) bestimmen.</w:t>
-      </w:r>
-    </w:p>
-    <w:p>
-      <w:pPr>
-        <w:numPr>
-          <w:ilvl w:val="0"/>
-          <w:numId w:val="1003"/>
-        </w:numPr>
-        <w:pStyle w:val="Compact"/>
-      </w:pPr>
-      <w:r>
-        <w:t xml:space="preserve">Mit den gemessenen Werten die Temperaturen nach 60 Minuten vorhersagen, für Becher 3 mit Milch bei Raumtemperatur.</w:t>
-      </w:r>
-    </w:p>
-    <w:p>
-      <w:pPr>
-        <w:numPr>
-          <w:ilvl w:val="0"/>
-          <w:numId w:val="1003"/>
-        </w:numPr>
-        <w:pStyle w:val="Compact"/>
-      </w:pPr>
-      <m:oMath>
-        <m:r>
-          <m:t>t</m:t>
-        </m:r>
-        <m:r>
-          <m:rPr>
-            <m:sty m:val="p"/>
-          </m:rPr>
-          <m:t>=</m:t>
-        </m:r>
-        <m:r>
-          <m:t>60</m:t>
-        </m:r>
-        <m:r>
-          <m:t> </m:t>
-        </m:r>
-        <m:r>
-          <m:rPr>
-            <m:sty m:val="p"/>
-          </m:rPr>
-          <m:t>m</m:t>
-        </m:r>
-        <m:r>
-          <m:rPr>
-            <m:sty m:val="p"/>
-          </m:rPr>
-          <m:t>i</m:t>
-        </m:r>
-        <m:r>
-          <m:rPr>
-            <m:sty m:val="p"/>
-          </m:rPr>
-          <m:t>n</m:t>
-        </m:r>
-      </m:oMath>
-      <w:r>
-        <w:t xml:space="preserve">: Milchtemperatur in Kühltasche und Glas messen, Milch in Becher 2 und 3 gießen, umrühren und alle drei Becher messen.</w:t>
-      </w:r>
-    </w:p>
-    <w:tbl>
-      <w:tblPr>
-        <w:tblStyle w:val="Table"/>
-        <w:tblW w:type="pct" w:w="5000"/>
-        <w:tblLook w:firstRow="1" w:lastRow="0" w:firstColumn="0" w:lastColumn="0" w:noHBand="0" w:noVBand="0" w:val="0020"/>
-        <w:jc w:val="start"/>
-      </w:tblPr>
-      <w:tblGrid>
-        <w:gridCol w:w="2880"/>
-        <w:gridCol w:w="2520"/>
-        <w:gridCol w:w="2520"/>
-      </w:tblGrid>
-      <w:tr>
-        <w:trPr>
-          <w:cantSplit/>
-          <w:tblHeader w:val="true"/>
-        </w:trPr>
-        <w:tc>
-          <w:tcPr/>
-          <w:p>
-            <w:pPr>
-              <w:pStyle w:val="Compact"/>
-              <w:keepNext/>
-              <w:jc w:val="left"/>
-            </w:pPr>
-            <w:r>
-              <w:t xml:space="preserve">Becher</w:t>
-            </w:r>
-          </w:p>
-        </w:tc>
-        <w:tc>
-          <w:tcPr/>
-          <w:p>
-            <w:pPr>
-              <w:pStyle w:val="Compact"/>
-              <w:keepNext/>
-              <w:jc w:val="left"/>
-            </w:pPr>
-            <w:r>
-              <w:t xml:space="preserve">Vorhersage nach 60 min</w:t>
-            </w:r>
-          </w:p>
-        </w:tc>
-        <w:tc>
-          <w:tcPr/>
-          <w:p>
-            <w:pPr>
-              <w:pStyle w:val="Compact"/>
-              <w:keepNext/>
-              <w:jc w:val="left"/>
-            </w:pPr>
-            <w:r>
-              <w:t xml:space="preserve">Messung nach 60 min</w:t>
-            </w:r>
-          </w:p>
-        </w:tc>
-      </w:tr>
-      <w:tr>
-        <w:trPr>
-          <w:cantSplit/>
-        </w:trPr>
-        <w:tc>
-          <w:tcPr/>
-          <w:p>
-            <w:pPr>
-              <w:pStyle w:val="Compact"/>
-              <w:keepNext/>
-              <w:jc w:val="left"/>
-            </w:pPr>
-            <w:r>
-              <w:t xml:space="preserve">1: Milch sofort</w:t>
-            </w:r>
-          </w:p>
-        </w:tc>
-        <w:tc>
-          <w:tcPr/>
-          <w:p>
-            <w:pPr>
-              <w:pStyle w:val="Compact"/>
-              <w:keepNext/>
-            </w:pPr>
-          </w:p>
-        </w:tc>
-        <w:tc>
-          <w:tcPr/>
-          <w:p>
-            <w:pPr>
-              <w:pStyle w:val="Compact"/>
-              <w:keepNext/>
-            </w:pPr>
-          </w:p>
-        </w:tc>
-      </w:tr>
-      <w:tr>
-        <w:trPr>
-          <w:cantSplit/>
-        </w:trPr>
-        <w:tc>
-          <w:tcPr/>
-          <w:p>
-            <w:pPr>
-              <w:pStyle w:val="Compact"/>
-              <w:keepNext/>
-              <w:jc w:val="left"/>
-            </w:pPr>
-            <w:r>
-              <w:t xml:space="preserve">2: Milch nach 60 min aus der Kühltasche</w:t>
-            </w:r>
-          </w:p>
-        </w:tc>
-        <w:tc>
-          <w:tcPr/>
-          <w:p>
-            <w:pPr>
-              <w:pStyle w:val="Compact"/>
-              <w:keepNext/>
-            </w:pPr>
-          </w:p>
-        </w:tc>
-        <w:tc>
-          <w:tcPr/>
-          <w:p>
-            <w:pPr>
-              <w:pStyle w:val="Compact"/>
-              <w:keepNext/>
-            </w:pPr>
-          </w:p>
-        </w:tc>
-      </w:tr>
-      <w:tr>
-        <w:trPr>
-          <w:cantSplit/>
-        </w:trPr>
-        <w:tc>
-          <w:tcPr/>
-          <w:p>
-            <w:pPr>
-              <w:pStyle w:val="Compact"/>
-              <w:jc w:val="left"/>
-            </w:pPr>
-            <w:r>
-              <w:t xml:space="preserve">3: Milch nach 60 min aus dem Glas</w:t>
-            </w:r>
-          </w:p>
-        </w:tc>
-        <w:tc>
-          <w:tcPr/>
-          <w:p>
-            <w:pPr>
-              <w:pStyle w:val="Compact"/>
-            </w:pPr>
-          </w:p>
-        </w:tc>
-        <w:tc>
-          <w:tcPr/>
-          <w:p>
-            <w:pPr>
-              <w:pStyle w:val="Compact"/>
-            </w:pPr>
-          </w:p>
-        </w:tc>
-      </w:tr>
-    </w:tbl>
-    <w:p>
-      <w:r>
-        <w:br w:type="page"/>
-      </w:r>
-    </w:p>
-    <w:p>
-      <w:pPr>
-        <w:pStyle w:val="BodyText"/>
+        <w:pStyle w:val="Baustein"/>
         <w:keepNext/>
       </w:pPr>
       <w:r>
@@ -3203,41 +3494,7 @@
           <w:bCs/>
           <w:b/>
         </w:rPr>
-        <w:t xml:space="preserve">Lösung:</w:t>
-      </w:r>
-    </w:p>
-    <w:p>
-      <w:pPr>
-        <w:pStyle w:val="BodyText"/>
-        <w:keepNext/>
-      </w:pPr>
-      <w:r>
-        <w:rPr>
-          <w:u w:val="single"/>
-          <w:bCs/>
-          <w:b/>
-        </w:rPr>
-        <w:t xml:space="preserve">Frage 1:</w:t>
-      </w:r>
-      <w:r>
-        <w:t xml:space="preserve"> </w:t>
-      </w:r>
-      <w:r>
-        <w:t xml:space="preserve">Tasse 1 (Milch sofort) ist nach einer Stunde wärmer: 34,05 °C gegenüber 30,19 °C. Das Argument des Mitbewohners trägt nicht: Erhalten bleibt die Energie von Kaffee, Milch und Umgebung zusammen; wie viel Wärme an die Umgebung geht, hängt vom Temperaturverlauf ab (Aufgabe 1, Teile d und e).</w:t>
-      </w:r>
-    </w:p>
-    <w:p>
-      <w:pPr>
-        <w:pStyle w:val="BodyText"/>
-        <w:keepNext/>
-      </w:pPr>
-      <w:r>
-        <w:rPr>
-          <w:u w:val="single"/>
-          <w:bCs/>
-          <w:b/>
-        </w:rPr>
-        <w:t xml:space="preserve">Aufgabe 1:</w:t>
+        <w:t xml:space="preserve">Aufgabe 1</w:t>
       </w:r>
     </w:p>
     <w:p>
@@ -3246,7 +3503,8 @@
       </w:pPr>
       <w:r>
         <w:rPr>
-          <w:u w:val="single"/>
+          <w:bCs/>
+          <w:b/>
         </w:rPr>
         <w:t xml:space="preserve">Geg.:</w:t>
       </w:r>
@@ -3596,7 +3854,8 @@
       </w:pPr>
       <w:r>
         <w:rPr>
-          <w:u w:val="single"/>
+          <w:bCs/>
+          <w:b/>
         </w:rPr>
         <w:t xml:space="preserve">Ges.:</w:t>
       </w:r>
@@ -3790,7 +4049,7 @@
         <w:t xml:space="preserve"> </w:t>
       </w:r>
       <w:r>
-        <w:t xml:space="preserve">mit Becher (f), mit Milchschaum (g) und die Milchtemperatur aus h</w:t>
+        <w:t xml:space="preserve">mit Becher (f), mit erwärmter Milch (g) und die Milchtemperatur aus h</w:t>
       </w:r>
     </w:p>
     <w:p>
@@ -3799,7 +4058,8 @@
       </w:pPr>
       <w:r>
         <w:rPr>
-          <w:u w:val="single"/>
+          <w:bCs/>
+          <w:b/>
         </w:rPr>
         <w:t xml:space="preserve">Skizze:</w:t>
       </w:r>
@@ -3817,7 +4077,8 @@
       </w:pPr>
       <w:r>
         <w:rPr>
-          <w:u w:val="single"/>
+          <w:bCs/>
+          <w:b/>
         </w:rPr>
         <w:t xml:space="preserve">Annahmen:</w:t>
       </w:r>
@@ -3834,7 +4095,8 @@
       </w:pPr>
       <w:r>
         <w:rPr>
-          <w:u w:val="single"/>
+          <w:bCs/>
+          <w:b/>
         </w:rPr>
         <w:t xml:space="preserve">Ansatz:</w:t>
       </w:r>
@@ -3847,13 +4109,13 @@
     </w:p>
     <w:p>
       <w:pPr>
-        <w:pStyle w:val="BodyText"/>
+        <w:pStyle w:val="Abbildung"/>
         <w:keepNext/>
       </w:pPr>
       <w:r>
         <w:drawing>
           <wp:inline>
-            <wp:extent cx="2531364" cy="1927448"/>
+            <wp:extent cx="2876550" cy="1810550"/>
             <wp:effectExtent b="0" l="0" r="0" t="0"/>
             <wp:docPr descr="" title="" id="24" name="Picture"/>
             <a:graphic>
@@ -3874,7 +4136,7 @@
                   <pic:spPr bwMode="auto">
                     <a:xfrm>
                       <a:off x="0" y="0"/>
-                      <a:ext cx="2531364" cy="1927448"/>
+                      <a:ext cx="2876550" cy="1810550"/>
                     </a:xfrm>
                     <a:prstGeom prst="rect">
                       <a:avLst/>
@@ -3895,7 +4157,7 @@
     </w:p>
     <w:p>
       <w:pPr>
-        <w:pStyle w:val="BodyText"/>
+        <w:pStyle w:val="Bildunterschrift"/>
       </w:pPr>
       <w:r>
         <w:rPr>
@@ -3908,7 +4170,7 @@
         <w:t xml:space="preserve"> </w:t>
       </w:r>
       <w:r>
-        <w:t xml:space="preserve">Bilanzraum um den Tasseninhalt</w:t>
+        <w:t xml:space="preserve">Bilanzraum um den Tasseninhalt (in Teil f: Inhalt und Becher)</w:t>
       </w:r>
     </w:p>
     <w:p>
@@ -3926,7 +4188,78 @@
         <w:t xml:space="preserve"> </w:t>
       </w:r>
       <w:r>
-        <w:t xml:space="preserve">Energiebilanz für das Mischen (geschlossenes System, keine Wärmeabgabe während des Mischens): Die Wärme, die der Kaffee abgibt, nimmt die Milch auf.</w:t>
+        <w:t xml:space="preserve">Energiebilanz um Kaffee und Milch zusammen (geschlossenes System, keine Wärmeabgabe während des Mischens): Die innere Energie bleibt gleich,</w:t>
+      </w:r>
+      <w:r>
+        <w:t xml:space="preserve"> </w:t>
+      </w:r>
+      <m:oMath>
+        <m:sSub>
+          <m:e>
+            <m:r>
+              <m:t>U</m:t>
+            </m:r>
+          </m:e>
+          <m:sub>
+            <m:r>
+              <m:t>n</m:t>
+            </m:r>
+            <m:r>
+              <m:t>a</m:t>
+            </m:r>
+            <m:r>
+              <m:t>c</m:t>
+            </m:r>
+            <m:r>
+              <m:t>h</m:t>
+            </m:r>
+            <m:r>
+              <m:t>h</m:t>
+            </m:r>
+            <m:r>
+              <m:t>e</m:t>
+            </m:r>
+            <m:r>
+              <m:t>r</m:t>
+            </m:r>
+          </m:sub>
+        </m:sSub>
+        <m:r>
+          <m:rPr>
+            <m:sty m:val="p"/>
+          </m:rPr>
+          <m:t>=</m:t>
+        </m:r>
+        <m:sSub>
+          <m:e>
+            <m:r>
+              <m:t>U</m:t>
+            </m:r>
+          </m:e>
+          <m:sub>
+            <m:r>
+              <m:t>v</m:t>
+            </m:r>
+            <m:r>
+              <m:t>o</m:t>
+            </m:r>
+            <m:r>
+              <m:t>r</m:t>
+            </m:r>
+            <m:r>
+              <m:t>h</m:t>
+            </m:r>
+            <m:r>
+              <m:t>e</m:t>
+            </m:r>
+            <m:r>
+              <m:t>r</m:t>
+            </m:r>
+          </m:sub>
+        </m:sSub>
+      </m:oMath>
+      <w:r>
+        <w:t xml:space="preserve">.</w:t>
       </w:r>
     </w:p>
     <w:p>
@@ -3990,7 +4323,7 @@
                 </m:e>
                 <m:sub>
                   <m:r>
-                    <m:t>K</m:t>
+                    <m:t>1</m:t>
                   </m:r>
                   <m:r>
                     <m:rPr>
@@ -4017,7 +4350,7 @@
                 </m:e>
                 <m:sub>
                   <m:r>
-                    <m:t>1</m:t>
+                    <m:t>K</m:t>
                   </m:r>
                   <m:r>
                     <m:rPr>
@@ -4036,7 +4369,7 @@
             <m:rPr>
               <m:sty m:val="p"/>
             </m:rPr>
-            <m:t>=</m:t>
+            <m:t>+</m:t>
           </m:r>
           <m:sSub>
             <m:e>
@@ -4123,6 +4456,15 @@
               </m:sSub>
             </m:e>
           </m:d>
+          <m:r>
+            <m:rPr>
+              <m:sty m:val="p"/>
+            </m:rPr>
+            <m:t>=</m:t>
+          </m:r>
+          <m:r>
+            <m:t>0</m:t>
+          </m:r>
         </m:oMath>
       </m:oMathPara>
     </w:p>
@@ -4679,57 +5021,7 @@
         <w:t xml:space="preserve"> </w:t>
       </w:r>
       <w:r>
-        <w:t xml:space="preserve">Globale instationäre Energiebilanz um das geschlossene System „Tasseninhalt“ (</w:t>
-      </w:r>
-      <m:oMath>
-        <m:r>
-          <m:t>V</m:t>
-        </m:r>
-        <m:r>
-          <m:rPr>
-            <m:sty m:val="p"/>
-          </m:rPr>
-          <m:t>=</m:t>
-        </m:r>
-        <m:r>
-          <m:rPr>
-            <m:sty m:val="p"/>
-          </m:rPr>
-          <m:t>c</m:t>
-        </m:r>
-        <m:r>
-          <m:rPr>
-            <m:sty m:val="p"/>
-          </m:rPr>
-          <m:t>o</m:t>
-        </m:r>
-        <m:r>
-          <m:rPr>
-            <m:sty m:val="p"/>
-          </m:rPr>
-          <m:t>n</m:t>
-        </m:r>
-        <m:r>
-          <m:rPr>
-            <m:sty m:val="p"/>
-          </m:rPr>
-          <m:t>s</m:t>
-        </m:r>
-        <m:r>
-          <m:rPr>
-            <m:sty m:val="p"/>
-          </m:rPr>
-          <m:t>t</m:t>
-        </m:r>
-        <m:r>
-          <m:rPr>
-            <m:sty m:val="p"/>
-          </m:rPr>
-          <m:t>.</m:t>
-        </m:r>
-      </m:oMath>
-      <w:r>
-        <w:t xml:space="preserve">, kein Zu- und Abfluss, keine Quelle):</w:t>
+        <w:t xml:space="preserve">Allgemeine Energiebilanz (Foliensatz 05, Folie 8, mit den Enthalpieströmen wie in Gl. (4-1) der bisherigen Tutoriumsunterlage):</w:t>
       </w:r>
     </w:p>
     <w:p>
@@ -4768,12 +5060,6 @@
             </m:rPr>
             <m:t>=</m:t>
           </m:r>
-          <m:r>
-            <m:rPr>
-              <m:sty m:val="p"/>
-            </m:rPr>
-            <m:t>−</m:t>
-          </m:r>
           <m:sSub>
             <m:e>
               <m:acc>
@@ -4782,32 +5068,565 @@
                 </m:accPr>
                 <m:e>
                   <m:r>
-                    <m:t>Q</m:t>
+                    <m:t>H</m:t>
                   </m:r>
                 </m:e>
               </m:acc>
             </m:e>
             <m:sub>
               <m:r>
-                <m:t>a</m:t>
-              </m:r>
-              <m:r>
-                <m:t>b</m:t>
+                <m:t>z</m:t>
+              </m:r>
+              <m:r>
+                <m:t>u</m:t>
               </m:r>
             </m:sub>
           </m:sSub>
           <m:r>
-            <m:t> </m:t>
-          </m:r>
-          <m:r>
-            <m:rPr>
-              <m:sty m:val="p"/>
-            </m:rPr>
-            <m:t>⇒</m:t>
-          </m:r>
-          <m:r>
-            <m:t> </m:t>
-          </m:r>
+            <m:rPr>
+              <m:sty m:val="p"/>
+            </m:rPr>
+            <m:t>−</m:t>
+          </m:r>
+          <m:sSub>
+            <m:e>
+              <m:acc>
+                <m:accPr>
+                  <m:chr m:val="̇"/>
+                </m:accPr>
+                <m:e>
+                  <m:r>
+                    <m:t>H</m:t>
+                  </m:r>
+                </m:e>
+              </m:acc>
+            </m:e>
+            <m:sub>
+              <m:r>
+                <m:t>a</m:t>
+              </m:r>
+              <m:r>
+                <m:t>b</m:t>
+              </m:r>
+            </m:sub>
+          </m:sSub>
+          <m:r>
+            <m:rPr>
+              <m:sty m:val="p"/>
+            </m:rPr>
+            <m:t>+</m:t>
+          </m:r>
+          <m:sSub>
+            <m:e>
+              <m:acc>
+                <m:accPr>
+                  <m:chr m:val="̇"/>
+                </m:accPr>
+                <m:e>
+                  <m:r>
+                    <m:t>Q</m:t>
+                  </m:r>
+                </m:e>
+              </m:acc>
+            </m:e>
+            <m:sub>
+              <m:r>
+                <m:t>z</m:t>
+              </m:r>
+              <m:r>
+                <m:t>u</m:t>
+              </m:r>
+            </m:sub>
+          </m:sSub>
+          <m:r>
+            <m:rPr>
+              <m:sty m:val="p"/>
+            </m:rPr>
+            <m:t>−</m:t>
+          </m:r>
+          <m:sSub>
+            <m:e>
+              <m:acc>
+                <m:accPr>
+                  <m:chr m:val="̇"/>
+                </m:accPr>
+                <m:e>
+                  <m:r>
+                    <m:t>Q</m:t>
+                  </m:r>
+                </m:e>
+              </m:acc>
+            </m:e>
+            <m:sub>
+              <m:r>
+                <m:t>a</m:t>
+              </m:r>
+              <m:r>
+                <m:t>b</m:t>
+              </m:r>
+            </m:sub>
+          </m:sSub>
+          <m:r>
+            <m:rPr>
+              <m:sty m:val="p"/>
+            </m:rPr>
+            <m:t>+</m:t>
+          </m:r>
+          <m:sSub>
+            <m:e>
+              <m:acc>
+                <m:accPr>
+                  <m:chr m:val="̇"/>
+                </m:accPr>
+                <m:e>
+                  <m:r>
+                    <m:t>Q</m:t>
+                  </m:r>
+                </m:e>
+              </m:acc>
+            </m:e>
+            <m:sub>
+              <m:r>
+                <m:t>K</m:t>
+              </m:r>
+              <m:r>
+                <m:t>V</m:t>
+              </m:r>
+            </m:sub>
+          </m:sSub>
+        </m:oMath>
+      </m:oMathPara>
+    </w:p>
+    <w:p>
+      <w:pPr>
+        <w:pStyle w:val="FirstParagraph"/>
+      </w:pPr>
+      <w:r>
+        <w:t xml:space="preserve">Für den Tasseninhalt entfallen</w:t>
+      </w:r>
+      <w:r>
+        <w:t xml:space="preserve"> </w:t>
+      </w:r>
+      <m:oMath>
+        <m:sSub>
+          <m:e>
+            <m:acc>
+              <m:accPr>
+                <m:chr m:val="̇"/>
+              </m:accPr>
+              <m:e>
+                <m:r>
+                  <m:t>H</m:t>
+                </m:r>
+              </m:e>
+            </m:acc>
+          </m:e>
+          <m:sub>
+            <m:r>
+              <m:t>z</m:t>
+            </m:r>
+            <m:r>
+              <m:t>u</m:t>
+            </m:r>
+          </m:sub>
+        </m:sSub>
+        <m:r>
+          <m:rPr>
+            <m:sty m:val="p"/>
+          </m:rPr>
+          <m:t>=</m:t>
+        </m:r>
+        <m:sSub>
+          <m:e>
+            <m:acc>
+              <m:accPr>
+                <m:chr m:val="̇"/>
+              </m:accPr>
+              <m:e>
+                <m:r>
+                  <m:t>H</m:t>
+                </m:r>
+              </m:e>
+            </m:acc>
+          </m:e>
+          <m:sub>
+            <m:r>
+              <m:t>a</m:t>
+            </m:r>
+            <m:r>
+              <m:t>b</m:t>
+            </m:r>
+          </m:sub>
+        </m:sSub>
+        <m:r>
+          <m:rPr>
+            <m:sty m:val="p"/>
+          </m:rPr>
+          <m:t>=</m:t>
+        </m:r>
+        <m:r>
+          <m:t>0</m:t>
+        </m:r>
+      </m:oMath>
+      <w:r>
+        <w:t xml:space="preserve"> </w:t>
+      </w:r>
+      <w:r>
+        <w:t xml:space="preserve">(geschlossenes System; die verdunstete Masse wird vernachlässigt, die mit dem Dampf abgeführte Energie steckt pauschal in</w:t>
+      </w:r>
+      <w:r>
+        <w:t xml:space="preserve"> </w:t>
+      </w:r>
+      <m:oMath>
+        <m:r>
+          <m:t>k</m:t>
+        </m:r>
+        <m:r>
+          <m:t>A</m:t>
+        </m:r>
+      </m:oMath>
+      <w:r>
+        <w:t xml:space="preserve">),</w:t>
+      </w:r>
+      <w:r>
+        <w:t xml:space="preserve"> </w:t>
+      </w:r>
+      <m:oMath>
+        <m:sSub>
+          <m:e>
+            <m:acc>
+              <m:accPr>
+                <m:chr m:val="̇"/>
+              </m:accPr>
+              <m:e>
+                <m:r>
+                  <m:t>Q</m:t>
+                </m:r>
+              </m:e>
+            </m:acc>
+          </m:e>
+          <m:sub>
+            <m:r>
+              <m:t>z</m:t>
+            </m:r>
+            <m:r>
+              <m:t>u</m:t>
+            </m:r>
+          </m:sub>
+        </m:sSub>
+        <m:r>
+          <m:rPr>
+            <m:sty m:val="p"/>
+          </m:rPr>
+          <m:t>=</m:t>
+        </m:r>
+        <m:r>
+          <m:t>0</m:t>
+        </m:r>
+      </m:oMath>
+      <w:r>
+        <w:t xml:space="preserve"> </w:t>
+      </w:r>
+      <w:r>
+        <w:t xml:space="preserve">(der gesamte Austausch mit der Umgebung steckt in</w:t>
+      </w:r>
+      <w:r>
+        <w:t xml:space="preserve"> </w:t>
+      </w:r>
+      <m:oMath>
+        <m:sSub>
+          <m:e>
+            <m:acc>
+              <m:accPr>
+                <m:chr m:val="̇"/>
+              </m:accPr>
+              <m:e>
+                <m:r>
+                  <m:t>Q</m:t>
+                </m:r>
+              </m:e>
+            </m:acc>
+          </m:e>
+          <m:sub>
+            <m:r>
+              <m:t>a</m:t>
+            </m:r>
+            <m:r>
+              <m:t>b</m:t>
+            </m:r>
+          </m:sub>
+        </m:sSub>
+      </m:oMath>
+      <w:r>
+        <w:t xml:space="preserve">) und</w:t>
+      </w:r>
+      <w:r>
+        <w:t xml:space="preserve"> </w:t>
+      </w:r>
+      <m:oMath>
+        <m:sSub>
+          <m:e>
+            <m:acc>
+              <m:accPr>
+                <m:chr m:val="̇"/>
+              </m:accPr>
+              <m:e>
+                <m:r>
+                  <m:t>Q</m:t>
+                </m:r>
+              </m:e>
+            </m:acc>
+          </m:e>
+          <m:sub>
+            <m:r>
+              <m:t>K</m:t>
+            </m:r>
+            <m:r>
+              <m:t>V</m:t>
+            </m:r>
+          </m:sub>
+        </m:sSub>
+        <m:r>
+          <m:rPr>
+            <m:sty m:val="p"/>
+          </m:rPr>
+          <m:t>=</m:t>
+        </m:r>
+        <m:r>
+          <m:t>0</m:t>
+        </m:r>
+      </m:oMath>
+      <w:r>
+        <w:t xml:space="preserve"> </w:t>
+      </w:r>
+      <w:r>
+        <w:t xml:space="preserve">(keine Wärmequelle). Mit</w:t>
+      </w:r>
+      <w:r>
+        <w:t xml:space="preserve"> </w:t>
+      </w:r>
+      <m:oMath>
+        <m:r>
+          <m:t>d</m:t>
+        </m:r>
+        <m:r>
+          <m:t>U</m:t>
+        </m:r>
+        <m:r>
+          <m:rPr>
+            <m:sty m:val="p"/>
+          </m:rPr>
+          <m:t>=</m:t>
+        </m:r>
+        <m:r>
+          <m:t>m</m:t>
+        </m:r>
+        <m:r>
+          <m:t> </m:t>
+        </m:r>
+        <m:sSub>
+          <m:e>
+            <m:r>
+              <m:t>c</m:t>
+            </m:r>
+          </m:e>
+          <m:sub>
+            <m:r>
+              <m:t>v</m:t>
+            </m:r>
+          </m:sub>
+        </m:sSub>
+        <m:r>
+          <m:t> </m:t>
+        </m:r>
+        <m:r>
+          <m:t>d</m:t>
+        </m:r>
+        <m:r>
+          <m:t>T</m:t>
+        </m:r>
+        <m:r>
+          <m:rPr>
+            <m:sty m:val="p"/>
+          </m:rPr>
+          <m:t>=</m:t>
+        </m:r>
+        <m:r>
+          <m:t>m</m:t>
+        </m:r>
+        <m:r>
+          <m:t> </m:t>
+        </m:r>
+        <m:sSub>
+          <m:e>
+            <m:r>
+              <m:t>c</m:t>
+            </m:r>
+          </m:e>
+          <m:sub>
+            <m:r>
+              <m:t>p</m:t>
+            </m:r>
+          </m:sub>
+        </m:sSub>
+        <m:r>
+          <m:t> </m:t>
+        </m:r>
+        <m:r>
+          <m:t>d</m:t>
+        </m:r>
+        <m:r>
+          <m:t>T</m:t>
+        </m:r>
+      </m:oMath>
+      <w:r>
+        <w:t xml:space="preserve"> </w:t>
+      </w:r>
+      <w:r>
+        <w:t xml:space="preserve">(inkompressibel,</w:t>
+      </w:r>
+      <w:r>
+        <w:t xml:space="preserve"> </w:t>
+      </w:r>
+      <m:oMath>
+        <m:r>
+          <m:t>V</m:t>
+        </m:r>
+        <m:r>
+          <m:rPr>
+            <m:sty m:val="p"/>
+          </m:rPr>
+          <m:t>=</m:t>
+        </m:r>
+        <m:r>
+          <m:rPr>
+            <m:sty m:val="p"/>
+          </m:rPr>
+          <m:t>c</m:t>
+        </m:r>
+        <m:r>
+          <m:rPr>
+            <m:sty m:val="p"/>
+          </m:rPr>
+          <m:t>o</m:t>
+        </m:r>
+        <m:r>
+          <m:rPr>
+            <m:sty m:val="p"/>
+          </m:rPr>
+          <m:t>n</m:t>
+        </m:r>
+        <m:r>
+          <m:rPr>
+            <m:sty m:val="p"/>
+          </m:rPr>
+          <m:t>s</m:t>
+        </m:r>
+        <m:r>
+          <m:rPr>
+            <m:sty m:val="p"/>
+          </m:rPr>
+          <m:t>t</m:t>
+        </m:r>
+        <m:r>
+          <m:rPr>
+            <m:sty m:val="p"/>
+          </m:rPr>
+          <m:t>.</m:t>
+        </m:r>
+      </m:oMath>
+      <w:r>
+        <w:t xml:space="preserve">) und</w:t>
+      </w:r>
+      <w:r>
+        <w:t xml:space="preserve"> </w:t>
+      </w:r>
+      <m:oMath>
+        <m:sSub>
+          <m:e>
+            <m:acc>
+              <m:accPr>
+                <m:chr m:val="̇"/>
+              </m:accPr>
+              <m:e>
+                <m:r>
+                  <m:t>Q</m:t>
+                </m:r>
+              </m:e>
+            </m:acc>
+          </m:e>
+          <m:sub>
+            <m:r>
+              <m:t>a</m:t>
+            </m:r>
+            <m:r>
+              <m:t>b</m:t>
+            </m:r>
+          </m:sub>
+        </m:sSub>
+        <m:r>
+          <m:rPr>
+            <m:sty m:val="p"/>
+          </m:rPr>
+          <m:t>=</m:t>
+        </m:r>
+        <m:r>
+          <m:t>k</m:t>
+        </m:r>
+        <m:r>
+          <m:t>A</m:t>
+        </m:r>
+        <m:r>
+          <m:t> </m:t>
+        </m:r>
+        <m:d>
+          <m:dPr>
+            <m:begChr m:val="("/>
+            <m:endChr m:val=")"/>
+            <m:sepChr m:val=""/>
+            <m:grow/>
+          </m:dPr>
+          <m:e>
+            <m:r>
+              <m:t>T</m:t>
+            </m:r>
+            <m:r>
+              <m:rPr>
+                <m:sty m:val="p"/>
+              </m:rPr>
+              <m:t>−</m:t>
+            </m:r>
+            <m:sSub>
+              <m:e>
+                <m:r>
+                  <m:t>T</m:t>
+                </m:r>
+              </m:e>
+              <m:sub>
+                <m:r>
+                  <m:t>u</m:t>
+                </m:r>
+              </m:sub>
+            </m:sSub>
+          </m:e>
+        </m:d>
+      </m:oMath>
+      <w:r>
+        <w:t xml:space="preserve"> </w:t>
+      </w:r>
+      <w:r>
+        <w:t xml:space="preserve">ergibt sich die globale instationäre Energiebilanz:</w:t>
+      </w:r>
+    </w:p>
+    <w:p>
+      <w:pPr>
+        <w:pStyle w:val="BodyText"/>
+      </w:pPr>
+      <m:oMathPara>
+        <m:oMathParaPr>
+          <m:jc m:val="center"/>
+        </m:oMathParaPr>
+        <m:oMath>
           <m:r>
             <m:t>m</m:t>
           </m:r>
@@ -5976,6 +6795,82 @@
         <w:pStyle w:val="FirstParagraph"/>
       </w:pPr>
       <w:r>
+        <w:t xml:space="preserve">Annahme für Tasse 1:</w:t>
+      </w:r>
+      <w:r>
+        <w:t xml:space="preserve"> </w:t>
+      </w:r>
+      <m:oMath>
+        <m:r>
+          <m:t>k</m:t>
+        </m:r>
+        <m:r>
+          <m:t>A</m:t>
+        </m:r>
+      </m:oMath>
+      <w:r>
+        <w:t xml:space="preserve"> </w:t>
+      </w:r>
+      <w:r>
+        <w:t xml:space="preserve">ist mit und ohne Milch gleich. Das ist plausibel, weil es dieselbe Tasse mit derselben freien Oberfläche ist, über die Strahlung und Verdunstung laufen. Mit Milch steht der Inhalt aber höher (bei 8 cm Innendurchmesser 4,6 statt 4,0 cm), die wärmeabgebende Fläche wächst um 7,5 %;</w:t>
+      </w:r>
+      <w:r>
+        <w:t xml:space="preserve"> </w:t>
+      </w:r>
+      <m:oMath>
+        <m:r>
+          <m:t>k</m:t>
+        </m:r>
+        <m:r>
+          <m:t>A</m:t>
+        </m:r>
+      </m:oMath>
+      <w:r>
+        <w:t xml:space="preserve"> </w:t>
+      </w:r>
+      <w:r>
+        <w:t xml:space="preserve">ist in Tasse 1 also eher um 3 bis 5 % größer. Dann sinkt der Unterschied aus d) auf 3,32 bis 2,98 K; umkehren würde ihn erst ein um 25 % größeres</w:t>
+      </w:r>
+      <w:r>
+        <w:t xml:space="preserve"> </w:t>
+      </w:r>
+      <m:oMath>
+        <m:r>
+          <m:t>k</m:t>
+        </m:r>
+        <m:r>
+          <m:t>A</m:t>
+        </m:r>
+      </m:oMath>
+      <w:r>
+        <w:t xml:space="preserve"> </w:t>
+      </w:r>
+      <w:r>
+        <w:t xml:space="preserve">(mit Becher 19 %). Die Messung kalibriert das Modell; ob</w:t>
+      </w:r>
+      <w:r>
+        <w:t xml:space="preserve"> </w:t>
+      </w:r>
+      <m:oMath>
+        <m:r>
+          <m:t>k</m:t>
+        </m:r>
+        <m:r>
+          <m:t>A</m:t>
+        </m:r>
+      </m:oMath>
+      <w:r>
+        <w:t xml:space="preserve"> </w:t>
+      </w:r>
+      <w:r>
+        <w:t xml:space="preserve">auch für den Milchkaffee gilt, zeigt erst eine eigene Messung.</w:t>
+      </w:r>
+    </w:p>
+    <w:p>
+      <w:pPr>
+        <w:pStyle w:val="BodyText"/>
+      </w:pPr>
+      <w:r>
         <w:t xml:space="preserve">Zur Einordnung: Zeitkonstante</w:t>
       </w:r>
       <w:r>
@@ -6108,12 +7003,26 @@
         </m:r>
       </m:oMath>
       <w:r>
-        <w:t xml:space="preserve">. Das passt zu Messungen an einem offenen, nicht umgerührten Keramikbecher (</w:t>
+        <w:t xml:space="preserve">; nach der Zeit</w:t>
+      </w:r>
+      <w:r>
+        <w:t xml:space="preserve"> </w:t>
       </w:r>
       <m:oMath>
         <m:r>
           <m:t>τ</m:t>
         </m:r>
+      </m:oMath>
+      <w:r>
+        <w:t xml:space="preserve"> </w:t>
+      </w:r>
+      <w:r>
+        <w:t xml:space="preserve">hat der schwarze Kaffee noch 42,1 °C. Das passt zu Messungen an einem offenen, nicht umgerührten Keramikbecher (</w:t>
+      </w:r>
+      <m:oMath>
+        <m:r>
+          <m:t>τ</m:t>
+        </m:r>
         <m:r>
           <m:rPr>
             <m:sty m:val="p"/>
@@ -6149,7 +7058,94 @@
         <w:t xml:space="preserve"> </w:t>
       </w:r>
       <w:r>
-        <w:t xml:space="preserve">aus der Steigung in Abb. 6 bei Ferreira 2025).</w:t>
+        <w:t xml:space="preserve">aus der Steigung in Abb. 6 bei Ferreira 2025). Bezogen auf rund 201 cm² Oberfläche ist</w:t>
+      </w:r>
+      <w:r>
+        <w:t xml:space="preserve"> </w:t>
+      </w:r>
+      <m:oMath>
+        <m:r>
+          <m:t>k</m:t>
+        </m:r>
+        <m:r>
+          <m:t>A</m:t>
+        </m:r>
+        <m:r>
+          <m:rPr>
+            <m:sty m:val="p"/>
+          </m:rPr>
+          <m:t>/</m:t>
+        </m:r>
+        <m:r>
+          <m:t>A</m:t>
+        </m:r>
+        <m:r>
+          <m:rPr>
+            <m:sty m:val="p"/>
+          </m:rPr>
+          <m:t>≈</m:t>
+        </m:r>
+        <m:r>
+          <m:t>17</m:t>
+        </m:r>
+        <m:r>
+          <m:t> </m:t>
+        </m:r>
+        <m:r>
+          <m:rPr>
+            <m:sty m:val="p"/>
+          </m:rPr>
+          <m:t>W</m:t>
+        </m:r>
+        <m:r>
+          <m:rPr>
+            <m:sty m:val="p"/>
+          </m:rPr>
+          <m:t>/</m:t>
+        </m:r>
+        <m:d>
+          <m:dPr>
+            <m:begChr m:val="("/>
+            <m:endChr m:val=")"/>
+            <m:sepChr m:val=""/>
+            <m:grow/>
+          </m:dPr>
+          <m:e>
+            <m:sSup>
+              <m:e>
+                <m:r>
+                  <m:rPr>
+                    <m:sty m:val="p"/>
+                  </m:rPr>
+                  <m:t>m</m:t>
+                </m:r>
+              </m:e>
+              <m:sup>
+                <m:r>
+                  <m:rPr>
+                    <m:sty m:val="p"/>
+                  </m:rPr>
+                  <m:t>2</m:t>
+                </m:r>
+              </m:sup>
+            </m:sSup>
+            <m:r>
+              <m:rPr>
+                <m:sty m:val="p"/>
+              </m:rPr>
+              <m:t> </m:t>
+            </m:r>
+            <m:r>
+              <m:rPr>
+                <m:sty m:val="p"/>
+              </m:rPr>
+              <m:t>K</m:t>
+            </m:r>
+          </m:e>
+        </m:d>
+      </m:oMath>
+      <w:r>
+        <w:t xml:space="preserve">: freie Konvektion, Strahlung und Verdunstung zusammen.</w:t>
       </w:r>
     </w:p>
     <w:p>
@@ -7697,7 +8693,7 @@
         <w:pStyle w:val="FirstParagraph"/>
       </w:pPr>
       <w:r>
-        <w:t xml:space="preserve">Tasse 2 ist um</w:t>
+        <w:t xml:space="preserve">Tasse 1 ist wärmer, Tasse 2 um</w:t>
       </w:r>
       <w:r>
         <w:t xml:space="preserve"> </w:t>
@@ -7730,6 +8726,31 @@
       </w:r>
       <w:r>
         <w:t xml:space="preserve">kühler.</w:t>
+      </w:r>
+    </w:p>
+    <w:p>
+      <w:pPr>
+        <w:pStyle w:val="BodyText"/>
+      </w:pPr>
+      <w:r>
+        <w:t xml:space="preserve">Zur Einordnung: Liegt die Messung 1 K daneben (66 oder 68 °C), ändert sich</w:t>
+      </w:r>
+      <w:r>
+        <w:t xml:space="preserve"> </w:t>
+      </w:r>
+      <m:oMath>
+        <m:r>
+          <m:t>k</m:t>
+        </m:r>
+        <m:r>
+          <m:t>A</m:t>
+        </m:r>
+      </m:oMath>
+      <w:r>
+        <w:t xml:space="preserve"> </w:t>
+      </w:r>
+      <w:r>
+        <w:t xml:space="preserve">um rund 9 % und beide Endtemperaturen um rund 1,6 K, der Unterschied aber nur um 0,03 K (3,82 bzw. 3,86 K). Die Aussage „Tasse 1 ist wärmer“ hängt also nicht an der genauen Messung, die Absolutwerte schon.</w:t>
       </w:r>
     </w:p>
     <w:p>
@@ -8516,18 +9537,18 @@
         <w:t xml:space="preserve"> </w:t>
       </w:r>
       <w:r>
-        <w:t xml:space="preserve">ist umso größer, je heißer der Tasseninhalt ist. Der Kaffee in Tasse 2 startet ohne Milch heißer (Wärmestrom am Anfang 20,4 W gegenüber 17,2 W in Tasse 1) und bleibt es bis etwa 56 min (Abb. L2). Er gibt deshalb mehr Wärme ab. Die Energie bleibt erhalten, aber wie viel davon an die Umgebung geht, hängt vom Temperaturverlauf ab. Der Mitbewohner hat also nicht recht. Wer seinen Kaffee später möglichst warm trinken will, gibt die Milch sofort hinein.</w:t>
+        <w:t xml:space="preserve">ist umso größer, je heißer der Tasseninhalt ist. Der Kaffee in Tasse 2 startet ohne Milch heißer (Wärmestrom am Anfang 20,4 W gegenüber 17,2 W in Tasse 1) und bleibt es bis etwa 56 min (Abb. L2). Er gibt deshalb mehr Wärme ab. Wärme ist eine Prozessgröße: Wie viel abgegeben wird, hängt vom Temperaturverlauf ab, nicht nur von Anfangs- und Endzustand. Der Denkfehler des Mitbewohners: Erhalten bleibt die Energie von Tasseninhalt und Umgebung zusammen, nicht die des Tasseninhalts. Wer seinen Kaffee später möglichst warm trinken will, gibt die Milch sofort hinein.</w:t>
       </w:r>
     </w:p>
     <w:p>
       <w:pPr>
-        <w:pStyle w:val="BodyText"/>
+        <w:pStyle w:val="Abbildung"/>
         <w:keepNext/>
       </w:pPr>
       <w:r>
         <w:drawing>
           <wp:inline>
-            <wp:extent cx="4027170" cy="2484907"/>
+            <wp:extent cx="4487418" cy="2719120"/>
             <wp:effectExtent b="0" l="0" r="0" t="0"/>
             <wp:docPr descr="" title="" id="27" name="Picture"/>
             <a:graphic>
@@ -8548,7 +9569,7 @@
                   <pic:spPr bwMode="auto">
                     <a:xfrm>
                       <a:off x="0" y="0"/>
-                      <a:ext cx="4027170" cy="2484907"/>
+                      <a:ext cx="4487418" cy="2719120"/>
                     </a:xfrm>
                     <a:prstGeom prst="rect">
                       <a:avLst/>
@@ -8569,7 +9590,7 @@
     </w:p>
     <w:p>
       <w:pPr>
-        <w:pStyle w:val="BodyText"/>
+        <w:pStyle w:val="Bildunterschrift"/>
       </w:pPr>
       <w:r>
         <w:rPr>
@@ -8582,7 +9603,7 @@
         <w:t xml:space="preserve"> </w:t>
       </w:r>
       <w:r>
-        <w:t xml:space="preserve">Temperaturverlauf beider Tassen</w:t>
+        <w:t xml:space="preserve">Temperaturverlauf beider Tassen (Ausschnitt: Schnittpunkt bei etwa 56 min)</w:t>
       </w:r>
     </w:p>
     <w:p>
@@ -8600,7 +9621,7 @@
         <w:t xml:space="preserve"> </w:t>
       </w:r>
       <w:r>
-        <w:t xml:space="preserve">Die Wärmekapazität des Bechers kommt zu jedem Tasseninhalt hinzu:</w:t>
+        <w:t xml:space="preserve">Der Bilanzraum umfasst jetzt Inhalt und Becher (Abb. L1): Kaffee und vorgewärmter Becher bilden eine gemeinsame Speicherkapazität, auch beim Zugießen der Milch. Das ist gerechtfertigt, weil die Widerstände innen (Kaffee zur Wand) und in der dünnen Keramikwand klein sind gegenüber dem Widerstand außen zur Luft.</w:t>
       </w:r>
       <w:r>
         <w:t xml:space="preserve"> </w:t>
@@ -8780,7 +9801,51 @@
         </m:r>
       </m:oMath>
       <w:r>
-        <w:t xml:space="preserve">. Messung in Tasse 2 wie in c), jetzt mit</w:t>
+        <w:t xml:space="preserve"> </w:t>
+      </w:r>
+      <w:r>
+        <w:t xml:space="preserve">(30,5 % von</w:t>
+      </w:r>
+      <w:r>
+        <w:t xml:space="preserve"> </w:t>
+      </w:r>
+      <m:oMath>
+        <m:sSub>
+          <m:e>
+            <m:r>
+              <m:t>m</m:t>
+            </m:r>
+          </m:e>
+          <m:sub>
+            <m:r>
+              <m:t>K</m:t>
+            </m:r>
+          </m:sub>
+        </m:sSub>
+        <m:sSub>
+          <m:e>
+            <m:r>
+              <m:t>c</m:t>
+            </m:r>
+          </m:e>
+          <m:sub>
+            <m:r>
+              <m:t>p</m:t>
+            </m:r>
+            <m:r>
+              <m:rPr>
+                <m:sty m:val="p"/>
+              </m:rPr>
+              <m:t>,</m:t>
+            </m:r>
+            <m:r>
+              <m:t>K</m:t>
+            </m:r>
+          </m:sub>
+        </m:sSub>
+      </m:oMath>
+      <w:r>
+        <w:t xml:space="preserve">). Messung in Tasse 2 wie in c), jetzt mit</w:t>
       </w:r>
       <w:r>
         <w:t xml:space="preserve"> </w:t>
@@ -9185,6 +10250,157 @@
     <w:p>
       <w:pPr>
         <w:pStyle w:val="FirstParagraph"/>
+      </w:pPr>
+      <m:oMath>
+        <m:r>
+          <m:t>k</m:t>
+        </m:r>
+        <m:r>
+          <m:t>A</m:t>
+        </m:r>
+      </m:oMath>
+      <w:r>
+        <w:t xml:space="preserve"> </w:t>
+      </w:r>
+      <w:r>
+        <w:t xml:space="preserve">ist ein an die Messung angepasster Modellparameter: In c) musste es auch die Wärme erklären, die der Becher abgegeben hat; mit Becher im Bilanzraum ist es um 31 % größer. Die Zeitkonstante</w:t>
+      </w:r>
+      <w:r>
+        <w:t xml:space="preserve"> </w:t>
+      </w:r>
+      <m:oMath>
+        <m:r>
+          <m:t>τ</m:t>
+        </m:r>
+        <m:r>
+          <m:rPr>
+            <m:sty m:val="p"/>
+          </m:rPr>
+          <m:t>=</m:t>
+        </m:r>
+        <m:d>
+          <m:dPr>
+            <m:begChr m:val="("/>
+            <m:endChr m:val=")"/>
+            <m:sepChr m:val=""/>
+            <m:grow/>
+          </m:dPr>
+          <m:e>
+            <m:sSub>
+              <m:e>
+                <m:r>
+                  <m:t>m</m:t>
+                </m:r>
+              </m:e>
+              <m:sub>
+                <m:r>
+                  <m:t>K</m:t>
+                </m:r>
+              </m:sub>
+            </m:sSub>
+            <m:sSub>
+              <m:e>
+                <m:r>
+                  <m:t>c</m:t>
+                </m:r>
+              </m:e>
+              <m:sub>
+                <m:r>
+                  <m:t>p</m:t>
+                </m:r>
+                <m:r>
+                  <m:rPr>
+                    <m:sty m:val="p"/>
+                  </m:rPr>
+                  <m:t>,</m:t>
+                </m:r>
+                <m:r>
+                  <m:t>K</m:t>
+                </m:r>
+              </m:sub>
+            </m:sSub>
+            <m:r>
+              <m:rPr>
+                <m:sty m:val="p"/>
+              </m:rPr>
+              <m:t>+</m:t>
+            </m:r>
+            <m:sSub>
+              <m:e>
+                <m:r>
+                  <m:t>C</m:t>
+                </m:r>
+              </m:e>
+              <m:sub>
+                <m:r>
+                  <m:t>B</m:t>
+                </m:r>
+              </m:sub>
+            </m:sSub>
+          </m:e>
+        </m:d>
+        <m:r>
+          <m:rPr>
+            <m:sty m:val="p"/>
+          </m:rPr>
+          <m:t>/</m:t>
+        </m:r>
+        <m:r>
+          <m:t>k</m:t>
+        </m:r>
+        <m:r>
+          <m:t>A</m:t>
+        </m:r>
+        <m:r>
+          <m:rPr>
+            <m:sty m:val="p"/>
+          </m:rPr>
+          <m:t>=</m:t>
+        </m:r>
+        <m:r>
+          <m:t>41</m:t>
+        </m:r>
+        <m:r>
+          <m:rPr>
+            <m:sty m:val="p"/>
+          </m:rPr>
+          <m:t>,</m:t>
+        </m:r>
+        <m:r>
+          <m:t>0</m:t>
+        </m:r>
+        <m:r>
+          <m:t> </m:t>
+        </m:r>
+        <m:r>
+          <m:rPr>
+            <m:sty m:val="p"/>
+          </m:rPr>
+          <m:t>m</m:t>
+        </m:r>
+        <m:r>
+          <m:rPr>
+            <m:sty m:val="p"/>
+          </m:rPr>
+          <m:t>i</m:t>
+        </m:r>
+        <m:r>
+          <m:rPr>
+            <m:sty m:val="p"/>
+          </m:rPr>
+          <m:t>n</m:t>
+        </m:r>
+      </m:oMath>
+      <w:r>
+        <w:t xml:space="preserve"> </w:t>
+      </w:r>
+      <w:r>
+        <w:t xml:space="preserve">bleibt gleich.</w:t>
+      </w:r>
+    </w:p>
+    <w:p>
+      <w:pPr>
+        <w:pStyle w:val="BodyText"/>
       </w:pPr>
       <w:r>
         <w:t xml:space="preserve">Tasse 1: Mischen mit Becher (er hat vorher die Kaffeetemperatur), dann Abkühlen:</w:t>
@@ -10333,7 +11549,7 @@
         <w:pStyle w:val="FirstParagraph"/>
       </w:pPr>
       <w:r>
-        <w:t xml:space="preserve">Tasse 2 bleibt kühler, der Unterschied sinkt von 3,85 K auf 3,08 K: Der Becher gibt beim Mischen Wärme an die kalte Milch ab und dämpft so den Mischsprung.</w:t>
+        <w:t xml:space="preserve">Die Aussage aus d) gilt weiter, der Unterschied sinkt aber von 3,85 K auf 3,08 K. Beide Anteile aus der Zerlegung in g) werden kleiner: Die Milch erhöht die Wärmekapazität nur noch um 11 % statt 15 % (Kaffee-Effekt 1,98 statt 2,48 K), und der Becher gibt beim Mischen Wärme an die kalte Milch ab und dämpft den Mischsprung (Milch-Effekt 1,10 statt 1,38 K).</w:t>
       </w:r>
     </w:p>
     <w:p>
@@ -10365,7 +11581,16 @@
           </m:e>
           <m:sub>
             <m:r>
-              <m:t>S</m:t>
+              <m:t>M</m:t>
+            </m:r>
+            <m:r>
+              <m:rPr>
+                <m:sty m:val="p"/>
+              </m:rPr>
+              <m:t>,</m:t>
+            </m:r>
+            <m:r>
+              <m:t>h</m:t>
             </m:r>
           </m:sub>
         </m:sSub>
@@ -10572,7 +11797,16 @@
                 </m:e>
                 <m:sub>
                   <m:r>
-                    <m:t>S</m:t>
+                    <m:t>M</m:t>
+                  </m:r>
+                  <m:r>
+                    <m:rPr>
+                      <m:sty m:val="p"/>
+                    </m:rPr>
+                    <m:t>,</m:t>
+                  </m:r>
+                  <m:r>
+                    <m:t>h</m:t>
                   </m:r>
                 </m:sub>
               </m:sSub>
@@ -11021,7 +12255,16 @@
                 </m:e>
                 <m:sub>
                   <m:r>
-                    <m:t>S</m:t>
+                    <m:t>M</m:t>
+                  </m:r>
+                  <m:r>
+                    <m:rPr>
+                      <m:sty m:val="p"/>
+                    </m:rPr>
+                    <m:t>,</m:t>
+                  </m:r>
+                  <m:r>
+                    <m:t>h</m:t>
                   </m:r>
                 </m:sub>
               </m:sSub>
@@ -11169,7 +12412,15 @@
         <w:pStyle w:val="FirstParagraph"/>
       </w:pPr>
       <w:r>
-        <w:t xml:space="preserve">Jetzt ist Tasse 2 um 1,19 K wärmer. Zieht man die Ergebnisse aus d) voneinander ab, ergeben sich zwei Anteile:</w:t>
+        <w:t xml:space="preserve">Jetzt ist Tasse 2 um 1,19 K wärmer. Erklärung: Die Milch wirkt zweimal. Während der 60 Minuten macht sie Tasse 1 träger (mehr Wärmekapazität), das spricht immer für „sofort“. Beim späten Zugießen bringt sie ihre eigene Temperatur mit: Kalte Milch kühlt Tasse 2 dann stärker ab, warme Milch wärmt sie stärker auf. Bei 60 °C überwiegt der zweite Effekt.</w:t>
+      </w:r>
+    </w:p>
+    <w:p>
+      <w:pPr>
+        <w:pStyle w:val="BodyText"/>
+      </w:pPr>
+      <w:r>
+        <w:t xml:space="preserve">Zur Erklärung (die Zerlegung ist nicht verlangt): Zieht man die Ergebnisse aus d) voneinander ab, ergeben sich die beiden Anteile</w:t>
       </w:r>
     </w:p>
     <w:p>
@@ -11977,7 +13228,7 @@
         </m:r>
       </m:oMath>
       <w:r>
-        <w:t xml:space="preserve">. Kaffee-Effekt: Mit Milch ist mehr Wärmekapazität in der Tasse, der Kaffee kühlt langsamer ab; er spricht immer für „sofort“ (2,48 K). Milch-Effekt: Spät zugegossene Milch bringt ihre Temperatur unverändert mit. Kalte Milch kühlt dann stärker (1,38 K für „sofort“), heißer Schaum wärmt stärker (−3,67 K, also für „später“).</w:t>
+        <w:t xml:space="preserve">. Kaffee-Effekt 2,48 K; Milch-Effekt 1,38 K für kalte Milch (für „sofort“), −3,67 K für erwärmte Milch (für „später“).</w:t>
       </w:r>
     </w:p>
     <w:p>
@@ -12377,7 +13628,53 @@
         <w:pStyle w:val="FirstParagraph"/>
       </w:pPr>
       <w:r>
-        <w:t xml:space="preserve">Erst Milch über etwa 47 °C dreht das Ergebnis um.</w:t>
+        <w:t xml:space="preserve">Zweiter Weg:</w:t>
+      </w:r>
+      <w:r>
+        <w:t xml:space="preserve"> </w:t>
+      </w:r>
+      <m:oMath>
+        <m:sSub>
+          <m:e>
+            <m:r>
+              <m:t>ϑ</m:t>
+            </m:r>
+          </m:e>
+          <m:sub>
+            <m:r>
+              <m:t>1</m:t>
+            </m:r>
+          </m:sub>
+        </m:sSub>
+      </m:oMath>
+      <w:r>
+        <w:t xml:space="preserve"> </w:t>
+      </w:r>
+      <w:r>
+        <w:t xml:space="preserve">und</w:t>
+      </w:r>
+      <w:r>
+        <w:t xml:space="preserve"> </w:t>
+      </w:r>
+      <m:oMath>
+        <m:sSub>
+          <m:e>
+            <m:r>
+              <m:t>ϑ</m:t>
+            </m:r>
+          </m:e>
+          <m:sub>
+            <m:r>
+              <m:t>2</m:t>
+            </m:r>
+          </m:sub>
+        </m:sSub>
+      </m:oMath>
+      <w:r>
+        <w:t xml:space="preserve"> </w:t>
+      </w:r>
+      <w:r>
+        <w:t xml:space="preserve">hängen linear von der Milchtemperatur ab. Der Unterschied ist 3,85 K bei 5 °C und −1,19 K bei 60 °C, null also bei 5 °C + 55 K · 3,85/5,05 = 47,0 °C.</w:t>
       </w:r>
     </w:p>
     <w:p>
@@ -12385,7 +13682,66 @@
         <w:pStyle w:val="BodyText"/>
       </w:pPr>
       <w:r>
-        <w:t xml:space="preserve">Zu (2): Nein. Draußen erwärmt sich die Milch höchstens auf Raumtemperatur und nimmt dabei aus der Raumluft höchstens</w:t>
+        <w:t xml:space="preserve">Erst Milch über etwa 47 °C dreht das Ergebnis um. Der Wert gilt im Modell mit gleichem</w:t>
+      </w:r>
+      <w:r>
+        <w:t xml:space="preserve"> </w:t>
+      </w:r>
+      <m:oMath>
+        <m:r>
+          <m:t>k</m:t>
+        </m:r>
+        <m:r>
+          <m:t>A</m:t>
+        </m:r>
+      </m:oMath>
+      <w:r>
+        <w:t xml:space="preserve"> </w:t>
+      </w:r>
+      <w:r>
+        <w:t xml:space="preserve">und ist empfindlich: Ist</w:t>
+      </w:r>
+      <w:r>
+        <w:t xml:space="preserve"> </w:t>
+      </w:r>
+      <m:oMath>
+        <m:r>
+          <m:t>k</m:t>
+        </m:r>
+        <m:r>
+          <m:t>A</m:t>
+        </m:r>
+      </m:oMath>
+      <w:r>
+        <w:t xml:space="preserve"> </w:t>
+      </w:r>
+      <w:r>
+        <w:t xml:space="preserve">mit Milch 5 % größer, liegt er bei etwa 37 °C, bei 5 % kleinerem</w:t>
+      </w:r>
+      <w:r>
+        <w:t xml:space="preserve"> </w:t>
+      </w:r>
+      <m:oMath>
+        <m:r>
+          <m:t>k</m:t>
+        </m:r>
+        <m:r>
+          <m:t>A</m:t>
+        </m:r>
+      </m:oMath>
+      <w:r>
+        <w:t xml:space="preserve"> </w:t>
+      </w:r>
+      <w:r>
+        <w:t xml:space="preserve">bei 58 °C; mit überlinearer Wärmeabgabe (Exponent 4/3) bei rund 50 °C.</w:t>
+      </w:r>
+    </w:p>
+    <w:p>
+      <w:pPr>
+        <w:pStyle w:val="BodyText"/>
+      </w:pPr>
+      <w:r>
+        <w:t xml:space="preserve">Zu (2): Nein. Die Milch wird nur von der Raumluft erwärmt, also höchstens auf Raumtemperatur, und nimmt dabei höchstens</w:t>
       </w:r>
     </w:p>
     <w:p>
@@ -13066,12 +14422,12 @@
         </m:r>
       </m:oMath>
       <w:r>
-        <w:t xml:space="preserve">). Der Kipppunkt aus (1) entscheidet die Frage nicht allein, weil er für gleich warme Milch in beiden Tassen gilt.</w:t>
+        <w:t xml:space="preserve">). Der Kipppunkt aus (1) entscheidet die Frage nicht allein, weil er für gleich warme Milch in beiden Tassen gilt. Die Schranke gilt nur ohne weitere Wärmequelle: Käme Wärme vom heißen Becher dazu, würde schon eine späte Portion von 35,3 °C Tasse 2 auf die Temperatur von Tasse 1 bringen.</w:t>
       </w:r>
     </w:p>
     <w:p>
       <w:pPr>
-        <w:pStyle w:val="BodyText"/>
+        <w:pStyle w:val="Baustein"/>
         <w:keepNext/>
       </w:pPr>
       <w:r>
@@ -13081,6 +14437,720 @@
           <w:b/>
         </w:rPr>
         <w:t xml:space="preserve">Hinweise für die Tutoriumsleitung</w:t>
+      </w:r>
+    </w:p>
+    <w:p>
+      <w:pPr>
+        <w:pStyle w:val="BodyText"/>
+      </w:pPr>
+      <w:r>
+        <w:rPr>
+          <w:iCs/>
+          <w:i/>
+        </w:rPr>
+        <w:t xml:space="preserve">Ablauf im Tutorium:</w:t>
+      </w:r>
+      <w:r>
+        <w:t xml:space="preserve"> </w:t>
+      </w:r>
+      <w:r>
+        <w:t xml:space="preserve">Kern sind Frage 1, a bis e, g und der Versuch; f ist Vertiefung, h Zusatz oder Hausaufgabe. Frage 1 vor dem Austeilen stellen: Vermutung mit Begründung notieren lassen, Handzeichen (Tasse 1, Tasse 2, gleich warm), Verteilung an die Tafel und am Ende wieder zeigen; die Ergebnisse in d) verraten sonst die Antwort. Zeitplan als Schätzung, beim ersten Einsatz messen:</w:t>
+      </w:r>
+    </w:p>
+    <w:tbl>
+      <w:tblPr>
+        <w:tblStyle w:val="Table"/>
+        <w:tblW w:type="pct" w:w="5000"/>
+        <w:tblLook w:firstRow="1" w:lastRow="0" w:firstColumn="0" w:lastColumn="0" w:noHBand="0" w:noVBand="0" w:val="0020"/>
+        <w:jc w:val="start"/>
+      </w:tblPr>
+      <w:tblGrid>
+        <w:gridCol w:w="1120"/>
+        <w:gridCol w:w="6799"/>
+      </w:tblGrid>
+      <w:tr>
+        <w:trPr>
+          <w:cantSplit/>
+          <w:tblHeader w:val="true"/>
+        </w:trPr>
+        <w:tc>
+          <w:tcPr/>
+          <w:p>
+            <w:pPr>
+              <w:pStyle w:val="Compact"/>
+              <w:keepNext/>
+              <w:jc w:val="left"/>
+            </w:pPr>
+            <w:r>
+              <w:t xml:space="preserve">Minute</w:t>
+            </w:r>
+          </w:p>
+        </w:tc>
+        <w:tc>
+          <w:tcPr/>
+          <w:p>
+            <w:pPr>
+              <w:pStyle w:val="Compact"/>
+              <w:keepNext/>
+              <w:jc w:val="left"/>
+            </w:pPr>
+            <w:r>
+              <w:t xml:space="preserve">Ablauf</w:t>
+            </w:r>
+          </w:p>
+        </w:tc>
+      </w:tr>
+      <w:tr>
+        <w:trPr>
+          <w:cantSplit/>
+        </w:trPr>
+        <w:tc>
+          <w:tcPr/>
+          <w:p>
+            <w:pPr>
+              <w:pStyle w:val="Compact"/>
+              <w:keepNext/>
+              <w:jc w:val="left"/>
+            </w:pPr>
+            <w:r>
+              <w:t xml:space="preserve">0 bis 5</w:t>
+            </w:r>
+          </w:p>
+        </w:tc>
+        <w:tc>
+          <w:tcPr/>
+          <w:p>
+            <w:pPr>
+              <w:pStyle w:val="Compact"/>
+              <w:keepNext/>
+              <w:jc w:val="left"/>
+            </w:pPr>
+            <w:r>
+              <w:t xml:space="preserve">Ausgangssituation, Frage 1 (Vermutung, Handzeichen), dann Blatt austeilen</w:t>
+            </w:r>
+          </w:p>
+        </w:tc>
+      </w:tr>
+      <w:tr>
+        <w:trPr>
+          <w:cantSplit/>
+        </w:trPr>
+        <w:tc>
+          <w:tcPr/>
+          <w:p>
+            <w:pPr>
+              <w:pStyle w:val="Compact"/>
+              <w:keepNext/>
+              <w:jc w:val="left"/>
+            </w:pPr>
+            <w:r>
+              <w:t xml:space="preserve">5 bis 12</w:t>
+            </w:r>
+          </w:p>
+        </w:tc>
+        <w:tc>
+          <w:tcPr/>
+          <w:p>
+            <w:pPr>
+              <w:pStyle w:val="Compact"/>
+              <w:keepNext/>
+              <w:jc w:val="left"/>
+            </w:pPr>
+            <w:r>
+              <w:t xml:space="preserve">Studierende: Frage 3 (Biot) oder Beginn von a. TL startet mit zwei Freiwilligen den Versuch (</w:t>
+            </w:r>
+            <m:oMath>
+              <m:r>
+                <m:t>t</m:t>
+              </m:r>
+              <m:r>
+                <m:rPr>
+                  <m:sty m:val="p"/>
+                </m:rPr>
+                <m:t>=</m:t>
+              </m:r>
+              <m:r>
+                <m:t>0</m:t>
+              </m:r>
+            </m:oMath>
+            <w:r>
+              <w:t xml:space="preserve"> </w:t>
+            </w:r>
+            <w:r>
+              <w:t xml:space="preserve">etwa in Minute 10)</w:t>
+            </w:r>
+          </w:p>
+        </w:tc>
+      </w:tr>
+      <w:tr>
+        <w:trPr>
+          <w:cantSplit/>
+        </w:trPr>
+        <w:tc>
+          <w:tcPr/>
+          <w:p>
+            <w:pPr>
+              <w:pStyle w:val="Compact"/>
+              <w:keepNext/>
+              <w:jc w:val="left"/>
+            </w:pPr>
+            <w:r>
+              <w:t xml:space="preserve">12 bis 50</w:t>
+            </w:r>
+          </w:p>
+        </w:tc>
+        <w:tc>
+          <w:tcPr/>
+          <w:p>
+            <w:pPr>
+              <w:pStyle w:val="Compact"/>
+              <w:keepNext/>
+              <w:jc w:val="left"/>
+            </w:pPr>
+            <w:r>
+              <w:t xml:space="preserve">a bis e; etwa Minute 20 Messung bei</w:t>
+            </w:r>
+            <w:r>
+              <w:t xml:space="preserve"> </w:t>
+            </w:r>
+            <m:oMath>
+              <m:r>
+                <m:t>t</m:t>
+              </m:r>
+              <m:r>
+                <m:rPr>
+                  <m:sty m:val="p"/>
+                </m:rPr>
+                <m:t>=</m:t>
+              </m:r>
+              <m:r>
+                <m:t>10</m:t>
+              </m:r>
+              <m:r>
+                <m:t> </m:t>
+              </m:r>
+              <m:r>
+                <m:rPr>
+                  <m:sty m:val="p"/>
+                </m:rPr>
+                <m:t>m</m:t>
+              </m:r>
+              <m:r>
+                <m:rPr>
+                  <m:sty m:val="p"/>
+                </m:rPr>
+                <m:t>i</m:t>
+              </m:r>
+              <m:r>
+                <m:rPr>
+                  <m:sty m:val="p"/>
+                </m:rPr>
+                <m:t>n</m:t>
+              </m:r>
+            </m:oMath>
+            <w:r>
+              <w:t xml:space="preserve">; nach d) Vorhersage für</w:t>
+            </w:r>
+            <w:r>
+              <w:t xml:space="preserve"> </w:t>
+            </w:r>
+            <m:oMath>
+              <m:r>
+                <m:t>t</m:t>
+              </m:r>
+              <m:r>
+                <m:rPr>
+                  <m:sty m:val="p"/>
+                </m:rPr>
+                <m:t>=</m:t>
+              </m:r>
+              <m:r>
+                <m:t>40</m:t>
+              </m:r>
+              <m:r>
+                <m:t> </m:t>
+              </m:r>
+              <m:r>
+                <m:rPr>
+                  <m:sty m:val="p"/>
+                </m:rPr>
+                <m:t>m</m:t>
+              </m:r>
+              <m:r>
+                <m:rPr>
+                  <m:sty m:val="p"/>
+                </m:rPr>
+                <m:t>i</m:t>
+              </m:r>
+              <m:r>
+                <m:rPr>
+                  <m:sty m:val="p"/>
+                </m:rPr>
+                <m:t>n</m:t>
+              </m:r>
+            </m:oMath>
+            <w:r>
+              <w:t xml:space="preserve"> </w:t>
+            </w:r>
+            <w:r>
+              <w:t xml:space="preserve">an der Tafel</w:t>
+            </w:r>
+          </w:p>
+        </w:tc>
+      </w:tr>
+      <w:tr>
+        <w:trPr>
+          <w:cantSplit/>
+        </w:trPr>
+        <w:tc>
+          <w:tcPr/>
+          <w:p>
+            <w:pPr>
+              <w:pStyle w:val="Compact"/>
+              <w:keepNext/>
+              <w:jc w:val="left"/>
+            </w:pPr>
+            <w:r>
+              <w:t xml:space="preserve">50 bis 58</w:t>
+            </w:r>
+          </w:p>
+        </w:tc>
+        <w:tc>
+          <w:tcPr/>
+          <w:p>
+            <w:pPr>
+              <w:pStyle w:val="Compact"/>
+              <w:keepNext/>
+              <w:jc w:val="left"/>
+            </w:pPr>
+            <w:r>
+              <w:t xml:space="preserve">Messung bei</w:t>
+            </w:r>
+            <w:r>
+              <w:t xml:space="preserve"> </w:t>
+            </w:r>
+            <m:oMath>
+              <m:r>
+                <m:t>t</m:t>
+              </m:r>
+              <m:r>
+                <m:rPr>
+                  <m:sty m:val="p"/>
+                </m:rPr>
+                <m:t>=</m:t>
+              </m:r>
+              <m:r>
+                <m:t>40</m:t>
+              </m:r>
+              <m:r>
+                <m:t> </m:t>
+              </m:r>
+              <m:r>
+                <m:rPr>
+                  <m:sty m:val="p"/>
+                </m:rPr>
+                <m:t>m</m:t>
+              </m:r>
+              <m:r>
+                <m:rPr>
+                  <m:sty m:val="p"/>
+                </m:rPr>
+                <m:t>i</m:t>
+              </m:r>
+              <m:r>
+                <m:rPr>
+                  <m:sty m:val="p"/>
+                </m:rPr>
+                <m:t>n</m:t>
+              </m:r>
+            </m:oMath>
+            <w:r>
+              <w:t xml:space="preserve">, Vergleich mit der Vorhersage, Auflösung von Frage 1</w:t>
+            </w:r>
+          </w:p>
+        </w:tc>
+      </w:tr>
+      <w:tr>
+        <w:trPr>
+          <w:cantSplit/>
+        </w:trPr>
+        <w:tc>
+          <w:tcPr/>
+          <w:p>
+            <w:pPr>
+              <w:pStyle w:val="Compact"/>
+              <w:keepNext/>
+              <w:jc w:val="left"/>
+            </w:pPr>
+            <w:r>
+              <w:t xml:space="preserve">58 bis 72</w:t>
+            </w:r>
+          </w:p>
+        </w:tc>
+        <w:tc>
+          <w:tcPr/>
+          <w:p>
+            <w:pPr>
+              <w:pStyle w:val="Compact"/>
+              <w:keepNext/>
+              <w:jc w:val="left"/>
+            </w:pPr>
+            <w:r>
+              <w:t xml:space="preserve">g mit Vorhersage und Erklärung</w:t>
+            </w:r>
+          </w:p>
+        </w:tc>
+      </w:tr>
+      <w:tr>
+        <w:trPr>
+          <w:cantSplit/>
+        </w:trPr>
+        <w:tc>
+          <w:tcPr/>
+          <w:p>
+            <w:pPr>
+              <w:pStyle w:val="Compact"/>
+              <w:keepNext/>
+              <w:jc w:val="left"/>
+            </w:pPr>
+            <w:r>
+              <w:t xml:space="preserve">72 bis 85</w:t>
+            </w:r>
+          </w:p>
+        </w:tc>
+        <w:tc>
+          <w:tcPr/>
+          <w:p>
+            <w:pPr>
+              <w:pStyle w:val="Compact"/>
+              <w:keepNext/>
+              <w:jc w:val="left"/>
+            </w:pPr>
+            <w:r>
+              <w:t xml:space="preserve">f für Schnelle, sonst Besprechung; h als Zusatz</w:t>
+            </w:r>
+          </w:p>
+        </w:tc>
+      </w:tr>
+      <w:tr>
+        <w:trPr>
+          <w:cantSplit/>
+        </w:trPr>
+        <w:tc>
+          <w:tcPr/>
+          <w:p>
+            <w:pPr>
+              <w:pStyle w:val="Compact"/>
+              <w:jc w:val="left"/>
+            </w:pPr>
+            <w:r>
+              <w:t xml:space="preserve">85 bis 90</w:t>
+            </w:r>
+          </w:p>
+        </w:tc>
+        <w:tc>
+          <w:tcPr/>
+          <w:p>
+            <w:pPr>
+              <w:pStyle w:val="Compact"/>
+              <w:jc w:val="left"/>
+            </w:pPr>
+            <w:r>
+              <w:t xml:space="preserve">Zusammenfassung</w:t>
+            </w:r>
+          </w:p>
+        </w:tc>
+      </w:tr>
+    </w:tbl>
+    <w:p>
+      <w:pPr>
+        <w:numPr>
+          <w:ilvl w:val="0"/>
+          <w:numId w:val="1004"/>
+        </w:numPr>
+        <w:pStyle w:val="Compact"/>
+      </w:pPr>
+      <w:r>
+        <w:rPr>
+          <w:iCs/>
+          <w:i/>
+        </w:rPr>
+        <w:t xml:space="preserve">Typische Fehler:</w:t>
+      </w:r>
+      <w:r>
+        <w:t xml:space="preserve"> </w:t>
+      </w:r>
+      <w:r>
+        <w:t xml:space="preserve">Mischtemperatur nach dem Volumen statt nach</w:t>
+      </w:r>
+      <w:r>
+        <w:t xml:space="preserve"> </w:t>
+      </w:r>
+      <m:oMath>
+        <m:r>
+          <m:t>m</m:t>
+        </m:r>
+        <m:r>
+          <m:t> </m:t>
+        </m:r>
+        <m:sSub>
+          <m:e>
+            <m:r>
+              <m:t>c</m:t>
+            </m:r>
+          </m:e>
+          <m:sub>
+            <m:r>
+              <m:t>p</m:t>
+            </m:r>
+          </m:sub>
+        </m:sSub>
+      </m:oMath>
+      <w:r>
+        <w:t xml:space="preserve"> </w:t>
+      </w:r>
+      <w:r>
+        <w:t xml:space="preserve">gewichtet; in Tasse 1 nur mit</w:t>
+      </w:r>
+      <w:r>
+        <w:t xml:space="preserve"> </w:t>
+      </w:r>
+      <m:oMath>
+        <m:sSub>
+          <m:e>
+            <m:r>
+              <m:t>m</m:t>
+            </m:r>
+          </m:e>
+          <m:sub>
+            <m:r>
+              <m:t>K</m:t>
+            </m:r>
+          </m:sub>
+        </m:sSub>
+        <m:sSub>
+          <m:e>
+            <m:r>
+              <m:t>c</m:t>
+            </m:r>
+          </m:e>
+          <m:sub>
+            <m:r>
+              <m:t>p</m:t>
+            </m:r>
+            <m:r>
+              <m:rPr>
+                <m:sty m:val="p"/>
+              </m:rPr>
+              <m:t>,</m:t>
+            </m:r>
+            <m:r>
+              <m:t>K</m:t>
+            </m:r>
+          </m:sub>
+        </m:sSub>
+      </m:oMath>
+      <w:r>
+        <w:t xml:space="preserve"> </w:t>
+      </w:r>
+      <w:r>
+        <w:t xml:space="preserve">gerechnet; in Tasse 2 schon während der 60 Minuten mit</w:t>
+      </w:r>
+      <w:r>
+        <w:t xml:space="preserve"> </w:t>
+      </w:r>
+      <m:oMath>
+        <m:sSub>
+          <m:e>
+            <m:r>
+              <m:t>m</m:t>
+            </m:r>
+          </m:e>
+          <m:sub>
+            <m:r>
+              <m:t>K</m:t>
+            </m:r>
+          </m:sub>
+        </m:sSub>
+        <m:sSub>
+          <m:e>
+            <m:r>
+              <m:t>c</m:t>
+            </m:r>
+          </m:e>
+          <m:sub>
+            <m:r>
+              <m:t>p</m:t>
+            </m:r>
+            <m:r>
+              <m:rPr>
+                <m:sty m:val="p"/>
+              </m:rPr>
+              <m:t>,</m:t>
+            </m:r>
+            <m:r>
+              <m:t>K</m:t>
+            </m:r>
+          </m:sub>
+        </m:sSub>
+        <m:r>
+          <m:rPr>
+            <m:sty m:val="p"/>
+          </m:rPr>
+          <m:t>+</m:t>
+        </m:r>
+        <m:sSub>
+          <m:e>
+            <m:r>
+              <m:t>m</m:t>
+            </m:r>
+          </m:e>
+          <m:sub>
+            <m:r>
+              <m:t>M</m:t>
+            </m:r>
+          </m:sub>
+        </m:sSub>
+        <m:sSub>
+          <m:e>
+            <m:r>
+              <m:t>c</m:t>
+            </m:r>
+          </m:e>
+          <m:sub>
+            <m:r>
+              <m:t>p</m:t>
+            </m:r>
+            <m:r>
+              <m:rPr>
+                <m:sty m:val="p"/>
+              </m:rPr>
+              <m:t>,</m:t>
+            </m:r>
+            <m:r>
+              <m:t>M</m:t>
+            </m:r>
+          </m:sub>
+        </m:sSub>
+      </m:oMath>
+      <w:r>
+        <w:t xml:space="preserve"> </w:t>
+      </w:r>
+      <w:r>
+        <w:t xml:space="preserve">gerechnet; Zeit in Minuten eingesetzt (</w:t>
+      </w:r>
+      <m:oMath>
+        <m:r>
+          <m:t>k</m:t>
+        </m:r>
+        <m:r>
+          <m:t>A</m:t>
+        </m:r>
+        <m:r>
+          <m:rPr>
+            <m:sty m:val="p"/>
+          </m:rPr>
+          <m:t>=</m:t>
+        </m:r>
+        <m:r>
+          <m:t>20</m:t>
+        </m:r>
+        <m:r>
+          <m:rPr>
+            <m:sty m:val="p"/>
+          </m:rPr>
+          <m:t>,</m:t>
+        </m:r>
+        <m:r>
+          <m:t>41</m:t>
+        </m:r>
+      </m:oMath>
+      <w:r>
+        <w:t xml:space="preserve"> </w:t>
+      </w:r>
+      <w:r>
+        <w:t xml:space="preserve">statt</w:t>
+      </w:r>
+      <w:r>
+        <w:t xml:space="preserve"> </w:t>
+      </w:r>
+      <m:oMath>
+        <m:r>
+          <m:t>0</m:t>
+        </m:r>
+        <m:r>
+          <m:rPr>
+            <m:sty m:val="p"/>
+          </m:rPr>
+          <m:t>,</m:t>
+        </m:r>
+        <m:r>
+          <m:t>3402</m:t>
+        </m:r>
+        <m:r>
+          <m:t> </m:t>
+        </m:r>
+        <m:r>
+          <m:rPr>
+            <m:sty m:val="p"/>
+          </m:rPr>
+          <m:t>W</m:t>
+        </m:r>
+        <m:r>
+          <m:rPr>
+            <m:sty m:val="p"/>
+          </m:rPr>
+          <m:t>/</m:t>
+        </m:r>
+        <m:r>
+          <m:rPr>
+            <m:sty m:val="p"/>
+          </m:rPr>
+          <m:t>K</m:t>
+        </m:r>
+      </m:oMath>
+      <w:r>
+        <w:t xml:space="preserve">); Vorzeichen in der Bilanz vergessen (die Temperatur stiege);</w:t>
+      </w:r>
+      <w:r>
+        <w:t xml:space="preserve"> </w:t>
+      </w:r>
+      <m:oMath>
+        <m:sSub>
+          <m:e>
+            <m:r>
+              <m:t>Q</m:t>
+            </m:r>
+          </m:e>
+          <m:sub>
+            <m:r>
+              <m:t>2</m:t>
+            </m:r>
+          </m:sub>
+        </m:sSub>
+      </m:oMath>
+      <w:r>
+        <w:t xml:space="preserve"> </w:t>
+      </w:r>
+      <w:r>
+        <w:t xml:space="preserve">mit Kaffee und Milch gerechnet (44,19 statt 38,57 kJ); in f) das alte</w:t>
+      </w:r>
+      <w:r>
+        <w:t xml:space="preserve"> </w:t>
+      </w:r>
+      <m:oMath>
+        <m:r>
+          <m:t>k</m:t>
+        </m:r>
+        <m:r>
+          <m:t>A</m:t>
+        </m:r>
+      </m:oMath>
+      <w:r>
+        <w:t xml:space="preserve"> </w:t>
+      </w:r>
+      <w:r>
+        <w:t xml:space="preserve">weiterverwendet (dann 39,1 und 36,1 °C: Aussage gleich, aber nicht mehr passend zur Messung) oder den Becher beim Zugießen nicht mitgemischt (33,51 und 30,19 °C); in h) (2) nur mit dem Kipppunkt argumentiert (20 °C &lt; 47 °C), obwohl Tasse 1 weiter die kalte Milch bekommt.</w:t>
       </w:r>
     </w:p>
     <w:p>
@@ -13096,186 +15166,13 @@
           <w:iCs/>
           <w:i/>
         </w:rPr>
-        <w:t xml:space="preserve">Typische Fehler:</w:t>
-      </w:r>
-      <w:r>
-        <w:t xml:space="preserve"> </w:t>
-      </w:r>
-      <w:r>
-        <w:t xml:space="preserve">Mischtemperatur nach dem Volumen statt nach</w:t>
-      </w:r>
-      <w:r>
-        <w:t xml:space="preserve"> </w:t>
-      </w:r>
-      <m:oMath>
-        <m:r>
-          <m:t>m</m:t>
-        </m:r>
-        <m:r>
-          <m:t> </m:t>
-        </m:r>
-        <m:sSub>
-          <m:e>
-            <m:r>
-              <m:t>c</m:t>
-            </m:r>
-          </m:e>
-          <m:sub>
-            <m:r>
-              <m:t>p</m:t>
-            </m:r>
-          </m:sub>
-        </m:sSub>
-      </m:oMath>
-      <w:r>
-        <w:t xml:space="preserve"> </w:t>
-      </w:r>
-      <w:r>
-        <w:t xml:space="preserve">gewichtet; in Tasse 1 nur mit</w:t>
-      </w:r>
-      <w:r>
-        <w:t xml:space="preserve"> </w:t>
-      </w:r>
-      <m:oMath>
-        <m:sSub>
-          <m:e>
-            <m:r>
-              <m:t>m</m:t>
-            </m:r>
-          </m:e>
-          <m:sub>
-            <m:r>
-              <m:t>K</m:t>
-            </m:r>
-          </m:sub>
-        </m:sSub>
-        <m:sSub>
-          <m:e>
-            <m:r>
-              <m:t>c</m:t>
-            </m:r>
-          </m:e>
-          <m:sub>
-            <m:r>
-              <m:t>p</m:t>
-            </m:r>
-            <m:r>
-              <m:rPr>
-                <m:sty m:val="p"/>
-              </m:rPr>
-              <m:t>,</m:t>
-            </m:r>
-            <m:r>
-              <m:t>K</m:t>
-            </m:r>
-          </m:sub>
-        </m:sSub>
-      </m:oMath>
-      <w:r>
-        <w:t xml:space="preserve"> </w:t>
-      </w:r>
-      <w:r>
-        <w:t xml:space="preserve">gerechnet; in Tasse 2 schon während der 60 Minuten mit</w:t>
-      </w:r>
-      <w:r>
-        <w:t xml:space="preserve"> </w:t>
-      </w:r>
-      <m:oMath>
-        <m:sSub>
-          <m:e>
-            <m:r>
-              <m:t>m</m:t>
-            </m:r>
-          </m:e>
-          <m:sub>
-            <m:r>
-              <m:t>K</m:t>
-            </m:r>
-          </m:sub>
-        </m:sSub>
-        <m:sSub>
-          <m:e>
-            <m:r>
-              <m:t>c</m:t>
-            </m:r>
-          </m:e>
-          <m:sub>
-            <m:r>
-              <m:t>p</m:t>
-            </m:r>
-            <m:r>
-              <m:rPr>
-                <m:sty m:val="p"/>
-              </m:rPr>
-              <m:t>,</m:t>
-            </m:r>
-            <m:r>
-              <m:t>K</m:t>
-            </m:r>
-          </m:sub>
-        </m:sSub>
-        <m:r>
-          <m:rPr>
-            <m:sty m:val="p"/>
-          </m:rPr>
-          <m:t>+</m:t>
-        </m:r>
-        <m:sSub>
-          <m:e>
-            <m:r>
-              <m:t>m</m:t>
-            </m:r>
-          </m:e>
-          <m:sub>
-            <m:r>
-              <m:t>M</m:t>
-            </m:r>
-          </m:sub>
-        </m:sSub>
-        <m:sSub>
-          <m:e>
-            <m:r>
-              <m:t>c</m:t>
-            </m:r>
-          </m:e>
-          <m:sub>
-            <m:r>
-              <m:t>p</m:t>
-            </m:r>
-            <m:r>
-              <m:rPr>
-                <m:sty m:val="p"/>
-              </m:rPr>
-              <m:t>,</m:t>
-            </m:r>
-            <m:r>
-              <m:t>M</m:t>
-            </m:r>
-          </m:sub>
-        </m:sSub>
-      </m:oMath>
-      <w:r>
-        <w:t xml:space="preserve"> </w:t>
-      </w:r>
-      <w:r>
-        <w:t xml:space="preserve">gerechnet; in f) das alte</w:t>
-      </w:r>
-      <w:r>
-        <w:t xml:space="preserve"> </w:t>
-      </w:r>
-      <m:oMath>
-        <m:r>
-          <m:t>k</m:t>
-        </m:r>
-        <m:r>
-          <m:t>A</m:t>
-        </m:r>
-      </m:oMath>
-      <w:r>
-        <w:t xml:space="preserve"> </w:t>
-      </w:r>
-      <w:r>
-        <w:t xml:space="preserve">weiterverwendet (dann 39,1 und 36,1 °C: Aussage gleich, aber nicht mehr passend zur Messung).</w:t>
+        <w:t xml:space="preserve">Fehlvorstellungen:</w:t>
+      </w:r>
+      <w:r>
+        <w:t xml:space="preserve"> </w:t>
+      </w:r>
+      <w:r>
+        <w:t xml:space="preserve">„Energieerhaltung, also egal“: Erhalten bleibt die Energie von Kaffee, Milch und Umgebung zusammen, nicht die des Tasseninhalts (Teil e). „Erwärmte Milch ist kälter als der Kaffee, wirkt also wie kalte Milch“: Entscheidend ist nicht der Vergleich mit dem Kaffee, sondern ob die Milch wärmer als der Kipppunkt aus h ist. „Milchkaffee ist heller und strahlt deshalb weniger ab“: Im Infraroten strahlen schwarzer Kaffee und Milchkaffee gleich; die sichtbare Farbe spielt keine Rolle.</w:t>
       </w:r>
     </w:p>
     <w:p>
@@ -13291,13 +15188,30 @@
           <w:iCs/>
           <w:i/>
         </w:rPr>
-        <w:t xml:space="preserve">Fehlvorstellungen:</w:t>
-      </w:r>
-      <w:r>
-        <w:t xml:space="preserve"> </w:t>
-      </w:r>
-      <w:r>
-        <w:t xml:space="preserve">„Energieerhaltung, also egal“: Erhalten bleibt die Energie von Kaffee, Milch und Umgebung zusammen, nicht die des Tasseninhalts (Teil e). „Schaum ist kälter als der Kaffee, wirkt also wie kalte Milch“: Entscheidend ist nicht der Vergleich mit dem Kaffee, sondern ob die Milch wärmer als der Kipppunkt aus h ist.</w:t>
+        <w:t xml:space="preserve">Zu g:</w:t>
+      </w:r>
+      <w:r>
+        <w:t xml:space="preserve"> </w:t>
+      </w:r>
+      <w:r>
+        <w:t xml:space="preserve">Hilfe bei Bedarf: „Was bewirkt die Milch während der 60 Minuten, und was beim Zugießen?“ Die späte Portion muss frisch erwärmt sein; unter 50,6 °C wäre Tasse 2 nicht mehr wärmer. Ein echter Cappuccino verhält sich anders: Der Schaum mischt sich nicht und liegt als dämmende Schicht oben. Schon 5,6 % weniger</w:t>
+      </w:r>
+      <w:r>
+        <w:t xml:space="preserve"> </w:t>
+      </w:r>
+      <m:oMath>
+        <m:r>
+          <m:t>k</m:t>
+        </m:r>
+        <m:r>
+          <m:t>A</m:t>
+        </m:r>
+      </m:oMath>
+      <w:r>
+        <w:t xml:space="preserve"> </w:t>
+      </w:r>
+      <w:r>
+        <w:t xml:space="preserve">in Tasse 1 gleichen den Vorsprung von Tasse 2 aus, bei 10 % weniger ist Tasse 1 um 0,99 K wärmer.</w:t>
       </w:r>
     </w:p>
     <w:p>
@@ -13319,13 +15233,42 @@
         <w:t xml:space="preserve"> </w:t>
       </w:r>
       <w:r>
-        <w:t xml:space="preserve">Bei hoher Temperatur trägt die Verdunstung rund die Hälfte der Wärmeabgabe (Condoret 2007, Tab. 2), deshalb ist</w:t>
+        <w:t xml:space="preserve">(1) Die Verdunstung wächst mit dem Dampfdruck, also viel stärker als linear mit</w:t>
       </w:r>
       <w:r>
         <w:t xml:space="preserve"> </w:t>
       </w:r>
       <m:oMath>
         <m:r>
+          <m:t>T</m:t>
+        </m:r>
+        <m:r>
+          <m:rPr>
+            <m:sty m:val="p"/>
+          </m:rPr>
+          <m:t>−</m:t>
+        </m:r>
+        <m:sSub>
+          <m:e>
+            <m:r>
+              <m:t>T</m:t>
+            </m:r>
+          </m:e>
+          <m:sub>
+            <m:r>
+              <m:t>u</m:t>
+            </m:r>
+          </m:sub>
+        </m:sSub>
+      </m:oMath>
+      <w:r>
+        <w:t xml:space="preserve">; bei 80 °C trägt sie rund die Hälfte der Wärmeabgabe (Condoret 2007, Tab. 2), bei 35 °C deutlich weniger. Mit</w:t>
+      </w:r>
+      <w:r>
+        <w:t xml:space="preserve"> </w:t>
+      </w:r>
+      <m:oMath>
+        <m:r>
           <m:t>k</m:t>
         </m:r>
         <m:r>
@@ -13336,7 +15279,7 @@
         <w:t xml:space="preserve"> </w:t>
       </w:r>
       <w:r>
-        <w:t xml:space="preserve">in Wirklichkeit nicht konstant. Mit einer überlinearen Wärmeabgabe</w:t>
+        <w:t xml:space="preserve">aus der 10-Minuten-Messung liegen die berechneten Temperaturen nach 60 min deshalb einige Kelvin zu tief (Abschätzung mit einem Verdunstungsmodell: 38 bis 40 statt 34 °C), der Unterschied wächst auf rund 4,5 K. Das Potenzgesetz</w:t>
       </w:r>
       <w:r>
         <w:t xml:space="preserve"> </w:t>
@@ -13421,7 +15364,10 @@
         </m:sSup>
       </m:oMath>
       <w:r>
-        <w:t xml:space="preserve">, angepasst an dieselbe Messung, ergeben sich</w:t>
+        <w:t xml:space="preserve"> </w:t>
+      </w:r>
+      <w:r>
+        <w:t xml:space="preserve">(freie Konvektion), angepasst an dieselbe Messung, bildet das nur teilweise ab:</w:t>
       </w:r>
       <w:r>
         <w:t xml:space="preserve"> </w:t>
@@ -13530,7 +15476,24 @@
         </m:r>
       </m:oMath>
       <w:r>
-        <w:t xml:space="preserve">, also 4,31 K statt 3,85 K: Der Vorsprung der heißeren Tasse 2 beim Wärmeverlust wächst.</w:t>
+        <w:t xml:space="preserve">, also 4,31 K. (2) Mit Milch ist die Tasse voller,</w:t>
+      </w:r>
+      <w:r>
+        <w:t xml:space="preserve"> </w:t>
+      </w:r>
+      <m:oMath>
+        <m:r>
+          <m:t>k</m:t>
+        </m:r>
+        <m:r>
+          <m:t>A</m:t>
+        </m:r>
+      </m:oMath>
+      <w:r>
+        <w:t xml:space="preserve"> </w:t>
+      </w:r>
+      <w:r>
+        <w:t xml:space="preserve">steigt um einige Prozent; je 5 % sinkt der Unterschied um rund 0,9 K. Beide Effekte heben sich etwa auf.</w:t>
       </w:r>
     </w:p>
     <w:p>
@@ -13552,7 +15515,30 @@
         <w:t xml:space="preserve"> </w:t>
       </w:r>
       <w:r>
-        <w:t xml:space="preserve">Hätte die Milch in beiden Tassen Raumtemperatur, wäre der Unterschied mit 2,5 K kleiner, aber vorhanden. Der schwarze Kaffee ist bis etwa 56 min heißer als das Gemisch in Tasse 1 (Abb. L2) und verliert deshalb mehr Wärme; erst die kalte Milch am Ende macht Tasse 2 deutlich kühler.</w:t>
+        <w:t xml:space="preserve">Hätte die Milch in beiden Tassen Raumtemperatur, wäre der Unterschied mit 2,5 K kleiner, aber vorhanden. Der schwarze Kaffee ist bis etwa 56 min heißer als das Gemisch in Tasse 1 (Abb. L2) und verliert deshalb mehr Wärme; am größten ist der Unterschied, wenn die Milch nach etwa 56 min kommt (3,86 K). Wie viel Kaffee verdunstet? Geht die Hälfte von</w:t>
+      </w:r>
+      <w:r>
+        <w:t xml:space="preserve"> </w:t>
+      </w:r>
+      <m:oMath>
+        <m:sSub>
+          <m:e>
+            <m:r>
+              <m:t>Q</m:t>
+            </m:r>
+          </m:e>
+          <m:sub>
+            <m:r>
+              <m:t>2</m:t>
+            </m:r>
+          </m:sub>
+        </m:sSub>
+      </m:oMath>
+      <w:r>
+        <w:t xml:space="preserve"> </w:t>
+      </w:r>
+      <w:r>
+        <w:t xml:space="preserve">in die Verdunstung, sind es höchstens rund 8 g (4 %); die Annahme ist vertretbar.</w:t>
       </w:r>
     </w:p>
     <w:p>
@@ -13568,18 +15554,608 @@
           <w:iCs/>
           <w:i/>
         </w:rPr>
-        <w:t xml:space="preserve">Versuch:</w:t>
-      </w:r>
-      <w:r>
-        <w:t xml:space="preserve"> </w:t>
-      </w:r>
-      <w:r>
-        <w:t xml:space="preserve">Mit echten, vorgewärmten Bechern sind nach 60 Minuten zwischen Becher 1 und 2 rund 3 K Unterschied zu erwarten (nach 30 Minuten schon gut 2,5 K), mit einem Küchenthermometer gut messbar; Becher 3 (Milch draußen) bleibt um mindestens 1,6 K kühler als Becher 1. Starttemperatur messen statt 80 °C annehmen, ein Thermometer für alle Becher verwenden, vor jeder Messung umrühren. Heißes Wasser verhält sich wie Kaffee; Verbrühungsgefahr beachten.</w:t>
+        <w:t xml:space="preserve">Impulse:</w:t>
+      </w:r>
+      <w:r>
+        <w:t xml:space="preserve"> </w:t>
+      </w:r>
+      <w:r>
+        <w:t xml:space="preserve">Zu c): „Wie warm ist der schwarze Kaffee nach der Zeit</w:t>
+      </w:r>
+      <w:r>
+        <w:t xml:space="preserve"> </w:t>
+      </w:r>
+      <m:oMath>
+        <m:r>
+          <m:t>τ</m:t>
+        </m:r>
+      </m:oMath>
+      <w:r>
+        <w:t xml:space="preserve">, und passt das zu Ihrer Erfahrung?“ (42,1 °C). Umgekehrtes Ziel: Wer den Kaffee möglichst bald bei Trinktemperatur haben will, gießt die kalte Milch spät dazu, aus demselben Grund. Technisch ist die Reihenfolge von Mischen und Kühlen eine Frage der Prozessführung: Soll ein heißer Ansatz schnell abkühlen, gibt man eine kalte Komponente spät zu. Quellterm als Impuls: Ein Tassenwärmer soll den Kaffee bei 60 °C halten; nötig ist</w:t>
+      </w:r>
+      <w:r>
+        <w:t xml:space="preserve"> </w:t>
+      </w:r>
+      <m:oMath>
+        <m:r>
+          <m:t>P</m:t>
+        </m:r>
+        <m:r>
+          <m:rPr>
+            <m:sty m:val="p"/>
+          </m:rPr>
+          <m:t>=</m:t>
+        </m:r>
+        <m:r>
+          <m:t>k</m:t>
+        </m:r>
+        <m:r>
+          <m:t>A</m:t>
+        </m:r>
+        <m:r>
+          <m:t> </m:t>
+        </m:r>
+        <m:d>
+          <m:dPr>
+            <m:begChr m:val="("/>
+            <m:endChr m:val=")"/>
+            <m:sepChr m:val=""/>
+            <m:grow/>
+          </m:dPr>
+          <m:e>
+            <m:r>
+              <m:t>ϑ</m:t>
+            </m:r>
+            <m:r>
+              <m:rPr>
+                <m:sty m:val="p"/>
+              </m:rPr>
+              <m:t>−</m:t>
+            </m:r>
+            <m:sSub>
+              <m:e>
+                <m:r>
+                  <m:t>ϑ</m:t>
+                </m:r>
+              </m:e>
+              <m:sub>
+                <m:r>
+                  <m:t>u</m:t>
+                </m:r>
+              </m:sub>
+            </m:sSub>
+          </m:e>
+        </m:d>
+      </m:oMath>
+      <w:r>
+        <w:t xml:space="preserve">, also 13,6 W mit</w:t>
+      </w:r>
+      <w:r>
+        <w:t xml:space="preserve"> </w:t>
+      </w:r>
+      <m:oMath>
+        <m:r>
+          <m:t>k</m:t>
+        </m:r>
+        <m:r>
+          <m:t>A</m:t>
+        </m:r>
+      </m:oMath>
+      <w:r>
+        <w:t xml:space="preserve"> </w:t>
+      </w:r>
+      <w:r>
+        <w:t xml:space="preserve">aus c) und 17,8 W mit</w:t>
+      </w:r>
+      <w:r>
+        <w:t xml:space="preserve"> </w:t>
+      </w:r>
+      <m:oMath>
+        <m:r>
+          <m:t>k</m:t>
+        </m:r>
+        <m:r>
+          <m:t>A</m:t>
+        </m:r>
+      </m:oMath>
+      <w:r>
+        <w:t xml:space="preserve"> </w:t>
+      </w:r>
+      <w:r>
+        <w:t xml:space="preserve">aus f). Wer den Becher bei der Bestimmung von</w:t>
+      </w:r>
+      <w:r>
+        <w:t xml:space="preserve"> </w:t>
+      </w:r>
+      <m:oMath>
+        <m:r>
+          <m:t>k</m:t>
+        </m:r>
+        <m:r>
+          <m:t>A</m:t>
+        </m:r>
+      </m:oMath>
+      <w:r>
+        <w:t xml:space="preserve"> </w:t>
+      </w:r>
+      <w:r>
+        <w:t xml:space="preserve">vernachlässigt, unterschätzt die Leistung um 23 %.</w:t>
       </w:r>
     </w:p>
     <w:p>
       <w:pPr>
-        <w:pStyle w:val="FirstParagraph"/>
+        <w:numPr>
+          <w:ilvl w:val="0"/>
+          <w:numId w:val="1004"/>
+        </w:numPr>
+        <w:pStyle w:val="Compact"/>
+      </w:pPr>
+      <w:r>
+        <w:rPr>
+          <w:iCs/>
+          <w:i/>
+        </w:rPr>
+        <w:t xml:space="preserve">Fachlicher Beleg</w:t>
+      </w:r>
+      <w:r>
+        <w:t xml:space="preserve"> </w:t>
+      </w:r>
+      <w:r>
+        <w:t xml:space="preserve">für die Hauptaussage: Rees &amp; Viney (1988, Am. J. Phys. 56, 434); im Netz kursieren auch Fehlschlüsse („der Zeitpunkt ist egal“), Teil e widerlegt sie.</w:t>
+      </w:r>
+    </w:p>
+    <w:p>
+      <w:pPr>
+        <w:numPr>
+          <w:ilvl w:val="0"/>
+          <w:numId w:val="1004"/>
+        </w:numPr>
+        <w:pStyle w:val="Compact"/>
+      </w:pPr>
+      <w:r>
+        <w:rPr>
+          <w:iCs/>
+          <w:i/>
+        </w:rPr>
+        <w:t xml:space="preserve">Versuch, Ablauf:</w:t>
+      </w:r>
+      <w:r>
+        <w:t xml:space="preserve"> </w:t>
+      </w:r>
+      <w:r>
+        <w:t xml:space="preserve">Material: drei gleiche Becher, heißes Wasser oder Kaffee aus der Thermoskanne, Milch aus der Kühltasche, ein kleines Glas, Messbecher, ein Einstichthermometer für alle Messungen, Löffel, Uhr.</w:t>
+      </w:r>
+      <w:r>
+        <w:t xml:space="preserve"> </w:t>
+      </w:r>
+      <m:oMath>
+        <m:r>
+          <m:t>t</m:t>
+        </m:r>
+        <m:r>
+          <m:rPr>
+            <m:sty m:val="p"/>
+          </m:rPr>
+          <m:t>=</m:t>
+        </m:r>
+        <m:r>
+          <m:t>0</m:t>
+        </m:r>
+      </m:oMath>
+      <w:r>
+        <w:t xml:space="preserve">: Raumtemperatur messen; Becher vorwärmen, je 200 ml einfüllen, Start- und Milchtemperatur messen; Becher 1 bekommt die Milch sofort, nach dem Umrühren Mischtemperatur messen (Vergleich mit a). Die Milch für Becher 2 bleibt in der Kühltasche, die für Becher 3 steht im Glas mit Abstand zu den Bechern (sonst erwärmt sie auch der heiße Becher, h (2)).</w:t>
+      </w:r>
+      <w:r>
+        <w:t xml:space="preserve"> </w:t>
+      </w:r>
+      <m:oMath>
+        <m:r>
+          <m:t>t</m:t>
+        </m:r>
+        <m:r>
+          <m:rPr>
+            <m:sty m:val="p"/>
+          </m:rPr>
+          <m:t>=</m:t>
+        </m:r>
+        <m:r>
+          <m:t>10</m:t>
+        </m:r>
+        <m:r>
+          <m:t> </m:t>
+        </m:r>
+        <m:r>
+          <m:rPr>
+            <m:sty m:val="p"/>
+          </m:rPr>
+          <m:t>m</m:t>
+        </m:r>
+        <m:r>
+          <m:rPr>
+            <m:sty m:val="p"/>
+          </m:rPr>
+          <m:t>i</m:t>
+        </m:r>
+        <m:r>
+          <m:rPr>
+            <m:sty m:val="p"/>
+          </m:rPr>
+          <m:t>n</m:t>
+        </m:r>
+      </m:oMath>
+      <w:r>
+        <w:t xml:space="preserve">: Becher 2 und 3 messen; der Unterschied zeigt die Streuung gleicher Becher. Vorhersage nach d) mit dem Mittelwert, für Becher 3 mit Raumtemperatur als obere Grenze; Abkürzung für den schwarzen Kaffee:</w:t>
+      </w:r>
+      <w:r>
+        <w:t xml:space="preserve"> </w:t>
+      </w:r>
+      <m:oMath>
+        <m:sSub>
+          <m:e>
+            <m:r>
+              <m:t>ϑ</m:t>
+            </m:r>
+          </m:e>
+          <m:sub>
+            <m:r>
+              <m:t>K</m:t>
+            </m:r>
+          </m:sub>
+        </m:sSub>
+        <m:d>
+          <m:dPr>
+            <m:begChr m:val="("/>
+            <m:endChr m:val=")"/>
+            <m:sepChr m:val=""/>
+            <m:grow/>
+          </m:dPr>
+          <m:e>
+            <m:r>
+              <m:t>t</m:t>
+            </m:r>
+          </m:e>
+        </m:d>
+        <m:r>
+          <m:rPr>
+            <m:sty m:val="p"/>
+          </m:rPr>
+          <m:t>=</m:t>
+        </m:r>
+        <m:sSub>
+          <m:e>
+            <m:r>
+              <m:t>ϑ</m:t>
+            </m:r>
+          </m:e>
+          <m:sub>
+            <m:r>
+              <m:t>u</m:t>
+            </m:r>
+          </m:sub>
+        </m:sSub>
+        <m:r>
+          <m:rPr>
+            <m:sty m:val="p"/>
+          </m:rPr>
+          <m:t>+</m:t>
+        </m:r>
+        <m:d>
+          <m:dPr>
+            <m:begChr m:val="("/>
+            <m:endChr m:val=")"/>
+            <m:sepChr m:val=""/>
+            <m:grow/>
+          </m:dPr>
+          <m:e>
+            <m:sSub>
+              <m:e>
+                <m:r>
+                  <m:t>ϑ</m:t>
+                </m:r>
+              </m:e>
+              <m:sub>
+                <m:r>
+                  <m:t>K</m:t>
+                </m:r>
+                <m:r>
+                  <m:rPr>
+                    <m:sty m:val="p"/>
+                  </m:rPr>
+                  <m:t>,</m:t>
+                </m:r>
+                <m:r>
+                  <m:t>0</m:t>
+                </m:r>
+              </m:sub>
+            </m:sSub>
+            <m:r>
+              <m:rPr>
+                <m:sty m:val="p"/>
+              </m:rPr>
+              <m:t>−</m:t>
+            </m:r>
+            <m:sSub>
+              <m:e>
+                <m:r>
+                  <m:t>ϑ</m:t>
+                </m:r>
+              </m:e>
+              <m:sub>
+                <m:r>
+                  <m:t>u</m:t>
+                </m:r>
+              </m:sub>
+            </m:sSub>
+          </m:e>
+        </m:d>
+        <m:r>
+          <m:t> </m:t>
+        </m:r>
+        <m:sSup>
+          <m:e>
+            <m:r>
+              <m:t>r</m:t>
+            </m:r>
+          </m:e>
+          <m:sup>
+            <m:r>
+              <m:t>t</m:t>
+            </m:r>
+            <m:r>
+              <m:rPr>
+                <m:sty m:val="p"/>
+              </m:rPr>
+              <m:t>/</m:t>
+            </m:r>
+            <m:r>
+              <m:t>10</m:t>
+            </m:r>
+            <m:r>
+              <m:t> </m:t>
+            </m:r>
+            <m:r>
+              <m:rPr>
+                <m:sty m:val="p"/>
+              </m:rPr>
+              <m:t>m</m:t>
+            </m:r>
+            <m:r>
+              <m:rPr>
+                <m:sty m:val="p"/>
+              </m:rPr>
+              <m:t>i</m:t>
+            </m:r>
+            <m:r>
+              <m:rPr>
+                <m:sty m:val="p"/>
+              </m:rPr>
+              <m:t>n</m:t>
+            </m:r>
+          </m:sup>
+        </m:sSup>
+      </m:oMath>
+      <w:r>
+        <w:t xml:space="preserve"> </w:t>
+      </w:r>
+      <w:r>
+        <w:t xml:space="preserve">mit</w:t>
+      </w:r>
+      <w:r>
+        <w:t xml:space="preserve"> </w:t>
+      </w:r>
+      <m:oMath>
+        <m:r>
+          <m:t>r</m:t>
+        </m:r>
+      </m:oMath>
+      <w:r>
+        <w:t xml:space="preserve"> </w:t>
+      </w:r>
+      <w:r>
+        <w:t xml:space="preserve">aus der 10-Minuten-Messung.</w:t>
+      </w:r>
+      <w:r>
+        <w:t xml:space="preserve"> </w:t>
+      </w:r>
+      <m:oMath>
+        <m:r>
+          <m:t>t</m:t>
+        </m:r>
+        <m:r>
+          <m:rPr>
+            <m:sty m:val="p"/>
+          </m:rPr>
+          <m:t>=</m:t>
+        </m:r>
+        <m:r>
+          <m:t>40</m:t>
+        </m:r>
+        <m:r>
+          <m:t> </m:t>
+        </m:r>
+        <m:r>
+          <m:rPr>
+            <m:sty m:val="p"/>
+          </m:rPr>
+          <m:t>m</m:t>
+        </m:r>
+        <m:r>
+          <m:rPr>
+            <m:sty m:val="p"/>
+          </m:rPr>
+          <m:t>i</m:t>
+        </m:r>
+        <m:r>
+          <m:rPr>
+            <m:sty m:val="p"/>
+          </m:rPr>
+          <m:t>n</m:t>
+        </m:r>
+      </m:oMath>
+      <w:r>
+        <w:t xml:space="preserve">: Milchtemperaturen messen, Milch zugießen, alle drei Becher umrühren und in fester Reihenfolge zügig messen. Messregel: vor jeder Messung umrühren, Thermometer mittig und halb tief, warten, bis die Anzeige steht, Uhrzeit notieren (bei 40 °C kühlt ein Becher um rund 0,4 K je Minute ab); alle Becher offen nebeneinander auf derselben Unterlage, ohne Zugluft. Ein Thermometer für alle Messungen hebt seinen festen Fehler im Vergleich auf. Heißes Wasser verhält sich wie Kaffee; Verbrühungsgefahr beachten.</w:t>
+      </w:r>
+    </w:p>
+    <w:p>
+      <w:pPr>
+        <w:numPr>
+          <w:ilvl w:val="0"/>
+          <w:numId w:val="1004"/>
+        </w:numPr>
+        <w:pStyle w:val="Compact"/>
+      </w:pPr>
+      <w:r>
+        <w:rPr>
+          <w:iCs/>
+          <w:i/>
+        </w:rPr>
+        <w:t xml:space="preserve">Versuch, Erwartung:</w:t>
+      </w:r>
+      <w:r>
+        <w:t xml:space="preserve"> </w:t>
+      </w:r>
+      <w:r>
+        <w:t xml:space="preserve">Mit vorgewärmten Bechern sind nach 40 Minuten zwischen Becher 1 und 2 rund 2 bis 3 K zu erwarten (Modell mit Becher 2,97 K; das Modell aus d) ohne Becher sagt 3,70 K voraus, der Unterschied ist ein Anlass für f), mit einem Thermometer für alle Messungen gut messbar. Becher 3 liegt dazwischen: rund 1 bis 2 K kühler als Becher 1 und oft nur 0,5 bis 1,5 K wärmer als Becher 2, kaum mehr als die Streuung zwischen zwei Bechern. Die Werte sind Modellwerte: Ist</w:t>
+      </w:r>
+      <w:r>
+        <w:t xml:space="preserve"> </w:t>
+      </w:r>
+      <m:oMath>
+        <m:r>
+          <m:t>k</m:t>
+        </m:r>
+        <m:r>
+          <m:t>A</m:t>
+        </m:r>
+      </m:oMath>
+      <w:r>
+        <w:t xml:space="preserve"> </w:t>
+      </w:r>
+      <w:r>
+        <w:t xml:space="preserve">beim volleren Milchkaffee nur 3 bis 5 % größer, sinkt der Unterschied zwischen Becher 1 und 2 im Modell auf 2,0 bis 2,4 K; die Verdunstung hebt ihn wieder etwas an. Die gemessenen Temperaturen liegen meist einige Kelvin über der Vorhersage, weil</w:t>
+      </w:r>
+      <w:r>
+        <w:t xml:space="preserve"> </w:t>
+      </w:r>
+      <m:oMath>
+        <m:r>
+          <m:t>k</m:t>
+        </m:r>
+        <m:r>
+          <m:t>A</m:t>
+        </m:r>
+      </m:oMath>
+      <w:r>
+        <w:t xml:space="preserve"> </w:t>
+      </w:r>
+      <w:r>
+        <w:t xml:space="preserve">mit sinkender Temperatur kleiner wird (Verdunstung). Das ist die Grenze des Modells, kein Messfehler.</w:t>
+      </w:r>
+    </w:p>
+    <w:p>
+      <w:pPr>
+        <w:numPr>
+          <w:ilvl w:val="0"/>
+          <w:numId w:val="1004"/>
+        </w:numPr>
+        <w:pStyle w:val="Compact"/>
+      </w:pPr>
+      <w:r>
+        <w:rPr>
+          <w:iCs/>
+          <w:i/>
+        </w:rPr>
+        <w:t xml:space="preserve">Probelauf:</w:t>
+      </w:r>
+      <w:r>
+        <w:t xml:space="preserve"> </w:t>
+      </w:r>
+      <w:r>
+        <w:t xml:space="preserve">Den Versuch einmal vorab mit den Tutoriumsbechern und dem Thermometer machen (Becher wiegen, Zeitkonstante, Streuung und Wiederholgenauigkeit ansehen, dazu eine Abkühlreihe mit fertigem Milchkaffee, um gleiches</w:t>
+      </w:r>
+      <w:r>
+        <w:t xml:space="preserve"> </w:t>
+      </w:r>
+      <m:oMath>
+        <m:r>
+          <m:t>k</m:t>
+        </m:r>
+        <m:r>
+          <m:t>A</m:t>
+        </m:r>
+      </m:oMath>
+      <w:r>
+        <w:t xml:space="preserve"> </w:t>
+      </w:r>
+      <w:r>
+        <w:t xml:space="preserve">zu prüfen) und die Messreihe als Reserve bereithalten. Wer Zeit hat, misst Becher 2 zusätzlich nach 5, 20 und 30 min und trägt</w:t>
+      </w:r>
+      <w:r>
+        <w:t xml:space="preserve"> </w:t>
+      </w:r>
+      <m:oMath>
+        <m:r>
+          <m:rPr>
+            <m:sty m:val="p"/>
+          </m:rPr>
+          <m:t>ln</m:t>
+        </m:r>
+        <m:d>
+          <m:dPr>
+            <m:begChr m:val="("/>
+            <m:endChr m:val=")"/>
+            <m:sepChr m:val=""/>
+            <m:grow/>
+          </m:dPr>
+          <m:e>
+            <m:r>
+              <m:t>ϑ</m:t>
+            </m:r>
+            <m:r>
+              <m:rPr>
+                <m:sty m:val="p"/>
+              </m:rPr>
+              <m:t>−</m:t>
+            </m:r>
+            <m:sSub>
+              <m:e>
+                <m:r>
+                  <m:t>ϑ</m:t>
+                </m:r>
+              </m:e>
+              <m:sub>
+                <m:r>
+                  <m:t>u</m:t>
+                </m:r>
+              </m:sub>
+            </m:sSub>
+          </m:e>
+        </m:d>
+      </m:oMath>
+      <w:r>
+        <w:t xml:space="preserve"> </w:t>
+      </w:r>
+      <w:r>
+        <w:t xml:space="preserve">über</w:t>
+      </w:r>
+      <w:r>
+        <w:t xml:space="preserve"> </w:t>
+      </w:r>
+      <m:oMath>
+        <m:r>
+          <m:t>t</m:t>
+        </m:r>
+      </m:oMath>
+      <w:r>
+        <w:t xml:space="preserve"> </w:t>
+      </w:r>
+      <w:r>
+        <w:t xml:space="preserve">auf: Die Punkte liegen nicht ganz auf einer Geraden (Verdunstung).</w:t>
+      </w:r>
+    </w:p>
+    <w:p>
+      <w:pPr>
+        <w:pStyle w:val="Baustein"/>
         <w:keepNext/>
       </w:pPr>
       <w:r>
@@ -13600,7 +16176,7 @@
         <w:pStyle w:val="Compact"/>
       </w:pPr>
       <w:r>
-        <w:t xml:space="preserve">Kaffee: Ausschank 71 bis 85 °C (Brown &amp; Diller 2008, Burns 34, 648); beim Eingießen 2 bis 5 K weniger (Abraham &amp; Diller 2019, J. Food Sci. 84); Stoffwerte wie Wasser (SCA, Gehalt an gelösten Stoffen 1,15 bis 1,35 %).</w:t>
+        <w:t xml:space="preserve">Kaffee: gebrüht bei etwa 93 °C, in der Glaskanne einer Haushaltsmaschine bis etwa 11 K kälter, beim Eingießen 2 bis 5 K kälter (Abraham &amp; Diller 2019, J. Food Sci. 84(8), 2011 bis 2014, Tab. 1); 80 °C liegen in diesem Bereich und im Servierbereich 71 bis 85 °C (Brown &amp; Diller 2008, Burns 34(5), 648 bis 654, doi:10.1016/j.burns.2007.09.012). Stoffwerte wie Wasser (SCA, Gehalt an gelösten Stoffen 1,15 bis 1,35 %).</w:t>
       </w:r>
     </w:p>
     <w:p>
@@ -13635,7 +16211,7 @@
         <w:t xml:space="preserve"> </w:t>
       </w:r>
       <w:r>
-        <w:t xml:space="preserve">wie in Tutorium 8.</w:t>
+        <w:t xml:space="preserve">wie in Tutorium 8 (Quelle dort).</w:t>
       </w:r>
     </w:p>
     <w:p>
@@ -13691,7 +16267,44 @@
         <w:t xml:space="preserve"> </w:t>
       </w:r>
       <w:r>
-        <w:t xml:space="preserve">aus der Steigung 0,0241 1/min in Abb. 6 (Ferreira 2025, Phys. Educ. 60, 035001); Verdunstung bei 79 °C 12,0 von 22,7 W (Condoret 2007, Chem. Eng. Educ. 41, 137, Tab. 2).</w:t>
+        <w:t xml:space="preserve">aus der Steigung 0,0241 1/min in Abb. 6 (Ferreira 2025, Forced convection and the coffee cup, Phys. Educ. 60, 035001, doi:10.1088/1361-6552/adb6ea); Haushaltsbecher kühlen je nach Form und Füllung auch schneller ab (</w:t>
+      </w:r>
+      <m:oMath>
+        <m:r>
+          <m:t>τ</m:t>
+        </m:r>
+        <m:r>
+          <m:rPr>
+            <m:sty m:val="p"/>
+          </m:rPr>
+          <m:t>≈</m:t>
+        </m:r>
+        <m:r>
+          <m:t>20</m:t>
+        </m:r>
+      </m:oMath>
+      <w:r>
+        <w:t xml:space="preserve"> </w:t>
+      </w:r>
+      <w:r>
+        <w:t xml:space="preserve">bis 40 min), die Aussage hängt davon kaum ab. Verdunstung bei 79 °C 12,0 von 22,7 W (Condoret 2007, Teaching transport phenomena around a cup of coffee, Chem. Eng. Educ. 41, 137, Tab. 2; nicht frei einsehbar); als zweiter Beleg senkt ein Deckel das scheinbare</w:t>
+      </w:r>
+      <w:r>
+        <w:t xml:space="preserve"> </w:t>
+      </w:r>
+      <m:oMath>
+        <m:r>
+          <m:t>k</m:t>
+        </m:r>
+        <m:r>
+          <m:t>A</m:t>
+        </m:r>
+      </m:oMath>
+      <w:r>
+        <w:t xml:space="preserve"> </w:t>
+      </w:r>
+      <w:r>
+        <w:t xml:space="preserve">um 44 % (Ferreira 2025, Abb. 6).</w:t>
       </w:r>
     </w:p>
     <w:p>
@@ -13703,7 +16316,19 @@
         <w:pStyle w:val="Compact"/>
       </w:pPr>
       <w:r>
-        <w:t xml:space="preserve">Milchschaum 55 bis 65 °C (Thermoplan, Coffee knowledge: milk); Keramikbecher 300 g mit 0,85 kJ/(kg·K) als Arbeitswert (Schätzung).</w:t>
+        <w:t xml:space="preserve">Erwärmte Milch 55 bis 65 °C (Thermoplan, Coffee knowledge: milk); Keramikbecher 300 g mit 0,85 kJ/(kg·K) als Arbeitswert (Schätzung).</w:t>
+      </w:r>
+    </w:p>
+    <w:p>
+      <w:pPr>
+        <w:numPr>
+          <w:ilvl w:val="0"/>
+          <w:numId w:val="1005"/>
+        </w:numPr>
+        <w:pStyle w:val="Compact"/>
+      </w:pPr>
+      <w:r>
+        <w:t xml:space="preserve">Hauptaussage: Rees &amp; Viney (1988), On cooling tea and coffee, Am. J. Phys. 56(5), 434 bis 437, doi:10.1119/1.15572.</w:t>
       </w:r>
     </w:p>
     <w:p>
@@ -13792,7 +16417,7 @@
       <w:tab/>
       <w:t>Wärmeübertragung</w:t>
       <w:tab/>
-      <w:t>Entwurf, Stand 23.10.2026</w:t>
+      <w:t>Lösung, Entwurf, Stand 30.10.2026</w:t>
     </w:r>
   </w:p>
 </w:hdr>
@@ -14738,6 +17363,74 @@
       <w:sz w:val="28"/>
     </w:rPr>
   </w:style>
+  <w:style w:customStyle="1" w:styleId="Blatttitel" w:type="paragraph">
+    <w:name w:val="Blatttitel"/>
+    <w:basedOn w:val="BodyText"/>
+    <w:next w:val="BodyText"/>
+    <w:qFormat/>
+    <w:pPr>
+      <w:keepNext/>
+      <w:spacing w:after="240" w:before="0"/>
+      <w:jc w:val="center"/>
+    </w:pPr>
+    <w:rPr>
+      <w:b/>
+      <w:bCs/>
+      <w:sz w:val="36"/>
+      <w:szCs w:val="36"/>
+    </w:rPr>
+  </w:style>
+  <w:style w:customStyle="1" w:styleId="Baustein" w:type="paragraph">
+    <w:name w:val="Baustein"/>
+    <w:basedOn w:val="BodyText"/>
+    <w:next w:val="BodyText"/>
+    <w:qFormat/>
+    <w:pPr>
+      <w:keepNext/>
+      <w:spacing w:after="120" w:before="360"/>
+      <w:jc w:val="left"/>
+    </w:pPr>
+    <w:rPr>
+      <w:sz w:val="28"/>
+      <w:szCs w:val="28"/>
+    </w:rPr>
+  </w:style>
+  <w:style w:customStyle="1" w:styleId="BausteinZusatz" w:type="character">
+    <w:name w:val="BausteinZusatz"/>
+    <w:qFormat/>
+    <w:rPr>
+      <w:b w:val="0"/>
+      <w:bCs w:val="0"/>
+      <w:u w:val="none"/>
+      <w:sz w:val="22"/>
+      <w:szCs w:val="22"/>
+    </w:rPr>
+  </w:style>
+  <w:style w:customStyle="1" w:styleId="Abbildung" w:type="paragraph">
+    <w:name w:val="Abbildung"/>
+    <w:basedOn w:val="BodyText"/>
+    <w:next w:val="Bildunterschrift"/>
+    <w:qFormat/>
+    <w:pPr>
+      <w:keepNext/>
+      <w:spacing w:after="0" w:before="120"/>
+      <w:jc w:val="center"/>
+    </w:pPr>
+  </w:style>
+  <w:style w:customStyle="1" w:styleId="Bildunterschrift" w:type="paragraph">
+    <w:name w:val="Bildunterschrift"/>
+    <w:basedOn w:val="BodyText"/>
+    <w:next w:val="BodyText"/>
+    <w:qFormat/>
+    <w:pPr>
+      <w:spacing w:after="240" w:before="80"/>
+      <w:jc w:val="center"/>
+    </w:pPr>
+    <w:rPr>
+      <w:sz w:val="20"/>
+      <w:szCs w:val="20"/>
+    </w:rPr>
+  </w:style>
   <w:style w:type="paragraph" w:customStyle="1" w:styleId="SourceCode">
     <w:name w:val="Source Code"/>
     <w:basedOn w:val="Normal"/>

--- a/pruefung/Kaffee_Pruefpaket_2026-10-23/umsetzung/Arbeitsordner/kaffee/Kaffee_Loesung.docx
+++ b/pruefung/Kaffee_Pruefpaket_2026-10-23/umsetzung/Arbeitsordner/kaffee/Kaffee_Loesung.docx
@@ -2918,7 +2918,7 @@
         <w:pStyle w:val="BodyText"/>
       </w:pPr>
       <w:r>
-        <w:t xml:space="preserve">Drei gleiche, vorgewärmte Becher mit je 200 ml heißem Wasser oder Kaffee: Becher 1 bekommt die Milch sofort, Becher 2 und 3 erst nach 40 Minuten (Milch aus der Kühltasche bzw. aus einem Glas neben den Bechern). Nach 10 Minuten werden Becher 2 und 3 gemessen.</w:t>
+        <w:t xml:space="preserve">Drei gleiche, vorgewärmte Becher mit je 200 ml heißem Wasser oder Kaffee und je 30 ml Milch: Becher 1 bekommt die Milch sofort, Becher 2 und 3 erst nach 40 Minuten (Milch aus der Kühltasche bzw. aus einem Glas mit etwas Abstand zu den Bechern). Nach 10 Minuten werden Becher 2 und 3 gemessen.</w:t>
       </w:r>
     </w:p>
     <w:p>
@@ -2947,7 +2947,7 @@
         <w:t xml:space="preserve"> </w:t>
       </w:r>
       <w:r>
-        <w:t xml:space="preserve">aus dem Mittelwert wie in Teil c und sagen Sie mit den Gleichungen aus d) die Temperaturen nach 40 Minuten voraus (Becher 3 mit Milch bei Raumtemperatur).</w:t>
+        <w:t xml:space="preserve">wie in Teil c aus dem Mittelwert der beiden Messungen und sagen Sie mit den Gleichungen aus d) die Temperaturen nach 40 Minuten voraus (Becher 3 mit Milch bei Raumtemperatur).</w:t>
       </w:r>
     </w:p>
     <w:p>
@@ -5021,7 +5021,7 @@
         <w:t xml:space="preserve"> </w:t>
       </w:r>
       <w:r>
-        <w:t xml:space="preserve">Allgemeine Energiebilanz (Foliensatz 05, Folie 8, mit den Enthalpieströmen wie in Gl. (4-1) der bisherigen Tutoriumsunterlage):</w:t>
+        <w:t xml:space="preserve">Allgemeine Energiebilanz (Foliensatz 05, Folie 8, mit den Enthalpieströmen wie in Gl. (4-1) der Einleitung zum bisherigen Tutorium 5):</w:t>
       </w:r>
     </w:p>
     <w:p>
@@ -14557,7 +14557,7 @@
               <w:jc w:val="left"/>
             </w:pPr>
             <w:r>
-              <w:t xml:space="preserve">Studierende: Frage 3 (Biot) oder Beginn von a. TL startet mit zwei Freiwilligen den Versuch (</w:t>
+              <w:t xml:space="preserve">Studierende: Frage 3 der Sammlung zu Tutorium 5 (Biot) oder Beginn von a. TL startet mit zwei Freiwilligen den Versuch (</w:t>
             </w:r>
             <m:oMath>
               <m:r>
@@ -15571,7 +15571,34 @@
         </m:r>
       </m:oMath>
       <w:r>
-        <w:t xml:space="preserve">, und passt das zu Ihrer Erfahrung?“ (42,1 °C). Umgekehrtes Ziel: Wer den Kaffee möglichst bald bei Trinktemperatur haben will, gießt die kalte Milch spät dazu, aus demselben Grund. Technisch ist die Reihenfolge von Mischen und Kühlen eine Frage der Prozessführung: Soll ein heißer Ansatz schnell abkühlen, gibt man eine kalte Komponente spät zu. Quellterm als Impuls: Ein Tassenwärmer soll den Kaffee bei 60 °C halten; nötig ist</w:t>
+        <w:t xml:space="preserve">, und passt das zu Ihrer Erfahrung?“ (42,1 °C). Zu e) (Tafelimpuls statt Auftrag): „Skizzieren Sie den Verlauf</w:t>
+      </w:r>
+      <w:r>
+        <w:t xml:space="preserve"> </w:t>
+      </w:r>
+      <m:oMath>
+        <m:r>
+          <m:t>ϑ</m:t>
+        </m:r>
+        <m:d>
+          <m:dPr>
+            <m:begChr m:val="("/>
+            <m:endChr m:val=")"/>
+            <m:sepChr m:val=""/>
+            <m:grow/>
+          </m:dPr>
+          <m:e>
+            <m:r>
+              <m:t>t</m:t>
+            </m:r>
+          </m:e>
+        </m:d>
+      </m:oMath>
+      <w:r>
+        <w:t xml:space="preserve"> </w:t>
+      </w:r>
+      <w:r>
+        <w:t xml:space="preserve">beider Tassen in einem Diagramm. Welche Tasse ist wann wärmer?“ Danach Abb. L2 zeigen. Umgekehrtes Ziel: Wer den Kaffee möglichst bald bei Trinktemperatur haben will, gießt die kalte Milch spät dazu, aus demselben Grund. Technisch ist die Reihenfolge von Mischen und Kühlen eine Frage der Prozessführung: Soll ein heißer Ansatz schnell abkühlen, gibt man eine kalte Komponente spät zu. Quellterm als Impuls: Ein Tassenwärmer soll den Kaffee bei 60 °C halten; nötig ist</w:t>
       </w:r>
       <w:r>
         <w:t xml:space="preserve"> </w:t>

--- a/pruefung/Kaffee_Pruefpaket_2026-10-23/umsetzung/Arbeitsordner/kaffee/Kaffee_Loesung.docx
+++ b/pruefung/Kaffee_Pruefpaket_2026-10-23/umsetzung/Arbeitsordner/kaffee/Kaffee_Loesung.docx
@@ -205,7 +205,7 @@
         <w:pStyle w:val="Compact"/>
       </w:pPr>
       <w:r>
-        <w:t xml:space="preserve">Die Wärmekapazität der Tasse wird bis Teil e vernachlässigt.</w:t>
+        <w:t xml:space="preserve">Die Wärmekapazität der Tasse wird außer in Teil g vernachlässigt.</w:t>
       </w:r>
     </w:p>
     <w:p>
@@ -1360,7 +1360,7 @@
                 <w:bCs/>
                 <w:b/>
               </w:rPr>
-              <w:t xml:space="preserve">Becher ab Teil f</w:t>
+              <w:t xml:space="preserve">Milch in Teil f</w:t>
             </w:r>
           </w:p>
         </w:tc>
@@ -1386,7 +1386,7 @@
                 <w:bCs/>
                 <w:b/>
               </w:rPr>
-              <w:t xml:space="preserve">Milch in Teil g</w:t>
+              <w:t xml:space="preserve">Becher in Teil g</w:t>
             </w:r>
           </w:p>
         </w:tc>
@@ -1413,6 +1413,76 @@
               <w:jc w:val="left"/>
             </w:pPr>
             <w:r>
+              <w:t xml:space="preserve">Temperatur</w:t>
+            </w:r>
+          </w:p>
+        </w:tc>
+        <w:tc>
+          <w:tcPr/>
+          <w:p>
+            <w:pPr>
+              <w:pStyle w:val="Compact"/>
+              <w:keepNext/>
+              <w:jc w:val="left"/>
+            </w:pPr>
+            <m:oMath>
+              <m:sSub>
+                <m:e>
+                  <m:r>
+                    <m:t>ϑ</m:t>
+                  </m:r>
+                </m:e>
+                <m:sub>
+                  <m:r>
+                    <m:t>M</m:t>
+                  </m:r>
+                  <m:r>
+                    <m:rPr>
+                      <m:sty m:val="p"/>
+                    </m:rPr>
+                    <m:t>,</m:t>
+                  </m:r>
+                  <m:r>
+                    <m:t>h</m:t>
+                  </m:r>
+                </m:sub>
+              </m:sSub>
+              <m:r>
+                <m:rPr>
+                  <m:sty m:val="p"/>
+                </m:rPr>
+                <m:t>=</m:t>
+              </m:r>
+              <m:r>
+                <m:t>60</m:t>
+              </m:r>
+              <m:r>
+                <m:t> </m:t>
+              </m:r>
+              <m:r>
+                <m:rPr>
+                  <m:sty m:val="p"/>
+                </m:rPr>
+                <m:t>°</m:t>
+              </m:r>
+              <m:r>
+                <m:rPr>
+                  <m:sty m:val="p"/>
+                </m:rPr>
+                <m:t>C</m:t>
+              </m:r>
+            </m:oMath>
+          </w:p>
+        </w:tc>
+        <w:tc>
+          <w:tcPr/>
+          <w:p>
+            <w:pPr>
+              <w:pStyle w:val="Compact"/>
+              <w:keepNext/>
+              <w:jc w:val="left"/>
+            </w:pPr>
+            <w:r>
               <w:t xml:space="preserve">Masse</w:t>
             </w:r>
           </w:p>
@@ -1459,17 +1529,17 @@
             </m:oMath>
           </w:p>
         </w:tc>
+      </w:tr>
+      <w:tr>
+        <w:trPr>
+          <w:cantSplit/>
+        </w:trPr>
         <w:tc>
           <w:tcPr/>
           <w:p>
             <w:pPr>
               <w:pStyle w:val="Compact"/>
-              <w:keepNext/>
-              <w:jc w:val="left"/>
             </w:pPr>
-            <w:r>
-              <w:t xml:space="preserve">Temperatur</w:t>
-            </w:r>
           </w:p>
         </w:tc>
         <w:tc>
@@ -1477,63 +1547,9 @@
           <w:p>
             <w:pPr>
               <w:pStyle w:val="Compact"/>
-              <w:keepNext/>
-              <w:jc w:val="left"/>
             </w:pPr>
-            <m:oMath>
-              <m:sSub>
-                <m:e>
-                  <m:r>
-                    <m:t>ϑ</m:t>
-                  </m:r>
-                </m:e>
-                <m:sub>
-                  <m:r>
-                    <m:t>M</m:t>
-                  </m:r>
-                  <m:r>
-                    <m:rPr>
-                      <m:sty m:val="p"/>
-                    </m:rPr>
-                    <m:t>,</m:t>
-                  </m:r>
-                  <m:r>
-                    <m:t>h</m:t>
-                  </m:r>
-                </m:sub>
-              </m:sSub>
-              <m:r>
-                <m:rPr>
-                  <m:sty m:val="p"/>
-                </m:rPr>
-                <m:t>=</m:t>
-              </m:r>
-              <m:r>
-                <m:t>60</m:t>
-              </m:r>
-              <m:r>
-                <m:t> </m:t>
-              </m:r>
-              <m:r>
-                <m:rPr>
-                  <m:sty m:val="p"/>
-                </m:rPr>
-                <m:t>°</m:t>
-              </m:r>
-              <m:r>
-                <m:rPr>
-                  <m:sty m:val="p"/>
-                </m:rPr>
-                <m:t>C</m:t>
-              </m:r>
-            </m:oMath>
           </w:p>
         </w:tc>
-      </w:tr>
-      <w:tr>
-        <w:trPr>
-          <w:cantSplit/>
-        </w:trPr>
         <w:tc>
           <w:tcPr/>
           <w:p>
@@ -1642,22 +1658,6 @@
             </m:oMath>
           </w:p>
         </w:tc>
-        <w:tc>
-          <w:tcPr/>
-          <w:p>
-            <w:pPr>
-              <w:pStyle w:val="Compact"/>
-            </w:pPr>
-          </w:p>
-        </w:tc>
-        <w:tc>
-          <w:tcPr/>
-          <w:p>
-            <w:pPr>
-              <w:pStyle w:val="Compact"/>
-            </w:pPr>
-          </w:p>
-        </w:tc>
       </w:tr>
     </w:tbl>
     <w:p>
@@ -1783,7 +1783,7 @@
         </w:numPr>
       </w:pPr>
       <w:r>
-        <w:t xml:space="preserve">Zeichnen Sie den Bilanzraum um den Inhalt von Tasse 1 in Abb. 1 ein. Vereinfachen Sie die allgemeine Energiebilanz zur globalen instationären Bilanz für den Inhalt einer Tasse und begründen Sie, welche Terme entfallen. Lösen Sie sie durch Trennung der Variablen für</w:t>
+        <w:t xml:space="preserve">Zeichnen Sie den Bilanzraum um den Inhalt von Tasse 1 in Abb. 1 ein. Vereinfachen Sie die allgemeine Energiebilanz (Foliensatz 05, Folie 8) zur globalen instationären Bilanz für den Inhalt einer Tasse und begründen Sie, welche Terme entfallen. Lösen Sie sie durch Trennung der Variablen für</w:t>
       </w:r>
       <w:r>
         <w:t xml:space="preserve"> </w:t>
@@ -2165,15 +2165,102 @@
         <w:br/>
       </w:r>
       <m:oMath>
+        <m:r>
+          <m:t>34</m:t>
+        </m:r>
+        <m:r>
+          <m:rPr>
+            <m:sty m:val="p"/>
+          </m:rPr>
+          <m:t>,</m:t>
+        </m:r>
+        <m:r>
+          <m:t>05</m:t>
+        </m:r>
+        <m:r>
+          <m:t> </m:t>
+        </m:r>
+        <m:r>
+          <m:rPr>
+            <m:sty m:val="p"/>
+          </m:rPr>
+          <m:t>°</m:t>
+        </m:r>
+        <m:r>
+          <m:rPr>
+            <m:sty m:val="p"/>
+          </m:rPr>
+          <m:t>C</m:t>
+        </m:r>
+      </m:oMath>
+      <w:r>
+        <w:t xml:space="preserve"> </w:t>
+      </w:r>
+      <w:r>
+        <w:t xml:space="preserve">und</w:t>
+      </w:r>
+      <w:r>
+        <w:t xml:space="preserve"> </w:t>
+      </w:r>
+      <m:oMath>
+        <m:r>
+          <m:t>30</m:t>
+        </m:r>
+        <m:r>
+          <m:rPr>
+            <m:sty m:val="p"/>
+          </m:rPr>
+          <m:t>,</m:t>
+        </m:r>
+        <m:r>
+          <m:t>19</m:t>
+        </m:r>
+        <m:r>
+          <m:t> </m:t>
+        </m:r>
+        <m:r>
+          <m:rPr>
+            <m:sty m:val="p"/>
+          </m:rPr>
+          <m:t>°</m:t>
+        </m:r>
+        <m:r>
+          <m:rPr>
+            <m:sty m:val="p"/>
+          </m:rPr>
+          <m:t>C</m:t>
+        </m:r>
+      </m:oMath>
+      <w:r>
+        <w:t xml:space="preserve"> </w:t>
+      </w:r>
+      <w:r>
+        <w:t xml:space="preserve">(Zuordnung selbst bestimmen)</w:t>
+      </w:r>
+    </w:p>
+    <w:p>
+      <w:pPr>
+        <w:numPr>
+          <w:ilvl w:val="0"/>
+          <w:numId w:val="1002"/>
+        </w:numPr>
+      </w:pPr>
+      <w:r>
+        <w:t xml:space="preserve">Berechnen Sie die Wärme, die jede Tasse in 60 Minuten an die Umgebung abgibt. Zeigen Sie, dass</w:t>
+      </w:r>
+      <w:r>
+        <w:t xml:space="preserve"> </w:t>
+      </w:r>
+      <m:oMath>
         <m:sSub>
           <m:e>
             <m:r>
-              <m:t>ϑ</m:t>
+              <m:t>Q</m:t>
             </m:r>
           </m:e>
           <m:sub>
             <m:r>
-              <m:t>1</m:t>
+              <m:t>2</m:t>
             </m:r>
           </m:sub>
         </m:sSub>
@@ -2181,58 +2268,43 @@
           <m:rPr>
             <m:sty m:val="p"/>
           </m:rPr>
-          <m:t>=</m:t>
-        </m:r>
-        <m:r>
-          <m:t>34</m:t>
-        </m:r>
-        <m:r>
-          <m:rPr>
-            <m:sty m:val="p"/>
-          </m:rPr>
-          <m:t>,</m:t>
-        </m:r>
-        <m:r>
-          <m:t>05</m:t>
-        </m:r>
-        <m:r>
-          <m:t> </m:t>
-        </m:r>
-        <m:r>
-          <m:rPr>
-            <m:sty m:val="p"/>
-          </m:rPr>
-          <m:t>°</m:t>
-        </m:r>
-        <m:r>
-          <m:rPr>
-            <m:sty m:val="p"/>
-          </m:rPr>
-          <m:t>C</m:t>
-        </m:r>
-      </m:oMath>
-      <w:r>
-        <w:t xml:space="preserve">,</w:t>
-      </w:r>
-      <w:r>
-        <w:t xml:space="preserve"> </w:t>
-      </w:r>
-      <m:oMath>
-        <m:r>
-          <m:t> </m:t>
+          <m:t>−</m:t>
         </m:r>
         <m:sSub>
           <m:e>
             <m:r>
-              <m:t>ϑ</m:t>
+              <m:t>Q</m:t>
             </m:r>
           </m:e>
           <m:sub>
             <m:r>
-              <m:t>2</m:t>
+              <m:t>1</m:t>
             </m:r>
           </m:sub>
         </m:sSub>
+      </m:oMath>
+      <w:r>
+        <w:t xml:space="preserve"> </w:t>
+      </w:r>
+      <w:r>
+        <w:t xml:space="preserve">den Temperaturunterschied aus d) erklärt. Wo liegt der Denkfehler Ihres Mitbewohners?</w:t>
+      </w:r>
+      <w:r>
+        <w:br/>
+      </w:r>
+      <m:oMath>
+        <m:sSub>
+          <m:e>
+            <m:r>
+              <m:t>Q</m:t>
+            </m:r>
+          </m:e>
+          <m:sub>
+            <m:r>
+              <m:t>1</m:t>
+            </m:r>
+          </m:sub>
+        </m:sSub>
         <m:r>
           <m:rPr>
             <m:sty m:val="p"/>
@@ -2240,7 +2312,7 @@
           <m:t>=</m:t>
         </m:r>
         <m:r>
-          <m:t>30</m:t>
+          <m:t>34</m:t>
         </m:r>
         <m:r>
           <m:rPr>
@@ -2249,7 +2321,7 @@
           <m:t>,</m:t>
         </m:r>
         <m:r>
-          <m:t>19</m:t>
+          <m:t>88</m:t>
         </m:r>
         <m:r>
           <m:t> </m:t>
@@ -2258,13 +2330,69 @@
           <m:rPr>
             <m:sty m:val="p"/>
           </m:rPr>
-          <m:t>°</m:t>
-        </m:r>
-        <m:r>
-          <m:rPr>
-            <m:sty m:val="p"/>
-          </m:rPr>
-          <m:t>C</m:t>
+          <m:t>k</m:t>
+        </m:r>
+        <m:r>
+          <m:rPr>
+            <m:sty m:val="p"/>
+          </m:rPr>
+          <m:t>J</m:t>
+        </m:r>
+      </m:oMath>
+      <w:r>
+        <w:t xml:space="preserve">,</w:t>
+      </w:r>
+      <w:r>
+        <w:t xml:space="preserve"> </w:t>
+      </w:r>
+      <m:oMath>
+        <m:r>
+          <m:t> </m:t>
+        </m:r>
+        <m:sSub>
+          <m:e>
+            <m:r>
+              <m:t>Q</m:t>
+            </m:r>
+          </m:e>
+          <m:sub>
+            <m:r>
+              <m:t>2</m:t>
+            </m:r>
+          </m:sub>
+        </m:sSub>
+        <m:r>
+          <m:rPr>
+            <m:sty m:val="p"/>
+          </m:rPr>
+          <m:t>=</m:t>
+        </m:r>
+        <m:r>
+          <m:t>38</m:t>
+        </m:r>
+        <m:r>
+          <m:rPr>
+            <m:sty m:val="p"/>
+          </m:rPr>
+          <m:t>,</m:t>
+        </m:r>
+        <m:r>
+          <m:t>57</m:t>
+        </m:r>
+        <m:r>
+          <m:t> </m:t>
+        </m:r>
+        <m:r>
+          <m:rPr>
+            <m:sty m:val="p"/>
+          </m:rPr>
+          <m:t>k</m:t>
+        </m:r>
+        <m:r>
+          <m:rPr>
+            <m:sty m:val="p"/>
+          </m:rPr>
+          <m:t>J</m:t>
         </m:r>
       </m:oMath>
     </w:p>
@@ -2276,7 +2404,7 @@
         </w:numPr>
       </w:pPr>
       <w:r>
-        <w:t xml:space="preserve">Berechnen Sie die Wärme, die jede Tasse in 60 Minuten an die Umgebung abgibt. Zeigen Sie, dass</w:t>
+        <w:t xml:space="preserve">Am nächsten Tag gibt es Milchkaffee: Die Milch wird je Tasse kurz vorher auf</w:t>
       </w:r>
       <w:r>
         <w:t xml:space="preserve"> </w:t>
@@ -2285,30 +2413,21 @@
         <m:sSub>
           <m:e>
             <m:r>
-              <m:t>Q</m:t>
+              <m:t>ϑ</m:t>
             </m:r>
           </m:e>
           <m:sub>
             <m:r>
-              <m:t>2</m:t>
-            </m:r>
-          </m:sub>
-        </m:sSub>
-        <m:r>
-          <m:rPr>
-            <m:sty m:val="p"/>
-          </m:rPr>
-          <m:t>−</m:t>
-        </m:r>
-        <m:sSub>
-          <m:e>
-            <m:r>
-              <m:t>Q</m:t>
-            </m:r>
-          </m:e>
-          <m:sub>
-            <m:r>
-              <m:t>1</m:t>
+              <m:t>M</m:t>
+            </m:r>
+            <m:r>
+              <m:rPr>
+                <m:sty m:val="p"/>
+              </m:rPr>
+              <m:t>,</m:t>
+            </m:r>
+            <m:r>
+              <m:t>h</m:t>
             </m:r>
           </m:sub>
         </m:sSub>
@@ -2317,32 +2436,14 @@
         <w:t xml:space="preserve"> </w:t>
       </w:r>
       <w:r>
-        <w:t xml:space="preserve">den Temperaturunterschied aus d) erklärt. Wo liegt der Denkfehler Ihres Mitbewohners?</w:t>
+        <w:t xml:space="preserve">erwärmt und untergerührt (gleiche Masse und Stoffdaten). Welche Tasse ist nach 60 Minuten wärmer? Sagen Sie es mit kurzer Begründung voraus, prüfen Sie dann mit den Gleichungen aus d) und erklären Sie das Ergebnis.</w:t>
       </w:r>
       <w:r>
         <w:br/>
       </w:r>
       <m:oMath>
-        <m:sSub>
-          <m:e>
-            <m:r>
-              <m:t>Q</m:t>
-            </m:r>
-          </m:e>
-          <m:sub>
-            <m:r>
-              <m:t>1</m:t>
-            </m:r>
-          </m:sub>
-        </m:sSub>
-        <m:r>
-          <m:rPr>
-            <m:sty m:val="p"/>
-          </m:rPr>
-          <m:t>=</m:t>
-        </m:r>
-        <m:r>
-          <m:t>34</m:t>
+        <m:r>
+          <m:t>35</m:t>
         </m:r>
         <m:r>
           <m:rPr>
@@ -2351,7 +2452,7 @@
           <m:t>,</m:t>
         </m:r>
         <m:r>
-          <m:t>88</m:t>
+          <m:t>99</m:t>
         </m:r>
         <m:r>
           <m:t> </m:t>
@@ -2360,45 +2461,27 @@
           <m:rPr>
             <m:sty m:val="p"/>
           </m:rPr>
-          <m:t>k</m:t>
-        </m:r>
-        <m:r>
-          <m:rPr>
-            <m:sty m:val="p"/>
-          </m:rPr>
-          <m:t>J</m:t>
+          <m:t>°</m:t>
+        </m:r>
+        <m:r>
+          <m:rPr>
+            <m:sty m:val="p"/>
+          </m:rPr>
+          <m:t>C</m:t>
         </m:r>
       </m:oMath>
       <w:r>
-        <w:t xml:space="preserve">,</w:t>
+        <w:t xml:space="preserve"> </w:t>
+      </w:r>
+      <w:r>
+        <w:t xml:space="preserve">und</w:t>
       </w:r>
       <w:r>
         <w:t xml:space="preserve"> </w:t>
       </w:r>
       <m:oMath>
         <m:r>
-          <m:t> </m:t>
-        </m:r>
-        <m:sSub>
-          <m:e>
-            <m:r>
-              <m:t>Q</m:t>
-            </m:r>
-          </m:e>
-          <m:sub>
-            <m:r>
-              <m:t>2</m:t>
-            </m:r>
-          </m:sub>
-        </m:sSub>
-        <m:r>
-          <m:rPr>
-            <m:sty m:val="p"/>
-          </m:rPr>
-          <m:t>=</m:t>
-        </m:r>
-        <m:r>
-          <m:t>38</m:t>
+          <m:t>37</m:t>
         </m:r>
         <m:r>
           <m:rPr>
@@ -2407,7 +2490,7 @@
           <m:t>,</m:t>
         </m:r>
         <m:r>
-          <m:t>57</m:t>
+          <m:t>18</m:t>
         </m:r>
         <m:r>
           <m:t> </m:t>
@@ -2416,15 +2499,21 @@
           <m:rPr>
             <m:sty m:val="p"/>
           </m:rPr>
-          <m:t>k</m:t>
-        </m:r>
-        <m:r>
-          <m:rPr>
-            <m:sty m:val="p"/>
-          </m:rPr>
-          <m:t>J</m:t>
+          <m:t>°</m:t>
+        </m:r>
+        <m:r>
+          <m:rPr>
+            <m:sty m:val="p"/>
+          </m:rPr>
+          <m:t>C</m:t>
         </m:r>
       </m:oMath>
+      <w:r>
+        <w:t xml:space="preserve"> </w:t>
+      </w:r>
+      <w:r>
+        <w:t xml:space="preserve">(Zuordnung selbst bestimmen)</w:t>
+      </w:r>
     </w:p>
     <w:p>
       <w:pPr>
@@ -2504,7 +2593,10 @@
         </m:sSub>
       </m:oMath>
       <w:r>
-        <w:t xml:space="preserve">. Gilt die Aussage aus d) weiter?</w:t>
+        <w:t xml:space="preserve"> </w:t>
+      </w:r>
+      <w:r>
+        <w:t xml:space="preserve">wie in d). Gilt die Aussage aus d) weiter?</w:t>
       </w:r>
       <w:r>
         <w:br/>
@@ -2651,219 +2743,6 @@
         </m:r>
         <m:r>
           <m:t>96</m:t>
-        </m:r>
-        <m:r>
-          <m:t> </m:t>
-        </m:r>
-        <m:r>
-          <m:rPr>
-            <m:sty m:val="p"/>
-          </m:rPr>
-          <m:t>°</m:t>
-        </m:r>
-        <m:r>
-          <m:rPr>
-            <m:sty m:val="p"/>
-          </m:rPr>
-          <m:t>C</m:t>
-        </m:r>
-      </m:oMath>
-    </w:p>
-    <w:p>
-      <w:pPr>
-        <w:numPr>
-          <w:ilvl w:val="0"/>
-          <w:numId w:val="1002"/>
-        </w:numPr>
-      </w:pPr>
-      <w:r>
-        <w:t xml:space="preserve">Am nächsten Tag gibt es Milchkaffee: Die Milch wird je Tasse kurz vorher auf</w:t>
-      </w:r>
-      <w:r>
-        <w:t xml:space="preserve"> </w:t>
-      </w:r>
-      <m:oMath>
-        <m:sSub>
-          <m:e>
-            <m:r>
-              <m:t>ϑ</m:t>
-            </m:r>
-          </m:e>
-          <m:sub>
-            <m:r>
-              <m:t>M</m:t>
-            </m:r>
-            <m:r>
-              <m:rPr>
-                <m:sty m:val="p"/>
-              </m:rPr>
-              <m:t>,</m:t>
-            </m:r>
-            <m:r>
-              <m:t>h</m:t>
-            </m:r>
-          </m:sub>
-        </m:sSub>
-      </m:oMath>
-      <w:r>
-        <w:t xml:space="preserve"> </w:t>
-      </w:r>
-      <w:r>
-        <w:t xml:space="preserve">erwärmt und untergerührt (gleiche Masse und Stoffdaten, ohne Becher). Welche Tasse ist nach 60 Minuten wärmer? Sagen Sie es mit kurzer Begründung voraus, prüfen Sie dann mit den Gleichungen aus d) und erklären Sie das Ergebnis.</w:t>
-      </w:r>
-      <w:r>
-        <w:br/>
-      </w:r>
-      <m:oMath>
-        <m:r>
-          <m:t>35</m:t>
-        </m:r>
-        <m:r>
-          <m:rPr>
-            <m:sty m:val="p"/>
-          </m:rPr>
-          <m:t>,</m:t>
-        </m:r>
-        <m:r>
-          <m:t>99</m:t>
-        </m:r>
-        <m:r>
-          <m:t> </m:t>
-        </m:r>
-        <m:r>
-          <m:rPr>
-            <m:sty m:val="p"/>
-          </m:rPr>
-          <m:t>°</m:t>
-        </m:r>
-        <m:r>
-          <m:rPr>
-            <m:sty m:val="p"/>
-          </m:rPr>
-          <m:t>C</m:t>
-        </m:r>
-      </m:oMath>
-      <w:r>
-        <w:t xml:space="preserve"> </w:t>
-      </w:r>
-      <w:r>
-        <w:t xml:space="preserve">und</w:t>
-      </w:r>
-      <w:r>
-        <w:t xml:space="preserve"> </w:t>
-      </w:r>
-      <m:oMath>
-        <m:r>
-          <m:t>37</m:t>
-        </m:r>
-        <m:r>
-          <m:rPr>
-            <m:sty m:val="p"/>
-          </m:rPr>
-          <m:t>,</m:t>
-        </m:r>
-        <m:r>
-          <m:t>18</m:t>
-        </m:r>
-        <m:r>
-          <m:t> </m:t>
-        </m:r>
-        <m:r>
-          <m:rPr>
-            <m:sty m:val="p"/>
-          </m:rPr>
-          <m:t>°</m:t>
-        </m:r>
-        <m:r>
-          <m:rPr>
-            <m:sty m:val="p"/>
-          </m:rPr>
-          <m:t>C</m:t>
-        </m:r>
-      </m:oMath>
-      <w:r>
-        <w:t xml:space="preserve"> </w:t>
-      </w:r>
-      <w:r>
-        <w:t xml:space="preserve">(Zuordnung selbst bestimmen)</w:t>
-      </w:r>
-    </w:p>
-    <w:p>
-      <w:pPr>
-        <w:numPr>
-          <w:ilvl w:val="0"/>
-          <w:numId w:val="1002"/>
-        </w:numPr>
-      </w:pPr>
-      <w:r>
-        <w:rPr>
-          <w:iCs/>
-          <w:i/>
-        </w:rPr>
-        <w:t xml:space="preserve">Zusatzfrage:</w:t>
-      </w:r>
-      <w:r>
-        <w:t xml:space="preserve"> </w:t>
-      </w:r>
-      <w:r>
-        <w:t xml:space="preserve">(1) Bei welcher Milchtemperatur sind beide Tassen nach 60 Minuten gleich warm (ohne Becher)? (2) Die Milch für Tasse 2 steht ab</w:t>
-      </w:r>
-      <w:r>
-        <w:t xml:space="preserve"> </w:t>
-      </w:r>
-      <m:oMath>
-        <m:r>
-          <m:t>t</m:t>
-        </m:r>
-        <m:r>
-          <m:rPr>
-            <m:sty m:val="p"/>
-          </m:rPr>
-          <m:t>=</m:t>
-        </m:r>
-        <m:r>
-          <m:t>0</m:t>
-        </m:r>
-      </m:oMath>
-      <w:r>
-        <w:t xml:space="preserve"> </w:t>
-      </w:r>
-      <w:r>
-        <w:t xml:space="preserve">neben der Tasse und wird nur von der Raumluft erwärmt. Kann Tasse 2 so wärmer werden als Tasse 1? Begründen Sie mit einer Abschätzung und e).</w:t>
-      </w:r>
-      <w:r>
-        <w:br/>
-      </w:r>
-      <m:oMath>
-        <m:sSub>
-          <m:e>
-            <m:r>
-              <m:t>ϑ</m:t>
-            </m:r>
-          </m:e>
-          <m:sub>
-            <m:r>
-              <m:t>M</m:t>
-            </m:r>
-          </m:sub>
-        </m:sSub>
-        <m:r>
-          <m:rPr>
-            <m:sty m:val="p"/>
-          </m:rPr>
-          <m:t>=</m:t>
-        </m:r>
-        <m:r>
-          <m:t>47</m:t>
-        </m:r>
-        <m:r>
-          <m:rPr>
-            <m:sty m:val="p"/>
-          </m:rPr>
-          <m:t>,</m:t>
-        </m:r>
-        <m:r>
-          <m:t>0</m:t>
         </m:r>
         <m:r>
           <m:t> </m:t>
@@ -2947,7 +2826,7 @@
         <w:t xml:space="preserve"> </w:t>
       </w:r>
       <w:r>
-        <w:t xml:space="preserve">wie in Teil c aus dem Mittelwert der beiden Messungen und sagen Sie mit den Gleichungen aus d) die Temperaturen nach 40 Minuten voraus (Becher 3 mit Milch bei Raumtemperatur).</w:t>
+        <w:t xml:space="preserve">wie in Teil c (ohne Becher) aus dem Mittelwert der beiden Messungen und sagen Sie mit den Gleichungen aus d) die Temperaturen nach 40 Minuten voraus (Becher 3 mit Milch bei Raumtemperatur).</w:t>
       </w:r>
     </w:p>
     <w:p>
@@ -3995,15 +3874,24 @@
         <w:t xml:space="preserve"> </w:t>
       </w:r>
       <m:oMath>
-        <m:r>
-          <m:t>k</m:t>
-        </m:r>
-        <m:r>
-          <m:t>A</m:t>
-        </m:r>
+        <m:sSub>
+          <m:e>
+            <m:r>
+              <m:t>ϑ</m:t>
+            </m:r>
+          </m:e>
+          <m:sub>
+            <m:r>
+              <m:t>1</m:t>
+            </m:r>
+          </m:sub>
+        </m:sSub>
       </m:oMath>
       <w:r>
-        <w:t xml:space="preserve">,</w:t>
+        <w:t xml:space="preserve"> </w:t>
+      </w:r>
+      <w:r>
+        <w:t xml:space="preserve">und</w:t>
       </w:r>
       <w:r>
         <w:t xml:space="preserve"> </w:t>
@@ -4017,7 +3905,7 @@
           </m:e>
           <m:sub>
             <m:r>
-              <m:t>1</m:t>
+              <m:t>2</m:t>
             </m:r>
           </m:sub>
         </m:sSub>
@@ -4026,7 +3914,21 @@
         <w:t xml:space="preserve"> </w:t>
       </w:r>
       <w:r>
-        <w:t xml:space="preserve">und</w:t>
+        <w:t xml:space="preserve">mit erwärmter Milch (f) sowie</w:t>
+      </w:r>
+      <w:r>
+        <w:t xml:space="preserve"> </w:t>
+      </w:r>
+      <m:oMath>
+        <m:r>
+          <m:t>k</m:t>
+        </m:r>
+        <m:r>
+          <m:t>A</m:t>
+        </m:r>
+      </m:oMath>
+      <w:r>
+        <w:t xml:space="preserve">,</w:t>
       </w:r>
       <w:r>
         <w:t xml:space="preserve"> </w:t>
@@ -4040,7 +3942,7 @@
           </m:e>
           <m:sub>
             <m:r>
-              <m:t>2</m:t>
+              <m:t>1</m:t>
             </m:r>
           </m:sub>
         </m:sSub>
@@ -4049,7 +3951,30 @@
         <w:t xml:space="preserve"> </w:t>
       </w:r>
       <w:r>
-        <w:t xml:space="preserve">mit Becher (f), mit erwärmter Milch (g) und die Milchtemperatur aus h</w:t>
+        <w:t xml:space="preserve">und</w:t>
+      </w:r>
+      <w:r>
+        <w:t xml:space="preserve"> </w:t>
+      </w:r>
+      <m:oMath>
+        <m:sSub>
+          <m:e>
+            <m:r>
+              <m:t>ϑ</m:t>
+            </m:r>
+          </m:e>
+          <m:sub>
+            <m:r>
+              <m:t>2</m:t>
+            </m:r>
+          </m:sub>
+        </m:sSub>
+      </m:oMath>
+      <w:r>
+        <w:t xml:space="preserve"> </w:t>
+      </w:r>
+      <w:r>
+        <w:t xml:space="preserve">mit Becher (g)</w:t>
       </w:r>
     </w:p>
     <w:p>
@@ -4170,7 +4095,7 @@
         <w:t xml:space="preserve"> </w:t>
       </w:r>
       <w:r>
-        <w:t xml:space="preserve">Bilanzraum um den Tasseninhalt (in Teil f: Inhalt und Becher)</w:t>
+        <w:t xml:space="preserve">Bilanzraum um den Tasseninhalt (in Teil g: Inhalt und Becher)</w:t>
       </w:r>
     </w:p>
     <w:p>
@@ -6430,7 +6355,21 @@
         </m:sSub>
       </m:oMath>
       <w:r>
-        <w:t xml:space="preserve">.</w:t>
+        <w:t xml:space="preserve">. Da nur Temperaturdifferenzen vorkommen, darf man auch mit</w:t>
+      </w:r>
+      <w:r>
+        <w:t xml:space="preserve"> </w:t>
+      </w:r>
+      <m:oMath>
+        <m:r>
+          <m:t>ϑ</m:t>
+        </m:r>
+      </m:oMath>
+      <w:r>
+        <w:t xml:space="preserve"> </w:t>
+      </w:r>
+      <w:r>
+        <w:t xml:space="preserve">in °C rechnen.</w:t>
       </w:r>
     </w:p>
     <w:p>
@@ -6812,7 +6751,7 @@
         <w:t xml:space="preserve"> </w:t>
       </w:r>
       <w:r>
-        <w:t xml:space="preserve">ist mit und ohne Milch gleich. Das ist plausibel, weil es dieselbe Tasse mit derselben freien Oberfläche ist, über die Strahlung und Verdunstung laufen. Mit Milch steht der Inhalt aber höher (bei 8 cm Innendurchmesser 4,6 statt 4,0 cm), die wärmeabgebende Fläche wächst um 7,5 %;</w:t>
+        <w:t xml:space="preserve">ist mit und ohne Milch gleich. Das ist plausibel, weil es dieselbe Tasse mit derselben freien Oberfläche ist, über die Strahlung und Verdunstung laufen (dafür genügt eine qualitative Begründung; die folgenden Zahlen sind für die Besprechung). Mit Milch steht der Inhalt aber höher (bei 8 cm Innendurchmesser 4,6 statt 4,0 cm), die wärmeabgebende Fläche wächst um 7,5 %;</w:t>
       </w:r>
       <w:r>
         <w:t xml:space="preserve"> </w:t>
@@ -9616,1952 +9555,6 @@
           <w:b/>
         </w:rPr>
         <w:t xml:space="preserve">f)</w:t>
-      </w:r>
-      <w:r>
-        <w:t xml:space="preserve"> </w:t>
-      </w:r>
-      <w:r>
-        <w:t xml:space="preserve">Der Bilanzraum umfasst jetzt Inhalt und Becher (Abb. L1): Kaffee und vorgewärmter Becher bilden eine gemeinsame Speicherkapazität, auch beim Zugießen der Milch. Das ist gerechtfertigt, weil die Widerstände innen (Kaffee zur Wand) und in der dünnen Keramikwand klein sind gegenüber dem Widerstand außen zur Luft.</w:t>
-      </w:r>
-      <w:r>
-        <w:t xml:space="preserve"> </w:t>
-      </w:r>
-      <m:oMath>
-        <m:sSub>
-          <m:e>
-            <m:r>
-              <m:t>C</m:t>
-            </m:r>
-          </m:e>
-          <m:sub>
-            <m:r>
-              <m:t>B</m:t>
-            </m:r>
-          </m:sub>
-        </m:sSub>
-        <m:r>
-          <m:rPr>
-            <m:sty m:val="p"/>
-          </m:rPr>
-          <m:t>=</m:t>
-        </m:r>
-        <m:sSub>
-          <m:e>
-            <m:r>
-              <m:t>m</m:t>
-            </m:r>
-          </m:e>
-          <m:sub>
-            <m:r>
-              <m:t>B</m:t>
-            </m:r>
-          </m:sub>
-        </m:sSub>
-        <m:sSub>
-          <m:e>
-            <m:r>
-              <m:t>c</m:t>
-            </m:r>
-          </m:e>
-          <m:sub>
-            <m:r>
-              <m:t>B</m:t>
-            </m:r>
-          </m:sub>
-        </m:sSub>
-        <m:r>
-          <m:rPr>
-            <m:sty m:val="p"/>
-          </m:rPr>
-          <m:t>=</m:t>
-        </m:r>
-        <m:r>
-          <m:t>0</m:t>
-        </m:r>
-        <m:r>
-          <m:rPr>
-            <m:sty m:val="p"/>
-          </m:rPr>
-          <m:t>,</m:t>
-        </m:r>
-        <m:r>
-          <m:t>300</m:t>
-        </m:r>
-        <m:r>
-          <m:t> </m:t>
-        </m:r>
-        <m:r>
-          <m:rPr>
-            <m:sty m:val="p"/>
-          </m:rPr>
-          <m:t>k</m:t>
-        </m:r>
-        <m:r>
-          <m:rPr>
-            <m:sty m:val="p"/>
-          </m:rPr>
-          <m:t>g</m:t>
-        </m:r>
-        <m:r>
-          <m:rPr>
-            <m:sty m:val="p"/>
-          </m:rPr>
-          <m:t>⋅</m:t>
-        </m:r>
-        <m:r>
-          <m:t>850</m:t>
-        </m:r>
-        <m:r>
-          <m:t> </m:t>
-        </m:r>
-        <m:r>
-          <m:rPr>
-            <m:sty m:val="p"/>
-          </m:rPr>
-          <m:t>J</m:t>
-        </m:r>
-        <m:r>
-          <m:rPr>
-            <m:sty m:val="p"/>
-          </m:rPr>
-          <m:t>/</m:t>
-        </m:r>
-        <m:d>
-          <m:dPr>
-            <m:begChr m:val="("/>
-            <m:endChr m:val=")"/>
-            <m:sepChr m:val=""/>
-            <m:grow/>
-          </m:dPr>
-          <m:e>
-            <m:r>
-              <m:rPr>
-                <m:sty m:val="p"/>
-              </m:rPr>
-              <m:t>k</m:t>
-            </m:r>
-            <m:r>
-              <m:rPr>
-                <m:sty m:val="p"/>
-              </m:rPr>
-              <m:t>g</m:t>
-            </m:r>
-            <m:r>
-              <m:rPr>
-                <m:sty m:val="p"/>
-              </m:rPr>
-              <m:t> </m:t>
-            </m:r>
-            <m:r>
-              <m:rPr>
-                <m:sty m:val="p"/>
-              </m:rPr>
-              <m:t>K</m:t>
-            </m:r>
-          </m:e>
-        </m:d>
-        <m:r>
-          <m:rPr>
-            <m:sty m:val="p"/>
-          </m:rPr>
-          <m:t>=</m:t>
-        </m:r>
-        <m:r>
-          <m:t>255</m:t>
-        </m:r>
-        <m:r>
-          <m:rPr>
-            <m:sty m:val="p"/>
-          </m:rPr>
-          <m:t>,</m:t>
-        </m:r>
-        <m:r>
-          <m:t>0</m:t>
-        </m:r>
-        <m:r>
-          <m:t> </m:t>
-        </m:r>
-        <m:r>
-          <m:rPr>
-            <m:sty m:val="p"/>
-          </m:rPr>
-          <m:t>J</m:t>
-        </m:r>
-        <m:r>
-          <m:rPr>
-            <m:sty m:val="p"/>
-          </m:rPr>
-          <m:t>/</m:t>
-        </m:r>
-        <m:r>
-          <m:rPr>
-            <m:sty m:val="p"/>
-          </m:rPr>
-          <m:t>K</m:t>
-        </m:r>
-      </m:oMath>
-      <w:r>
-        <w:t xml:space="preserve"> </w:t>
-      </w:r>
-      <w:r>
-        <w:t xml:space="preserve">(30,5 % von</w:t>
-      </w:r>
-      <w:r>
-        <w:t xml:space="preserve"> </w:t>
-      </w:r>
-      <m:oMath>
-        <m:sSub>
-          <m:e>
-            <m:r>
-              <m:t>m</m:t>
-            </m:r>
-          </m:e>
-          <m:sub>
-            <m:r>
-              <m:t>K</m:t>
-            </m:r>
-          </m:sub>
-        </m:sSub>
-        <m:sSub>
-          <m:e>
-            <m:r>
-              <m:t>c</m:t>
-            </m:r>
-          </m:e>
-          <m:sub>
-            <m:r>
-              <m:t>p</m:t>
-            </m:r>
-            <m:r>
-              <m:rPr>
-                <m:sty m:val="p"/>
-              </m:rPr>
-              <m:t>,</m:t>
-            </m:r>
-            <m:r>
-              <m:t>K</m:t>
-            </m:r>
-          </m:sub>
-        </m:sSub>
-      </m:oMath>
-      <w:r>
-        <w:t xml:space="preserve">). Messung in Tasse 2 wie in c), jetzt mit</w:t>
-      </w:r>
-      <w:r>
-        <w:t xml:space="preserve"> </w:t>
-      </w:r>
-      <m:oMath>
-        <m:sSub>
-          <m:e>
-            <m:r>
-              <m:t>m</m:t>
-            </m:r>
-          </m:e>
-          <m:sub>
-            <m:r>
-              <m:t>K</m:t>
-            </m:r>
-          </m:sub>
-        </m:sSub>
-        <m:sSub>
-          <m:e>
-            <m:r>
-              <m:t>c</m:t>
-            </m:r>
-          </m:e>
-          <m:sub>
-            <m:r>
-              <m:t>p</m:t>
-            </m:r>
-            <m:r>
-              <m:rPr>
-                <m:sty m:val="p"/>
-              </m:rPr>
-              <m:t>,</m:t>
-            </m:r>
-            <m:r>
-              <m:t>K</m:t>
-            </m:r>
-          </m:sub>
-        </m:sSub>
-        <m:r>
-          <m:rPr>
-            <m:sty m:val="p"/>
-          </m:rPr>
-          <m:t>+</m:t>
-        </m:r>
-        <m:sSub>
-          <m:e>
-            <m:r>
-              <m:t>C</m:t>
-            </m:r>
-          </m:e>
-          <m:sub>
-            <m:r>
-              <m:t>B</m:t>
-            </m:r>
-          </m:sub>
-        </m:sSub>
-      </m:oMath>
-      <w:r>
-        <w:t xml:space="preserve">:</w:t>
-      </w:r>
-    </w:p>
-    <w:p>
-      <w:pPr>
-        <w:pStyle w:val="BodyText"/>
-      </w:pPr>
-      <m:oMathPara>
-        <m:oMathParaPr>
-          <m:jc m:val="center"/>
-        </m:oMathParaPr>
-        <m:oMath>
-          <m:r>
-            <m:t>k</m:t>
-          </m:r>
-          <m:r>
-            <m:t>A</m:t>
-          </m:r>
-          <m:r>
-            <m:rPr>
-              <m:sty m:val="p"/>
-            </m:rPr>
-            <m:t>=</m:t>
-          </m:r>
-          <m:r>
-            <m:rPr>
-              <m:sty m:val="p"/>
-            </m:rPr>
-            <m:t>−</m:t>
-          </m:r>
-          <m:f>
-            <m:fPr>
-              <m:type m:val="bar"/>
-            </m:fPr>
-            <m:num>
-              <m:sSub>
-                <m:e>
-                  <m:r>
-                    <m:t>m</m:t>
-                  </m:r>
-                </m:e>
-                <m:sub>
-                  <m:r>
-                    <m:t>K</m:t>
-                  </m:r>
-                </m:sub>
-              </m:sSub>
-              <m:sSub>
-                <m:e>
-                  <m:r>
-                    <m:t>c</m:t>
-                  </m:r>
-                </m:e>
-                <m:sub>
-                  <m:r>
-                    <m:t>p</m:t>
-                  </m:r>
-                  <m:r>
-                    <m:rPr>
-                      <m:sty m:val="p"/>
-                    </m:rPr>
-                    <m:t>,</m:t>
-                  </m:r>
-                  <m:r>
-                    <m:t>K</m:t>
-                  </m:r>
-                </m:sub>
-              </m:sSub>
-              <m:r>
-                <m:rPr>
-                  <m:sty m:val="p"/>
-                </m:rPr>
-                <m:t>+</m:t>
-              </m:r>
-              <m:sSub>
-                <m:e>
-                  <m:r>
-                    <m:t>C</m:t>
-                  </m:r>
-                </m:e>
-                <m:sub>
-                  <m:r>
-                    <m:t>B</m:t>
-                  </m:r>
-                </m:sub>
-              </m:sSub>
-            </m:num>
-            <m:den>
-              <m:r>
-                <m:t>t</m:t>
-              </m:r>
-            </m:den>
-          </m:f>
-          <m:r>
-            <m:t> </m:t>
-          </m:r>
-          <m:r>
-            <m:rPr>
-              <m:sty m:val="p"/>
-            </m:rPr>
-            <m:t>ln</m:t>
-          </m:r>
-          <m:f>
-            <m:fPr>
-              <m:type m:val="bar"/>
-            </m:fPr>
-            <m:num>
-              <m:sSub>
-                <m:e>
-                  <m:r>
-                    <m:t>T</m:t>
-                  </m:r>
-                </m:e>
-                <m:sub>
-                  <m:r>
-                    <m:t>K</m:t>
-                  </m:r>
-                </m:sub>
-              </m:sSub>
-              <m:d>
-                <m:dPr>
-                  <m:begChr m:val="("/>
-                  <m:endChr m:val=")"/>
-                  <m:sepChr m:val=""/>
-                  <m:grow/>
-                </m:dPr>
-                <m:e>
-                  <m:r>
-                    <m:t>t</m:t>
-                  </m:r>
-                </m:e>
-              </m:d>
-              <m:r>
-                <m:rPr>
-                  <m:sty m:val="p"/>
-                </m:rPr>
-                <m:t>−</m:t>
-              </m:r>
-              <m:sSub>
-                <m:e>
-                  <m:r>
-                    <m:t>T</m:t>
-                  </m:r>
-                </m:e>
-                <m:sub>
-                  <m:r>
-                    <m:t>u</m:t>
-                  </m:r>
-                </m:sub>
-              </m:sSub>
-            </m:num>
-            <m:den>
-              <m:sSub>
-                <m:e>
-                  <m:r>
-                    <m:t>T</m:t>
-                  </m:r>
-                </m:e>
-                <m:sub>
-                  <m:r>
-                    <m:t>K</m:t>
-                  </m:r>
-                  <m:r>
-                    <m:rPr>
-                      <m:sty m:val="p"/>
-                    </m:rPr>
-                    <m:t>,</m:t>
-                  </m:r>
-                  <m:r>
-                    <m:t>0</m:t>
-                  </m:r>
-                </m:sub>
-              </m:sSub>
-              <m:r>
-                <m:rPr>
-                  <m:sty m:val="p"/>
-                </m:rPr>
-                <m:t>−</m:t>
-              </m:r>
-              <m:sSub>
-                <m:e>
-                  <m:r>
-                    <m:t>T</m:t>
-                  </m:r>
-                </m:e>
-                <m:sub>
-                  <m:r>
-                    <m:t>u</m:t>
-                  </m:r>
-                </m:sub>
-              </m:sSub>
-            </m:den>
-          </m:f>
-          <m:r>
-            <m:rPr>
-              <m:sty m:val="p"/>
-            </m:rPr>
-            <m:t>=</m:t>
-          </m:r>
-          <m:r>
-            <m:rPr>
-              <m:sty m:val="p"/>
-            </m:rPr>
-            <m:t>−</m:t>
-          </m:r>
-          <m:f>
-            <m:fPr>
-              <m:type m:val="bar"/>
-            </m:fPr>
-            <m:num>
-              <m:r>
-                <m:t>1091</m:t>
-              </m:r>
-              <m:r>
-                <m:rPr>
-                  <m:sty m:val="p"/>
-                </m:rPr>
-                <m:t>,</m:t>
-              </m:r>
-              <m:r>
-                <m:t>0</m:t>
-              </m:r>
-              <m:r>
-                <m:t> </m:t>
-              </m:r>
-              <m:r>
-                <m:rPr>
-                  <m:sty m:val="p"/>
-                </m:rPr>
-                <m:t>J</m:t>
-              </m:r>
-              <m:r>
-                <m:rPr>
-                  <m:sty m:val="p"/>
-                </m:rPr>
-                <m:t>/</m:t>
-              </m:r>
-              <m:r>
-                <m:rPr>
-                  <m:sty m:val="p"/>
-                </m:rPr>
-                <m:t>K</m:t>
-              </m:r>
-            </m:num>
-            <m:den>
-              <m:r>
-                <m:t>600</m:t>
-              </m:r>
-              <m:r>
-                <m:t> </m:t>
-              </m:r>
-              <m:r>
-                <m:rPr>
-                  <m:sty m:val="p"/>
-                </m:rPr>
-                <m:t>s</m:t>
-              </m:r>
-            </m:den>
-          </m:f>
-          <m:r>
-            <m:t> </m:t>
-          </m:r>
-          <m:r>
-            <m:rPr>
-              <m:sty m:val="p"/>
-            </m:rPr>
-            <m:t>ln</m:t>
-          </m:r>
-          <m:f>
-            <m:fPr>
-              <m:type m:val="bar"/>
-            </m:fPr>
-            <m:num>
-              <m:r>
-                <m:t>47</m:t>
-              </m:r>
-              <m:r>
-                <m:t> </m:t>
-              </m:r>
-              <m:r>
-                <m:rPr>
-                  <m:sty m:val="p"/>
-                </m:rPr>
-                <m:t>K</m:t>
-              </m:r>
-            </m:num>
-            <m:den>
-              <m:r>
-                <m:t>60</m:t>
-              </m:r>
-              <m:r>
-                <m:t> </m:t>
-              </m:r>
-              <m:r>
-                <m:rPr>
-                  <m:sty m:val="p"/>
-                </m:rPr>
-                <m:t>K</m:t>
-              </m:r>
-            </m:den>
-          </m:f>
-          <m:r>
-            <m:rPr>
-              <m:sty m:val="p"/>
-            </m:rPr>
-            <m:t>=</m:t>
-          </m:r>
-          <m:r>
-            <m:t>0</m:t>
-          </m:r>
-          <m:r>
-            <m:rPr>
-              <m:sty m:val="p"/>
-            </m:rPr>
-            <m:t>,</m:t>
-          </m:r>
-          <m:r>
-            <m:t>4440</m:t>
-          </m:r>
-          <m:r>
-            <m:t> </m:t>
-          </m:r>
-          <m:r>
-            <m:rPr>
-              <m:sty m:val="p"/>
-            </m:rPr>
-            <m:t>W</m:t>
-          </m:r>
-          <m:r>
-            <m:rPr>
-              <m:sty m:val="p"/>
-            </m:rPr>
-            <m:t>/</m:t>
-          </m:r>
-          <m:r>
-            <m:rPr>
-              <m:sty m:val="p"/>
-            </m:rPr>
-            <m:t>K</m:t>
-          </m:r>
-        </m:oMath>
-      </m:oMathPara>
-    </w:p>
-    <w:p>
-      <w:pPr>
-        <w:pStyle w:val="FirstParagraph"/>
-      </w:pPr>
-      <m:oMath>
-        <m:r>
-          <m:t>k</m:t>
-        </m:r>
-        <m:r>
-          <m:t>A</m:t>
-        </m:r>
-      </m:oMath>
-      <w:r>
-        <w:t xml:space="preserve"> </w:t>
-      </w:r>
-      <w:r>
-        <w:t xml:space="preserve">ist ein an die Messung angepasster Modellparameter: In c) musste es auch die Wärme erklären, die der Becher abgegeben hat; mit Becher im Bilanzraum ist es um 31 % größer. Die Zeitkonstante</w:t>
-      </w:r>
-      <w:r>
-        <w:t xml:space="preserve"> </w:t>
-      </w:r>
-      <m:oMath>
-        <m:r>
-          <m:t>τ</m:t>
-        </m:r>
-        <m:r>
-          <m:rPr>
-            <m:sty m:val="p"/>
-          </m:rPr>
-          <m:t>=</m:t>
-        </m:r>
-        <m:d>
-          <m:dPr>
-            <m:begChr m:val="("/>
-            <m:endChr m:val=")"/>
-            <m:sepChr m:val=""/>
-            <m:grow/>
-          </m:dPr>
-          <m:e>
-            <m:sSub>
-              <m:e>
-                <m:r>
-                  <m:t>m</m:t>
-                </m:r>
-              </m:e>
-              <m:sub>
-                <m:r>
-                  <m:t>K</m:t>
-                </m:r>
-              </m:sub>
-            </m:sSub>
-            <m:sSub>
-              <m:e>
-                <m:r>
-                  <m:t>c</m:t>
-                </m:r>
-              </m:e>
-              <m:sub>
-                <m:r>
-                  <m:t>p</m:t>
-                </m:r>
-                <m:r>
-                  <m:rPr>
-                    <m:sty m:val="p"/>
-                  </m:rPr>
-                  <m:t>,</m:t>
-                </m:r>
-                <m:r>
-                  <m:t>K</m:t>
-                </m:r>
-              </m:sub>
-            </m:sSub>
-            <m:r>
-              <m:rPr>
-                <m:sty m:val="p"/>
-              </m:rPr>
-              <m:t>+</m:t>
-            </m:r>
-            <m:sSub>
-              <m:e>
-                <m:r>
-                  <m:t>C</m:t>
-                </m:r>
-              </m:e>
-              <m:sub>
-                <m:r>
-                  <m:t>B</m:t>
-                </m:r>
-              </m:sub>
-            </m:sSub>
-          </m:e>
-        </m:d>
-        <m:r>
-          <m:rPr>
-            <m:sty m:val="p"/>
-          </m:rPr>
-          <m:t>/</m:t>
-        </m:r>
-        <m:r>
-          <m:t>k</m:t>
-        </m:r>
-        <m:r>
-          <m:t>A</m:t>
-        </m:r>
-        <m:r>
-          <m:rPr>
-            <m:sty m:val="p"/>
-          </m:rPr>
-          <m:t>=</m:t>
-        </m:r>
-        <m:r>
-          <m:t>41</m:t>
-        </m:r>
-        <m:r>
-          <m:rPr>
-            <m:sty m:val="p"/>
-          </m:rPr>
-          <m:t>,</m:t>
-        </m:r>
-        <m:r>
-          <m:t>0</m:t>
-        </m:r>
-        <m:r>
-          <m:t> </m:t>
-        </m:r>
-        <m:r>
-          <m:rPr>
-            <m:sty m:val="p"/>
-          </m:rPr>
-          <m:t>m</m:t>
-        </m:r>
-        <m:r>
-          <m:rPr>
-            <m:sty m:val="p"/>
-          </m:rPr>
-          <m:t>i</m:t>
-        </m:r>
-        <m:r>
-          <m:rPr>
-            <m:sty m:val="p"/>
-          </m:rPr>
-          <m:t>n</m:t>
-        </m:r>
-      </m:oMath>
-      <w:r>
-        <w:t xml:space="preserve"> </w:t>
-      </w:r>
-      <w:r>
-        <w:t xml:space="preserve">bleibt gleich.</w:t>
-      </w:r>
-    </w:p>
-    <w:p>
-      <w:pPr>
-        <w:pStyle w:val="BodyText"/>
-      </w:pPr>
-      <w:r>
-        <w:t xml:space="preserve">Tasse 1: Mischen mit Becher (er hat vorher die Kaffeetemperatur), dann Abkühlen:</w:t>
-      </w:r>
-    </w:p>
-    <w:p>
-      <w:pPr>
-        <w:pStyle w:val="BodyText"/>
-      </w:pPr>
-      <m:oMathPara>
-        <m:oMathParaPr>
-          <m:jc m:val="center"/>
-        </m:oMathParaPr>
-        <m:oMath>
-          <m:sSub>
-            <m:e>
-              <m:r>
-                <m:t>T</m:t>
-              </m:r>
-            </m:e>
-            <m:sub>
-              <m:r>
-                <m:t>1</m:t>
-              </m:r>
-              <m:r>
-                <m:rPr>
-                  <m:sty m:val="p"/>
-                </m:rPr>
-                <m:t>,</m:t>
-              </m:r>
-              <m:r>
-                <m:t>0</m:t>
-              </m:r>
-            </m:sub>
-          </m:sSub>
-          <m:r>
-            <m:rPr>
-              <m:sty m:val="p"/>
-            </m:rPr>
-            <m:t>=</m:t>
-          </m:r>
-          <m:f>
-            <m:fPr>
-              <m:type m:val="bar"/>
-            </m:fPr>
-            <m:num>
-              <m:d>
-                <m:dPr>
-                  <m:begChr m:val="("/>
-                  <m:endChr m:val=")"/>
-                  <m:sepChr m:val=""/>
-                  <m:grow/>
-                </m:dPr>
-                <m:e>
-                  <m:sSub>
-                    <m:e>
-                      <m:r>
-                        <m:t>m</m:t>
-                      </m:r>
-                    </m:e>
-                    <m:sub>
-                      <m:r>
-                        <m:t>K</m:t>
-                      </m:r>
-                    </m:sub>
-                  </m:sSub>
-                  <m:sSub>
-                    <m:e>
-                      <m:r>
-                        <m:t>c</m:t>
-                      </m:r>
-                    </m:e>
-                    <m:sub>
-                      <m:r>
-                        <m:t>p</m:t>
-                      </m:r>
-                      <m:r>
-                        <m:rPr>
-                          <m:sty m:val="p"/>
-                        </m:rPr>
-                        <m:t>,</m:t>
-                      </m:r>
-                      <m:r>
-                        <m:t>K</m:t>
-                      </m:r>
-                    </m:sub>
-                  </m:sSub>
-                  <m:r>
-                    <m:rPr>
-                      <m:sty m:val="p"/>
-                    </m:rPr>
-                    <m:t>+</m:t>
-                  </m:r>
-                  <m:sSub>
-                    <m:e>
-                      <m:r>
-                        <m:t>C</m:t>
-                      </m:r>
-                    </m:e>
-                    <m:sub>
-                      <m:r>
-                        <m:t>B</m:t>
-                      </m:r>
-                    </m:sub>
-                  </m:sSub>
-                </m:e>
-              </m:d>
-              <m:r>
-                <m:t> </m:t>
-              </m:r>
-              <m:sSub>
-                <m:e>
-                  <m:r>
-                    <m:t>T</m:t>
-                  </m:r>
-                </m:e>
-                <m:sub>
-                  <m:r>
-                    <m:t>K</m:t>
-                  </m:r>
-                  <m:r>
-                    <m:rPr>
-                      <m:sty m:val="p"/>
-                    </m:rPr>
-                    <m:t>,</m:t>
-                  </m:r>
-                  <m:r>
-                    <m:t>0</m:t>
-                  </m:r>
-                </m:sub>
-              </m:sSub>
-              <m:r>
-                <m:rPr>
-                  <m:sty m:val="p"/>
-                </m:rPr>
-                <m:t>+</m:t>
-              </m:r>
-              <m:sSub>
-                <m:e>
-                  <m:r>
-                    <m:t>m</m:t>
-                  </m:r>
-                </m:e>
-                <m:sub>
-                  <m:r>
-                    <m:t>M</m:t>
-                  </m:r>
-                </m:sub>
-              </m:sSub>
-              <m:sSub>
-                <m:e>
-                  <m:r>
-                    <m:t>c</m:t>
-                  </m:r>
-                </m:e>
-                <m:sub>
-                  <m:r>
-                    <m:t>p</m:t>
-                  </m:r>
-                  <m:r>
-                    <m:rPr>
-                      <m:sty m:val="p"/>
-                    </m:rPr>
-                    <m:t>,</m:t>
-                  </m:r>
-                  <m:r>
-                    <m:t>M</m:t>
-                  </m:r>
-                </m:sub>
-              </m:sSub>
-              <m:r>
-                <m:t> </m:t>
-              </m:r>
-              <m:sSub>
-                <m:e>
-                  <m:r>
-                    <m:t>T</m:t>
-                  </m:r>
-                </m:e>
-                <m:sub>
-                  <m:r>
-                    <m:t>M</m:t>
-                  </m:r>
-                </m:sub>
-              </m:sSub>
-            </m:num>
-            <m:den>
-              <m:sSub>
-                <m:e>
-                  <m:r>
-                    <m:t>m</m:t>
-                  </m:r>
-                </m:e>
-                <m:sub>
-                  <m:r>
-                    <m:t>K</m:t>
-                  </m:r>
-                </m:sub>
-              </m:sSub>
-              <m:sSub>
-                <m:e>
-                  <m:r>
-                    <m:t>c</m:t>
-                  </m:r>
-                </m:e>
-                <m:sub>
-                  <m:r>
-                    <m:t>p</m:t>
-                  </m:r>
-                  <m:r>
-                    <m:rPr>
-                      <m:sty m:val="p"/>
-                    </m:rPr>
-                    <m:t>,</m:t>
-                  </m:r>
-                  <m:r>
-                    <m:t>K</m:t>
-                  </m:r>
-                </m:sub>
-              </m:sSub>
-              <m:r>
-                <m:rPr>
-                  <m:sty m:val="p"/>
-                </m:rPr>
-                <m:t>+</m:t>
-              </m:r>
-              <m:sSub>
-                <m:e>
-                  <m:r>
-                    <m:t>C</m:t>
-                  </m:r>
-                </m:e>
-                <m:sub>
-                  <m:r>
-                    <m:t>B</m:t>
-                  </m:r>
-                </m:sub>
-              </m:sSub>
-              <m:r>
-                <m:rPr>
-                  <m:sty m:val="p"/>
-                </m:rPr>
-                <m:t>+</m:t>
-              </m:r>
-              <m:sSub>
-                <m:e>
-                  <m:r>
-                    <m:t>m</m:t>
-                  </m:r>
-                </m:e>
-                <m:sub>
-                  <m:r>
-                    <m:t>M</m:t>
-                  </m:r>
-                </m:sub>
-              </m:sSub>
-              <m:sSub>
-                <m:e>
-                  <m:r>
-                    <m:t>c</m:t>
-                  </m:r>
-                </m:e>
-                <m:sub>
-                  <m:r>
-                    <m:t>p</m:t>
-                  </m:r>
-                  <m:r>
-                    <m:rPr>
-                      <m:sty m:val="p"/>
-                    </m:rPr>
-                    <m:t>,</m:t>
-                  </m:r>
-                  <m:r>
-                    <m:t>M</m:t>
-                  </m:r>
-                </m:sub>
-              </m:sSub>
-            </m:den>
-          </m:f>
-          <m:r>
-            <m:rPr>
-              <m:sty m:val="p"/>
-            </m:rPr>
-            <m:t>=</m:t>
-          </m:r>
-          <m:r>
-            <m:t>345</m:t>
-          </m:r>
-          <m:r>
-            <m:rPr>
-              <m:sty m:val="p"/>
-            </m:rPr>
-            <m:t>,</m:t>
-          </m:r>
-          <m:r>
-            <m:t>62</m:t>
-          </m:r>
-          <m:r>
-            <m:t> </m:t>
-          </m:r>
-          <m:r>
-            <m:rPr>
-              <m:sty m:val="p"/>
-            </m:rPr>
-            <m:t>K</m:t>
-          </m:r>
-        </m:oMath>
-      </m:oMathPara>
-    </w:p>
-    <w:p>
-      <w:pPr>
-        <w:pStyle w:val="FirstParagraph"/>
-      </w:pPr>
-      <m:oMathPara>
-        <m:oMathParaPr>
-          <m:jc m:val="center"/>
-        </m:oMathParaPr>
-        <m:oMath>
-          <m:sSub>
-            <m:e>
-              <m:r>
-                <m:t>T</m:t>
-              </m:r>
-            </m:e>
-            <m:sub>
-              <m:r>
-                <m:t>1</m:t>
-              </m:r>
-            </m:sub>
-          </m:sSub>
-          <m:r>
-            <m:rPr>
-              <m:sty m:val="p"/>
-            </m:rPr>
-            <m:t>=</m:t>
-          </m:r>
-          <m:sSub>
-            <m:e>
-              <m:r>
-                <m:t>T</m:t>
-              </m:r>
-            </m:e>
-            <m:sub>
-              <m:r>
-                <m:t>u</m:t>
-              </m:r>
-            </m:sub>
-          </m:sSub>
-          <m:r>
-            <m:rPr>
-              <m:sty m:val="p"/>
-            </m:rPr>
-            <m:t>+</m:t>
-          </m:r>
-          <m:d>
-            <m:dPr>
-              <m:begChr m:val="("/>
-              <m:endChr m:val=")"/>
-              <m:sepChr m:val=""/>
-              <m:grow/>
-            </m:dPr>
-            <m:e>
-              <m:sSub>
-                <m:e>
-                  <m:r>
-                    <m:t>T</m:t>
-                  </m:r>
-                </m:e>
-                <m:sub>
-                  <m:r>
-                    <m:t>1</m:t>
-                  </m:r>
-                  <m:r>
-                    <m:rPr>
-                      <m:sty m:val="p"/>
-                    </m:rPr>
-                    <m:t>,</m:t>
-                  </m:r>
-                  <m:r>
-                    <m:t>0</m:t>
-                  </m:r>
-                </m:sub>
-              </m:sSub>
-              <m:r>
-                <m:rPr>
-                  <m:sty m:val="p"/>
-                </m:rPr>
-                <m:t>−</m:t>
-              </m:r>
-              <m:sSub>
-                <m:e>
-                  <m:r>
-                    <m:t>T</m:t>
-                  </m:r>
-                </m:e>
-                <m:sub>
-                  <m:r>
-                    <m:t>u</m:t>
-                  </m:r>
-                </m:sub>
-              </m:sSub>
-            </m:e>
-          </m:d>
-          <m:r>
-            <m:rPr>
-              <m:sty m:val="p"/>
-            </m:rPr>
-            <m:t>⋅</m:t>
-          </m:r>
-          <m:r>
-            <m:rPr>
-              <m:sty m:val="p"/>
-            </m:rPr>
-            <m:t>exp</m:t>
-          </m:r>
-          <m:d>
-            <m:dPr>
-              <m:begChr m:val="("/>
-              <m:endChr m:val=")"/>
-              <m:sepChr m:val=""/>
-              <m:grow/>
-            </m:dPr>
-            <m:e>
-              <m:r>
-                <m:rPr>
-                  <m:sty m:val="p"/>
-                </m:rPr>
-                <m:t>−</m:t>
-              </m:r>
-              <m:f>
-                <m:fPr>
-                  <m:type m:val="bar"/>
-                </m:fPr>
-                <m:num>
-                  <m:r>
-                    <m:t>k</m:t>
-                  </m:r>
-                  <m:r>
-                    <m:t>A</m:t>
-                  </m:r>
-                  <m:r>
-                    <m:t> </m:t>
-                  </m:r>
-                  <m:r>
-                    <m:t>t</m:t>
-                  </m:r>
-                </m:num>
-                <m:den>
-                  <m:sSub>
-                    <m:e>
-                      <m:r>
-                        <m:t>m</m:t>
-                      </m:r>
-                    </m:e>
-                    <m:sub>
-                      <m:r>
-                        <m:t>K</m:t>
-                      </m:r>
-                    </m:sub>
-                  </m:sSub>
-                  <m:sSub>
-                    <m:e>
-                      <m:r>
-                        <m:t>c</m:t>
-                      </m:r>
-                    </m:e>
-                    <m:sub>
-                      <m:r>
-                        <m:t>p</m:t>
-                      </m:r>
-                      <m:r>
-                        <m:rPr>
-                          <m:sty m:val="p"/>
-                        </m:rPr>
-                        <m:t>,</m:t>
-                      </m:r>
-                      <m:r>
-                        <m:t>K</m:t>
-                      </m:r>
-                    </m:sub>
-                  </m:sSub>
-                  <m:r>
-                    <m:rPr>
-                      <m:sty m:val="p"/>
-                    </m:rPr>
-                    <m:t>+</m:t>
-                  </m:r>
-                  <m:sSub>
-                    <m:e>
-                      <m:r>
-                        <m:t>C</m:t>
-                      </m:r>
-                    </m:e>
-                    <m:sub>
-                      <m:r>
-                        <m:t>B</m:t>
-                      </m:r>
-                    </m:sub>
-                  </m:sSub>
-                  <m:r>
-                    <m:rPr>
-                      <m:sty m:val="p"/>
-                    </m:rPr>
-                    <m:t>+</m:t>
-                  </m:r>
-                  <m:sSub>
-                    <m:e>
-                      <m:r>
-                        <m:t>m</m:t>
-                      </m:r>
-                    </m:e>
-                    <m:sub>
-                      <m:r>
-                        <m:t>M</m:t>
-                      </m:r>
-                    </m:sub>
-                  </m:sSub>
-                  <m:sSub>
-                    <m:e>
-                      <m:r>
-                        <m:t>c</m:t>
-                      </m:r>
-                    </m:e>
-                    <m:sub>
-                      <m:r>
-                        <m:t>p</m:t>
-                      </m:r>
-                      <m:r>
-                        <m:rPr>
-                          <m:sty m:val="p"/>
-                        </m:rPr>
-                        <m:t>,</m:t>
-                      </m:r>
-                      <m:r>
-                        <m:t>M</m:t>
-                      </m:r>
-                    </m:sub>
-                  </m:sSub>
-                </m:den>
-              </m:f>
-            </m:e>
-          </m:d>
-        </m:oMath>
-      </m:oMathPara>
-    </w:p>
-    <w:p>
-      <w:pPr>
-        <w:pStyle w:val="FirstParagraph"/>
-      </w:pPr>
-      <m:oMathPara>
-        <m:oMathParaPr>
-          <m:jc m:val="center"/>
-        </m:oMathParaPr>
-        <m:oMath>
-          <m:sSub>
-            <m:e>
-              <m:r>
-                <m:t>T</m:t>
-              </m:r>
-            </m:e>
-            <m:sub>
-              <m:r>
-                <m:t>1</m:t>
-              </m:r>
-            </m:sub>
-          </m:sSub>
-          <m:r>
-            <m:rPr>
-              <m:sty m:val="p"/>
-            </m:rPr>
-            <m:t>=</m:t>
-          </m:r>
-          <m:r>
-            <m:t>293</m:t>
-          </m:r>
-          <m:r>
-            <m:rPr>
-              <m:sty m:val="p"/>
-            </m:rPr>
-            <m:t>,</m:t>
-          </m:r>
-          <m:r>
-            <m:t>15</m:t>
-          </m:r>
-          <m:r>
-            <m:t> </m:t>
-          </m:r>
-          <m:r>
-            <m:rPr>
-              <m:sty m:val="p"/>
-            </m:rPr>
-            <m:t>K</m:t>
-          </m:r>
-          <m:r>
-            <m:rPr>
-              <m:sty m:val="p"/>
-            </m:rPr>
-            <m:t>+</m:t>
-          </m:r>
-          <m:r>
-            <m:t>52</m:t>
-          </m:r>
-          <m:r>
-            <m:rPr>
-              <m:sty m:val="p"/>
-            </m:rPr>
-            <m:t>,</m:t>
-          </m:r>
-          <m:r>
-            <m:t>47</m:t>
-          </m:r>
-          <m:r>
-            <m:t> </m:t>
-          </m:r>
-          <m:r>
-            <m:rPr>
-              <m:sty m:val="p"/>
-            </m:rPr>
-            <m:t>K</m:t>
-          </m:r>
-          <m:r>
-            <m:rPr>
-              <m:sty m:val="p"/>
-            </m:rPr>
-            <m:t>⋅</m:t>
-          </m:r>
-          <m:r>
-            <m:t>0</m:t>
-          </m:r>
-          <m:r>
-            <m:rPr>
-              <m:sty m:val="p"/>
-            </m:rPr>
-            <m:t>,</m:t>
-          </m:r>
-          <m:r>
-            <m:t>2676</m:t>
-          </m:r>
-          <m:r>
-            <m:rPr>
-              <m:sty m:val="p"/>
-            </m:rPr>
-            <m:t>=</m:t>
-          </m:r>
-          <m:r>
-            <m:t>307</m:t>
-          </m:r>
-          <m:r>
-            <m:rPr>
-              <m:sty m:val="p"/>
-            </m:rPr>
-            <m:t>,</m:t>
-          </m:r>
-          <m:r>
-            <m:t>19</m:t>
-          </m:r>
-          <m:r>
-            <m:t> </m:t>
-          </m:r>
-          <m:r>
-            <m:rPr>
-              <m:sty m:val="p"/>
-            </m:rPr>
-            <m:t>K</m:t>
-          </m:r>
-          <m:r>
-            <m:rPr>
-              <m:sty m:val="p"/>
-            </m:rPr>
-            <m:t>=</m:t>
-          </m:r>
-          <m:r>
-            <m:t>34</m:t>
-          </m:r>
-          <m:r>
-            <m:rPr>
-              <m:sty m:val="p"/>
-            </m:rPr>
-            <m:t>,</m:t>
-          </m:r>
-          <m:r>
-            <m:t>04</m:t>
-          </m:r>
-          <m:r>
-            <m:t> </m:t>
-          </m:r>
-          <m:r>
-            <m:rPr>
-              <m:sty m:val="p"/>
-            </m:rPr>
-            <m:t>°</m:t>
-          </m:r>
-          <m:r>
-            <m:rPr>
-              <m:sty m:val="p"/>
-            </m:rPr>
-            <m:t>C</m:t>
-          </m:r>
-        </m:oMath>
-      </m:oMathPara>
-    </w:p>
-    <w:p>
-      <w:pPr>
-        <w:pStyle w:val="FirstParagraph"/>
-      </w:pPr>
-      <w:r>
-        <w:t xml:space="preserve">Tasse 2: Der schwarze Kaffee kühlt mit derselben Zeitkonstante ab wie in der Messung, also wie in d) auf</w:t>
-      </w:r>
-      <w:r>
-        <w:t xml:space="preserve"> </w:t>
-      </w:r>
-      <m:oMath>
-        <m:sSub>
-          <m:e>
-            <m:r>
-              <m:t>T</m:t>
-            </m:r>
-          </m:e>
-          <m:sub>
-            <m:r>
-              <m:t>K</m:t>
-            </m:r>
-          </m:sub>
-        </m:sSub>
-        <m:d>
-          <m:dPr>
-            <m:begChr m:val="("/>
-            <m:endChr m:val=")"/>
-            <m:sepChr m:val=""/>
-            <m:grow/>
-          </m:dPr>
-          <m:e>
-            <m:r>
-              <m:t>60</m:t>
-            </m:r>
-            <m:r>
-              <m:t> </m:t>
-            </m:r>
-            <m:r>
-              <m:rPr>
-                <m:sty m:val="p"/>
-              </m:rPr>
-              <m:t>m</m:t>
-            </m:r>
-            <m:r>
-              <m:rPr>
-                <m:sty m:val="p"/>
-              </m:rPr>
-              <m:t>i</m:t>
-            </m:r>
-            <m:r>
-              <m:rPr>
-                <m:sty m:val="p"/>
-              </m:rPr>
-              <m:t>n</m:t>
-            </m:r>
-          </m:e>
-        </m:d>
-        <m:r>
-          <m:rPr>
-            <m:sty m:val="p"/>
-          </m:rPr>
-          <m:t>=</m:t>
-        </m:r>
-        <m:r>
-          <m:t>307</m:t>
-        </m:r>
-        <m:r>
-          <m:rPr>
-            <m:sty m:val="p"/>
-          </m:rPr>
-          <m:t>,</m:t>
-        </m:r>
-        <m:r>
-          <m:t>01</m:t>
-        </m:r>
-        <m:r>
-          <m:t> </m:t>
-        </m:r>
-        <m:r>
-          <m:rPr>
-            <m:sty m:val="p"/>
-          </m:rPr>
-          <m:t>K</m:t>
-        </m:r>
-      </m:oMath>
-      <w:r>
-        <w:t xml:space="preserve">. Dann Mischen mit Becher:</w:t>
-      </w:r>
-    </w:p>
-    <w:p>
-      <w:pPr>
-        <w:pStyle w:val="BodyText"/>
-      </w:pPr>
-      <m:oMathPara>
-        <m:oMathParaPr>
-          <m:jc m:val="center"/>
-        </m:oMathParaPr>
-        <m:oMath>
-          <m:sSub>
-            <m:e>
-              <m:r>
-                <m:t>T</m:t>
-              </m:r>
-            </m:e>
-            <m:sub>
-              <m:r>
-                <m:t>2</m:t>
-              </m:r>
-            </m:sub>
-          </m:sSub>
-          <m:r>
-            <m:rPr>
-              <m:sty m:val="p"/>
-            </m:rPr>
-            <m:t>=</m:t>
-          </m:r>
-          <m:f>
-            <m:fPr>
-              <m:type m:val="bar"/>
-            </m:fPr>
-            <m:num>
-              <m:d>
-                <m:dPr>
-                  <m:begChr m:val="("/>
-                  <m:endChr m:val=")"/>
-                  <m:sepChr m:val=""/>
-                  <m:grow/>
-                </m:dPr>
-                <m:e>
-                  <m:sSub>
-                    <m:e>
-                      <m:r>
-                        <m:t>m</m:t>
-                      </m:r>
-                    </m:e>
-                    <m:sub>
-                      <m:r>
-                        <m:t>K</m:t>
-                      </m:r>
-                    </m:sub>
-                  </m:sSub>
-                  <m:sSub>
-                    <m:e>
-                      <m:r>
-                        <m:t>c</m:t>
-                      </m:r>
-                    </m:e>
-                    <m:sub>
-                      <m:r>
-                        <m:t>p</m:t>
-                      </m:r>
-                      <m:r>
-                        <m:rPr>
-                          <m:sty m:val="p"/>
-                        </m:rPr>
-                        <m:t>,</m:t>
-                      </m:r>
-                      <m:r>
-                        <m:t>K</m:t>
-                      </m:r>
-                    </m:sub>
-                  </m:sSub>
-                  <m:r>
-                    <m:rPr>
-                      <m:sty m:val="p"/>
-                    </m:rPr>
-                    <m:t>+</m:t>
-                  </m:r>
-                  <m:sSub>
-                    <m:e>
-                      <m:r>
-                        <m:t>C</m:t>
-                      </m:r>
-                    </m:e>
-                    <m:sub>
-                      <m:r>
-                        <m:t>B</m:t>
-                      </m:r>
-                    </m:sub>
-                  </m:sSub>
-                </m:e>
-              </m:d>
-              <m:r>
-                <m:t> </m:t>
-              </m:r>
-              <m:sSub>
-                <m:e>
-                  <m:r>
-                    <m:t>T</m:t>
-                  </m:r>
-                </m:e>
-                <m:sub>
-                  <m:r>
-                    <m:t>K</m:t>
-                  </m:r>
-                </m:sub>
-              </m:sSub>
-              <m:d>
-                <m:dPr>
-                  <m:begChr m:val="("/>
-                  <m:endChr m:val=")"/>
-                  <m:sepChr m:val=""/>
-                  <m:grow/>
-                </m:dPr>
-                <m:e>
-                  <m:r>
-                    <m:t>60</m:t>
-                  </m:r>
-                  <m:r>
-                    <m:t> </m:t>
-                  </m:r>
-                  <m:r>
-                    <m:rPr>
-                      <m:sty m:val="p"/>
-                    </m:rPr>
-                    <m:t>m</m:t>
-                  </m:r>
-                  <m:r>
-                    <m:rPr>
-                      <m:sty m:val="p"/>
-                    </m:rPr>
-                    <m:t>i</m:t>
-                  </m:r>
-                  <m:r>
-                    <m:rPr>
-                      <m:sty m:val="p"/>
-                    </m:rPr>
-                    <m:t>n</m:t>
-                  </m:r>
-                </m:e>
-              </m:d>
-              <m:r>
-                <m:rPr>
-                  <m:sty m:val="p"/>
-                </m:rPr>
-                <m:t>+</m:t>
-              </m:r>
-              <m:sSub>
-                <m:e>
-                  <m:r>
-                    <m:t>m</m:t>
-                  </m:r>
-                </m:e>
-                <m:sub>
-                  <m:r>
-                    <m:t>M</m:t>
-                  </m:r>
-                </m:sub>
-              </m:sSub>
-              <m:sSub>
-                <m:e>
-                  <m:r>
-                    <m:t>c</m:t>
-                  </m:r>
-                </m:e>
-                <m:sub>
-                  <m:r>
-                    <m:t>p</m:t>
-                  </m:r>
-                  <m:r>
-                    <m:rPr>
-                      <m:sty m:val="p"/>
-                    </m:rPr>
-                    <m:t>,</m:t>
-                  </m:r>
-                  <m:r>
-                    <m:t>M</m:t>
-                  </m:r>
-                </m:sub>
-              </m:sSub>
-              <m:r>
-                <m:t> </m:t>
-              </m:r>
-              <m:sSub>
-                <m:e>
-                  <m:r>
-                    <m:t>T</m:t>
-                  </m:r>
-                </m:e>
-                <m:sub>
-                  <m:r>
-                    <m:t>M</m:t>
-                  </m:r>
-                </m:sub>
-              </m:sSub>
-            </m:num>
-            <m:den>
-              <m:sSub>
-                <m:e>
-                  <m:r>
-                    <m:t>m</m:t>
-                  </m:r>
-                </m:e>
-                <m:sub>
-                  <m:r>
-                    <m:t>K</m:t>
-                  </m:r>
-                </m:sub>
-              </m:sSub>
-              <m:sSub>
-                <m:e>
-                  <m:r>
-                    <m:t>c</m:t>
-                  </m:r>
-                </m:e>
-                <m:sub>
-                  <m:r>
-                    <m:t>p</m:t>
-                  </m:r>
-                  <m:r>
-                    <m:rPr>
-                      <m:sty m:val="p"/>
-                    </m:rPr>
-                    <m:t>,</m:t>
-                  </m:r>
-                  <m:r>
-                    <m:t>K</m:t>
-                  </m:r>
-                </m:sub>
-              </m:sSub>
-              <m:r>
-                <m:rPr>
-                  <m:sty m:val="p"/>
-                </m:rPr>
-                <m:t>+</m:t>
-              </m:r>
-              <m:sSub>
-                <m:e>
-                  <m:r>
-                    <m:t>C</m:t>
-                  </m:r>
-                </m:e>
-                <m:sub>
-                  <m:r>
-                    <m:t>B</m:t>
-                  </m:r>
-                </m:sub>
-              </m:sSub>
-              <m:r>
-                <m:rPr>
-                  <m:sty m:val="p"/>
-                </m:rPr>
-                <m:t>+</m:t>
-              </m:r>
-              <m:sSub>
-                <m:e>
-                  <m:r>
-                    <m:t>m</m:t>
-                  </m:r>
-                </m:e>
-                <m:sub>
-                  <m:r>
-                    <m:t>M</m:t>
-                  </m:r>
-                </m:sub>
-              </m:sSub>
-              <m:sSub>
-                <m:e>
-                  <m:r>
-                    <m:t>c</m:t>
-                  </m:r>
-                </m:e>
-                <m:sub>
-                  <m:r>
-                    <m:t>p</m:t>
-                  </m:r>
-                  <m:r>
-                    <m:rPr>
-                      <m:sty m:val="p"/>
-                    </m:rPr>
-                    <m:t>,</m:t>
-                  </m:r>
-                  <m:r>
-                    <m:t>M</m:t>
-                  </m:r>
-                </m:sub>
-              </m:sSub>
-            </m:den>
-          </m:f>
-          <m:r>
-            <m:rPr>
-              <m:sty m:val="p"/>
-            </m:rPr>
-            <m:t>=</m:t>
-          </m:r>
-          <m:r>
-            <m:t>304</m:t>
-          </m:r>
-          <m:r>
-            <m:rPr>
-              <m:sty m:val="p"/>
-            </m:rPr>
-            <m:t>,</m:t>
-          </m:r>
-          <m:r>
-            <m:t>11</m:t>
-          </m:r>
-          <m:r>
-            <m:t> </m:t>
-          </m:r>
-          <m:r>
-            <m:rPr>
-              <m:sty m:val="p"/>
-            </m:rPr>
-            <m:t>K</m:t>
-          </m:r>
-          <m:r>
-            <m:rPr>
-              <m:sty m:val="p"/>
-            </m:rPr>
-            <m:t>=</m:t>
-          </m:r>
-          <m:r>
-            <m:t>30</m:t>
-          </m:r>
-          <m:r>
-            <m:rPr>
-              <m:sty m:val="p"/>
-            </m:rPr>
-            <m:t>,</m:t>
-          </m:r>
-          <m:r>
-            <m:t>96</m:t>
-          </m:r>
-          <m:r>
-            <m:t> </m:t>
-          </m:r>
-          <m:r>
-            <m:rPr>
-              <m:sty m:val="p"/>
-            </m:rPr>
-            <m:t>°</m:t>
-          </m:r>
-          <m:r>
-            <m:rPr>
-              <m:sty m:val="p"/>
-            </m:rPr>
-            <m:t>C</m:t>
-          </m:r>
-        </m:oMath>
-      </m:oMathPara>
-    </w:p>
-    <w:p>
-      <w:pPr>
-        <w:pStyle w:val="FirstParagraph"/>
-      </w:pPr>
-      <w:r>
-        <w:t xml:space="preserve">Die Aussage aus d) gilt weiter, der Unterschied sinkt aber von 3,85 K auf 3,08 K. Beide Anteile aus der Zerlegung in g) werden kleiner: Die Milch erhöht die Wärmekapazität nur noch um 11 % statt 15 % (Kaffee-Effekt 1,98 statt 2,48 K), und der Becher gibt beim Mischen Wärme an die kalte Milch ab und dämpft den Mischsprung (Milch-Effekt 1,10 statt 1,38 K).</w:t>
-      </w:r>
-    </w:p>
-    <w:p>
-      <w:pPr>
-        <w:pStyle w:val="BodyText"/>
-      </w:pPr>
-      <w:r>
-        <w:rPr>
-          <w:bCs/>
-          <w:b/>
-        </w:rPr>
-        <w:t xml:space="preserve">g)</w:t>
       </w:r>
       <w:r>
         <w:t xml:space="preserve"> </w:t>
@@ -13240,13 +11233,13 @@
           <w:bCs/>
           <w:b/>
         </w:rPr>
-        <w:t xml:space="preserve">h)</w:t>
-      </w:r>
-      <w:r>
-        <w:t xml:space="preserve"> </w:t>
-      </w:r>
-      <w:r>
-        <w:t xml:space="preserve">(1) Beide Anteile heben sich auf, wenn</w:t>
+        <w:t xml:space="preserve">g)</w:t>
+      </w:r>
+      <w:r>
+        <w:t xml:space="preserve"> </w:t>
+      </w:r>
+      <w:r>
+        <w:t xml:space="preserve">Der Bilanzraum umfasst jetzt Inhalt und Becher (Abb. L1): Kaffee und vorgewärmter Becher bilden eine gemeinsame Speicherkapazität, auch beim Zugießen der Milch. Das ist gerechtfertigt, weil die Widerstände innen (Kaffee zur Wand) und in der dünnen Keramikwand klein sind gegenüber dem Widerstand außen zur Luft.</w:t>
       </w:r>
       <w:r>
         <w:t xml:space="preserve"> </w:t>
@@ -13255,12 +11248,12 @@
         <m:sSub>
           <m:e>
             <m:r>
-              <m:t>ϑ</m:t>
+              <m:t>C</m:t>
             </m:r>
           </m:e>
           <m:sub>
             <m:r>
-              <m:t>1</m:t>
+              <m:t>B</m:t>
             </m:r>
           </m:sub>
         </m:sSub>
@@ -13273,18 +11266,762 @@
         <m:sSub>
           <m:e>
             <m:r>
-              <m:t>ϑ</m:t>
+              <m:t>m</m:t>
             </m:r>
           </m:e>
           <m:sub>
             <m:r>
-              <m:t>2</m:t>
+              <m:t>B</m:t>
+            </m:r>
+          </m:sub>
+        </m:sSub>
+        <m:sSub>
+          <m:e>
+            <m:r>
+              <m:t>c</m:t>
+            </m:r>
+          </m:e>
+          <m:sub>
+            <m:r>
+              <m:t>B</m:t>
+            </m:r>
+          </m:sub>
+        </m:sSub>
+        <m:r>
+          <m:rPr>
+            <m:sty m:val="p"/>
+          </m:rPr>
+          <m:t>=</m:t>
+        </m:r>
+        <m:r>
+          <m:t>0</m:t>
+        </m:r>
+        <m:r>
+          <m:rPr>
+            <m:sty m:val="p"/>
+          </m:rPr>
+          <m:t>,</m:t>
+        </m:r>
+        <m:r>
+          <m:t>300</m:t>
+        </m:r>
+        <m:r>
+          <m:t> </m:t>
+        </m:r>
+        <m:r>
+          <m:rPr>
+            <m:sty m:val="p"/>
+          </m:rPr>
+          <m:t>k</m:t>
+        </m:r>
+        <m:r>
+          <m:rPr>
+            <m:sty m:val="p"/>
+          </m:rPr>
+          <m:t>g</m:t>
+        </m:r>
+        <m:r>
+          <m:rPr>
+            <m:sty m:val="p"/>
+          </m:rPr>
+          <m:t>⋅</m:t>
+        </m:r>
+        <m:r>
+          <m:t>850</m:t>
+        </m:r>
+        <m:r>
+          <m:t> </m:t>
+        </m:r>
+        <m:r>
+          <m:rPr>
+            <m:sty m:val="p"/>
+          </m:rPr>
+          <m:t>J</m:t>
+        </m:r>
+        <m:r>
+          <m:rPr>
+            <m:sty m:val="p"/>
+          </m:rPr>
+          <m:t>/</m:t>
+        </m:r>
+        <m:d>
+          <m:dPr>
+            <m:begChr m:val="("/>
+            <m:endChr m:val=")"/>
+            <m:sepChr m:val=""/>
+            <m:grow/>
+          </m:dPr>
+          <m:e>
+            <m:r>
+              <m:rPr>
+                <m:sty m:val="p"/>
+              </m:rPr>
+              <m:t>k</m:t>
+            </m:r>
+            <m:r>
+              <m:rPr>
+                <m:sty m:val="p"/>
+              </m:rPr>
+              <m:t>g</m:t>
+            </m:r>
+            <m:r>
+              <m:rPr>
+                <m:sty m:val="p"/>
+              </m:rPr>
+              <m:t> </m:t>
+            </m:r>
+            <m:r>
+              <m:rPr>
+                <m:sty m:val="p"/>
+              </m:rPr>
+              <m:t>K</m:t>
+            </m:r>
+          </m:e>
+        </m:d>
+        <m:r>
+          <m:rPr>
+            <m:sty m:val="p"/>
+          </m:rPr>
+          <m:t>=</m:t>
+        </m:r>
+        <m:r>
+          <m:t>255</m:t>
+        </m:r>
+        <m:r>
+          <m:rPr>
+            <m:sty m:val="p"/>
+          </m:rPr>
+          <m:t>,</m:t>
+        </m:r>
+        <m:r>
+          <m:t>0</m:t>
+        </m:r>
+        <m:r>
+          <m:t> </m:t>
+        </m:r>
+        <m:r>
+          <m:rPr>
+            <m:sty m:val="p"/>
+          </m:rPr>
+          <m:t>J</m:t>
+        </m:r>
+        <m:r>
+          <m:rPr>
+            <m:sty m:val="p"/>
+          </m:rPr>
+          <m:t>/</m:t>
+        </m:r>
+        <m:r>
+          <m:rPr>
+            <m:sty m:val="p"/>
+          </m:rPr>
+          <m:t>K</m:t>
+        </m:r>
+      </m:oMath>
+      <w:r>
+        <w:t xml:space="preserve"> </w:t>
+      </w:r>
+      <w:r>
+        <w:t xml:space="preserve">(30,5 % von</w:t>
+      </w:r>
+      <w:r>
+        <w:t xml:space="preserve"> </w:t>
+      </w:r>
+      <m:oMath>
+        <m:sSub>
+          <m:e>
+            <m:r>
+              <m:t>m</m:t>
+            </m:r>
+          </m:e>
+          <m:sub>
+            <m:r>
+              <m:t>K</m:t>
+            </m:r>
+          </m:sub>
+        </m:sSub>
+        <m:sSub>
+          <m:e>
+            <m:r>
+              <m:t>c</m:t>
+            </m:r>
+          </m:e>
+          <m:sub>
+            <m:r>
+              <m:t>p</m:t>
+            </m:r>
+            <m:r>
+              <m:rPr>
+                <m:sty m:val="p"/>
+              </m:rPr>
+              <m:t>,</m:t>
+            </m:r>
+            <m:r>
+              <m:t>K</m:t>
             </m:r>
           </m:sub>
         </m:sSub>
       </m:oMath>
       <w:r>
+        <w:t xml:space="preserve">). Messung in Tasse 2 wie in c), jetzt mit</w:t>
+      </w:r>
+      <w:r>
+        <w:t xml:space="preserve"> </w:t>
+      </w:r>
+      <m:oMath>
+        <m:sSub>
+          <m:e>
+            <m:r>
+              <m:t>m</m:t>
+            </m:r>
+          </m:e>
+          <m:sub>
+            <m:r>
+              <m:t>K</m:t>
+            </m:r>
+          </m:sub>
+        </m:sSub>
+        <m:sSub>
+          <m:e>
+            <m:r>
+              <m:t>c</m:t>
+            </m:r>
+          </m:e>
+          <m:sub>
+            <m:r>
+              <m:t>p</m:t>
+            </m:r>
+            <m:r>
+              <m:rPr>
+                <m:sty m:val="p"/>
+              </m:rPr>
+              <m:t>,</m:t>
+            </m:r>
+            <m:r>
+              <m:t>K</m:t>
+            </m:r>
+          </m:sub>
+        </m:sSub>
+        <m:r>
+          <m:rPr>
+            <m:sty m:val="p"/>
+          </m:rPr>
+          <m:t>+</m:t>
+        </m:r>
+        <m:sSub>
+          <m:e>
+            <m:r>
+              <m:t>C</m:t>
+            </m:r>
+          </m:e>
+          <m:sub>
+            <m:r>
+              <m:t>B</m:t>
+            </m:r>
+          </m:sub>
+        </m:sSub>
+      </m:oMath>
+      <w:r>
         <w:t xml:space="preserve">:</w:t>
+      </w:r>
+    </w:p>
+    <w:p>
+      <w:pPr>
+        <w:pStyle w:val="BodyText"/>
+      </w:pPr>
+      <m:oMathPara>
+        <m:oMathParaPr>
+          <m:jc m:val="center"/>
+        </m:oMathParaPr>
+        <m:oMath>
+          <m:r>
+            <m:t>k</m:t>
+          </m:r>
+          <m:r>
+            <m:t>A</m:t>
+          </m:r>
+          <m:r>
+            <m:rPr>
+              <m:sty m:val="p"/>
+            </m:rPr>
+            <m:t>=</m:t>
+          </m:r>
+          <m:r>
+            <m:rPr>
+              <m:sty m:val="p"/>
+            </m:rPr>
+            <m:t>−</m:t>
+          </m:r>
+          <m:f>
+            <m:fPr>
+              <m:type m:val="bar"/>
+            </m:fPr>
+            <m:num>
+              <m:sSub>
+                <m:e>
+                  <m:r>
+                    <m:t>m</m:t>
+                  </m:r>
+                </m:e>
+                <m:sub>
+                  <m:r>
+                    <m:t>K</m:t>
+                  </m:r>
+                </m:sub>
+              </m:sSub>
+              <m:sSub>
+                <m:e>
+                  <m:r>
+                    <m:t>c</m:t>
+                  </m:r>
+                </m:e>
+                <m:sub>
+                  <m:r>
+                    <m:t>p</m:t>
+                  </m:r>
+                  <m:r>
+                    <m:rPr>
+                      <m:sty m:val="p"/>
+                    </m:rPr>
+                    <m:t>,</m:t>
+                  </m:r>
+                  <m:r>
+                    <m:t>K</m:t>
+                  </m:r>
+                </m:sub>
+              </m:sSub>
+              <m:r>
+                <m:rPr>
+                  <m:sty m:val="p"/>
+                </m:rPr>
+                <m:t>+</m:t>
+              </m:r>
+              <m:sSub>
+                <m:e>
+                  <m:r>
+                    <m:t>C</m:t>
+                  </m:r>
+                </m:e>
+                <m:sub>
+                  <m:r>
+                    <m:t>B</m:t>
+                  </m:r>
+                </m:sub>
+              </m:sSub>
+            </m:num>
+            <m:den>
+              <m:r>
+                <m:t>t</m:t>
+              </m:r>
+            </m:den>
+          </m:f>
+          <m:r>
+            <m:t> </m:t>
+          </m:r>
+          <m:r>
+            <m:rPr>
+              <m:sty m:val="p"/>
+            </m:rPr>
+            <m:t>ln</m:t>
+          </m:r>
+          <m:f>
+            <m:fPr>
+              <m:type m:val="bar"/>
+            </m:fPr>
+            <m:num>
+              <m:sSub>
+                <m:e>
+                  <m:r>
+                    <m:t>T</m:t>
+                  </m:r>
+                </m:e>
+                <m:sub>
+                  <m:r>
+                    <m:t>K</m:t>
+                  </m:r>
+                </m:sub>
+              </m:sSub>
+              <m:d>
+                <m:dPr>
+                  <m:begChr m:val="("/>
+                  <m:endChr m:val=")"/>
+                  <m:sepChr m:val=""/>
+                  <m:grow/>
+                </m:dPr>
+                <m:e>
+                  <m:r>
+                    <m:t>t</m:t>
+                  </m:r>
+                </m:e>
+              </m:d>
+              <m:r>
+                <m:rPr>
+                  <m:sty m:val="p"/>
+                </m:rPr>
+                <m:t>−</m:t>
+              </m:r>
+              <m:sSub>
+                <m:e>
+                  <m:r>
+                    <m:t>T</m:t>
+                  </m:r>
+                </m:e>
+                <m:sub>
+                  <m:r>
+                    <m:t>u</m:t>
+                  </m:r>
+                </m:sub>
+              </m:sSub>
+            </m:num>
+            <m:den>
+              <m:sSub>
+                <m:e>
+                  <m:r>
+                    <m:t>T</m:t>
+                  </m:r>
+                </m:e>
+                <m:sub>
+                  <m:r>
+                    <m:t>K</m:t>
+                  </m:r>
+                  <m:r>
+                    <m:rPr>
+                      <m:sty m:val="p"/>
+                    </m:rPr>
+                    <m:t>,</m:t>
+                  </m:r>
+                  <m:r>
+                    <m:t>0</m:t>
+                  </m:r>
+                </m:sub>
+              </m:sSub>
+              <m:r>
+                <m:rPr>
+                  <m:sty m:val="p"/>
+                </m:rPr>
+                <m:t>−</m:t>
+              </m:r>
+              <m:sSub>
+                <m:e>
+                  <m:r>
+                    <m:t>T</m:t>
+                  </m:r>
+                </m:e>
+                <m:sub>
+                  <m:r>
+                    <m:t>u</m:t>
+                  </m:r>
+                </m:sub>
+              </m:sSub>
+            </m:den>
+          </m:f>
+          <m:r>
+            <m:rPr>
+              <m:sty m:val="p"/>
+            </m:rPr>
+            <m:t>=</m:t>
+          </m:r>
+          <m:r>
+            <m:rPr>
+              <m:sty m:val="p"/>
+            </m:rPr>
+            <m:t>−</m:t>
+          </m:r>
+          <m:f>
+            <m:fPr>
+              <m:type m:val="bar"/>
+            </m:fPr>
+            <m:num>
+              <m:r>
+                <m:t>1091</m:t>
+              </m:r>
+              <m:r>
+                <m:rPr>
+                  <m:sty m:val="p"/>
+                </m:rPr>
+                <m:t>,</m:t>
+              </m:r>
+              <m:r>
+                <m:t>0</m:t>
+              </m:r>
+              <m:r>
+                <m:t> </m:t>
+              </m:r>
+              <m:r>
+                <m:rPr>
+                  <m:sty m:val="p"/>
+                </m:rPr>
+                <m:t>J</m:t>
+              </m:r>
+              <m:r>
+                <m:rPr>
+                  <m:sty m:val="p"/>
+                </m:rPr>
+                <m:t>/</m:t>
+              </m:r>
+              <m:r>
+                <m:rPr>
+                  <m:sty m:val="p"/>
+                </m:rPr>
+                <m:t>K</m:t>
+              </m:r>
+            </m:num>
+            <m:den>
+              <m:r>
+                <m:t>600</m:t>
+              </m:r>
+              <m:r>
+                <m:t> </m:t>
+              </m:r>
+              <m:r>
+                <m:rPr>
+                  <m:sty m:val="p"/>
+                </m:rPr>
+                <m:t>s</m:t>
+              </m:r>
+            </m:den>
+          </m:f>
+          <m:r>
+            <m:t> </m:t>
+          </m:r>
+          <m:r>
+            <m:rPr>
+              <m:sty m:val="p"/>
+            </m:rPr>
+            <m:t>ln</m:t>
+          </m:r>
+          <m:f>
+            <m:fPr>
+              <m:type m:val="bar"/>
+            </m:fPr>
+            <m:num>
+              <m:r>
+                <m:t>47</m:t>
+              </m:r>
+              <m:r>
+                <m:t> </m:t>
+              </m:r>
+              <m:r>
+                <m:rPr>
+                  <m:sty m:val="p"/>
+                </m:rPr>
+                <m:t>K</m:t>
+              </m:r>
+            </m:num>
+            <m:den>
+              <m:r>
+                <m:t>60</m:t>
+              </m:r>
+              <m:r>
+                <m:t> </m:t>
+              </m:r>
+              <m:r>
+                <m:rPr>
+                  <m:sty m:val="p"/>
+                </m:rPr>
+                <m:t>K</m:t>
+              </m:r>
+            </m:den>
+          </m:f>
+          <m:r>
+            <m:rPr>
+              <m:sty m:val="p"/>
+            </m:rPr>
+            <m:t>=</m:t>
+          </m:r>
+          <m:r>
+            <m:t>0</m:t>
+          </m:r>
+          <m:r>
+            <m:rPr>
+              <m:sty m:val="p"/>
+            </m:rPr>
+            <m:t>,</m:t>
+          </m:r>
+          <m:r>
+            <m:t>4440</m:t>
+          </m:r>
+          <m:r>
+            <m:t> </m:t>
+          </m:r>
+          <m:r>
+            <m:rPr>
+              <m:sty m:val="p"/>
+            </m:rPr>
+            <m:t>W</m:t>
+          </m:r>
+          <m:r>
+            <m:rPr>
+              <m:sty m:val="p"/>
+            </m:rPr>
+            <m:t>/</m:t>
+          </m:r>
+          <m:r>
+            <m:rPr>
+              <m:sty m:val="p"/>
+            </m:rPr>
+            <m:t>K</m:t>
+          </m:r>
+        </m:oMath>
+      </m:oMathPara>
+    </w:p>
+    <w:p>
+      <w:pPr>
+        <w:pStyle w:val="FirstParagraph"/>
+      </w:pPr>
+      <m:oMath>
+        <m:r>
+          <m:t>k</m:t>
+        </m:r>
+        <m:r>
+          <m:t>A</m:t>
+        </m:r>
+      </m:oMath>
+      <w:r>
+        <w:t xml:space="preserve"> </w:t>
+      </w:r>
+      <w:r>
+        <w:t xml:space="preserve">ist ein an die Messung angepasster Modellparameter: In c) musste es auch die Wärme erklären, die der Becher abgegeben hat; mit Becher im Bilanzraum ist es um 31 % größer. Die Zeitkonstante</w:t>
+      </w:r>
+      <w:r>
+        <w:t xml:space="preserve"> </w:t>
+      </w:r>
+      <m:oMath>
+        <m:r>
+          <m:t>τ</m:t>
+        </m:r>
+        <m:r>
+          <m:rPr>
+            <m:sty m:val="p"/>
+          </m:rPr>
+          <m:t>=</m:t>
+        </m:r>
+        <m:d>
+          <m:dPr>
+            <m:begChr m:val="("/>
+            <m:endChr m:val=")"/>
+            <m:sepChr m:val=""/>
+            <m:grow/>
+          </m:dPr>
+          <m:e>
+            <m:sSub>
+              <m:e>
+                <m:r>
+                  <m:t>m</m:t>
+                </m:r>
+              </m:e>
+              <m:sub>
+                <m:r>
+                  <m:t>K</m:t>
+                </m:r>
+              </m:sub>
+            </m:sSub>
+            <m:sSub>
+              <m:e>
+                <m:r>
+                  <m:t>c</m:t>
+                </m:r>
+              </m:e>
+              <m:sub>
+                <m:r>
+                  <m:t>p</m:t>
+                </m:r>
+                <m:r>
+                  <m:rPr>
+                    <m:sty m:val="p"/>
+                  </m:rPr>
+                  <m:t>,</m:t>
+                </m:r>
+                <m:r>
+                  <m:t>K</m:t>
+                </m:r>
+              </m:sub>
+            </m:sSub>
+            <m:r>
+              <m:rPr>
+                <m:sty m:val="p"/>
+              </m:rPr>
+              <m:t>+</m:t>
+            </m:r>
+            <m:sSub>
+              <m:e>
+                <m:r>
+                  <m:t>C</m:t>
+                </m:r>
+              </m:e>
+              <m:sub>
+                <m:r>
+                  <m:t>B</m:t>
+                </m:r>
+              </m:sub>
+            </m:sSub>
+          </m:e>
+        </m:d>
+        <m:r>
+          <m:rPr>
+            <m:sty m:val="p"/>
+          </m:rPr>
+          <m:t>/</m:t>
+        </m:r>
+        <m:r>
+          <m:t>k</m:t>
+        </m:r>
+        <m:r>
+          <m:t>A</m:t>
+        </m:r>
+        <m:r>
+          <m:rPr>
+            <m:sty m:val="p"/>
+          </m:rPr>
+          <m:t>=</m:t>
+        </m:r>
+        <m:r>
+          <m:t>41</m:t>
+        </m:r>
+        <m:r>
+          <m:rPr>
+            <m:sty m:val="p"/>
+          </m:rPr>
+          <m:t>,</m:t>
+        </m:r>
+        <m:r>
+          <m:t>0</m:t>
+        </m:r>
+        <m:r>
+          <m:t> </m:t>
+        </m:r>
+        <m:r>
+          <m:rPr>
+            <m:sty m:val="p"/>
+          </m:rPr>
+          <m:t>m</m:t>
+        </m:r>
+        <m:r>
+          <m:rPr>
+            <m:sty m:val="p"/>
+          </m:rPr>
+          <m:t>i</m:t>
+        </m:r>
+        <m:r>
+          <m:rPr>
+            <m:sty m:val="p"/>
+          </m:rPr>
+          <m:t>n</m:t>
+        </m:r>
+      </m:oMath>
+      <w:r>
+        <w:t xml:space="preserve"> </w:t>
+      </w:r>
+      <w:r>
+        <w:t xml:space="preserve">bleibt gleich.</w:t>
+      </w:r>
+    </w:p>
+    <w:p>
+      <w:pPr>
+        <w:pStyle w:val="BodyText"/>
+      </w:pPr>
+      <w:r>
+        <w:t xml:space="preserve">Tasse 1: Mischen mit Becher (er hat vorher die Kaffeetemperatur), dann Abkühlen:</w:t>
       </w:r>
     </w:p>
     <w:p>
@@ -13299,499 +12036,12 @@
           <m:sSub>
             <m:e>
               <m:r>
-                <m:t>ϑ</m:t>
+                <m:t>T</m:t>
               </m:r>
             </m:e>
             <m:sub>
               <m:r>
-                <m:t>M</m:t>
-              </m:r>
-            </m:sub>
-          </m:sSub>
-          <m:r>
-            <m:rPr>
-              <m:sty m:val="p"/>
-            </m:rPr>
-            <m:t>=</m:t>
-          </m:r>
-          <m:sSub>
-            <m:e>
-              <m:r>
-                <m:t>ϑ</m:t>
-              </m:r>
-            </m:e>
-            <m:sub>
-              <m:r>
-                <m:t>u</m:t>
-              </m:r>
-            </m:sub>
-          </m:sSub>
-          <m:r>
-            <m:rPr>
-              <m:sty m:val="p"/>
-            </m:rPr>
-            <m:t>+</m:t>
-          </m:r>
-          <m:f>
-            <m:fPr>
-              <m:type m:val="bar"/>
-            </m:fPr>
-            <m:num>
-              <m:sSub>
-                <m:e>
-                  <m:r>
-                    <m:t>m</m:t>
-                  </m:r>
-                </m:e>
-                <m:sub>
-                  <m:r>
-                    <m:t>K</m:t>
-                  </m:r>
-                </m:sub>
-              </m:sSub>
-              <m:sSub>
-                <m:e>
-                  <m:r>
-                    <m:t>c</m:t>
-                  </m:r>
-                </m:e>
-                <m:sub>
-                  <m:r>
-                    <m:t>p</m:t>
-                  </m:r>
-                  <m:r>
-                    <m:rPr>
-                      <m:sty m:val="p"/>
-                    </m:rPr>
-                    <m:t>,</m:t>
-                  </m:r>
-                  <m:r>
-                    <m:t>K</m:t>
-                  </m:r>
-                </m:sub>
-              </m:sSub>
-              <m:r>
-                <m:t> </m:t>
-              </m:r>
-              <m:d>
-                <m:dPr>
-                  <m:begChr m:val="("/>
-                  <m:endChr m:val=")"/>
-                  <m:sepChr m:val=""/>
-                  <m:grow/>
-                </m:dPr>
-                <m:e>
-                  <m:sSub>
-                    <m:e>
-                      <m:r>
-                        <m:t>ϑ</m:t>
-                      </m:r>
-                    </m:e>
-                    <m:sub>
-                      <m:r>
-                        <m:t>K</m:t>
-                      </m:r>
-                      <m:r>
-                        <m:rPr>
-                          <m:sty m:val="p"/>
-                        </m:rPr>
-                        <m:t>,</m:t>
-                      </m:r>
-                      <m:r>
-                        <m:t>0</m:t>
-                      </m:r>
-                    </m:sub>
-                  </m:sSub>
-                  <m:r>
-                    <m:rPr>
-                      <m:sty m:val="p"/>
-                    </m:rPr>
-                    <m:t>−</m:t>
-                  </m:r>
-                  <m:sSub>
-                    <m:e>
-                      <m:r>
-                        <m:t>ϑ</m:t>
-                      </m:r>
-                    </m:e>
-                    <m:sub>
-                      <m:r>
-                        <m:t>u</m:t>
-                      </m:r>
-                    </m:sub>
-                  </m:sSub>
-                </m:e>
-              </m:d>
-              <m:r>
-                <m:t> </m:t>
-              </m:r>
-              <m:d>
-                <m:dPr>
-                  <m:begChr m:val="("/>
-                  <m:endChr m:val=")"/>
-                  <m:sepChr m:val=""/>
-                  <m:grow/>
-                </m:dPr>
-                <m:e>
-                  <m:sSub>
-                    <m:e>
-                      <m:r>
-                        <m:t>e</m:t>
-                      </m:r>
-                    </m:e>
-                    <m:sub>
-                      <m:r>
-                        <m:t>G</m:t>
-                      </m:r>
-                    </m:sub>
-                  </m:sSub>
-                  <m:r>
-                    <m:rPr>
-                      <m:sty m:val="p"/>
-                    </m:rPr>
-                    <m:t>−</m:t>
-                  </m:r>
-                  <m:sSub>
-                    <m:e>
-                      <m:r>
-                        <m:t>e</m:t>
-                      </m:r>
-                    </m:e>
-                    <m:sub>
-                      <m:r>
-                        <m:t>K</m:t>
-                      </m:r>
-                    </m:sub>
-                  </m:sSub>
-                </m:e>
-              </m:d>
-            </m:num>
-            <m:den>
-              <m:sSub>
-                <m:e>
-                  <m:r>
-                    <m:t>m</m:t>
-                  </m:r>
-                </m:e>
-                <m:sub>
-                  <m:r>
-                    <m:t>M</m:t>
-                  </m:r>
-                </m:sub>
-              </m:sSub>
-              <m:sSub>
-                <m:e>
-                  <m:r>
-                    <m:t>c</m:t>
-                  </m:r>
-                </m:e>
-                <m:sub>
-                  <m:r>
-                    <m:t>p</m:t>
-                  </m:r>
-                  <m:r>
-                    <m:rPr>
-                      <m:sty m:val="p"/>
-                    </m:rPr>
-                    <m:t>,</m:t>
-                  </m:r>
-                  <m:r>
-                    <m:t>M</m:t>
-                  </m:r>
-                </m:sub>
-              </m:sSub>
-              <m:r>
-                <m:t> </m:t>
-              </m:r>
-              <m:d>
-                <m:dPr>
-                  <m:begChr m:val="("/>
-                  <m:endChr m:val=")"/>
-                  <m:sepChr m:val=""/>
-                  <m:grow/>
-                </m:dPr>
-                <m:e>
-                  <m:r>
-                    <m:t>1</m:t>
-                  </m:r>
-                  <m:r>
-                    <m:rPr>
-                      <m:sty m:val="p"/>
-                    </m:rPr>
-                    <m:t>−</m:t>
-                  </m:r>
-                  <m:sSub>
-                    <m:e>
-                      <m:r>
-                        <m:t>e</m:t>
-                      </m:r>
-                    </m:e>
-                    <m:sub>
-                      <m:r>
-                        <m:t>G</m:t>
-                      </m:r>
-                    </m:sub>
-                  </m:sSub>
-                </m:e>
-              </m:d>
-            </m:den>
-          </m:f>
-          <m:r>
-            <m:rPr>
-              <m:sty m:val="p"/>
-            </m:rPr>
-            <m:t>=</m:t>
-          </m:r>
-          <m:r>
-            <m:t>20</m:t>
-          </m:r>
-          <m:r>
-            <m:t> </m:t>
-          </m:r>
-          <m:r>
-            <m:rPr>
-              <m:sty m:val="p"/>
-            </m:rPr>
-            <m:t>°</m:t>
-          </m:r>
-          <m:r>
-            <m:rPr>
-              <m:sty m:val="p"/>
-            </m:rPr>
-            <m:t>C</m:t>
-          </m:r>
-          <m:r>
-            <m:rPr>
-              <m:sty m:val="p"/>
-            </m:rPr>
-            <m:t>+</m:t>
-          </m:r>
-          <m:r>
-            <m:t>27</m:t>
-          </m:r>
-          <m:r>
-            <m:rPr>
-              <m:sty m:val="p"/>
-            </m:rPr>
-            <m:t>,</m:t>
-          </m:r>
-          <m:r>
-            <m:t>0</m:t>
-          </m:r>
-          <m:r>
-            <m:t> </m:t>
-          </m:r>
-          <m:r>
-            <m:rPr>
-              <m:sty m:val="p"/>
-            </m:rPr>
-            <m:t>K</m:t>
-          </m:r>
-          <m:r>
-            <m:rPr>
-              <m:sty m:val="p"/>
-            </m:rPr>
-            <m:t>=</m:t>
-          </m:r>
-          <m:r>
-            <m:t>47</m:t>
-          </m:r>
-          <m:r>
-            <m:rPr>
-              <m:sty m:val="p"/>
-            </m:rPr>
-            <m:t>,</m:t>
-          </m:r>
-          <m:r>
-            <m:t>0</m:t>
-          </m:r>
-          <m:r>
-            <m:t> </m:t>
-          </m:r>
-          <m:r>
-            <m:rPr>
-              <m:sty m:val="p"/>
-            </m:rPr>
-            <m:t>°</m:t>
-          </m:r>
-          <m:r>
-            <m:rPr>
-              <m:sty m:val="p"/>
-            </m:rPr>
-            <m:t>C</m:t>
-          </m:r>
-        </m:oMath>
-      </m:oMathPara>
-    </w:p>
-    <w:p>
-      <w:pPr>
-        <w:pStyle w:val="FirstParagraph"/>
-      </w:pPr>
-      <w:r>
-        <w:t xml:space="preserve">Zweiter Weg:</w:t>
-      </w:r>
-      <w:r>
-        <w:t xml:space="preserve"> </w:t>
-      </w:r>
-      <m:oMath>
-        <m:sSub>
-          <m:e>
-            <m:r>
-              <m:t>ϑ</m:t>
-            </m:r>
-          </m:e>
-          <m:sub>
-            <m:r>
-              <m:t>1</m:t>
-            </m:r>
-          </m:sub>
-        </m:sSub>
-      </m:oMath>
-      <w:r>
-        <w:t xml:space="preserve"> </w:t>
-      </w:r>
-      <w:r>
-        <w:t xml:space="preserve">und</w:t>
-      </w:r>
-      <w:r>
-        <w:t xml:space="preserve"> </w:t>
-      </w:r>
-      <m:oMath>
-        <m:sSub>
-          <m:e>
-            <m:r>
-              <m:t>ϑ</m:t>
-            </m:r>
-          </m:e>
-          <m:sub>
-            <m:r>
-              <m:t>2</m:t>
-            </m:r>
-          </m:sub>
-        </m:sSub>
-      </m:oMath>
-      <w:r>
-        <w:t xml:space="preserve"> </w:t>
-      </w:r>
-      <w:r>
-        <w:t xml:space="preserve">hängen linear von der Milchtemperatur ab. Der Unterschied ist 3,85 K bei 5 °C und −1,19 K bei 60 °C, null also bei 5 °C + 55 K · 3,85/5,05 = 47,0 °C.</w:t>
-      </w:r>
-    </w:p>
-    <w:p>
-      <w:pPr>
-        <w:pStyle w:val="BodyText"/>
-      </w:pPr>
-      <w:r>
-        <w:t xml:space="preserve">Erst Milch über etwa 47 °C dreht das Ergebnis um. Der Wert gilt im Modell mit gleichem</w:t>
-      </w:r>
-      <w:r>
-        <w:t xml:space="preserve"> </w:t>
-      </w:r>
-      <m:oMath>
-        <m:r>
-          <m:t>k</m:t>
-        </m:r>
-        <m:r>
-          <m:t>A</m:t>
-        </m:r>
-      </m:oMath>
-      <w:r>
-        <w:t xml:space="preserve"> </w:t>
-      </w:r>
-      <w:r>
-        <w:t xml:space="preserve">und ist empfindlich: Ist</w:t>
-      </w:r>
-      <w:r>
-        <w:t xml:space="preserve"> </w:t>
-      </w:r>
-      <m:oMath>
-        <m:r>
-          <m:t>k</m:t>
-        </m:r>
-        <m:r>
-          <m:t>A</m:t>
-        </m:r>
-      </m:oMath>
-      <w:r>
-        <w:t xml:space="preserve"> </w:t>
-      </w:r>
-      <w:r>
-        <w:t xml:space="preserve">mit Milch 5 % größer, liegt er bei etwa 37 °C, bei 5 % kleinerem</w:t>
-      </w:r>
-      <w:r>
-        <w:t xml:space="preserve"> </w:t>
-      </w:r>
-      <m:oMath>
-        <m:r>
-          <m:t>k</m:t>
-        </m:r>
-        <m:r>
-          <m:t>A</m:t>
-        </m:r>
-      </m:oMath>
-      <w:r>
-        <w:t xml:space="preserve"> </w:t>
-      </w:r>
-      <w:r>
-        <w:t xml:space="preserve">bei 58 °C; mit überlinearer Wärmeabgabe (Exponent 4/3) bei rund 50 °C.</w:t>
-      </w:r>
-    </w:p>
-    <w:p>
-      <w:pPr>
-        <w:pStyle w:val="BodyText"/>
-      </w:pPr>
-      <w:r>
-        <w:t xml:space="preserve">Zu (2): Nein. Die Milch wird nur von der Raumluft erwärmt, also höchstens auf Raumtemperatur, und nimmt dabei höchstens</w:t>
-      </w:r>
-    </w:p>
-    <w:p>
-      <w:pPr>
-        <w:pStyle w:val="BodyText"/>
-      </w:pPr>
-      <m:oMathPara>
-        <m:oMathParaPr>
-          <m:jc m:val="center"/>
-        </m:oMathParaPr>
-        <m:oMath>
-          <m:sSub>
-            <m:e>
-              <m:r>
-                <m:t>Q</m:t>
-              </m:r>
-            </m:e>
-            <m:sub>
-              <m:r>
-                <m:t>M</m:t>
-              </m:r>
-            </m:sub>
-          </m:sSub>
-          <m:r>
-            <m:rPr>
-              <m:sty m:val="p"/>
-            </m:rPr>
-            <m:t>=</m:t>
-          </m:r>
-          <m:sSub>
-            <m:e>
-              <m:r>
-                <m:t>m</m:t>
-              </m:r>
-            </m:e>
-            <m:sub>
-              <m:r>
-                <m:t>M</m:t>
-              </m:r>
-            </m:sub>
-          </m:sSub>
-          <m:sSub>
-            <m:e>
-              <m:r>
-                <m:t>c</m:t>
-              </m:r>
-            </m:e>
-            <m:sub>
-              <m:r>
-                <m:t>p</m:t>
+                <m:t>1</m:t>
               </m:r>
               <m:r>
                 <m:rPr>
@@ -13800,237 +12050,16 @@
                 <m:t>,</m:t>
               </m:r>
               <m:r>
-                <m:t>M</m:t>
+                <m:t>0</m:t>
               </m:r>
             </m:sub>
           </m:sSub>
           <m:r>
-            <m:t> </m:t>
-          </m:r>
-          <m:d>
-            <m:dPr>
-              <m:begChr m:val="("/>
-              <m:endChr m:val=")"/>
-              <m:sepChr m:val=""/>
-              <m:grow/>
-            </m:dPr>
-            <m:e>
-              <m:sSub>
-                <m:e>
-                  <m:r>
-                    <m:t>ϑ</m:t>
-                  </m:r>
-                </m:e>
-                <m:sub>
-                  <m:r>
-                    <m:t>u</m:t>
-                  </m:r>
-                </m:sub>
-              </m:sSub>
-              <m:r>
-                <m:rPr>
-                  <m:sty m:val="p"/>
-                </m:rPr>
-                <m:t>−</m:t>
-              </m:r>
-              <m:sSub>
-                <m:e>
-                  <m:r>
-                    <m:t>ϑ</m:t>
-                  </m:r>
-                </m:e>
-                <m:sub>
-                  <m:r>
-                    <m:t>M</m:t>
-                  </m:r>
-                </m:sub>
-              </m:sSub>
-            </m:e>
-          </m:d>
-          <m:r>
             <m:rPr>
               <m:sty m:val="p"/>
             </m:rPr>
             <m:t>=</m:t>
           </m:r>
-          <m:r>
-            <m:t>121</m:t>
-          </m:r>
-          <m:r>
-            <m:rPr>
-              <m:sty m:val="p"/>
-            </m:rPr>
-            <m:t>,</m:t>
-          </m:r>
-          <m:r>
-            <m:t>7</m:t>
-          </m:r>
-          <m:r>
-            <m:t> </m:t>
-          </m:r>
-          <m:r>
-            <m:rPr>
-              <m:sty m:val="p"/>
-            </m:rPr>
-            <m:t>J</m:t>
-          </m:r>
-          <m:r>
-            <m:rPr>
-              <m:sty m:val="p"/>
-            </m:rPr>
-            <m:t>/</m:t>
-          </m:r>
-          <m:r>
-            <m:rPr>
-              <m:sty m:val="p"/>
-            </m:rPr>
-            <m:t>K</m:t>
-          </m:r>
-          <m:r>
-            <m:rPr>
-              <m:sty m:val="p"/>
-            </m:rPr>
-            <m:t>⋅</m:t>
-          </m:r>
-          <m:r>
-            <m:t>15</m:t>
-          </m:r>
-          <m:r>
-            <m:t> </m:t>
-          </m:r>
-          <m:r>
-            <m:rPr>
-              <m:sty m:val="p"/>
-            </m:rPr>
-            <m:t>K</m:t>
-          </m:r>
-          <m:r>
-            <m:rPr>
-              <m:sty m:val="p"/>
-            </m:rPr>
-            <m:t>=</m:t>
-          </m:r>
-          <m:r>
-            <m:t>1</m:t>
-          </m:r>
-          <m:r>
-            <m:rPr>
-              <m:sty m:val="p"/>
-            </m:rPr>
-            <m:t>,</m:t>
-          </m:r>
-          <m:r>
-            <m:t>83</m:t>
-          </m:r>
-          <m:r>
-            <m:t> </m:t>
-          </m:r>
-          <m:r>
-            <m:rPr>
-              <m:sty m:val="p"/>
-            </m:rPr>
-            <m:t>k</m:t>
-          </m:r>
-          <m:r>
-            <m:rPr>
-              <m:sty m:val="p"/>
-            </m:rPr>
-            <m:t>J</m:t>
-          </m:r>
-        </m:oMath>
-      </m:oMathPara>
-    </w:p>
-    <w:p>
-      <w:pPr>
-        <w:pStyle w:val="FirstParagraph"/>
-      </w:pPr>
-      <w:r>
-        <w:t xml:space="preserve">auf. Tasse 2 hat nach e) aber</w:t>
-      </w:r>
-      <w:r>
-        <w:t xml:space="preserve"> </w:t>
-      </w:r>
-      <m:oMath>
-        <m:sSub>
-          <m:e>
-            <m:r>
-              <m:t>Q</m:t>
-            </m:r>
-          </m:e>
-          <m:sub>
-            <m:r>
-              <m:t>2</m:t>
-            </m:r>
-          </m:sub>
-        </m:sSub>
-        <m:r>
-          <m:rPr>
-            <m:sty m:val="p"/>
-          </m:rPr>
-          <m:t>−</m:t>
-        </m:r>
-        <m:sSub>
-          <m:e>
-            <m:r>
-              <m:t>Q</m:t>
-            </m:r>
-          </m:e>
-          <m:sub>
-            <m:r>
-              <m:t>1</m:t>
-            </m:r>
-          </m:sub>
-        </m:sSub>
-        <m:r>
-          <m:rPr>
-            <m:sty m:val="p"/>
-          </m:rPr>
-          <m:t>=</m:t>
-        </m:r>
-        <m:r>
-          <m:t>3</m:t>
-        </m:r>
-        <m:r>
-          <m:rPr>
-            <m:sty m:val="p"/>
-          </m:rPr>
-          <m:t>,</m:t>
-        </m:r>
-        <m:r>
-          <m:t>69</m:t>
-        </m:r>
-        <m:r>
-          <m:t> </m:t>
-        </m:r>
-        <m:r>
-          <m:rPr>
-            <m:sty m:val="p"/>
-          </m:rPr>
-          <m:t>k</m:t>
-        </m:r>
-        <m:r>
-          <m:rPr>
-            <m:sty m:val="p"/>
-          </m:rPr>
-          <m:t>J</m:t>
-        </m:r>
-      </m:oMath>
-      <w:r>
-        <w:t xml:space="preserve"> </w:t>
-      </w:r>
-      <w:r>
-        <w:t xml:space="preserve">mehr abgegeben als Tasse 1. Selbst im günstigsten Fall bleibt Tasse 2 deshalb um mindestens</w:t>
-      </w:r>
-    </w:p>
-    <w:p>
-      <w:pPr>
-        <w:pStyle w:val="BodyText"/>
-      </w:pPr>
-      <m:oMathPara>
-        <m:oMathParaPr>
-          <m:jc m:val="center"/>
-        </m:oMathParaPr>
-        <m:oMath>
           <m:f>
             <m:fPr>
               <m:type m:val="bar"/>
@@ -14047,45 +12076,126 @@
                   <m:sSub>
                     <m:e>
                       <m:r>
-                        <m:t>Q</m:t>
+                        <m:t>m</m:t>
                       </m:r>
                     </m:e>
                     <m:sub>
                       <m:r>
-                        <m:t>2</m:t>
+                        <m:t>K</m:t>
                       </m:r>
                     </m:sub>
                   </m:sSub>
-                  <m:r>
-                    <m:rPr>
-                      <m:sty m:val="p"/>
-                    </m:rPr>
-                    <m:t>−</m:t>
-                  </m:r>
                   <m:sSub>
                     <m:e>
                       <m:r>
-                        <m:t>Q</m:t>
+                        <m:t>c</m:t>
                       </m:r>
                     </m:e>
                     <m:sub>
                       <m:r>
-                        <m:t>1</m:t>
+                        <m:t>p</m:t>
+                      </m:r>
+                      <m:r>
+                        <m:rPr>
+                          <m:sty m:val="p"/>
+                        </m:rPr>
+                        <m:t>,</m:t>
+                      </m:r>
+                      <m:r>
+                        <m:t>K</m:t>
+                      </m:r>
+                    </m:sub>
+                  </m:sSub>
+                  <m:r>
+                    <m:rPr>
+                      <m:sty m:val="p"/>
+                    </m:rPr>
+                    <m:t>+</m:t>
+                  </m:r>
+                  <m:sSub>
+                    <m:e>
+                      <m:r>
+                        <m:t>C</m:t>
+                      </m:r>
+                    </m:e>
+                    <m:sub>
+                      <m:r>
+                        <m:t>B</m:t>
                       </m:r>
                     </m:sub>
                   </m:sSub>
                 </m:e>
               </m:d>
               <m:r>
+                <m:t> </m:t>
+              </m:r>
+              <m:sSub>
+                <m:e>
+                  <m:r>
+                    <m:t>T</m:t>
+                  </m:r>
+                </m:e>
+                <m:sub>
+                  <m:r>
+                    <m:t>K</m:t>
+                  </m:r>
+                  <m:r>
+                    <m:rPr>
+                      <m:sty m:val="p"/>
+                    </m:rPr>
+                    <m:t>,</m:t>
+                  </m:r>
+                  <m:r>
+                    <m:t>0</m:t>
+                  </m:r>
+                </m:sub>
+              </m:sSub>
+              <m:r>
                 <m:rPr>
                   <m:sty m:val="p"/>
                 </m:rPr>
-                <m:t>−</m:t>
+                <m:t>+</m:t>
               </m:r>
               <m:sSub>
                 <m:e>
                   <m:r>
-                    <m:t>Q</m:t>
+                    <m:t>m</m:t>
+                  </m:r>
+                </m:e>
+                <m:sub>
+                  <m:r>
+                    <m:t>M</m:t>
+                  </m:r>
+                </m:sub>
+              </m:sSub>
+              <m:sSub>
+                <m:e>
+                  <m:r>
+                    <m:t>c</m:t>
+                  </m:r>
+                </m:e>
+                <m:sub>
+                  <m:r>
+                    <m:t>p</m:t>
+                  </m:r>
+                  <m:r>
+                    <m:rPr>
+                      <m:sty m:val="p"/>
+                    </m:rPr>
+                    <m:t>,</m:t>
+                  </m:r>
+                  <m:r>
+                    <m:t>M</m:t>
+                  </m:r>
+                </m:sub>
+              </m:sSub>
+              <m:r>
+                <m:t> </m:t>
+              </m:r>
+              <m:sSub>
+                <m:e>
+                  <m:r>
+                    <m:t>T</m:t>
                   </m:r>
                 </m:e>
                 <m:sub>
@@ -14138,6 +12248,24 @@
               <m:sSub>
                 <m:e>
                   <m:r>
+                    <m:t>C</m:t>
+                  </m:r>
+                </m:e>
+                <m:sub>
+                  <m:r>
+                    <m:t>B</m:t>
+                  </m:r>
+                </m:sub>
+              </m:sSub>
+              <m:r>
+                <m:rPr>
+                  <m:sty m:val="p"/>
+                </m:rPr>
+                <m:t>+</m:t>
+              </m:r>
+              <m:sSub>
+                <m:e>
+                  <m:r>
                     <m:t>m</m:t>
                   </m:r>
                 </m:e>
@@ -14176,116 +12304,8 @@
             </m:rPr>
             <m:t>=</m:t>
           </m:r>
-          <m:f>
-            <m:fPr>
-              <m:type m:val="bar"/>
-            </m:fPr>
-            <m:num>
-              <m:r>
-                <m:t>3</m:t>
-              </m:r>
-              <m:r>
-                <m:rPr>
-                  <m:sty m:val="p"/>
-                </m:rPr>
-                <m:t>,</m:t>
-              </m:r>
-              <m:r>
-                <m:t>69</m:t>
-              </m:r>
-              <m:r>
-                <m:t> </m:t>
-              </m:r>
-              <m:r>
-                <m:rPr>
-                  <m:sty m:val="p"/>
-                </m:rPr>
-                <m:t>k</m:t>
-              </m:r>
-              <m:r>
-                <m:rPr>
-                  <m:sty m:val="p"/>
-                </m:rPr>
-                <m:t>J</m:t>
-              </m:r>
-              <m:r>
-                <m:rPr>
-                  <m:sty m:val="p"/>
-                </m:rPr>
-                <m:t>−</m:t>
-              </m:r>
-              <m:r>
-                <m:t>1</m:t>
-              </m:r>
-              <m:r>
-                <m:rPr>
-                  <m:sty m:val="p"/>
-                </m:rPr>
-                <m:t>,</m:t>
-              </m:r>
-              <m:r>
-                <m:t>83</m:t>
-              </m:r>
-              <m:r>
-                <m:t> </m:t>
-              </m:r>
-              <m:r>
-                <m:rPr>
-                  <m:sty m:val="p"/>
-                </m:rPr>
-                <m:t>k</m:t>
-              </m:r>
-              <m:r>
-                <m:rPr>
-                  <m:sty m:val="p"/>
-                </m:rPr>
-                <m:t>J</m:t>
-              </m:r>
-            </m:num>
-            <m:den>
-              <m:r>
-                <m:t>957</m:t>
-              </m:r>
-              <m:r>
-                <m:rPr>
-                  <m:sty m:val="p"/>
-                </m:rPr>
-                <m:t>,</m:t>
-              </m:r>
-              <m:r>
-                <m:t>7</m:t>
-              </m:r>
-              <m:r>
-                <m:t> </m:t>
-              </m:r>
-              <m:r>
-                <m:rPr>
-                  <m:sty m:val="p"/>
-                </m:rPr>
-                <m:t>J</m:t>
-              </m:r>
-              <m:r>
-                <m:rPr>
-                  <m:sty m:val="p"/>
-                </m:rPr>
-                <m:t>/</m:t>
-              </m:r>
-              <m:r>
-                <m:rPr>
-                  <m:sty m:val="p"/>
-                </m:rPr>
-                <m:t>K</m:t>
-              </m:r>
-            </m:den>
-          </m:f>
-          <m:r>
-            <m:rPr>
-              <m:sty m:val="p"/>
-            </m:rPr>
-            <m:t>=</m:t>
-          </m:r>
-          <m:r>
-            <m:t>1</m:t>
+          <m:r>
+            <m:t>345</m:t>
           </m:r>
           <m:r>
             <m:rPr>
@@ -14294,7 +12314,7 @@
             <m:t>,</m:t>
           </m:r>
           <m:r>
-            <m:t>95</m:t>
+            <m:t>62</m:t>
           </m:r>
           <m:r>
             <m:t> </m:t>
@@ -14312,8 +12332,400 @@
       <w:pPr>
         <w:pStyle w:val="FirstParagraph"/>
       </w:pPr>
-      <w:r>
-        <w:t xml:space="preserve">kühler (mit Milch von 20 °C:</w:t>
+      <m:oMathPara>
+        <m:oMathParaPr>
+          <m:jc m:val="center"/>
+        </m:oMathParaPr>
+        <m:oMath>
+          <m:sSub>
+            <m:e>
+              <m:r>
+                <m:t>T</m:t>
+              </m:r>
+            </m:e>
+            <m:sub>
+              <m:r>
+                <m:t>1</m:t>
+              </m:r>
+            </m:sub>
+          </m:sSub>
+          <m:r>
+            <m:rPr>
+              <m:sty m:val="p"/>
+            </m:rPr>
+            <m:t>=</m:t>
+          </m:r>
+          <m:sSub>
+            <m:e>
+              <m:r>
+                <m:t>T</m:t>
+              </m:r>
+            </m:e>
+            <m:sub>
+              <m:r>
+                <m:t>u</m:t>
+              </m:r>
+            </m:sub>
+          </m:sSub>
+          <m:r>
+            <m:rPr>
+              <m:sty m:val="p"/>
+            </m:rPr>
+            <m:t>+</m:t>
+          </m:r>
+          <m:d>
+            <m:dPr>
+              <m:begChr m:val="("/>
+              <m:endChr m:val=")"/>
+              <m:sepChr m:val=""/>
+              <m:grow/>
+            </m:dPr>
+            <m:e>
+              <m:sSub>
+                <m:e>
+                  <m:r>
+                    <m:t>T</m:t>
+                  </m:r>
+                </m:e>
+                <m:sub>
+                  <m:r>
+                    <m:t>1</m:t>
+                  </m:r>
+                  <m:r>
+                    <m:rPr>
+                      <m:sty m:val="p"/>
+                    </m:rPr>
+                    <m:t>,</m:t>
+                  </m:r>
+                  <m:r>
+                    <m:t>0</m:t>
+                  </m:r>
+                </m:sub>
+              </m:sSub>
+              <m:r>
+                <m:rPr>
+                  <m:sty m:val="p"/>
+                </m:rPr>
+                <m:t>−</m:t>
+              </m:r>
+              <m:sSub>
+                <m:e>
+                  <m:r>
+                    <m:t>T</m:t>
+                  </m:r>
+                </m:e>
+                <m:sub>
+                  <m:r>
+                    <m:t>u</m:t>
+                  </m:r>
+                </m:sub>
+              </m:sSub>
+            </m:e>
+          </m:d>
+          <m:r>
+            <m:rPr>
+              <m:sty m:val="p"/>
+            </m:rPr>
+            <m:t>⋅</m:t>
+          </m:r>
+          <m:r>
+            <m:rPr>
+              <m:sty m:val="p"/>
+            </m:rPr>
+            <m:t>exp</m:t>
+          </m:r>
+          <m:d>
+            <m:dPr>
+              <m:begChr m:val="("/>
+              <m:endChr m:val=")"/>
+              <m:sepChr m:val=""/>
+              <m:grow/>
+            </m:dPr>
+            <m:e>
+              <m:r>
+                <m:rPr>
+                  <m:sty m:val="p"/>
+                </m:rPr>
+                <m:t>−</m:t>
+              </m:r>
+              <m:f>
+                <m:fPr>
+                  <m:type m:val="bar"/>
+                </m:fPr>
+                <m:num>
+                  <m:r>
+                    <m:t>k</m:t>
+                  </m:r>
+                  <m:r>
+                    <m:t>A</m:t>
+                  </m:r>
+                  <m:r>
+                    <m:t> </m:t>
+                  </m:r>
+                  <m:r>
+                    <m:t>t</m:t>
+                  </m:r>
+                </m:num>
+                <m:den>
+                  <m:sSub>
+                    <m:e>
+                      <m:r>
+                        <m:t>m</m:t>
+                      </m:r>
+                    </m:e>
+                    <m:sub>
+                      <m:r>
+                        <m:t>K</m:t>
+                      </m:r>
+                    </m:sub>
+                  </m:sSub>
+                  <m:sSub>
+                    <m:e>
+                      <m:r>
+                        <m:t>c</m:t>
+                      </m:r>
+                    </m:e>
+                    <m:sub>
+                      <m:r>
+                        <m:t>p</m:t>
+                      </m:r>
+                      <m:r>
+                        <m:rPr>
+                          <m:sty m:val="p"/>
+                        </m:rPr>
+                        <m:t>,</m:t>
+                      </m:r>
+                      <m:r>
+                        <m:t>K</m:t>
+                      </m:r>
+                    </m:sub>
+                  </m:sSub>
+                  <m:r>
+                    <m:rPr>
+                      <m:sty m:val="p"/>
+                    </m:rPr>
+                    <m:t>+</m:t>
+                  </m:r>
+                  <m:sSub>
+                    <m:e>
+                      <m:r>
+                        <m:t>C</m:t>
+                      </m:r>
+                    </m:e>
+                    <m:sub>
+                      <m:r>
+                        <m:t>B</m:t>
+                      </m:r>
+                    </m:sub>
+                  </m:sSub>
+                  <m:r>
+                    <m:rPr>
+                      <m:sty m:val="p"/>
+                    </m:rPr>
+                    <m:t>+</m:t>
+                  </m:r>
+                  <m:sSub>
+                    <m:e>
+                      <m:r>
+                        <m:t>m</m:t>
+                      </m:r>
+                    </m:e>
+                    <m:sub>
+                      <m:r>
+                        <m:t>M</m:t>
+                      </m:r>
+                    </m:sub>
+                  </m:sSub>
+                  <m:sSub>
+                    <m:e>
+                      <m:r>
+                        <m:t>c</m:t>
+                      </m:r>
+                    </m:e>
+                    <m:sub>
+                      <m:r>
+                        <m:t>p</m:t>
+                      </m:r>
+                      <m:r>
+                        <m:rPr>
+                          <m:sty m:val="p"/>
+                        </m:rPr>
+                        <m:t>,</m:t>
+                      </m:r>
+                      <m:r>
+                        <m:t>M</m:t>
+                      </m:r>
+                    </m:sub>
+                  </m:sSub>
+                </m:den>
+              </m:f>
+            </m:e>
+          </m:d>
+        </m:oMath>
+      </m:oMathPara>
+    </w:p>
+    <w:p>
+      <w:pPr>
+        <w:pStyle w:val="FirstParagraph"/>
+      </w:pPr>
+      <m:oMathPara>
+        <m:oMathParaPr>
+          <m:jc m:val="center"/>
+        </m:oMathParaPr>
+        <m:oMath>
+          <m:sSub>
+            <m:e>
+              <m:r>
+                <m:t>T</m:t>
+              </m:r>
+            </m:e>
+            <m:sub>
+              <m:r>
+                <m:t>1</m:t>
+              </m:r>
+            </m:sub>
+          </m:sSub>
+          <m:r>
+            <m:rPr>
+              <m:sty m:val="p"/>
+            </m:rPr>
+            <m:t>=</m:t>
+          </m:r>
+          <m:r>
+            <m:t>293</m:t>
+          </m:r>
+          <m:r>
+            <m:rPr>
+              <m:sty m:val="p"/>
+            </m:rPr>
+            <m:t>,</m:t>
+          </m:r>
+          <m:r>
+            <m:t>15</m:t>
+          </m:r>
+          <m:r>
+            <m:t> </m:t>
+          </m:r>
+          <m:r>
+            <m:rPr>
+              <m:sty m:val="p"/>
+            </m:rPr>
+            <m:t>K</m:t>
+          </m:r>
+          <m:r>
+            <m:rPr>
+              <m:sty m:val="p"/>
+            </m:rPr>
+            <m:t>+</m:t>
+          </m:r>
+          <m:r>
+            <m:t>52</m:t>
+          </m:r>
+          <m:r>
+            <m:rPr>
+              <m:sty m:val="p"/>
+            </m:rPr>
+            <m:t>,</m:t>
+          </m:r>
+          <m:r>
+            <m:t>47</m:t>
+          </m:r>
+          <m:r>
+            <m:t> </m:t>
+          </m:r>
+          <m:r>
+            <m:rPr>
+              <m:sty m:val="p"/>
+            </m:rPr>
+            <m:t>K</m:t>
+          </m:r>
+          <m:r>
+            <m:rPr>
+              <m:sty m:val="p"/>
+            </m:rPr>
+            <m:t>⋅</m:t>
+          </m:r>
+          <m:r>
+            <m:t>0</m:t>
+          </m:r>
+          <m:r>
+            <m:rPr>
+              <m:sty m:val="p"/>
+            </m:rPr>
+            <m:t>,</m:t>
+          </m:r>
+          <m:r>
+            <m:t>2676</m:t>
+          </m:r>
+          <m:r>
+            <m:rPr>
+              <m:sty m:val="p"/>
+            </m:rPr>
+            <m:t>=</m:t>
+          </m:r>
+          <m:r>
+            <m:t>307</m:t>
+          </m:r>
+          <m:r>
+            <m:rPr>
+              <m:sty m:val="p"/>
+            </m:rPr>
+            <m:t>,</m:t>
+          </m:r>
+          <m:r>
+            <m:t>19</m:t>
+          </m:r>
+          <m:r>
+            <m:t> </m:t>
+          </m:r>
+          <m:r>
+            <m:rPr>
+              <m:sty m:val="p"/>
+            </m:rPr>
+            <m:t>K</m:t>
+          </m:r>
+          <m:r>
+            <m:rPr>
+              <m:sty m:val="p"/>
+            </m:rPr>
+            <m:t>=</m:t>
+          </m:r>
+          <m:r>
+            <m:t>34</m:t>
+          </m:r>
+          <m:r>
+            <m:rPr>
+              <m:sty m:val="p"/>
+            </m:rPr>
+            <m:t>,</m:t>
+          </m:r>
+          <m:r>
+            <m:t>04</m:t>
+          </m:r>
+          <m:r>
+            <m:t> </m:t>
+          </m:r>
+          <m:r>
+            <m:rPr>
+              <m:sty m:val="p"/>
+            </m:rPr>
+            <m:t>°</m:t>
+          </m:r>
+          <m:r>
+            <m:rPr>
+              <m:sty m:val="p"/>
+            </m:rPr>
+            <m:t>C</m:t>
+          </m:r>
+        </m:oMath>
+      </m:oMathPara>
+    </w:p>
+    <w:p>
+      <w:pPr>
+        <w:pStyle w:val="FirstParagraph"/>
+      </w:pPr>
+      <w:r>
+        <w:t xml:space="preserve">Dass</w:t>
       </w:r>
       <w:r>
         <w:t xml:space="preserve"> </w:t>
@@ -14327,49 +12739,24 @@
           </m:e>
           <m:sub>
             <m:r>
-              <m:t>2</m:t>
+              <m:t>1</m:t>
             </m:r>
           </m:sub>
         </m:sSub>
-        <m:r>
-          <m:rPr>
-            <m:sty m:val="p"/>
-          </m:rPr>
-          <m:t>=</m:t>
-        </m:r>
-        <m:r>
-          <m:t>32</m:t>
-        </m:r>
-        <m:r>
-          <m:rPr>
-            <m:sty m:val="p"/>
-          </m:rPr>
-          <m:t>,</m:t>
-        </m:r>
-        <m:r>
-          <m:t>10</m:t>
-        </m:r>
-        <m:r>
-          <m:t> </m:t>
-        </m:r>
-        <m:r>
-          <m:rPr>
-            <m:sty m:val="p"/>
-          </m:rPr>
-          <m:t>°</m:t>
-        </m:r>
-        <m:r>
-          <m:rPr>
-            <m:sty m:val="p"/>
-          </m:rPr>
-          <m:t>C</m:t>
-        </m:r>
       </m:oMath>
       <w:r>
         <w:t xml:space="preserve"> </w:t>
       </w:r>
       <w:r>
-        <w:t xml:space="preserve">gegenüber</w:t>
+        <w:t xml:space="preserve">fast gleich bleibt (34,04 statt 34,05 °C), liegt an zwei Effekten, die sich fast aufheben: Die Mischtemperatur steigt (72,47 statt 70,47 °C), die Zeitkonstante von Tasse 1 sinkt (45,5 statt 46,9 min).</w:t>
+      </w:r>
+    </w:p>
+    <w:p>
+      <w:pPr>
+        <w:pStyle w:val="BodyText"/>
+      </w:pPr>
+      <w:r>
+        <w:t xml:space="preserve">Tasse 2: Der schwarze Kaffee kühlt mit derselben Zeitkonstante ab wie in der Messung, also wie in d) auf</w:t>
       </w:r>
       <w:r>
         <w:t xml:space="preserve"> </w:t>
@@ -14378,15 +12765,49 @@
         <m:sSub>
           <m:e>
             <m:r>
-              <m:t>ϑ</m:t>
+              <m:t>T</m:t>
             </m:r>
           </m:e>
           <m:sub>
             <m:r>
-              <m:t>1</m:t>
+              <m:t>K</m:t>
             </m:r>
           </m:sub>
         </m:sSub>
+        <m:d>
+          <m:dPr>
+            <m:begChr m:val="("/>
+            <m:endChr m:val=")"/>
+            <m:sepChr m:val=""/>
+            <m:grow/>
+          </m:dPr>
+          <m:e>
+            <m:r>
+              <m:t>60</m:t>
+            </m:r>
+            <m:r>
+              <m:t> </m:t>
+            </m:r>
+            <m:r>
+              <m:rPr>
+                <m:sty m:val="p"/>
+              </m:rPr>
+              <m:t>m</m:t>
+            </m:r>
+            <m:r>
+              <m:rPr>
+                <m:sty m:val="p"/>
+              </m:rPr>
+              <m:t>i</m:t>
+            </m:r>
+            <m:r>
+              <m:rPr>
+                <m:sty m:val="p"/>
+              </m:rPr>
+              <m:t>n</m:t>
+            </m:r>
+          </m:e>
+        </m:d>
         <m:r>
           <m:rPr>
             <m:sty m:val="p"/>
@@ -14394,7 +12815,7 @@
           <m:t>=</m:t>
         </m:r>
         <m:r>
-          <m:t>34</m:t>
+          <m:t>307</m:t>
         </m:r>
         <m:r>
           <m:rPr>
@@ -14403,7 +12824,7 @@
           <m:t>,</m:t>
         </m:r>
         <m:r>
-          <m:t>05</m:t>
+          <m:t>01</m:t>
         </m:r>
         <m:r>
           <m:t> </m:t>
@@ -14412,17 +12833,377 @@
           <m:rPr>
             <m:sty m:val="p"/>
           </m:rPr>
-          <m:t>°</m:t>
-        </m:r>
-        <m:r>
-          <m:rPr>
-            <m:sty m:val="p"/>
-          </m:rPr>
-          <m:t>C</m:t>
+          <m:t>K</m:t>
         </m:r>
       </m:oMath>
       <w:r>
-        <w:t xml:space="preserve">). Der Kipppunkt aus (1) entscheidet die Frage nicht allein, weil er für gleich warme Milch in beiden Tassen gilt. Die Schranke gilt nur ohne weitere Wärmequelle: Käme Wärme vom heißen Becher dazu, würde schon eine späte Portion von 35,3 °C Tasse 2 auf die Temperatur von Tasse 1 bringen.</w:t>
+        <w:t xml:space="preserve">. Dann Mischen mit Becher:</w:t>
+      </w:r>
+    </w:p>
+    <w:p>
+      <w:pPr>
+        <w:pStyle w:val="BodyText"/>
+      </w:pPr>
+      <m:oMathPara>
+        <m:oMathParaPr>
+          <m:jc m:val="center"/>
+        </m:oMathParaPr>
+        <m:oMath>
+          <m:sSub>
+            <m:e>
+              <m:r>
+                <m:t>T</m:t>
+              </m:r>
+            </m:e>
+            <m:sub>
+              <m:r>
+                <m:t>2</m:t>
+              </m:r>
+            </m:sub>
+          </m:sSub>
+          <m:r>
+            <m:rPr>
+              <m:sty m:val="p"/>
+            </m:rPr>
+            <m:t>=</m:t>
+          </m:r>
+          <m:f>
+            <m:fPr>
+              <m:type m:val="bar"/>
+            </m:fPr>
+            <m:num>
+              <m:d>
+                <m:dPr>
+                  <m:begChr m:val="("/>
+                  <m:endChr m:val=")"/>
+                  <m:sepChr m:val=""/>
+                  <m:grow/>
+                </m:dPr>
+                <m:e>
+                  <m:sSub>
+                    <m:e>
+                      <m:r>
+                        <m:t>m</m:t>
+                      </m:r>
+                    </m:e>
+                    <m:sub>
+                      <m:r>
+                        <m:t>K</m:t>
+                      </m:r>
+                    </m:sub>
+                  </m:sSub>
+                  <m:sSub>
+                    <m:e>
+                      <m:r>
+                        <m:t>c</m:t>
+                      </m:r>
+                    </m:e>
+                    <m:sub>
+                      <m:r>
+                        <m:t>p</m:t>
+                      </m:r>
+                      <m:r>
+                        <m:rPr>
+                          <m:sty m:val="p"/>
+                        </m:rPr>
+                        <m:t>,</m:t>
+                      </m:r>
+                      <m:r>
+                        <m:t>K</m:t>
+                      </m:r>
+                    </m:sub>
+                  </m:sSub>
+                  <m:r>
+                    <m:rPr>
+                      <m:sty m:val="p"/>
+                    </m:rPr>
+                    <m:t>+</m:t>
+                  </m:r>
+                  <m:sSub>
+                    <m:e>
+                      <m:r>
+                        <m:t>C</m:t>
+                      </m:r>
+                    </m:e>
+                    <m:sub>
+                      <m:r>
+                        <m:t>B</m:t>
+                      </m:r>
+                    </m:sub>
+                  </m:sSub>
+                </m:e>
+              </m:d>
+              <m:r>
+                <m:t> </m:t>
+              </m:r>
+              <m:sSub>
+                <m:e>
+                  <m:r>
+                    <m:t>T</m:t>
+                  </m:r>
+                </m:e>
+                <m:sub>
+                  <m:r>
+                    <m:t>K</m:t>
+                  </m:r>
+                </m:sub>
+              </m:sSub>
+              <m:d>
+                <m:dPr>
+                  <m:begChr m:val="("/>
+                  <m:endChr m:val=")"/>
+                  <m:sepChr m:val=""/>
+                  <m:grow/>
+                </m:dPr>
+                <m:e>
+                  <m:r>
+                    <m:t>60</m:t>
+                  </m:r>
+                  <m:r>
+                    <m:t> </m:t>
+                  </m:r>
+                  <m:r>
+                    <m:rPr>
+                      <m:sty m:val="p"/>
+                    </m:rPr>
+                    <m:t>m</m:t>
+                  </m:r>
+                  <m:r>
+                    <m:rPr>
+                      <m:sty m:val="p"/>
+                    </m:rPr>
+                    <m:t>i</m:t>
+                  </m:r>
+                  <m:r>
+                    <m:rPr>
+                      <m:sty m:val="p"/>
+                    </m:rPr>
+                    <m:t>n</m:t>
+                  </m:r>
+                </m:e>
+              </m:d>
+              <m:r>
+                <m:rPr>
+                  <m:sty m:val="p"/>
+                </m:rPr>
+                <m:t>+</m:t>
+              </m:r>
+              <m:sSub>
+                <m:e>
+                  <m:r>
+                    <m:t>m</m:t>
+                  </m:r>
+                </m:e>
+                <m:sub>
+                  <m:r>
+                    <m:t>M</m:t>
+                  </m:r>
+                </m:sub>
+              </m:sSub>
+              <m:sSub>
+                <m:e>
+                  <m:r>
+                    <m:t>c</m:t>
+                  </m:r>
+                </m:e>
+                <m:sub>
+                  <m:r>
+                    <m:t>p</m:t>
+                  </m:r>
+                  <m:r>
+                    <m:rPr>
+                      <m:sty m:val="p"/>
+                    </m:rPr>
+                    <m:t>,</m:t>
+                  </m:r>
+                  <m:r>
+                    <m:t>M</m:t>
+                  </m:r>
+                </m:sub>
+              </m:sSub>
+              <m:r>
+                <m:t> </m:t>
+              </m:r>
+              <m:sSub>
+                <m:e>
+                  <m:r>
+                    <m:t>T</m:t>
+                  </m:r>
+                </m:e>
+                <m:sub>
+                  <m:r>
+                    <m:t>M</m:t>
+                  </m:r>
+                </m:sub>
+              </m:sSub>
+            </m:num>
+            <m:den>
+              <m:sSub>
+                <m:e>
+                  <m:r>
+                    <m:t>m</m:t>
+                  </m:r>
+                </m:e>
+                <m:sub>
+                  <m:r>
+                    <m:t>K</m:t>
+                  </m:r>
+                </m:sub>
+              </m:sSub>
+              <m:sSub>
+                <m:e>
+                  <m:r>
+                    <m:t>c</m:t>
+                  </m:r>
+                </m:e>
+                <m:sub>
+                  <m:r>
+                    <m:t>p</m:t>
+                  </m:r>
+                  <m:r>
+                    <m:rPr>
+                      <m:sty m:val="p"/>
+                    </m:rPr>
+                    <m:t>,</m:t>
+                  </m:r>
+                  <m:r>
+                    <m:t>K</m:t>
+                  </m:r>
+                </m:sub>
+              </m:sSub>
+              <m:r>
+                <m:rPr>
+                  <m:sty m:val="p"/>
+                </m:rPr>
+                <m:t>+</m:t>
+              </m:r>
+              <m:sSub>
+                <m:e>
+                  <m:r>
+                    <m:t>C</m:t>
+                  </m:r>
+                </m:e>
+                <m:sub>
+                  <m:r>
+                    <m:t>B</m:t>
+                  </m:r>
+                </m:sub>
+              </m:sSub>
+              <m:r>
+                <m:rPr>
+                  <m:sty m:val="p"/>
+                </m:rPr>
+                <m:t>+</m:t>
+              </m:r>
+              <m:sSub>
+                <m:e>
+                  <m:r>
+                    <m:t>m</m:t>
+                  </m:r>
+                </m:e>
+                <m:sub>
+                  <m:r>
+                    <m:t>M</m:t>
+                  </m:r>
+                </m:sub>
+              </m:sSub>
+              <m:sSub>
+                <m:e>
+                  <m:r>
+                    <m:t>c</m:t>
+                  </m:r>
+                </m:e>
+                <m:sub>
+                  <m:r>
+                    <m:t>p</m:t>
+                  </m:r>
+                  <m:r>
+                    <m:rPr>
+                      <m:sty m:val="p"/>
+                    </m:rPr>
+                    <m:t>,</m:t>
+                  </m:r>
+                  <m:r>
+                    <m:t>M</m:t>
+                  </m:r>
+                </m:sub>
+              </m:sSub>
+            </m:den>
+          </m:f>
+          <m:r>
+            <m:rPr>
+              <m:sty m:val="p"/>
+            </m:rPr>
+            <m:t>=</m:t>
+          </m:r>
+          <m:r>
+            <m:t>304</m:t>
+          </m:r>
+          <m:r>
+            <m:rPr>
+              <m:sty m:val="p"/>
+            </m:rPr>
+            <m:t>,</m:t>
+          </m:r>
+          <m:r>
+            <m:t>11</m:t>
+          </m:r>
+          <m:r>
+            <m:t> </m:t>
+          </m:r>
+          <m:r>
+            <m:rPr>
+              <m:sty m:val="p"/>
+            </m:rPr>
+            <m:t>K</m:t>
+          </m:r>
+          <m:r>
+            <m:rPr>
+              <m:sty m:val="p"/>
+            </m:rPr>
+            <m:t>=</m:t>
+          </m:r>
+          <m:r>
+            <m:t>30</m:t>
+          </m:r>
+          <m:r>
+            <m:rPr>
+              <m:sty m:val="p"/>
+            </m:rPr>
+            <m:t>,</m:t>
+          </m:r>
+          <m:r>
+            <m:t>96</m:t>
+          </m:r>
+          <m:r>
+            <m:t> </m:t>
+          </m:r>
+          <m:r>
+            <m:rPr>
+              <m:sty m:val="p"/>
+            </m:rPr>
+            <m:t>°</m:t>
+          </m:r>
+          <m:r>
+            <m:rPr>
+              <m:sty m:val="p"/>
+            </m:rPr>
+            <m:t>C</m:t>
+          </m:r>
+        </m:oMath>
+      </m:oMathPara>
+    </w:p>
+    <w:p>
+      <w:pPr>
+        <w:pStyle w:val="FirstParagraph"/>
+      </w:pPr>
+      <w:r>
+        <w:t xml:space="preserve">Die Aussage aus d) gilt weiter, der Unterschied sinkt aber von 3,85 K auf 3,08 K. Beide Anteile aus der Zerlegung in f) werden kleiner: Die Milch erhöht die Wärmekapazität nur noch um 11 % statt 15 % (Kaffee-Effekt 1,98 statt 2,48 K), und der Becher gibt beim Mischen Wärme an die kalte Milch ab und dämpft den Mischsprung (Milch-Effekt 1,10 statt 1,38 K).</w:t>
+      </w:r>
+    </w:p>
+    <w:p>
+      <w:r>
+        <w:br w:type="page"/>
       </w:r>
     </w:p>
     <w:p>
@@ -14454,7 +13235,7 @@
         <w:t xml:space="preserve"> </w:t>
       </w:r>
       <w:r>
-        <w:t xml:space="preserve">Kern sind Frage 1, a bis e, g und der Versuch; f ist Vertiefung, h Zusatz oder Hausaufgabe. Frage 1 vor dem Austeilen stellen: Vermutung mit Begründung notieren lassen, Handzeichen (Tasse 1, Tasse 2, gleich warm), Verteilung an die Tafel und am Ende wieder zeigen; die Ergebnisse in d) verraten sonst die Antwort. Zeitplan als Schätzung, beim ersten Einsatz messen:</w:t>
+        <w:t xml:space="preserve">Kern sind Frage 1, a bis f und der Versuch; g ist Vertiefung; die Zusatzfrage (unten) steht nicht auf dem Blatt. Frage 1 vor dem Austeilen stellen: Vermutung mit Begründung notieren lassen, Handzeichen (Tasse 1, Tasse 2, gleich warm), Verteilung an die Tafel und am Ende wieder zeigen; die Ergebniszeilen späterer Teile verraten sonst die Antwort. Zeitplan als Schätzung, beim ersten Einsatz messen:</w:t>
       </w:r>
     </w:p>
     <w:tbl>
@@ -14608,7 +13389,7 @@
               <w:jc w:val="left"/>
             </w:pPr>
             <w:r>
-              <w:t xml:space="preserve">a bis e; etwa Minute 20 Messung bei</w:t>
+              <w:t xml:space="preserve">a bis e; b nach etwa 8 min Einzelarbeit gemeinsam an der Tafel (Bilanz vereinfachen, Trennung der Variablen), dann c bis e allein; etwa Minute 20 Messung bei</w:t>
             </w:r>
             <w:r>
               <w:t xml:space="preserve"> </w:t>
@@ -14693,7 +13474,7 @@
               <w:t xml:space="preserve"> </w:t>
             </w:r>
             <w:r>
-              <w:t xml:space="preserve">an der Tafel</w:t>
+              <w:t xml:space="preserve">an der Tafel. Haltepunkt: Sind um Minute 50 viele noch nicht bei e), e) gemeinsam besprechen und f zuerst als Vorhersage mit Handzeichen</w:t>
             </w:r>
           </w:p>
         </w:tc>
@@ -14796,7 +13577,7 @@
               <w:jc w:val="left"/>
             </w:pPr>
             <w:r>
-              <w:t xml:space="preserve">g mit Vorhersage und Erklärung</w:t>
+              <w:t xml:space="preserve">f mit Vorhersage und Erklärung</w:t>
             </w:r>
           </w:p>
         </w:tc>
@@ -14827,7 +13608,7 @@
               <w:jc w:val="left"/>
             </w:pPr>
             <w:r>
-              <w:t xml:space="preserve">f für Schnelle, sonst Besprechung; h als Zusatz</w:t>
+              <w:t xml:space="preserve">g für Schnelle, sonst Besprechung; Zusatzfrage für ganz Schnelle</w:t>
             </w:r>
           </w:p>
         </w:tc>
@@ -15133,7 +13914,7 @@
         <w:t xml:space="preserve"> </w:t>
       </w:r>
       <w:r>
-        <w:t xml:space="preserve">mit Kaffee und Milch gerechnet (44,19 statt 38,57 kJ); in f) das alte</w:t>
+        <w:t xml:space="preserve">mit Kaffee und Milch gerechnet (44,19 statt 38,57 kJ); in g) das alte</w:t>
       </w:r>
       <w:r>
         <w:t xml:space="preserve"> </w:t>
@@ -15150,7 +13931,7 @@
         <w:t xml:space="preserve"> </w:t>
       </w:r>
       <w:r>
-        <w:t xml:space="preserve">weiterverwendet (dann 39,1 und 36,1 °C: Aussage gleich, aber nicht mehr passend zur Messung) oder den Becher beim Zugießen nicht mitgemischt (33,51 und 30,19 °C); in h) (2) nur mit dem Kipppunkt argumentiert (20 °C &lt; 47 °C), obwohl Tasse 1 weiter die kalte Milch bekommt.</w:t>
+        <w:t xml:space="preserve">weiterverwendet (dann 39,1 und 36,1 °C: Aussage gleich, aber nicht mehr passend zur Messung) oder den Becher beim Zugießen nicht mitgemischt (33,51 und 30,19 °C); in der Zusatzfrage (2) nur mit dem Kipppunkt argumentiert (20 °C &lt; 47 °C), obwohl Tasse 1 weiter die kalte Milch bekommt.</w:t>
       </w:r>
     </w:p>
     <w:p>
@@ -15172,7 +13953,7 @@
         <w:t xml:space="preserve"> </w:t>
       </w:r>
       <w:r>
-        <w:t xml:space="preserve">„Energieerhaltung, also egal“: Erhalten bleibt die Energie von Kaffee, Milch und Umgebung zusammen, nicht die des Tasseninhalts (Teil e). „Erwärmte Milch ist kälter als der Kaffee, wirkt also wie kalte Milch“: Entscheidend ist nicht der Vergleich mit dem Kaffee, sondern ob die Milch wärmer als der Kipppunkt aus h ist. „Milchkaffee ist heller und strahlt deshalb weniger ab“: Im Infraroten strahlen schwarzer Kaffee und Milchkaffee gleich; die sichtbare Farbe spielt keine Rolle.</w:t>
+        <w:t xml:space="preserve">„Energieerhaltung, also egal“: Erhalten bleibt die Energie von Kaffee, Milch und Umgebung zusammen, nicht die des Tasseninhalts (Teil e). „Erwärmte Milch ist kälter als der Kaffee, wirkt also wie kalte Milch“: Entscheidend ist nicht der Vergleich mit dem Kaffee, sondern ob die Milch wärmer als der Kipppunkt aus der Zusatzfrage (1) ist. „Milchkaffee ist heller und strahlt deshalb weniger ab“: Im Infraroten strahlen schwarzer Kaffee und Milchkaffee gleich; die sichtbare Farbe spielt keine Rolle.</w:t>
       </w:r>
     </w:p>
     <w:p>
@@ -15188,7 +13969,29 @@
           <w:iCs/>
           <w:i/>
         </w:rPr>
-        <w:t xml:space="preserve">Zu g:</w:t>
+        <w:t xml:space="preserve">Zu e:</w:t>
+      </w:r>
+      <w:r>
+        <w:t xml:space="preserve"> </w:t>
+      </w:r>
+      <w:r>
+        <w:t xml:space="preserve">Hilfe bei Bedarf: „Womit starten beide Tassen, womit enden sie? Stellen Sie die Energiebilanz um Kaffee und Milch zusammen auf.“</w:t>
+      </w:r>
+    </w:p>
+    <w:p>
+      <w:pPr>
+        <w:numPr>
+          <w:ilvl w:val="0"/>
+          <w:numId w:val="1004"/>
+        </w:numPr>
+        <w:pStyle w:val="Compact"/>
+      </w:pPr>
+      <w:r>
+        <w:rPr>
+          <w:iCs/>
+          <w:i/>
+        </w:rPr>
+        <w:t xml:space="preserve">Zu f:</w:t>
       </w:r>
       <w:r>
         <w:t xml:space="preserve"> </w:t>
@@ -15689,7 +14492,7 @@
         <w:t xml:space="preserve"> </w:t>
       </w:r>
       <w:r>
-        <w:t xml:space="preserve">aus f). Wer den Becher bei der Bestimmung von</w:t>
+        <w:t xml:space="preserve">aus g). Wer den Becher bei der Bestimmung von</w:t>
       </w:r>
       <w:r>
         <w:t xml:space="preserve"> </w:t>
@@ -15770,7 +14573,7 @@
         </m:r>
       </m:oMath>
       <w:r>
-        <w:t xml:space="preserve">: Raumtemperatur messen; Becher vorwärmen, je 200 ml einfüllen, Start- und Milchtemperatur messen; Becher 1 bekommt die Milch sofort, nach dem Umrühren Mischtemperatur messen (Vergleich mit a). Die Milch für Becher 2 bleibt in der Kühltasche, die für Becher 3 steht im Glas mit Abstand zu den Bechern (sonst erwärmt sie auch der heiße Becher, h (2)).</w:t>
+        <w:t xml:space="preserve">: Raumtemperatur messen; Becher vorwärmen, je 200 ml einfüllen, Start- und Milchtemperatur messen; Becher 1 bekommt die Milch sofort, nach dem Umrühren Mischtemperatur messen (Vergleich mit a). Die Milch für Becher 2 bleibt in der Kühltasche, die für Becher 3 steht im Glas mit Abstand zu den Bechern (sonst erwärmt sie auch der heiße Becher, Zusatzfrage (2)).</w:t>
       </w:r>
       <w:r>
         <w:t xml:space="preserve"> </w:t>
@@ -16042,7 +14845,7 @@
         <w:t xml:space="preserve"> </w:t>
       </w:r>
       <w:r>
-        <w:t xml:space="preserve">Mit vorgewärmten Bechern sind nach 40 Minuten zwischen Becher 1 und 2 rund 2 bis 3 K zu erwarten (Modell mit Becher 2,97 K; das Modell aus d) ohne Becher sagt 3,70 K voraus, der Unterschied ist ein Anlass für f), mit einem Thermometer für alle Messungen gut messbar. Becher 3 liegt dazwischen: rund 1 bis 2 K kühler als Becher 1 und oft nur 0,5 bis 1,5 K wärmer als Becher 2, kaum mehr als die Streuung zwischen zwei Bechern. Die Werte sind Modellwerte: Ist</w:t>
+        <w:t xml:space="preserve">Mit vorgewärmten Bechern sind nach 40 Minuten zwischen Becher 1 und 2 rund 2 bis 3 K zu erwarten (Modell mit Becher 2,97 K; das Modell aus d) ohne Becher sagt 3,70 K voraus, der Unterschied ist ein Anlass für g), mit einem Thermometer für alle Messungen gut messbar. Becher 3 liegt dazwischen: rund 1 bis 2 K kühler als Becher 1 und oft nur 0,5 bis 1,5 K wärmer als Becher 2, kaum mehr als die Streuung zwischen zwei Bechern. Die Werte sind Modellwerte: Ist</w:t>
       </w:r>
       <w:r>
         <w:t xml:space="preserve"> </w:t>
@@ -16178,6 +14981,1381 @@
       </w:r>
       <w:r>
         <w:t xml:space="preserve">auf: Die Punkte liegen nicht ganz auf einer Geraden (Verdunstung).</w:t>
+      </w:r>
+    </w:p>
+    <w:p>
+      <w:pPr>
+        <w:pStyle w:val="FirstParagraph"/>
+      </w:pPr>
+      <w:r>
+        <w:rPr>
+          <w:iCs/>
+          <w:i/>
+        </w:rPr>
+        <w:t xml:space="preserve">Zusatzfrage für Schnelle</w:t>
+      </w:r>
+      <w:r>
+        <w:t xml:space="preserve"> </w:t>
+      </w:r>
+      <w:r>
+        <w:t xml:space="preserve">(steht nicht auf dem Blatt; an der Tafel oder mündlich stellen): (1) Bei welcher Milchtemperatur sind beide Tassen nach 60 Minuten gleich warm (ohne Becher)? (2) Die Milch für Tasse 2 steht ab</w:t>
+      </w:r>
+      <w:r>
+        <w:t xml:space="preserve"> </w:t>
+      </w:r>
+      <m:oMath>
+        <m:r>
+          <m:t>t</m:t>
+        </m:r>
+        <m:r>
+          <m:rPr>
+            <m:sty m:val="p"/>
+          </m:rPr>
+          <m:t>=</m:t>
+        </m:r>
+        <m:r>
+          <m:t>0</m:t>
+        </m:r>
+      </m:oMath>
+      <w:r>
+        <w:t xml:space="preserve"> </w:t>
+      </w:r>
+      <w:r>
+        <w:t xml:space="preserve">neben der Tasse und wird nur von der Raumluft erwärmt. Kann Tasse 2 so wärmer werden als Tasse 1? Schätzen Sie ab, wie viel Wärme die Milch höchstens aufnehmen kann, und vergleichen Sie mit</w:t>
+      </w:r>
+      <w:r>
+        <w:t xml:space="preserve"> </w:t>
+      </w:r>
+      <m:oMath>
+        <m:sSub>
+          <m:e>
+            <m:r>
+              <m:t>Q</m:t>
+            </m:r>
+          </m:e>
+          <m:sub>
+            <m:r>
+              <m:t>2</m:t>
+            </m:r>
+          </m:sub>
+        </m:sSub>
+        <m:r>
+          <m:rPr>
+            <m:sty m:val="p"/>
+          </m:rPr>
+          <m:t>−</m:t>
+        </m:r>
+        <m:sSub>
+          <m:e>
+            <m:r>
+              <m:t>Q</m:t>
+            </m:r>
+          </m:e>
+          <m:sub>
+            <m:r>
+              <m:t>1</m:t>
+            </m:r>
+          </m:sub>
+        </m:sSub>
+      </m:oMath>
+      <w:r>
+        <w:t xml:space="preserve"> </w:t>
+      </w:r>
+      <w:r>
+        <w:t xml:space="preserve">aus e). Kontrollwerte:</w:t>
+      </w:r>
+      <w:r>
+        <w:t xml:space="preserve"> </w:t>
+      </w:r>
+      <m:oMath>
+        <m:sSub>
+          <m:e>
+            <m:r>
+              <m:t>ϑ</m:t>
+            </m:r>
+          </m:e>
+          <m:sub>
+            <m:r>
+              <m:t>M</m:t>
+            </m:r>
+          </m:sub>
+        </m:sSub>
+        <m:r>
+          <m:rPr>
+            <m:sty m:val="p"/>
+          </m:rPr>
+          <m:t>=</m:t>
+        </m:r>
+        <m:r>
+          <m:t>47</m:t>
+        </m:r>
+        <m:r>
+          <m:rPr>
+            <m:sty m:val="p"/>
+          </m:rPr>
+          <m:t>,</m:t>
+        </m:r>
+        <m:r>
+          <m:t>0</m:t>
+        </m:r>
+        <m:r>
+          <m:t> </m:t>
+        </m:r>
+        <m:r>
+          <m:rPr>
+            <m:sty m:val="p"/>
+          </m:rPr>
+          <m:t>°</m:t>
+        </m:r>
+        <m:r>
+          <m:rPr>
+            <m:sty m:val="p"/>
+          </m:rPr>
+          <m:t>C</m:t>
+        </m:r>
+      </m:oMath>
+      <w:r>
+        <w:t xml:space="preserve">,</w:t>
+      </w:r>
+      <w:r>
+        <w:t xml:space="preserve"> </w:t>
+      </w:r>
+      <m:oMath>
+        <m:r>
+          <m:t> </m:t>
+        </m:r>
+        <m:sSub>
+          <m:e>
+            <m:r>
+              <m:t>Q</m:t>
+            </m:r>
+          </m:e>
+          <m:sub>
+            <m:r>
+              <m:t>M</m:t>
+            </m:r>
+          </m:sub>
+        </m:sSub>
+        <m:r>
+          <m:rPr>
+            <m:sty m:val="p"/>
+          </m:rPr>
+          <m:t>≤</m:t>
+        </m:r>
+        <m:r>
+          <m:t>1</m:t>
+        </m:r>
+        <m:r>
+          <m:rPr>
+            <m:sty m:val="p"/>
+          </m:rPr>
+          <m:t>,</m:t>
+        </m:r>
+        <m:r>
+          <m:t>83</m:t>
+        </m:r>
+        <m:r>
+          <m:t> </m:t>
+        </m:r>
+        <m:r>
+          <m:rPr>
+            <m:sty m:val="p"/>
+          </m:rPr>
+          <m:t>k</m:t>
+        </m:r>
+        <m:r>
+          <m:rPr>
+            <m:sty m:val="p"/>
+          </m:rPr>
+          <m:t>J</m:t>
+        </m:r>
+      </m:oMath>
+      <w:r>
+        <w:t xml:space="preserve">.</w:t>
+      </w:r>
+    </w:p>
+    <w:p>
+      <w:pPr>
+        <w:pStyle w:val="BodyText"/>
+      </w:pPr>
+      <w:r>
+        <w:t xml:space="preserve">Zu (1): Beide Anteile aus der Zerlegung in f) heben sich auf, wenn</w:t>
+      </w:r>
+      <w:r>
+        <w:t xml:space="preserve"> </w:t>
+      </w:r>
+      <m:oMath>
+        <m:sSub>
+          <m:e>
+            <m:r>
+              <m:t>ϑ</m:t>
+            </m:r>
+          </m:e>
+          <m:sub>
+            <m:r>
+              <m:t>1</m:t>
+            </m:r>
+          </m:sub>
+        </m:sSub>
+        <m:r>
+          <m:rPr>
+            <m:sty m:val="p"/>
+          </m:rPr>
+          <m:t>=</m:t>
+        </m:r>
+        <m:sSub>
+          <m:e>
+            <m:r>
+              <m:t>ϑ</m:t>
+            </m:r>
+          </m:e>
+          <m:sub>
+            <m:r>
+              <m:t>2</m:t>
+            </m:r>
+          </m:sub>
+        </m:sSub>
+      </m:oMath>
+      <w:r>
+        <w:t xml:space="preserve">:</w:t>
+      </w:r>
+    </w:p>
+    <w:p>
+      <w:pPr>
+        <w:pStyle w:val="BodyText"/>
+      </w:pPr>
+      <m:oMathPara>
+        <m:oMathParaPr>
+          <m:jc m:val="center"/>
+        </m:oMathParaPr>
+        <m:oMath>
+          <m:sSub>
+            <m:e>
+              <m:r>
+                <m:t>ϑ</m:t>
+              </m:r>
+            </m:e>
+            <m:sub>
+              <m:r>
+                <m:t>M</m:t>
+              </m:r>
+            </m:sub>
+          </m:sSub>
+          <m:r>
+            <m:rPr>
+              <m:sty m:val="p"/>
+            </m:rPr>
+            <m:t>=</m:t>
+          </m:r>
+          <m:sSub>
+            <m:e>
+              <m:r>
+                <m:t>ϑ</m:t>
+              </m:r>
+            </m:e>
+            <m:sub>
+              <m:r>
+                <m:t>u</m:t>
+              </m:r>
+            </m:sub>
+          </m:sSub>
+          <m:r>
+            <m:rPr>
+              <m:sty m:val="p"/>
+            </m:rPr>
+            <m:t>+</m:t>
+          </m:r>
+          <m:f>
+            <m:fPr>
+              <m:type m:val="bar"/>
+            </m:fPr>
+            <m:num>
+              <m:sSub>
+                <m:e>
+                  <m:r>
+                    <m:t>m</m:t>
+                  </m:r>
+                </m:e>
+                <m:sub>
+                  <m:r>
+                    <m:t>K</m:t>
+                  </m:r>
+                </m:sub>
+              </m:sSub>
+              <m:sSub>
+                <m:e>
+                  <m:r>
+                    <m:t>c</m:t>
+                  </m:r>
+                </m:e>
+                <m:sub>
+                  <m:r>
+                    <m:t>p</m:t>
+                  </m:r>
+                  <m:r>
+                    <m:rPr>
+                      <m:sty m:val="p"/>
+                    </m:rPr>
+                    <m:t>,</m:t>
+                  </m:r>
+                  <m:r>
+                    <m:t>K</m:t>
+                  </m:r>
+                </m:sub>
+              </m:sSub>
+              <m:r>
+                <m:t> </m:t>
+              </m:r>
+              <m:d>
+                <m:dPr>
+                  <m:begChr m:val="("/>
+                  <m:endChr m:val=")"/>
+                  <m:sepChr m:val=""/>
+                  <m:grow/>
+                </m:dPr>
+                <m:e>
+                  <m:sSub>
+                    <m:e>
+                      <m:r>
+                        <m:t>ϑ</m:t>
+                      </m:r>
+                    </m:e>
+                    <m:sub>
+                      <m:r>
+                        <m:t>K</m:t>
+                      </m:r>
+                      <m:r>
+                        <m:rPr>
+                          <m:sty m:val="p"/>
+                        </m:rPr>
+                        <m:t>,</m:t>
+                      </m:r>
+                      <m:r>
+                        <m:t>0</m:t>
+                      </m:r>
+                    </m:sub>
+                  </m:sSub>
+                  <m:r>
+                    <m:rPr>
+                      <m:sty m:val="p"/>
+                    </m:rPr>
+                    <m:t>−</m:t>
+                  </m:r>
+                  <m:sSub>
+                    <m:e>
+                      <m:r>
+                        <m:t>ϑ</m:t>
+                      </m:r>
+                    </m:e>
+                    <m:sub>
+                      <m:r>
+                        <m:t>u</m:t>
+                      </m:r>
+                    </m:sub>
+                  </m:sSub>
+                </m:e>
+              </m:d>
+              <m:r>
+                <m:t> </m:t>
+              </m:r>
+              <m:d>
+                <m:dPr>
+                  <m:begChr m:val="("/>
+                  <m:endChr m:val=")"/>
+                  <m:sepChr m:val=""/>
+                  <m:grow/>
+                </m:dPr>
+                <m:e>
+                  <m:sSub>
+                    <m:e>
+                      <m:r>
+                        <m:t>e</m:t>
+                      </m:r>
+                    </m:e>
+                    <m:sub>
+                      <m:r>
+                        <m:t>G</m:t>
+                      </m:r>
+                    </m:sub>
+                  </m:sSub>
+                  <m:r>
+                    <m:rPr>
+                      <m:sty m:val="p"/>
+                    </m:rPr>
+                    <m:t>−</m:t>
+                  </m:r>
+                  <m:sSub>
+                    <m:e>
+                      <m:r>
+                        <m:t>e</m:t>
+                      </m:r>
+                    </m:e>
+                    <m:sub>
+                      <m:r>
+                        <m:t>K</m:t>
+                      </m:r>
+                    </m:sub>
+                  </m:sSub>
+                </m:e>
+              </m:d>
+            </m:num>
+            <m:den>
+              <m:sSub>
+                <m:e>
+                  <m:r>
+                    <m:t>m</m:t>
+                  </m:r>
+                </m:e>
+                <m:sub>
+                  <m:r>
+                    <m:t>M</m:t>
+                  </m:r>
+                </m:sub>
+              </m:sSub>
+              <m:sSub>
+                <m:e>
+                  <m:r>
+                    <m:t>c</m:t>
+                  </m:r>
+                </m:e>
+                <m:sub>
+                  <m:r>
+                    <m:t>p</m:t>
+                  </m:r>
+                  <m:r>
+                    <m:rPr>
+                      <m:sty m:val="p"/>
+                    </m:rPr>
+                    <m:t>,</m:t>
+                  </m:r>
+                  <m:r>
+                    <m:t>M</m:t>
+                  </m:r>
+                </m:sub>
+              </m:sSub>
+              <m:r>
+                <m:t> </m:t>
+              </m:r>
+              <m:d>
+                <m:dPr>
+                  <m:begChr m:val="("/>
+                  <m:endChr m:val=")"/>
+                  <m:sepChr m:val=""/>
+                  <m:grow/>
+                </m:dPr>
+                <m:e>
+                  <m:r>
+                    <m:t>1</m:t>
+                  </m:r>
+                  <m:r>
+                    <m:rPr>
+                      <m:sty m:val="p"/>
+                    </m:rPr>
+                    <m:t>−</m:t>
+                  </m:r>
+                  <m:sSub>
+                    <m:e>
+                      <m:r>
+                        <m:t>e</m:t>
+                      </m:r>
+                    </m:e>
+                    <m:sub>
+                      <m:r>
+                        <m:t>G</m:t>
+                      </m:r>
+                    </m:sub>
+                  </m:sSub>
+                </m:e>
+              </m:d>
+            </m:den>
+          </m:f>
+          <m:r>
+            <m:rPr>
+              <m:sty m:val="p"/>
+            </m:rPr>
+            <m:t>=</m:t>
+          </m:r>
+          <m:r>
+            <m:t>20</m:t>
+          </m:r>
+          <m:r>
+            <m:t> </m:t>
+          </m:r>
+          <m:r>
+            <m:rPr>
+              <m:sty m:val="p"/>
+            </m:rPr>
+            <m:t>°</m:t>
+          </m:r>
+          <m:r>
+            <m:rPr>
+              <m:sty m:val="p"/>
+            </m:rPr>
+            <m:t>C</m:t>
+          </m:r>
+          <m:r>
+            <m:rPr>
+              <m:sty m:val="p"/>
+            </m:rPr>
+            <m:t>+</m:t>
+          </m:r>
+          <m:r>
+            <m:t>27</m:t>
+          </m:r>
+          <m:r>
+            <m:rPr>
+              <m:sty m:val="p"/>
+            </m:rPr>
+            <m:t>,</m:t>
+          </m:r>
+          <m:r>
+            <m:t>0</m:t>
+          </m:r>
+          <m:r>
+            <m:t> </m:t>
+          </m:r>
+          <m:r>
+            <m:rPr>
+              <m:sty m:val="p"/>
+            </m:rPr>
+            <m:t>K</m:t>
+          </m:r>
+          <m:r>
+            <m:rPr>
+              <m:sty m:val="p"/>
+            </m:rPr>
+            <m:t>=</m:t>
+          </m:r>
+          <m:r>
+            <m:t>47</m:t>
+          </m:r>
+          <m:r>
+            <m:rPr>
+              <m:sty m:val="p"/>
+            </m:rPr>
+            <m:t>,</m:t>
+          </m:r>
+          <m:r>
+            <m:t>0</m:t>
+          </m:r>
+          <m:r>
+            <m:t> </m:t>
+          </m:r>
+          <m:r>
+            <m:rPr>
+              <m:sty m:val="p"/>
+            </m:rPr>
+            <m:t>°</m:t>
+          </m:r>
+          <m:r>
+            <m:rPr>
+              <m:sty m:val="p"/>
+            </m:rPr>
+            <m:t>C</m:t>
+          </m:r>
+        </m:oMath>
+      </m:oMathPara>
+    </w:p>
+    <w:p>
+      <w:pPr>
+        <w:pStyle w:val="FirstParagraph"/>
+      </w:pPr>
+      <w:r>
+        <w:t xml:space="preserve">Zweiter Weg:</w:t>
+      </w:r>
+      <w:r>
+        <w:t xml:space="preserve"> </w:t>
+      </w:r>
+      <m:oMath>
+        <m:sSub>
+          <m:e>
+            <m:r>
+              <m:t>ϑ</m:t>
+            </m:r>
+          </m:e>
+          <m:sub>
+            <m:r>
+              <m:t>1</m:t>
+            </m:r>
+          </m:sub>
+        </m:sSub>
+      </m:oMath>
+      <w:r>
+        <w:t xml:space="preserve"> </w:t>
+      </w:r>
+      <w:r>
+        <w:t xml:space="preserve">und</w:t>
+      </w:r>
+      <w:r>
+        <w:t xml:space="preserve"> </w:t>
+      </w:r>
+      <m:oMath>
+        <m:sSub>
+          <m:e>
+            <m:r>
+              <m:t>ϑ</m:t>
+            </m:r>
+          </m:e>
+          <m:sub>
+            <m:r>
+              <m:t>2</m:t>
+            </m:r>
+          </m:sub>
+        </m:sSub>
+      </m:oMath>
+      <w:r>
+        <w:t xml:space="preserve"> </w:t>
+      </w:r>
+      <w:r>
+        <w:t xml:space="preserve">hängen linear von der Milchtemperatur ab. Der Unterschied ist 3,85 K bei 5 °C und −1,19 K bei 60 °C, null also bei 5 °C + 55 K · 3,85/5,05 = 47,0 °C.</w:t>
+      </w:r>
+    </w:p>
+    <w:p>
+      <w:pPr>
+        <w:pStyle w:val="BodyText"/>
+      </w:pPr>
+      <w:r>
+        <w:t xml:space="preserve">Erst Milch über etwa 47 °C dreht das Ergebnis um. Der Wert gilt im Modell mit gleichem</w:t>
+      </w:r>
+      <w:r>
+        <w:t xml:space="preserve"> </w:t>
+      </w:r>
+      <m:oMath>
+        <m:r>
+          <m:t>k</m:t>
+        </m:r>
+        <m:r>
+          <m:t>A</m:t>
+        </m:r>
+      </m:oMath>
+      <w:r>
+        <w:t xml:space="preserve"> </w:t>
+      </w:r>
+      <w:r>
+        <w:t xml:space="preserve">und ist empfindlich: Ist</w:t>
+      </w:r>
+      <w:r>
+        <w:t xml:space="preserve"> </w:t>
+      </w:r>
+      <m:oMath>
+        <m:r>
+          <m:t>k</m:t>
+        </m:r>
+        <m:r>
+          <m:t>A</m:t>
+        </m:r>
+      </m:oMath>
+      <w:r>
+        <w:t xml:space="preserve"> </w:t>
+      </w:r>
+      <w:r>
+        <w:t xml:space="preserve">mit Milch 5 % größer, liegt er bei etwa 37 °C, bei 5 % kleinerem</w:t>
+      </w:r>
+      <w:r>
+        <w:t xml:space="preserve"> </w:t>
+      </w:r>
+      <m:oMath>
+        <m:r>
+          <m:t>k</m:t>
+        </m:r>
+        <m:r>
+          <m:t>A</m:t>
+        </m:r>
+      </m:oMath>
+      <w:r>
+        <w:t xml:space="preserve"> </w:t>
+      </w:r>
+      <w:r>
+        <w:t xml:space="preserve">bei 58 °C; mit überlinearer Wärmeabgabe (Exponent 4/3) bei rund 50 °C.</w:t>
+      </w:r>
+    </w:p>
+    <w:p>
+      <w:pPr>
+        <w:pStyle w:val="BodyText"/>
+      </w:pPr>
+      <w:r>
+        <w:t xml:space="preserve">Zu (2): Nein. Die Milch wird nur von der Raumluft erwärmt, also höchstens auf Raumtemperatur, und nimmt dabei höchstens</w:t>
+      </w:r>
+    </w:p>
+    <w:p>
+      <w:pPr>
+        <w:pStyle w:val="BodyText"/>
+      </w:pPr>
+      <m:oMathPara>
+        <m:oMathParaPr>
+          <m:jc m:val="center"/>
+        </m:oMathParaPr>
+        <m:oMath>
+          <m:sSub>
+            <m:e>
+              <m:r>
+                <m:t>Q</m:t>
+              </m:r>
+            </m:e>
+            <m:sub>
+              <m:r>
+                <m:t>M</m:t>
+              </m:r>
+            </m:sub>
+          </m:sSub>
+          <m:r>
+            <m:rPr>
+              <m:sty m:val="p"/>
+            </m:rPr>
+            <m:t>=</m:t>
+          </m:r>
+          <m:sSub>
+            <m:e>
+              <m:r>
+                <m:t>m</m:t>
+              </m:r>
+            </m:e>
+            <m:sub>
+              <m:r>
+                <m:t>M</m:t>
+              </m:r>
+            </m:sub>
+          </m:sSub>
+          <m:sSub>
+            <m:e>
+              <m:r>
+                <m:t>c</m:t>
+              </m:r>
+            </m:e>
+            <m:sub>
+              <m:r>
+                <m:t>p</m:t>
+              </m:r>
+              <m:r>
+                <m:rPr>
+                  <m:sty m:val="p"/>
+                </m:rPr>
+                <m:t>,</m:t>
+              </m:r>
+              <m:r>
+                <m:t>M</m:t>
+              </m:r>
+            </m:sub>
+          </m:sSub>
+          <m:r>
+            <m:t> </m:t>
+          </m:r>
+          <m:d>
+            <m:dPr>
+              <m:begChr m:val="("/>
+              <m:endChr m:val=")"/>
+              <m:sepChr m:val=""/>
+              <m:grow/>
+            </m:dPr>
+            <m:e>
+              <m:sSub>
+                <m:e>
+                  <m:r>
+                    <m:t>ϑ</m:t>
+                  </m:r>
+                </m:e>
+                <m:sub>
+                  <m:r>
+                    <m:t>u</m:t>
+                  </m:r>
+                </m:sub>
+              </m:sSub>
+              <m:r>
+                <m:rPr>
+                  <m:sty m:val="p"/>
+                </m:rPr>
+                <m:t>−</m:t>
+              </m:r>
+              <m:sSub>
+                <m:e>
+                  <m:r>
+                    <m:t>ϑ</m:t>
+                  </m:r>
+                </m:e>
+                <m:sub>
+                  <m:r>
+                    <m:t>M</m:t>
+                  </m:r>
+                </m:sub>
+              </m:sSub>
+            </m:e>
+          </m:d>
+          <m:r>
+            <m:rPr>
+              <m:sty m:val="p"/>
+            </m:rPr>
+            <m:t>=</m:t>
+          </m:r>
+          <m:r>
+            <m:t>121</m:t>
+          </m:r>
+          <m:r>
+            <m:rPr>
+              <m:sty m:val="p"/>
+            </m:rPr>
+            <m:t>,</m:t>
+          </m:r>
+          <m:r>
+            <m:t>7</m:t>
+          </m:r>
+          <m:r>
+            <m:t> </m:t>
+          </m:r>
+          <m:r>
+            <m:rPr>
+              <m:sty m:val="p"/>
+            </m:rPr>
+            <m:t>J</m:t>
+          </m:r>
+          <m:r>
+            <m:rPr>
+              <m:sty m:val="p"/>
+            </m:rPr>
+            <m:t>/</m:t>
+          </m:r>
+          <m:r>
+            <m:rPr>
+              <m:sty m:val="p"/>
+            </m:rPr>
+            <m:t>K</m:t>
+          </m:r>
+          <m:r>
+            <m:rPr>
+              <m:sty m:val="p"/>
+            </m:rPr>
+            <m:t>⋅</m:t>
+          </m:r>
+          <m:r>
+            <m:t>15</m:t>
+          </m:r>
+          <m:r>
+            <m:t> </m:t>
+          </m:r>
+          <m:r>
+            <m:rPr>
+              <m:sty m:val="p"/>
+            </m:rPr>
+            <m:t>K</m:t>
+          </m:r>
+          <m:r>
+            <m:rPr>
+              <m:sty m:val="p"/>
+            </m:rPr>
+            <m:t>=</m:t>
+          </m:r>
+          <m:r>
+            <m:t>1</m:t>
+          </m:r>
+          <m:r>
+            <m:rPr>
+              <m:sty m:val="p"/>
+            </m:rPr>
+            <m:t>,</m:t>
+          </m:r>
+          <m:r>
+            <m:t>83</m:t>
+          </m:r>
+          <m:r>
+            <m:t> </m:t>
+          </m:r>
+          <m:r>
+            <m:rPr>
+              <m:sty m:val="p"/>
+            </m:rPr>
+            <m:t>k</m:t>
+          </m:r>
+          <m:r>
+            <m:rPr>
+              <m:sty m:val="p"/>
+            </m:rPr>
+            <m:t>J</m:t>
+          </m:r>
+        </m:oMath>
+      </m:oMathPara>
+    </w:p>
+    <w:p>
+      <w:pPr>
+        <w:pStyle w:val="FirstParagraph"/>
+      </w:pPr>
+      <w:r>
+        <w:t xml:space="preserve">auf. Tasse 2 hat nach e) aber</w:t>
+      </w:r>
+      <w:r>
+        <w:t xml:space="preserve"> </w:t>
+      </w:r>
+      <m:oMath>
+        <m:sSub>
+          <m:e>
+            <m:r>
+              <m:t>Q</m:t>
+            </m:r>
+          </m:e>
+          <m:sub>
+            <m:r>
+              <m:t>2</m:t>
+            </m:r>
+          </m:sub>
+        </m:sSub>
+        <m:r>
+          <m:rPr>
+            <m:sty m:val="p"/>
+          </m:rPr>
+          <m:t>−</m:t>
+        </m:r>
+        <m:sSub>
+          <m:e>
+            <m:r>
+              <m:t>Q</m:t>
+            </m:r>
+          </m:e>
+          <m:sub>
+            <m:r>
+              <m:t>1</m:t>
+            </m:r>
+          </m:sub>
+        </m:sSub>
+        <m:r>
+          <m:rPr>
+            <m:sty m:val="p"/>
+          </m:rPr>
+          <m:t>=</m:t>
+        </m:r>
+        <m:r>
+          <m:t>3</m:t>
+        </m:r>
+        <m:r>
+          <m:rPr>
+            <m:sty m:val="p"/>
+          </m:rPr>
+          <m:t>,</m:t>
+        </m:r>
+        <m:r>
+          <m:t>69</m:t>
+        </m:r>
+        <m:r>
+          <m:t> </m:t>
+        </m:r>
+        <m:r>
+          <m:rPr>
+            <m:sty m:val="p"/>
+          </m:rPr>
+          <m:t>k</m:t>
+        </m:r>
+        <m:r>
+          <m:rPr>
+            <m:sty m:val="p"/>
+          </m:rPr>
+          <m:t>J</m:t>
+        </m:r>
+      </m:oMath>
+      <w:r>
+        <w:t xml:space="preserve"> </w:t>
+      </w:r>
+      <w:r>
+        <w:t xml:space="preserve">mehr abgegeben als Tasse 1. Selbst im günstigsten Fall bleibt Tasse 2 deshalb um mindestens</w:t>
+      </w:r>
+    </w:p>
+    <w:p>
+      <w:pPr>
+        <w:pStyle w:val="BodyText"/>
+      </w:pPr>
+      <m:oMathPara>
+        <m:oMathParaPr>
+          <m:jc m:val="center"/>
+        </m:oMathParaPr>
+        <m:oMath>
+          <m:f>
+            <m:fPr>
+              <m:type m:val="bar"/>
+            </m:fPr>
+            <m:num>
+              <m:d>
+                <m:dPr>
+                  <m:begChr m:val="("/>
+                  <m:endChr m:val=")"/>
+                  <m:sepChr m:val=""/>
+                  <m:grow/>
+                </m:dPr>
+                <m:e>
+                  <m:sSub>
+                    <m:e>
+                      <m:r>
+                        <m:t>Q</m:t>
+                      </m:r>
+                    </m:e>
+                    <m:sub>
+                      <m:r>
+                        <m:t>2</m:t>
+                      </m:r>
+                    </m:sub>
+                  </m:sSub>
+                  <m:r>
+                    <m:rPr>
+                      <m:sty m:val="p"/>
+                    </m:rPr>
+                    <m:t>−</m:t>
+                  </m:r>
+                  <m:sSub>
+                    <m:e>
+                      <m:r>
+                        <m:t>Q</m:t>
+                      </m:r>
+                    </m:e>
+                    <m:sub>
+                      <m:r>
+                        <m:t>1</m:t>
+                      </m:r>
+                    </m:sub>
+                  </m:sSub>
+                </m:e>
+              </m:d>
+              <m:r>
+                <m:rPr>
+                  <m:sty m:val="p"/>
+                </m:rPr>
+                <m:t>−</m:t>
+              </m:r>
+              <m:sSub>
+                <m:e>
+                  <m:r>
+                    <m:t>Q</m:t>
+                  </m:r>
+                </m:e>
+                <m:sub>
+                  <m:r>
+                    <m:t>M</m:t>
+                  </m:r>
+                </m:sub>
+              </m:sSub>
+            </m:num>
+            <m:den>
+              <m:sSub>
+                <m:e>
+                  <m:r>
+                    <m:t>m</m:t>
+                  </m:r>
+                </m:e>
+                <m:sub>
+                  <m:r>
+                    <m:t>K</m:t>
+                  </m:r>
+                </m:sub>
+              </m:sSub>
+              <m:sSub>
+                <m:e>
+                  <m:r>
+                    <m:t>c</m:t>
+                  </m:r>
+                </m:e>
+                <m:sub>
+                  <m:r>
+                    <m:t>p</m:t>
+                  </m:r>
+                  <m:r>
+                    <m:rPr>
+                      <m:sty m:val="p"/>
+                    </m:rPr>
+                    <m:t>,</m:t>
+                  </m:r>
+                  <m:r>
+                    <m:t>K</m:t>
+                  </m:r>
+                </m:sub>
+              </m:sSub>
+              <m:r>
+                <m:rPr>
+                  <m:sty m:val="p"/>
+                </m:rPr>
+                <m:t>+</m:t>
+              </m:r>
+              <m:sSub>
+                <m:e>
+                  <m:r>
+                    <m:t>m</m:t>
+                  </m:r>
+                </m:e>
+                <m:sub>
+                  <m:r>
+                    <m:t>M</m:t>
+                  </m:r>
+                </m:sub>
+              </m:sSub>
+              <m:sSub>
+                <m:e>
+                  <m:r>
+                    <m:t>c</m:t>
+                  </m:r>
+                </m:e>
+                <m:sub>
+                  <m:r>
+                    <m:t>p</m:t>
+                  </m:r>
+                  <m:r>
+                    <m:rPr>
+                      <m:sty m:val="p"/>
+                    </m:rPr>
+                    <m:t>,</m:t>
+                  </m:r>
+                  <m:r>
+                    <m:t>M</m:t>
+                  </m:r>
+                </m:sub>
+              </m:sSub>
+            </m:den>
+          </m:f>
+          <m:r>
+            <m:rPr>
+              <m:sty m:val="p"/>
+            </m:rPr>
+            <m:t>=</m:t>
+          </m:r>
+          <m:f>
+            <m:fPr>
+              <m:type m:val="bar"/>
+            </m:fPr>
+            <m:num>
+              <m:r>
+                <m:t>3</m:t>
+              </m:r>
+              <m:r>
+                <m:rPr>
+                  <m:sty m:val="p"/>
+                </m:rPr>
+                <m:t>,</m:t>
+              </m:r>
+              <m:r>
+                <m:t>69</m:t>
+              </m:r>
+              <m:r>
+                <m:t> </m:t>
+              </m:r>
+              <m:r>
+                <m:rPr>
+                  <m:sty m:val="p"/>
+                </m:rPr>
+                <m:t>k</m:t>
+              </m:r>
+              <m:r>
+                <m:rPr>
+                  <m:sty m:val="p"/>
+                </m:rPr>
+                <m:t>J</m:t>
+              </m:r>
+              <m:r>
+                <m:rPr>
+                  <m:sty m:val="p"/>
+                </m:rPr>
+                <m:t>−</m:t>
+              </m:r>
+              <m:r>
+                <m:t>1</m:t>
+              </m:r>
+              <m:r>
+                <m:rPr>
+                  <m:sty m:val="p"/>
+                </m:rPr>
+                <m:t>,</m:t>
+              </m:r>
+              <m:r>
+                <m:t>83</m:t>
+              </m:r>
+              <m:r>
+                <m:t> </m:t>
+              </m:r>
+              <m:r>
+                <m:rPr>
+                  <m:sty m:val="p"/>
+                </m:rPr>
+                <m:t>k</m:t>
+              </m:r>
+              <m:r>
+                <m:rPr>
+                  <m:sty m:val="p"/>
+                </m:rPr>
+                <m:t>J</m:t>
+              </m:r>
+            </m:num>
+            <m:den>
+              <m:r>
+                <m:t>957</m:t>
+              </m:r>
+              <m:r>
+                <m:rPr>
+                  <m:sty m:val="p"/>
+                </m:rPr>
+                <m:t>,</m:t>
+              </m:r>
+              <m:r>
+                <m:t>7</m:t>
+              </m:r>
+              <m:r>
+                <m:t> </m:t>
+              </m:r>
+              <m:r>
+                <m:rPr>
+                  <m:sty m:val="p"/>
+                </m:rPr>
+                <m:t>J</m:t>
+              </m:r>
+              <m:r>
+                <m:rPr>
+                  <m:sty m:val="p"/>
+                </m:rPr>
+                <m:t>/</m:t>
+              </m:r>
+              <m:r>
+                <m:rPr>
+                  <m:sty m:val="p"/>
+                </m:rPr>
+                <m:t>K</m:t>
+              </m:r>
+            </m:den>
+          </m:f>
+          <m:r>
+            <m:rPr>
+              <m:sty m:val="p"/>
+            </m:rPr>
+            <m:t>=</m:t>
+          </m:r>
+          <m:r>
+            <m:t>1</m:t>
+          </m:r>
+          <m:r>
+            <m:rPr>
+              <m:sty m:val="p"/>
+            </m:rPr>
+            <m:t>,</m:t>
+          </m:r>
+          <m:r>
+            <m:t>95</m:t>
+          </m:r>
+          <m:r>
+            <m:t> </m:t>
+          </m:r>
+          <m:r>
+            <m:rPr>
+              <m:sty m:val="p"/>
+            </m:rPr>
+            <m:t>K</m:t>
+          </m:r>
+        </m:oMath>
+      </m:oMathPara>
+    </w:p>
+    <w:p>
+      <w:pPr>
+        <w:pStyle w:val="FirstParagraph"/>
+      </w:pPr>
+      <w:r>
+        <w:t xml:space="preserve">kühler (mit Milch von 20 °C:</w:t>
+      </w:r>
+      <w:r>
+        <w:t xml:space="preserve"> </w:t>
+      </w:r>
+      <m:oMath>
+        <m:sSub>
+          <m:e>
+            <m:r>
+              <m:t>ϑ</m:t>
+            </m:r>
+          </m:e>
+          <m:sub>
+            <m:r>
+              <m:t>2</m:t>
+            </m:r>
+          </m:sub>
+        </m:sSub>
+        <m:r>
+          <m:rPr>
+            <m:sty m:val="p"/>
+          </m:rPr>
+          <m:t>=</m:t>
+        </m:r>
+        <m:r>
+          <m:t>32</m:t>
+        </m:r>
+        <m:r>
+          <m:rPr>
+            <m:sty m:val="p"/>
+          </m:rPr>
+          <m:t>,</m:t>
+        </m:r>
+        <m:r>
+          <m:t>10</m:t>
+        </m:r>
+        <m:r>
+          <m:t> </m:t>
+        </m:r>
+        <m:r>
+          <m:rPr>
+            <m:sty m:val="p"/>
+          </m:rPr>
+          <m:t>°</m:t>
+        </m:r>
+        <m:r>
+          <m:rPr>
+            <m:sty m:val="p"/>
+          </m:rPr>
+          <m:t>C</m:t>
+        </m:r>
+      </m:oMath>
+      <w:r>
+        <w:t xml:space="preserve"> </w:t>
+      </w:r>
+      <w:r>
+        <w:t xml:space="preserve">gegenüber</w:t>
+      </w:r>
+      <w:r>
+        <w:t xml:space="preserve"> </w:t>
+      </w:r>
+      <m:oMath>
+        <m:sSub>
+          <m:e>
+            <m:r>
+              <m:t>ϑ</m:t>
+            </m:r>
+          </m:e>
+          <m:sub>
+            <m:r>
+              <m:t>1</m:t>
+            </m:r>
+          </m:sub>
+        </m:sSub>
+        <m:r>
+          <m:rPr>
+            <m:sty m:val="p"/>
+          </m:rPr>
+          <m:t>=</m:t>
+        </m:r>
+        <m:r>
+          <m:t>34</m:t>
+        </m:r>
+        <m:r>
+          <m:rPr>
+            <m:sty m:val="p"/>
+          </m:rPr>
+          <m:t>,</m:t>
+        </m:r>
+        <m:r>
+          <m:t>05</m:t>
+        </m:r>
+        <m:r>
+          <m:t> </m:t>
+        </m:r>
+        <m:r>
+          <m:rPr>
+            <m:sty m:val="p"/>
+          </m:rPr>
+          <m:t>°</m:t>
+        </m:r>
+        <m:r>
+          <m:rPr>
+            <m:sty m:val="p"/>
+          </m:rPr>
+          <m:t>C</m:t>
+        </m:r>
+      </m:oMath>
+      <w:r>
+        <w:t xml:space="preserve">). Der Kipppunkt aus (1) entscheidet die Frage nicht allein, weil er für gleich warme Milch in beiden Tassen gilt. Die Schranke gilt nur ohne weitere Wärmequelle: Käme Wärme vom heißen Becher dazu, würde schon eine späte Portion von 35,3 °C Tasse 2 auf die Temperatur von Tasse 1 bringen.</w:t>
       </w:r>
     </w:p>
     <w:p>
@@ -16444,7 +16622,7 @@
       <w:tab/>
       <w:t>Wärmeübertragung</w:t>
       <w:tab/>
-      <w:t>Lösung, Entwurf, Stand 30.10.2026</w:t>
+      <w:t>Lösung, Sommersemester 2027</w:t>
     </w:r>
   </w:p>
 </w:hdr>

--- a/pruefung/Kaffee_Pruefpaket_2026-10-23/umsetzung/Arbeitsordner/kaffee/Kaffee_Loesung.docx
+++ b/pruefung/Kaffee_Pruefpaket_2026-10-23/umsetzung/Arbeitsordner/kaffee/Kaffee_Loesung.docx
@@ -238,9 +238,15 @@
           </m:e>
           <m:sub>
             <m:r>
+              <m:rPr>
+                <m:sty m:val="p"/>
+              </m:rPr>
               <m:t>a</m:t>
             </m:r>
             <m:r>
+              <m:rPr>
+                <m:sty m:val="p"/>
+              </m:rPr>
               <m:t>b</m:t>
             </m:r>
           </m:sub>
@@ -285,6 +291,9 @@
               </m:e>
               <m:sub>
                 <m:r>
+                  <m:rPr>
+                    <m:sty m:val="p"/>
+                  </m:rPr>
                   <m:t>u</m:t>
                 </m:r>
               </m:sub>
@@ -376,20 +385,24 @@
     <w:tbl>
       <w:tblPr>
         <w:tblStyle w:val="Table"/>
-        <w:tblW w:type="pct" w:w="5000"/>
+        <w:tblW w:type="dxa" w:w="9070"/>
+        <w:tblLayout w:type="fixed"/>
+        <w:tblCellMar>
+          <w:left w:w="80" w:type="dxa"/>
+          <w:right w:w="80" w:type="dxa"/>
+        </w:tblCellMar>
         <w:tblLook w:firstRow="1" w:lastRow="0" w:firstColumn="0" w:lastColumn="0" w:noHBand="0" w:noVBand="0" w:val="0020"/>
         <w:jc w:val="start"/>
       </w:tblPr>
       <w:tblGrid>
-        <w:gridCol w:w="1835"/>
-        <w:gridCol w:w="2124"/>
-        <w:gridCol w:w="1835"/>
-        <w:gridCol w:w="2124"/>
+        <w:gridCol w:w="2211"/>
+        <w:gridCol w:w="2324"/>
+        <w:gridCol w:w="2211"/>
+        <w:gridCol w:w="2324"/>
       </w:tblGrid>
       <w:tr>
         <w:trPr>
           <w:cantSplit/>
-          <w:tblHeader w:val="true"/>
         </w:trPr>
         <w:tc>
           <w:tcPr/>
@@ -478,6 +491,9 @@
                 </m:e>
                 <m:sub>
                   <m:r>
+                    <m:rPr>
+                      <m:sty m:val="p"/>
+                    </m:rPr>
                     <m:t>K</m:t>
                   </m:r>
                 </m:sub>
@@ -539,6 +555,9 @@
                 </m:e>
                 <m:sub>
                   <m:r>
+                    <m:rPr>
+                      <m:sty m:val="p"/>
+                    </m:rPr>
                     <m:t>M</m:t>
                   </m:r>
                 </m:sub>
@@ -605,6 +624,9 @@
                 </m:e>
                 <m:sub>
                   <m:r>
+                    <m:rPr>
+                      <m:sty m:val="p"/>
+                    </m:rPr>
                     <m:t>K</m:t>
                   </m:r>
                 </m:sub>
@@ -690,6 +712,9 @@
                 </m:e>
                 <m:sub>
                   <m:r>
+                    <m:rPr>
+                      <m:sty m:val="p"/>
+                    </m:rPr>
                     <m:t>M</m:t>
                   </m:r>
                 </m:sub>
@@ -789,6 +814,9 @@
                     <m:t>,</m:t>
                   </m:r>
                   <m:r>
+                    <m:rPr>
+                      <m:sty m:val="p"/>
+                    </m:rPr>
                     <m:t>K</m:t>
                   </m:r>
                 </m:sub>
@@ -908,6 +936,9 @@
                     <m:t>,</m:t>
                   </m:r>
                   <m:r>
+                    <m:rPr>
+                      <m:sty m:val="p"/>
+                    </m:rPr>
                     <m:t>M</m:t>
                   </m:r>
                 </m:sub>
@@ -1023,6 +1054,9 @@
                 </m:e>
                 <m:sub>
                   <m:r>
+                    <m:rPr>
+                      <m:sty m:val="p"/>
+                    </m:rPr>
                     <m:t>K</m:t>
                   </m:r>
                   <m:r>
@@ -1093,6 +1127,9 @@
                 </m:e>
                 <m:sub>
                   <m:r>
+                    <m:rPr>
+                      <m:sty m:val="p"/>
+                    </m:rPr>
                     <m:t>M</m:t>
                   </m:r>
                 </m:sub>
@@ -1216,6 +1253,9 @@
                 </m:e>
                 <m:sub>
                   <m:r>
+                    <m:rPr>
+                      <m:sty m:val="p"/>
+                    </m:rPr>
                     <m:t>u</m:t>
                   </m:r>
                 </m:sub>
@@ -1277,6 +1317,9 @@
                 </m:e>
                 <m:sub>
                   <m:r>
+                    <m:rPr>
+                      <m:sty m:val="p"/>
+                    </m:rPr>
                     <m:t>K</m:t>
                   </m:r>
                 </m:sub>
@@ -1434,6 +1477,9 @@
                 </m:e>
                 <m:sub>
                   <m:r>
+                    <m:rPr>
+                      <m:sty m:val="p"/>
+                    </m:rPr>
                     <m:t>M</m:t>
                   </m:r>
                   <m:r>
@@ -1443,6 +1489,9 @@
                     <m:t>,</m:t>
                   </m:r>
                   <m:r>
+                    <m:rPr>
+                      <m:sty m:val="p"/>
+                    </m:rPr>
                     <m:t>h</m:t>
                   </m:r>
                 </m:sub>
@@ -1504,6 +1553,9 @@
                 </m:e>
                 <m:sub>
                   <m:r>
+                    <m:rPr>
+                      <m:sty m:val="p"/>
+                    </m:rPr>
                     <m:t>B</m:t>
                   </m:r>
                 </m:sub>
@@ -1578,6 +1630,9 @@
                 </m:e>
                 <m:sub>
                   <m:r>
+                    <m:rPr>
+                      <m:sty m:val="p"/>
+                    </m:rPr>
                     <m:t>B</m:t>
                   </m:r>
                 </m:sub>
@@ -1879,6 +1934,9 @@
           </m:e>
           <m:sub>
             <m:r>
+              <m:rPr>
+                <m:sty m:val="p"/>
+              </m:rPr>
               <m:t>u</m:t>
             </m:r>
           </m:sub>
@@ -1923,6 +1981,9 @@
               </m:e>
               <m:sub>
                 <m:r>
+                  <m:rPr>
+                    <m:sty m:val="p"/>
+                  </m:rPr>
                   <m:t>u</m:t>
                 </m:r>
               </m:sub>
@@ -2418,6 +2479,9 @@
           </m:e>
           <m:sub>
             <m:r>
+              <m:rPr>
+                <m:sty m:val="p"/>
+              </m:rPr>
               <m:t>M</m:t>
             </m:r>
             <m:r>
@@ -2427,6 +2491,9 @@
               <m:t>,</m:t>
             </m:r>
             <m:r>
+              <m:rPr>
+                <m:sty m:val="p"/>
+              </m:rPr>
               <m:t>h</m:t>
             </m:r>
           </m:sub>
@@ -2860,7 +2927,6 @@
         <w:trPr>
           <w:cantSplit/>
           <w:trHeight w:val="567" w:hRule="atLeast"/>
-          <w:tblHeader w:val="true"/>
         </w:trPr>
         <w:tc>
           <w:tcPr/>
@@ -2981,6 +3047,9 @@
                 </m:e>
                 <m:sub>
                   <m:r>
+                    <m:rPr>
+                      <m:sty m:val="p"/>
+                    </m:rPr>
                     <m:t>M</m:t>
                   </m:r>
                 </m:sub>
@@ -3407,6 +3476,9 @@
           </m:e>
           <m:sub>
             <m:r>
+              <m:rPr>
+                <m:sty m:val="p"/>
+              </m:rPr>
               <m:t>K</m:t>
             </m:r>
           </m:sub>
@@ -3425,6 +3497,9 @@
           </m:e>
           <m:sub>
             <m:r>
+              <m:rPr>
+                <m:sty m:val="p"/>
+              </m:rPr>
               <m:t>K</m:t>
             </m:r>
           </m:sub>
@@ -3437,6 +3512,9 @@
           </m:e>
           <m:sub>
             <m:r>
+              <m:rPr>
+                <m:sty m:val="p"/>
+              </m:rPr>
               <m:t>K</m:t>
             </m:r>
           </m:sub>
@@ -3493,6 +3571,9 @@
           </m:e>
           <m:sub>
             <m:r>
+              <m:rPr>
+                <m:sty m:val="p"/>
+              </m:rPr>
               <m:t>M</m:t>
             </m:r>
           </m:sub>
@@ -3511,6 +3592,9 @@
           </m:e>
           <m:sub>
             <m:r>
+              <m:rPr>
+                <m:sty m:val="p"/>
+              </m:rPr>
               <m:t>M</m:t>
             </m:r>
           </m:sub>
@@ -3523,6 +3607,9 @@
           </m:e>
           <m:sub>
             <m:r>
+              <m:rPr>
+                <m:sty m:val="p"/>
+              </m:rPr>
               <m:t>M</m:t>
             </m:r>
           </m:sub>
@@ -3578,6 +3665,9 @@
           </m:e>
           <m:sub>
             <m:r>
+              <m:rPr>
+                <m:sty m:val="p"/>
+              </m:rPr>
               <m:t>K</m:t>
             </m:r>
           </m:sub>
@@ -3599,6 +3689,9 @@
               <m:t>,</m:t>
             </m:r>
             <m:r>
+              <m:rPr>
+                <m:sty m:val="p"/>
+              </m:rPr>
               <m:t>K</m:t>
             </m:r>
           </m:sub>
@@ -3661,6 +3754,9 @@
           </m:e>
           <m:sub>
             <m:r>
+              <m:rPr>
+                <m:sty m:val="p"/>
+              </m:rPr>
               <m:t>M</m:t>
             </m:r>
           </m:sub>
@@ -3682,6 +3778,9 @@
               <m:t>,</m:t>
             </m:r>
             <m:r>
+              <m:rPr>
+                <m:sty m:val="p"/>
+              </m:rPr>
               <m:t>M</m:t>
             </m:r>
           </m:sub>
@@ -4127,24 +4226,45 @@
           </m:e>
           <m:sub>
             <m:r>
+              <m:rPr>
+                <m:sty m:val="p"/>
+              </m:rPr>
               <m:t>n</m:t>
             </m:r>
             <m:r>
+              <m:rPr>
+                <m:sty m:val="p"/>
+              </m:rPr>
               <m:t>a</m:t>
             </m:r>
             <m:r>
+              <m:rPr>
+                <m:sty m:val="p"/>
+              </m:rPr>
               <m:t>c</m:t>
             </m:r>
             <m:r>
+              <m:rPr>
+                <m:sty m:val="p"/>
+              </m:rPr>
               <m:t>h</m:t>
             </m:r>
             <m:r>
+              <m:rPr>
+                <m:sty m:val="p"/>
+              </m:rPr>
               <m:t>h</m:t>
             </m:r>
             <m:r>
+              <m:rPr>
+                <m:sty m:val="p"/>
+              </m:rPr>
               <m:t>e</m:t>
             </m:r>
             <m:r>
+              <m:rPr>
+                <m:sty m:val="p"/>
+              </m:rPr>
               <m:t>r</m:t>
             </m:r>
           </m:sub>
@@ -4163,21 +4283,39 @@
           </m:e>
           <m:sub>
             <m:r>
+              <m:rPr>
+                <m:sty m:val="p"/>
+              </m:rPr>
               <m:t>v</m:t>
             </m:r>
             <m:r>
+              <m:rPr>
+                <m:sty m:val="p"/>
+              </m:rPr>
               <m:t>o</m:t>
             </m:r>
             <m:r>
+              <m:rPr>
+                <m:sty m:val="p"/>
+              </m:rPr>
               <m:t>r</m:t>
             </m:r>
             <m:r>
+              <m:rPr>
+                <m:sty m:val="p"/>
+              </m:rPr>
               <m:t>h</m:t>
             </m:r>
             <m:r>
+              <m:rPr>
+                <m:sty m:val="p"/>
+              </m:rPr>
               <m:t>e</m:t>
             </m:r>
             <m:r>
+              <m:rPr>
+                <m:sty m:val="p"/>
+              </m:rPr>
               <m:t>r</m:t>
             </m:r>
           </m:sub>
@@ -4204,6 +4342,9 @@
             </m:e>
             <m:sub>
               <m:r>
+                <m:rPr>
+                  <m:sty m:val="p"/>
+                </m:rPr>
                 <m:t>K</m:t>
               </m:r>
             </m:sub>
@@ -4225,6 +4366,9 @@
                 <m:t>,</m:t>
               </m:r>
               <m:r>
+                <m:rPr>
+                  <m:sty m:val="p"/>
+                </m:rPr>
                 <m:t>K</m:t>
               </m:r>
             </m:sub>
@@ -4275,6 +4419,9 @@
                 </m:e>
                 <m:sub>
                   <m:r>
+                    <m:rPr>
+                      <m:sty m:val="p"/>
+                    </m:rPr>
                     <m:t>K</m:t>
                   </m:r>
                   <m:r>
@@ -4304,6 +4451,9 @@
             </m:e>
             <m:sub>
               <m:r>
+                <m:rPr>
+                  <m:sty m:val="p"/>
+                </m:rPr>
                 <m:t>M</m:t>
               </m:r>
             </m:sub>
@@ -4325,6 +4475,9 @@
                 <m:t>,</m:t>
               </m:r>
               <m:r>
+                <m:rPr>
+                  <m:sty m:val="p"/>
+                </m:rPr>
                 <m:t>M</m:t>
               </m:r>
             </m:sub>
@@ -4375,6 +4528,9 @@
                 </m:e>
                 <m:sub>
                   <m:r>
+                    <m:rPr>
+                      <m:sty m:val="p"/>
+                    </m:rPr>
                     <m:t>M</m:t>
                   </m:r>
                 </m:sub>
@@ -4482,6 +4638,9 @@
                 </m:e>
                 <m:sub>
                   <m:r>
+                    <m:rPr>
+                      <m:sty m:val="p"/>
+                    </m:rPr>
                     <m:t>K</m:t>
                   </m:r>
                 </m:sub>
@@ -4503,6 +4662,9 @@
                     <m:t>,</m:t>
                   </m:r>
                   <m:r>
+                    <m:rPr>
+                      <m:sty m:val="p"/>
+                    </m:rPr>
                     <m:t>K</m:t>
                   </m:r>
                 </m:sub>
@@ -4518,6 +4680,9 @@
                 </m:e>
                 <m:sub>
                   <m:r>
+                    <m:rPr>
+                      <m:sty m:val="p"/>
+                    </m:rPr>
                     <m:t>K</m:t>
                   </m:r>
                   <m:r>
@@ -4545,6 +4710,9 @@
                 </m:e>
                 <m:sub>
                   <m:r>
+                    <m:rPr>
+                      <m:sty m:val="p"/>
+                    </m:rPr>
                     <m:t>M</m:t>
                   </m:r>
                 </m:sub>
@@ -4566,6 +4734,9 @@
                     <m:t>,</m:t>
                   </m:r>
                   <m:r>
+                    <m:rPr>
+                      <m:sty m:val="p"/>
+                    </m:rPr>
                     <m:t>M</m:t>
                   </m:r>
                 </m:sub>
@@ -4581,6 +4752,9 @@
                 </m:e>
                 <m:sub>
                   <m:r>
+                    <m:rPr>
+                      <m:sty m:val="p"/>
+                    </m:rPr>
                     <m:t>M</m:t>
                   </m:r>
                 </m:sub>
@@ -4595,6 +4769,9 @@
                 </m:e>
                 <m:sub>
                   <m:r>
+                    <m:rPr>
+                      <m:sty m:val="p"/>
+                    </m:rPr>
                     <m:t>K</m:t>
                   </m:r>
                 </m:sub>
@@ -4616,6 +4793,9 @@
                     <m:t>,</m:t>
                   </m:r>
                   <m:r>
+                    <m:rPr>
+                      <m:sty m:val="p"/>
+                    </m:rPr>
                     <m:t>K</m:t>
                   </m:r>
                 </m:sub>
@@ -4634,6 +4814,9 @@
                 </m:e>
                 <m:sub>
                   <m:r>
+                    <m:rPr>
+                      <m:sty m:val="p"/>
+                    </m:rPr>
                     <m:t>M</m:t>
                   </m:r>
                 </m:sub>
@@ -4655,6 +4838,9 @@
                     <m:t>,</m:t>
                   </m:r>
                   <m:r>
+                    <m:rPr>
+                      <m:sty m:val="p"/>
+                    </m:rPr>
                     <m:t>M</m:t>
                   </m:r>
                 </m:sub>
@@ -5000,9 +5186,15 @@
             </m:e>
             <m:sub>
               <m:r>
+                <m:rPr>
+                  <m:sty m:val="p"/>
+                </m:rPr>
                 <m:t>z</m:t>
               </m:r>
               <m:r>
+                <m:rPr>
+                  <m:sty m:val="p"/>
+                </m:rPr>
                 <m:t>u</m:t>
               </m:r>
             </m:sub>
@@ -5028,9 +5220,15 @@
             </m:e>
             <m:sub>
               <m:r>
+                <m:rPr>
+                  <m:sty m:val="p"/>
+                </m:rPr>
                 <m:t>a</m:t>
               </m:r>
               <m:r>
+                <m:rPr>
+                  <m:sty m:val="p"/>
+                </m:rPr>
                 <m:t>b</m:t>
               </m:r>
             </m:sub>
@@ -5056,9 +5254,15 @@
             </m:e>
             <m:sub>
               <m:r>
+                <m:rPr>
+                  <m:sty m:val="p"/>
+                </m:rPr>
                 <m:t>z</m:t>
               </m:r>
               <m:r>
+                <m:rPr>
+                  <m:sty m:val="p"/>
+                </m:rPr>
                 <m:t>u</m:t>
               </m:r>
             </m:sub>
@@ -5084,9 +5288,15 @@
             </m:e>
             <m:sub>
               <m:r>
+                <m:rPr>
+                  <m:sty m:val="p"/>
+                </m:rPr>
                 <m:t>a</m:t>
               </m:r>
               <m:r>
+                <m:rPr>
+                  <m:sty m:val="p"/>
+                </m:rPr>
                 <m:t>b</m:t>
               </m:r>
             </m:sub>
@@ -5112,9 +5322,15 @@
             </m:e>
             <m:sub>
               <m:r>
+                <m:rPr>
+                  <m:sty m:val="p"/>
+                </m:rPr>
                 <m:t>K</m:t>
               </m:r>
               <m:r>
+                <m:rPr>
+                  <m:sty m:val="p"/>
+                </m:rPr>
                 <m:t>V</m:t>
               </m:r>
             </m:sub>
@@ -5148,9 +5364,15 @@
           </m:e>
           <m:sub>
             <m:r>
+              <m:rPr>
+                <m:sty m:val="p"/>
+              </m:rPr>
               <m:t>z</m:t>
             </m:r>
             <m:r>
+              <m:rPr>
+                <m:sty m:val="p"/>
+              </m:rPr>
               <m:t>u</m:t>
             </m:r>
           </m:sub>
@@ -5176,9 +5398,15 @@
           </m:e>
           <m:sub>
             <m:r>
+              <m:rPr>
+                <m:sty m:val="p"/>
+              </m:rPr>
               <m:t>a</m:t>
             </m:r>
             <m:r>
+              <m:rPr>
+                <m:sty m:val="p"/>
+              </m:rPr>
               <m:t>b</m:t>
             </m:r>
           </m:sub>
@@ -5232,9 +5460,15 @@
           </m:e>
           <m:sub>
             <m:r>
+              <m:rPr>
+                <m:sty m:val="p"/>
+              </m:rPr>
               <m:t>z</m:t>
             </m:r>
             <m:r>
+              <m:rPr>
+                <m:sty m:val="p"/>
+              </m:rPr>
               <m:t>u</m:t>
             </m:r>
           </m:sub>
@@ -5274,9 +5508,15 @@
           </m:e>
           <m:sub>
             <m:r>
+              <m:rPr>
+                <m:sty m:val="p"/>
+              </m:rPr>
               <m:t>a</m:t>
             </m:r>
             <m:r>
+              <m:rPr>
+                <m:sty m:val="p"/>
+              </m:rPr>
               <m:t>b</m:t>
             </m:r>
           </m:sub>
@@ -5304,9 +5544,15 @@
           </m:e>
           <m:sub>
             <m:r>
+              <m:rPr>
+                <m:sty m:val="p"/>
+              </m:rPr>
               <m:t>K</m:t>
             </m:r>
             <m:r>
+              <m:rPr>
+                <m:sty m:val="p"/>
+              </m:rPr>
               <m:t>V</m:t>
             </m:r>
           </m:sub>
@@ -5482,9 +5728,15 @@
           </m:e>
           <m:sub>
             <m:r>
+              <m:rPr>
+                <m:sty m:val="p"/>
+              </m:rPr>
               <m:t>a</m:t>
             </m:r>
             <m:r>
+              <m:rPr>
+                <m:sty m:val="p"/>
+              </m:rPr>
               <m:t>b</m:t>
             </m:r>
           </m:sub>
@@ -5529,6 +5781,9 @@
               </m:e>
               <m:sub>
                 <m:r>
+                  <m:rPr>
+                    <m:sty m:val="p"/>
+                  </m:rPr>
                   <m:t>u</m:t>
                 </m:r>
               </m:sub>
@@ -5640,6 +5895,9 @@
                 </m:e>
                 <m:sub>
                   <m:r>
+                    <m:rPr>
+                      <m:sty m:val="p"/>
+                    </m:rPr>
                     <m:t>u</m:t>
                   </m:r>
                 </m:sub>
@@ -5792,6 +6050,9 @@
                     </m:e>
                     <m:sub>
                       <m:r>
+                        <m:rPr>
+                          <m:sty m:val="p"/>
+                        </m:rPr>
                         <m:t>u</m:t>
                       </m:r>
                     </m:sub>
@@ -5911,6 +6172,9 @@
                 </m:e>
                 <m:sub>
                   <m:r>
+                    <m:rPr>
+                      <m:sty m:val="p"/>
+                    </m:rPr>
                     <m:t>u</m:t>
                   </m:r>
                 </m:sub>
@@ -5943,6 +6207,9 @@
                 </m:e>
                 <m:sub>
                   <m:r>
+                    <m:rPr>
+                      <m:sty m:val="p"/>
+                    </m:rPr>
                     <m:t>u</m:t>
                   </m:r>
                 </m:sub>
@@ -6061,6 +6328,9 @@
             </m:e>
             <m:sub>
               <m:r>
+                <m:rPr>
+                  <m:sty m:val="p"/>
+                </m:rPr>
                 <m:t>u</m:t>
               </m:r>
             </m:sub>
@@ -6105,6 +6375,9 @@
                 </m:e>
                 <m:sub>
                   <m:r>
+                    <m:rPr>
+                      <m:sty m:val="p"/>
+                    </m:rPr>
                     <m:t>u</m:t>
                   </m:r>
                 </m:sub>
@@ -6224,6 +6497,9 @@
           </m:e>
           <m:sub>
             <m:r>
+              <m:rPr>
+                <m:sty m:val="p"/>
+              </m:rPr>
               <m:t>K</m:t>
             </m:r>
           </m:sub>
@@ -6245,6 +6521,9 @@
               <m:t>,</m:t>
             </m:r>
             <m:r>
+              <m:rPr>
+                <m:sty m:val="p"/>
+              </m:rPr>
               <m:t>K</m:t>
             </m:r>
           </m:sub>
@@ -6263,6 +6542,9 @@
           </m:e>
           <m:sub>
             <m:r>
+              <m:rPr>
+                <m:sty m:val="p"/>
+              </m:rPr>
               <m:t>M</m:t>
             </m:r>
           </m:sub>
@@ -6284,6 +6566,9 @@
               <m:t>,</m:t>
             </m:r>
             <m:r>
+              <m:rPr>
+                <m:sty m:val="p"/>
+              </m:rPr>
               <m:t>M</m:t>
             </m:r>
           </m:sub>
@@ -6328,6 +6613,9 @@
           </m:e>
           <m:sub>
             <m:r>
+              <m:rPr>
+                <m:sty m:val="p"/>
+              </m:rPr>
               <m:t>K</m:t>
             </m:r>
           </m:sub>
@@ -6349,6 +6637,9 @@
               <m:t>,</m:t>
             </m:r>
             <m:r>
+              <m:rPr>
+                <m:sty m:val="p"/>
+              </m:rPr>
               <m:t>K</m:t>
             </m:r>
           </m:sub>
@@ -6447,6 +6738,9 @@
                 </m:e>
                 <m:sub>
                   <m:r>
+                    <m:rPr>
+                      <m:sty m:val="p"/>
+                    </m:rPr>
                     <m:t>K</m:t>
                   </m:r>
                 </m:sub>
@@ -6468,6 +6762,9 @@
                     <m:t>,</m:t>
                   </m:r>
                   <m:r>
+                    <m:rPr>
+                      <m:sty m:val="p"/>
+                    </m:rPr>
                     <m:t>K</m:t>
                   </m:r>
                 </m:sub>
@@ -6501,6 +6798,9 @@
                 </m:e>
                 <m:sub>
                   <m:r>
+                    <m:rPr>
+                      <m:sty m:val="p"/>
+                    </m:rPr>
                     <m:t>K</m:t>
                   </m:r>
                 </m:sub>
@@ -6532,6 +6832,9 @@
                 </m:e>
                 <m:sub>
                   <m:r>
+                    <m:rPr>
+                      <m:sty m:val="p"/>
+                    </m:rPr>
                     <m:t>u</m:t>
                   </m:r>
                 </m:sub>
@@ -6546,6 +6849,9 @@
                 </m:e>
                 <m:sub>
                   <m:r>
+                    <m:rPr>
+                      <m:sty m:val="p"/>
+                    </m:rPr>
                     <m:t>K</m:t>
                   </m:r>
                   <m:r>
@@ -6573,6 +6879,9 @@
                 </m:e>
                 <m:sub>
                   <m:r>
+                    <m:rPr>
+                      <m:sty m:val="p"/>
+                    </m:rPr>
                     <m:t>u</m:t>
                   </m:r>
                 </m:sub>
@@ -7203,6 +7512,9 @@
           </m:e>
           <m:sub>
             <m:r>
+              <m:rPr>
+                <m:sty m:val="p"/>
+              </m:rPr>
               <m:t>K</m:t>
             </m:r>
           </m:sub>
@@ -7224,6 +7536,9 @@
               <m:t>,</m:t>
             </m:r>
             <m:r>
+              <m:rPr>
+                <m:sty m:val="p"/>
+              </m:rPr>
               <m:t>K</m:t>
             </m:r>
           </m:sub>
@@ -7242,6 +7557,9 @@
           </m:e>
           <m:sub>
             <m:r>
+              <m:rPr>
+                <m:sty m:val="p"/>
+              </m:rPr>
               <m:t>M</m:t>
             </m:r>
           </m:sub>
@@ -7263,6 +7581,9 @@
               <m:t>,</m:t>
             </m:r>
             <m:r>
+              <m:rPr>
+                <m:sty m:val="p"/>
+              </m:rPr>
               <m:t>M</m:t>
             </m:r>
           </m:sub>
@@ -7307,6 +7628,9 @@
             </m:e>
             <m:sub>
               <m:r>
+                <m:rPr>
+                  <m:sty m:val="p"/>
+                </m:rPr>
                 <m:t>u</m:t>
               </m:r>
             </m:sub>
@@ -7360,6 +7684,9 @@
                 </m:e>
                 <m:sub>
                   <m:r>
+                    <m:rPr>
+                      <m:sty m:val="p"/>
+                    </m:rPr>
                     <m:t>u</m:t>
                   </m:r>
                 </m:sub>
@@ -7419,6 +7746,9 @@
                     </m:e>
                     <m:sub>
                       <m:r>
+                        <m:rPr>
+                          <m:sty m:val="p"/>
+                        </m:rPr>
                         <m:t>K</m:t>
                       </m:r>
                     </m:sub>
@@ -7440,6 +7770,9 @@
                         <m:t>,</m:t>
                       </m:r>
                       <m:r>
+                        <m:rPr>
+                          <m:sty m:val="p"/>
+                        </m:rPr>
                         <m:t>K</m:t>
                       </m:r>
                     </m:sub>
@@ -7458,6 +7791,9 @@
                     </m:e>
                     <m:sub>
                       <m:r>
+                        <m:rPr>
+                          <m:sty m:val="p"/>
+                        </m:rPr>
                         <m:t>M</m:t>
                       </m:r>
                     </m:sub>
@@ -7479,6 +7815,9 @@
                         <m:t>,</m:t>
                       </m:r>
                       <m:r>
+                        <m:rPr>
+                          <m:sty m:val="p"/>
+                        </m:rPr>
                         <m:t>M</m:t>
                       </m:r>
                     </m:sub>
@@ -7689,6 +8028,9 @@
           </m:e>
           <m:sub>
             <m:r>
+              <m:rPr>
+                <m:sty m:val="p"/>
+              </m:rPr>
               <m:t>K</m:t>
             </m:r>
           </m:sub>
@@ -7710,6 +8052,9 @@
               <m:t>,</m:t>
             </m:r>
             <m:r>
+              <m:rPr>
+                <m:sty m:val="p"/>
+              </m:rPr>
               <m:t>K</m:t>
             </m:r>
           </m:sub>
@@ -7736,6 +8081,9 @@
             </m:e>
             <m:sub>
               <m:r>
+                <m:rPr>
+                  <m:sty m:val="p"/>
+                </m:rPr>
                 <m:t>K</m:t>
               </m:r>
             </m:sub>
@@ -7788,6 +8136,9 @@
             </m:e>
             <m:sub>
               <m:r>
+                <m:rPr>
+                  <m:sty m:val="p"/>
+                </m:rPr>
                 <m:t>u</m:t>
               </m:r>
             </m:sub>
@@ -7814,6 +8165,9 @@
                 </m:e>
                 <m:sub>
                   <m:r>
+                    <m:rPr>
+                      <m:sty m:val="p"/>
+                    </m:rPr>
                     <m:t>K</m:t>
                   </m:r>
                   <m:r>
@@ -7841,6 +8195,9 @@
                 </m:e>
                 <m:sub>
                   <m:r>
+                    <m:rPr>
+                      <m:sty m:val="p"/>
+                    </m:rPr>
                     <m:t>u</m:t>
                   </m:r>
                 </m:sub>
@@ -7900,6 +8257,9 @@
                     </m:e>
                     <m:sub>
                       <m:r>
+                        <m:rPr>
+                          <m:sty m:val="p"/>
+                        </m:rPr>
                         <m:t>K</m:t>
                       </m:r>
                     </m:sub>
@@ -7921,6 +8281,9 @@
                         <m:t>,</m:t>
                       </m:r>
                       <m:r>
+                        <m:rPr>
+                          <m:sty m:val="p"/>
+                        </m:rPr>
                         <m:t>K</m:t>
                       </m:r>
                     </m:sub>
@@ -7949,6 +8312,9 @@
             </m:e>
             <m:sub>
               <m:r>
+                <m:rPr>
+                  <m:sty m:val="p"/>
+                </m:rPr>
                 <m:t>K</m:t>
               </m:r>
             </m:sub>
@@ -8162,6 +8528,9 @@
                 </m:e>
                 <m:sub>
                   <m:r>
+                    <m:rPr>
+                      <m:sty m:val="p"/>
+                    </m:rPr>
                     <m:t>K</m:t>
                   </m:r>
                 </m:sub>
@@ -8183,6 +8552,9 @@
                     <m:t>,</m:t>
                   </m:r>
                   <m:r>
+                    <m:rPr>
+                      <m:sty m:val="p"/>
+                    </m:rPr>
                     <m:t>K</m:t>
                   </m:r>
                 </m:sub>
@@ -8198,6 +8570,9 @@
                 </m:e>
                 <m:sub>
                   <m:r>
+                    <m:rPr>
+                      <m:sty m:val="p"/>
+                    </m:rPr>
                     <m:t>K</m:t>
                   </m:r>
                 </m:sub>
@@ -8250,6 +8625,9 @@
                 </m:e>
                 <m:sub>
                   <m:r>
+                    <m:rPr>
+                      <m:sty m:val="p"/>
+                    </m:rPr>
                     <m:t>M</m:t>
                   </m:r>
                 </m:sub>
@@ -8271,6 +8649,9 @@
                     <m:t>,</m:t>
                   </m:r>
                   <m:r>
+                    <m:rPr>
+                      <m:sty m:val="p"/>
+                    </m:rPr>
                     <m:t>M</m:t>
                   </m:r>
                 </m:sub>
@@ -8286,6 +8667,9 @@
                 </m:e>
                 <m:sub>
                   <m:r>
+                    <m:rPr>
+                      <m:sty m:val="p"/>
+                    </m:rPr>
                     <m:t>M</m:t>
                   </m:r>
                 </m:sub>
@@ -8300,6 +8684,9 @@
                 </m:e>
                 <m:sub>
                   <m:r>
+                    <m:rPr>
+                      <m:sty m:val="p"/>
+                    </m:rPr>
                     <m:t>K</m:t>
                   </m:r>
                 </m:sub>
@@ -8321,6 +8708,9 @@
                     <m:t>,</m:t>
                   </m:r>
                   <m:r>
+                    <m:rPr>
+                      <m:sty m:val="p"/>
+                    </m:rPr>
                     <m:t>K</m:t>
                   </m:r>
                 </m:sub>
@@ -8339,6 +8729,9 @@
                 </m:e>
                 <m:sub>
                   <m:r>
+                    <m:rPr>
+                      <m:sty m:val="p"/>
+                    </m:rPr>
                     <m:t>M</m:t>
                   </m:r>
                 </m:sub>
@@ -8360,6 +8753,9 @@
                     <m:t>,</m:t>
                   </m:r>
                   <m:r>
+                    <m:rPr>
+                      <m:sty m:val="p"/>
+                    </m:rPr>
                     <m:t>M</m:t>
                   </m:r>
                 </m:sub>
@@ -8753,6 +9149,9 @@
                 </m:e>
                 <m:sub>
                   <m:r>
+                    <m:rPr>
+                      <m:sty m:val="p"/>
+                    </m:rPr>
                     <m:t>K</m:t>
                   </m:r>
                 </m:sub>
@@ -8774,6 +9173,9 @@
                     <m:t>,</m:t>
                   </m:r>
                   <m:r>
+                    <m:rPr>
+                      <m:sty m:val="p"/>
+                    </m:rPr>
                     <m:t>K</m:t>
                   </m:r>
                 </m:sub>
@@ -8792,6 +9194,9 @@
                 </m:e>
                 <m:sub>
                   <m:r>
+                    <m:rPr>
+                      <m:sty m:val="p"/>
+                    </m:rPr>
                     <m:t>M</m:t>
                   </m:r>
                 </m:sub>
@@ -8813,6 +9218,9 @@
                     <m:t>,</m:t>
                   </m:r>
                   <m:r>
+                    <m:rPr>
+                      <m:sty m:val="p"/>
+                    </m:rPr>
                     <m:t>M</m:t>
                   </m:r>
                 </m:sub>
@@ -9008,6 +9416,9 @@
             </m:e>
             <m:sub>
               <m:r>
+                <m:rPr>
+                  <m:sty m:val="p"/>
+                </m:rPr>
                 <m:t>K</m:t>
               </m:r>
             </m:sub>
@@ -9029,6 +9440,9 @@
                 <m:t>,</m:t>
               </m:r>
               <m:r>
+                <m:rPr>
+                  <m:sty m:val="p"/>
+                </m:rPr>
                 <m:t>K</m:t>
               </m:r>
             </m:sub>
@@ -9052,6 +9466,9 @@
                 </m:e>
                 <m:sub>
                   <m:r>
+                    <m:rPr>
+                      <m:sty m:val="p"/>
+                    </m:rPr>
                     <m:t>K</m:t>
                   </m:r>
                   <m:r>
@@ -9079,6 +9496,9 @@
                 </m:e>
                 <m:sub>
                   <m:r>
+                    <m:rPr>
+                      <m:sty m:val="p"/>
+                    </m:rPr>
                     <m:t>K</m:t>
                   </m:r>
                 </m:sub>
@@ -9294,6 +9714,9 @@
               </m:e>
               <m:sub>
                 <m:r>
+                  <m:rPr>
+                    <m:sty m:val="p"/>
+                  </m:rPr>
                   <m:t>K</m:t>
                 </m:r>
               </m:sub>
@@ -9315,6 +9738,9 @@
                   <m:t>,</m:t>
                 </m:r>
                 <m:r>
+                  <m:rPr>
+                    <m:sty m:val="p"/>
+                  </m:rPr>
                   <m:t>K</m:t>
                 </m:r>
               </m:sub>
@@ -9333,6 +9759,9 @@
               </m:e>
               <m:sub>
                 <m:r>
+                  <m:rPr>
+                    <m:sty m:val="p"/>
+                  </m:rPr>
                   <m:t>M</m:t>
                 </m:r>
               </m:sub>
@@ -9354,6 +9783,9 @@
                   <m:t>,</m:t>
                 </m:r>
                 <m:r>
+                  <m:rPr>
+                    <m:sty m:val="p"/>
+                  </m:rPr>
                   <m:t>M</m:t>
                 </m:r>
               </m:sub>
@@ -9418,9 +9850,15 @@
           </m:e>
           <m:sub>
             <m:r>
+              <m:rPr>
+                <m:sty m:val="p"/>
+              </m:rPr>
               <m:t>a</m:t>
             </m:r>
             <m:r>
+              <m:rPr>
+                <m:sty m:val="p"/>
+              </m:rPr>
               <m:t>b</m:t>
             </m:r>
           </m:sub>
@@ -9465,6 +9903,9 @@
               </m:e>
               <m:sub>
                 <m:r>
+                  <m:rPr>
+                    <m:sty m:val="p"/>
+                  </m:rPr>
                   <m:t>u</m:t>
                 </m:r>
               </m:sub>
@@ -9476,7 +9917,7 @@
         <w:t xml:space="preserve"> </w:t>
       </w:r>
       <w:r>
-        <w:t xml:space="preserve">ist umso größer, je heißer der Tasseninhalt ist. Der Kaffee in Tasse 2 startet ohne Milch heißer (Wärmestrom am Anfang 20,4 W gegenüber 17,2 W in Tasse 1) und bleibt es bis etwa 56 min (Abb. L2). Er gibt deshalb mehr Wärme ab. Wärme ist eine Prozessgröße: Wie viel abgegeben wird, hängt vom Temperaturverlauf ab, nicht nur von Anfangs- und Endzustand. Der Denkfehler des Mitbewohners: Erhalten bleibt die Energie von Tasseninhalt und Umgebung zusammen, nicht die des Tasseninhalts. Wer seinen Kaffee später möglichst warm trinken will, gibt die Milch sofort hinein.</w:t>
+        <w:t xml:space="preserve">ist umso größer, je heißer der Tasseninhalt ist. Der Kaffee in Tasse 2 startet ohne Milch heißer (Wärmestrom am Anfang 20,4 W gegenüber 17,2 W in Tasse 1) und bleibt es bis etwa 56 min (Abb. L2). Er gibt deshalb mehr Wärme ab. Wärme ist eine Prozessgröße: Wie viel abgegeben wird, entscheidet der Ablauf. Weil keine Arbeit verrichtet wird, ist die abgegebene Wärme gleich der Abnahme der inneren Energie von Kaffee und Milch. Am Anfang ist diese Energie in beiden Fällen gleich; der unterschiedliche Temperaturverlauf führt aber zu verschiedenen Endtemperaturen und damit zu verschiedener Wärmeabgabe. Der Denkfehler des Mitbewohners: Erhalten bleibt die Energie von Tasseninhalt und Umgebung zusammen, nicht die des Tasseninhalts. Wer seinen Kaffee später möglichst warm trinken will, gibt die Milch sofort hinein.</w:t>
       </w:r>
     </w:p>
     <w:p>
@@ -9574,6 +10015,9 @@
           </m:e>
           <m:sub>
             <m:r>
+              <m:rPr>
+                <m:sty m:val="p"/>
+              </m:rPr>
               <m:t>M</m:t>
             </m:r>
             <m:r>
@@ -9583,6 +10027,9 @@
               <m:t>,</m:t>
             </m:r>
             <m:r>
+              <m:rPr>
+                <m:sty m:val="p"/>
+              </m:rPr>
               <m:t>h</m:t>
             </m:r>
           </m:sub>
@@ -9633,6 +10080,9 @@
           </m:e>
           <m:sub>
             <m:r>
+              <m:rPr>
+                <m:sty m:val="p"/>
+              </m:rPr>
               <m:t>M</m:t>
             </m:r>
           </m:sub>
@@ -9691,6 +10141,9 @@
                 </m:e>
                 <m:sub>
                   <m:r>
+                    <m:rPr>
+                      <m:sty m:val="p"/>
+                    </m:rPr>
                     <m:t>K</m:t>
                   </m:r>
                 </m:sub>
@@ -9712,6 +10165,9 @@
                     <m:t>,</m:t>
                   </m:r>
                   <m:r>
+                    <m:rPr>
+                      <m:sty m:val="p"/>
+                    </m:rPr>
                     <m:t>K</m:t>
                   </m:r>
                 </m:sub>
@@ -9727,6 +10183,9 @@
                 </m:e>
                 <m:sub>
                   <m:r>
+                    <m:rPr>
+                      <m:sty m:val="p"/>
+                    </m:rPr>
                     <m:t>K</m:t>
                   </m:r>
                   <m:r>
@@ -9754,6 +10213,9 @@
                 </m:e>
                 <m:sub>
                   <m:r>
+                    <m:rPr>
+                      <m:sty m:val="p"/>
+                    </m:rPr>
                     <m:t>M</m:t>
                   </m:r>
                 </m:sub>
@@ -9775,6 +10237,9 @@
                     <m:t>,</m:t>
                   </m:r>
                   <m:r>
+                    <m:rPr>
+                      <m:sty m:val="p"/>
+                    </m:rPr>
                     <m:t>M</m:t>
                   </m:r>
                 </m:sub>
@@ -9790,6 +10255,9 @@
                 </m:e>
                 <m:sub>
                   <m:r>
+                    <m:rPr>
+                      <m:sty m:val="p"/>
+                    </m:rPr>
                     <m:t>M</m:t>
                   </m:r>
                   <m:r>
@@ -9799,6 +10267,9 @@
                     <m:t>,</m:t>
                   </m:r>
                   <m:r>
+                    <m:rPr>
+                      <m:sty m:val="p"/>
+                    </m:rPr>
                     <m:t>h</m:t>
                   </m:r>
                 </m:sub>
@@ -9813,6 +10284,9 @@
                 </m:e>
                 <m:sub>
                   <m:r>
+                    <m:rPr>
+                      <m:sty m:val="p"/>
+                    </m:rPr>
                     <m:t>K</m:t>
                   </m:r>
                 </m:sub>
@@ -9834,6 +10308,9 @@
                     <m:t>,</m:t>
                   </m:r>
                   <m:r>
+                    <m:rPr>
+                      <m:sty m:val="p"/>
+                    </m:rPr>
                     <m:t>K</m:t>
                   </m:r>
                 </m:sub>
@@ -9852,6 +10329,9 @@
                 </m:e>
                 <m:sub>
                   <m:r>
+                    <m:rPr>
+                      <m:sty m:val="p"/>
+                    </m:rPr>
                     <m:t>M</m:t>
                   </m:r>
                 </m:sub>
@@ -9873,6 +10353,9 @@
                     <m:t>,</m:t>
                   </m:r>
                   <m:r>
+                    <m:rPr>
+                      <m:sty m:val="p"/>
+                    </m:rPr>
                     <m:t>M</m:t>
                   </m:r>
                 </m:sub>
@@ -9944,6 +10427,9 @@
             </m:e>
             <m:sub>
               <m:r>
+                <m:rPr>
+                  <m:sty m:val="p"/>
+                </m:rPr>
                 <m:t>u</m:t>
               </m:r>
             </m:sub>
@@ -9997,6 +10483,9 @@
                 </m:e>
                 <m:sub>
                   <m:r>
+                    <m:rPr>
+                      <m:sty m:val="p"/>
+                    </m:rPr>
                     <m:t>u</m:t>
                   </m:r>
                 </m:sub>
@@ -10124,6 +10613,9 @@
                 </m:e>
                 <m:sub>
                   <m:r>
+                    <m:rPr>
+                      <m:sty m:val="p"/>
+                    </m:rPr>
                     <m:t>K</m:t>
                   </m:r>
                 </m:sub>
@@ -10145,6 +10637,9 @@
                     <m:t>,</m:t>
                   </m:r>
                   <m:r>
+                    <m:rPr>
+                      <m:sty m:val="p"/>
+                    </m:rPr>
                     <m:t>K</m:t>
                   </m:r>
                 </m:sub>
@@ -10160,6 +10655,9 @@
                 </m:e>
                 <m:sub>
                   <m:r>
+                    <m:rPr>
+                      <m:sty m:val="p"/>
+                    </m:rPr>
                     <m:t>K</m:t>
                   </m:r>
                 </m:sub>
@@ -10212,6 +10710,9 @@
                 </m:e>
                 <m:sub>
                   <m:r>
+                    <m:rPr>
+                      <m:sty m:val="p"/>
+                    </m:rPr>
                     <m:t>M</m:t>
                   </m:r>
                 </m:sub>
@@ -10233,6 +10734,9 @@
                     <m:t>,</m:t>
                   </m:r>
                   <m:r>
+                    <m:rPr>
+                      <m:sty m:val="p"/>
+                    </m:rPr>
                     <m:t>M</m:t>
                   </m:r>
                 </m:sub>
@@ -10248,6 +10752,9 @@
                 </m:e>
                 <m:sub>
                   <m:r>
+                    <m:rPr>
+                      <m:sty m:val="p"/>
+                    </m:rPr>
                     <m:t>M</m:t>
                   </m:r>
                   <m:r>
@@ -10257,6 +10764,9 @@
                     <m:t>,</m:t>
                   </m:r>
                   <m:r>
+                    <m:rPr>
+                      <m:sty m:val="p"/>
+                    </m:rPr>
                     <m:t>h</m:t>
                   </m:r>
                 </m:sub>
@@ -10271,6 +10781,9 @@
                 </m:e>
                 <m:sub>
                   <m:r>
+                    <m:rPr>
+                      <m:sty m:val="p"/>
+                    </m:rPr>
                     <m:t>K</m:t>
                   </m:r>
                 </m:sub>
@@ -10292,6 +10805,9 @@
                     <m:t>,</m:t>
                   </m:r>
                   <m:r>
+                    <m:rPr>
+                      <m:sty m:val="p"/>
+                    </m:rPr>
                     <m:t>K</m:t>
                   </m:r>
                 </m:sub>
@@ -10310,6 +10826,9 @@
                 </m:e>
                 <m:sub>
                   <m:r>
+                    <m:rPr>
+                      <m:sty m:val="p"/>
+                    </m:rPr>
                     <m:t>M</m:t>
                   </m:r>
                 </m:sub>
@@ -10331,6 +10850,9 @@
                     <m:t>,</m:t>
                   </m:r>
                   <m:r>
+                    <m:rPr>
+                      <m:sty m:val="p"/>
+                    </m:rPr>
                     <m:t>M</m:t>
                   </m:r>
                 </m:sub>
@@ -10478,6 +11000,9 @@
                         </m:e>
                         <m:sub>
                           <m:r>
+                            <m:rPr>
+                              <m:sty m:val="p"/>
+                            </m:rPr>
                             <m:t>K</m:t>
                           </m:r>
                         </m:sub>
@@ -10499,6 +11024,9 @@
                             <m:t>,</m:t>
                           </m:r>
                           <m:r>
+                            <m:rPr>
+                              <m:sty m:val="p"/>
+                            </m:rPr>
                             <m:t>K</m:t>
                           </m:r>
                         </m:sub>
@@ -10522,6 +11050,9 @@
                             </m:e>
                             <m:sub>
                               <m:r>
+                                <m:rPr>
+                                  <m:sty m:val="p"/>
+                                </m:rPr>
                                 <m:t>K</m:t>
                               </m:r>
                               <m:r>
@@ -10549,6 +11080,9 @@
                             </m:e>
                             <m:sub>
                               <m:r>
+                                <m:rPr>
+                                  <m:sty m:val="p"/>
+                                </m:rPr>
                                 <m:t>u</m:t>
                               </m:r>
                             </m:sub>
@@ -10574,6 +11108,9 @@
                             </m:e>
                             <m:sub>
                               <m:r>
+                                <m:rPr>
+                                  <m:sty m:val="p"/>
+                                </m:rPr>
                                 <m:t>G</m:t>
                               </m:r>
                             </m:sub>
@@ -10592,6 +11129,9 @@
                             </m:e>
                             <m:sub>
                               <m:r>
+                                <m:rPr>
+                                  <m:sty m:val="p"/>
+                                </m:rPr>
                                 <m:t>K</m:t>
                               </m:r>
                             </m:sub>
@@ -10608,6 +11148,9 @@
                         </m:e>
                         <m:sub>
                           <m:r>
+                            <m:rPr>
+                              <m:sty m:val="p"/>
+                            </m:rPr>
                             <m:t>K</m:t>
                           </m:r>
                         </m:sub>
@@ -10629,6 +11172,9 @@
                             <m:t>,</m:t>
                           </m:r>
                           <m:r>
+                            <m:rPr>
+                              <m:sty m:val="p"/>
+                            </m:rPr>
                             <m:t>K</m:t>
                           </m:r>
                         </m:sub>
@@ -10647,6 +11193,9 @@
                         </m:e>
                         <m:sub>
                           <m:r>
+                            <m:rPr>
+                              <m:sty m:val="p"/>
+                            </m:rPr>
                             <m:t>M</m:t>
                           </m:r>
                         </m:sub>
@@ -10668,6 +11217,9 @@
                             <m:t>,</m:t>
                           </m:r>
                           <m:r>
+                            <m:rPr>
+                              <m:sty m:val="p"/>
+                            </m:rPr>
                             <m:t>M</m:t>
                           </m:r>
                         </m:sub>
@@ -10718,6 +11270,9 @@
                         </m:e>
                         <m:sub>
                           <m:r>
+                            <m:rPr>
+                              <m:sty m:val="p"/>
+                            </m:rPr>
                             <m:t>M</m:t>
                           </m:r>
                         </m:sub>
@@ -10739,6 +11294,9 @@
                             <m:t>,</m:t>
                           </m:r>
                           <m:r>
+                            <m:rPr>
+                              <m:sty m:val="p"/>
+                            </m:rPr>
                             <m:t>M</m:t>
                           </m:r>
                         </m:sub>
@@ -10762,6 +11320,9 @@
                             </m:e>
                             <m:sub>
                               <m:r>
+                                <m:rPr>
+                                  <m:sty m:val="p"/>
+                                </m:rPr>
                                 <m:t>M</m:t>
                               </m:r>
                             </m:sub>
@@ -10780,6 +11341,9 @@
                             </m:e>
                             <m:sub>
                               <m:r>
+                                <m:rPr>
+                                  <m:sty m:val="p"/>
+                                </m:rPr>
                                 <m:t>u</m:t>
                               </m:r>
                             </m:sub>
@@ -10805,6 +11369,9 @@
                             </m:e>
                             <m:sub>
                               <m:r>
+                                <m:rPr>
+                                  <m:sty m:val="p"/>
+                                </m:rPr>
                                 <m:t>G</m:t>
                               </m:r>
                             </m:sub>
@@ -10830,6 +11397,9 @@
                         </m:e>
                         <m:sub>
                           <m:r>
+                            <m:rPr>
+                              <m:sty m:val="p"/>
+                            </m:rPr>
                             <m:t>K</m:t>
                           </m:r>
                         </m:sub>
@@ -10851,6 +11421,9 @@
                             <m:t>,</m:t>
                           </m:r>
                           <m:r>
+                            <m:rPr>
+                              <m:sty m:val="p"/>
+                            </m:rPr>
                             <m:t>K</m:t>
                           </m:r>
                         </m:sub>
@@ -10869,6 +11442,9 @@
                         </m:e>
                         <m:sub>
                           <m:r>
+                            <m:rPr>
+                              <m:sty m:val="p"/>
+                            </m:rPr>
                             <m:t>M</m:t>
                           </m:r>
                         </m:sub>
@@ -10890,6 +11466,9 @@
                             <m:t>,</m:t>
                           </m:r>
                           <m:r>
+                            <m:rPr>
+                              <m:sty m:val="p"/>
+                            </m:rPr>
                             <m:t>M</m:t>
                           </m:r>
                         </m:sub>
@@ -10939,6 +11518,9 @@
           </m:e>
           <m:sub>
             <m:r>
+              <m:rPr>
+                <m:sty m:val="p"/>
+              </m:rPr>
               <m:t>G</m:t>
             </m:r>
           </m:sub>
@@ -11003,6 +11585,9 @@
                   </m:e>
                   <m:sub>
                     <m:r>
+                      <m:rPr>
+                        <m:sty m:val="p"/>
+                      </m:rPr>
                       <m:t>K</m:t>
                     </m:r>
                   </m:sub>
@@ -11024,6 +11609,9 @@
                       <m:t>,</m:t>
                     </m:r>
                     <m:r>
+                      <m:rPr>
+                        <m:sty m:val="p"/>
+                      </m:rPr>
                       <m:t>K</m:t>
                     </m:r>
                   </m:sub>
@@ -11042,6 +11630,9 @@
                   </m:e>
                   <m:sub>
                     <m:r>
+                      <m:rPr>
+                        <m:sty m:val="p"/>
+                      </m:rPr>
                       <m:t>M</m:t>
                     </m:r>
                   </m:sub>
@@ -11063,6 +11654,9 @@
                       <m:t>,</m:t>
                     </m:r>
                     <m:r>
+                      <m:rPr>
+                        <m:sty m:val="p"/>
+                      </m:rPr>
                       <m:t>M</m:t>
                     </m:r>
                   </m:sub>
@@ -11108,6 +11702,9 @@
           </m:e>
           <m:sub>
             <m:r>
+              <m:rPr>
+                <m:sty m:val="p"/>
+              </m:rPr>
               <m:t>K</m:t>
             </m:r>
           </m:sub>
@@ -11172,6 +11769,9 @@
                   </m:e>
                   <m:sub>
                     <m:r>
+                      <m:rPr>
+                        <m:sty m:val="p"/>
+                      </m:rPr>
                       <m:t>K</m:t>
                     </m:r>
                   </m:sub>
@@ -11193,6 +11793,9 @@
                       <m:t>,</m:t>
                     </m:r>
                     <m:r>
+                      <m:rPr>
+                        <m:sty m:val="p"/>
+                      </m:rPr>
                       <m:t>K</m:t>
                     </m:r>
                   </m:sub>
@@ -11253,6 +11856,9 @@
           </m:e>
           <m:sub>
             <m:r>
+              <m:rPr>
+                <m:sty m:val="p"/>
+              </m:rPr>
               <m:t>B</m:t>
             </m:r>
           </m:sub>
@@ -11271,6 +11877,9 @@
           </m:e>
           <m:sub>
             <m:r>
+              <m:rPr>
+                <m:sty m:val="p"/>
+              </m:rPr>
               <m:t>B</m:t>
             </m:r>
           </m:sub>
@@ -11283,6 +11892,9 @@
           </m:e>
           <m:sub>
             <m:r>
+              <m:rPr>
+                <m:sty m:val="p"/>
+              </m:rPr>
               <m:t>B</m:t>
             </m:r>
           </m:sub>
@@ -11436,6 +12048,9 @@
           </m:e>
           <m:sub>
             <m:r>
+              <m:rPr>
+                <m:sty m:val="p"/>
+              </m:rPr>
               <m:t>K</m:t>
             </m:r>
           </m:sub>
@@ -11457,6 +12072,9 @@
               <m:t>,</m:t>
             </m:r>
             <m:r>
+              <m:rPr>
+                <m:sty m:val="p"/>
+              </m:rPr>
               <m:t>K</m:t>
             </m:r>
           </m:sub>
@@ -11477,6 +12095,9 @@
           </m:e>
           <m:sub>
             <m:r>
+              <m:rPr>
+                <m:sty m:val="p"/>
+              </m:rPr>
               <m:t>K</m:t>
             </m:r>
           </m:sub>
@@ -11498,6 +12119,9 @@
               <m:t>,</m:t>
             </m:r>
             <m:r>
+              <m:rPr>
+                <m:sty m:val="p"/>
+              </m:rPr>
               <m:t>K</m:t>
             </m:r>
           </m:sub>
@@ -11516,6 +12140,9 @@
           </m:e>
           <m:sub>
             <m:r>
+              <m:rPr>
+                <m:sty m:val="p"/>
+              </m:rPr>
               <m:t>B</m:t>
             </m:r>
           </m:sub>
@@ -11565,6 +12192,9 @@
                 </m:e>
                 <m:sub>
                   <m:r>
+                    <m:rPr>
+                      <m:sty m:val="p"/>
+                    </m:rPr>
                     <m:t>K</m:t>
                   </m:r>
                 </m:sub>
@@ -11586,6 +12216,9 @@
                     <m:t>,</m:t>
                   </m:r>
                   <m:r>
+                    <m:rPr>
+                      <m:sty m:val="p"/>
+                    </m:rPr>
                     <m:t>K</m:t>
                   </m:r>
                 </m:sub>
@@ -11604,6 +12237,9 @@
                 </m:e>
                 <m:sub>
                   <m:r>
+                    <m:rPr>
+                      <m:sty m:val="p"/>
+                    </m:rPr>
                     <m:t>B</m:t>
                   </m:r>
                 </m:sub>
@@ -11637,6 +12273,9 @@
                 </m:e>
                 <m:sub>
                   <m:r>
+                    <m:rPr>
+                      <m:sty m:val="p"/>
+                    </m:rPr>
                     <m:t>K</m:t>
                   </m:r>
                 </m:sub>
@@ -11668,6 +12307,9 @@
                 </m:e>
                 <m:sub>
                   <m:r>
+                    <m:rPr>
+                      <m:sty m:val="p"/>
+                    </m:rPr>
                     <m:t>u</m:t>
                   </m:r>
                 </m:sub>
@@ -11682,6 +12324,9 @@
                 </m:e>
                 <m:sub>
                   <m:r>
+                    <m:rPr>
+                      <m:sty m:val="p"/>
+                    </m:rPr>
                     <m:t>K</m:t>
                   </m:r>
                   <m:r>
@@ -11709,6 +12354,9 @@
                 </m:e>
                 <m:sub>
                   <m:r>
+                    <m:rPr>
+                      <m:sty m:val="p"/>
+                    </m:rPr>
                     <m:t>u</m:t>
                   </m:r>
                 </m:sub>
@@ -11912,6 +12560,9 @@
               </m:e>
               <m:sub>
                 <m:r>
+                  <m:rPr>
+                    <m:sty m:val="p"/>
+                  </m:rPr>
                   <m:t>K</m:t>
                 </m:r>
               </m:sub>
@@ -11933,6 +12584,9 @@
                   <m:t>,</m:t>
                 </m:r>
                 <m:r>
+                  <m:rPr>
+                    <m:sty m:val="p"/>
+                  </m:rPr>
                   <m:t>K</m:t>
                 </m:r>
               </m:sub>
@@ -11951,6 +12605,9 @@
               </m:e>
               <m:sub>
                 <m:r>
+                  <m:rPr>
+                    <m:sty m:val="p"/>
+                  </m:rPr>
                   <m:t>B</m:t>
                 </m:r>
               </m:sub>
@@ -12081,6 +12738,9 @@
                     </m:e>
                     <m:sub>
                       <m:r>
+                        <m:rPr>
+                          <m:sty m:val="p"/>
+                        </m:rPr>
                         <m:t>K</m:t>
                       </m:r>
                     </m:sub>
@@ -12102,6 +12762,9 @@
                         <m:t>,</m:t>
                       </m:r>
                       <m:r>
+                        <m:rPr>
+                          <m:sty m:val="p"/>
+                        </m:rPr>
                         <m:t>K</m:t>
                       </m:r>
                     </m:sub>
@@ -12120,6 +12783,9 @@
                     </m:e>
                     <m:sub>
                       <m:r>
+                        <m:rPr>
+                          <m:sty m:val="p"/>
+                        </m:rPr>
                         <m:t>B</m:t>
                       </m:r>
                     </m:sub>
@@ -12137,6 +12803,9 @@
                 </m:e>
                 <m:sub>
                   <m:r>
+                    <m:rPr>
+                      <m:sty m:val="p"/>
+                    </m:rPr>
                     <m:t>K</m:t>
                   </m:r>
                   <m:r>
@@ -12164,6 +12833,9 @@
                 </m:e>
                 <m:sub>
                   <m:r>
+                    <m:rPr>
+                      <m:sty m:val="p"/>
+                    </m:rPr>
                     <m:t>M</m:t>
                   </m:r>
                 </m:sub>
@@ -12185,6 +12857,9 @@
                     <m:t>,</m:t>
                   </m:r>
                   <m:r>
+                    <m:rPr>
+                      <m:sty m:val="p"/>
+                    </m:rPr>
                     <m:t>M</m:t>
                   </m:r>
                 </m:sub>
@@ -12200,6 +12875,9 @@
                 </m:e>
                 <m:sub>
                   <m:r>
+                    <m:rPr>
+                      <m:sty m:val="p"/>
+                    </m:rPr>
                     <m:t>M</m:t>
                   </m:r>
                 </m:sub>
@@ -12214,6 +12892,9 @@
                 </m:e>
                 <m:sub>
                   <m:r>
+                    <m:rPr>
+                      <m:sty m:val="p"/>
+                    </m:rPr>
                     <m:t>K</m:t>
                   </m:r>
                 </m:sub>
@@ -12235,6 +12916,9 @@
                     <m:t>,</m:t>
                   </m:r>
                   <m:r>
+                    <m:rPr>
+                      <m:sty m:val="p"/>
+                    </m:rPr>
                     <m:t>K</m:t>
                   </m:r>
                 </m:sub>
@@ -12253,6 +12937,9 @@
                 </m:e>
                 <m:sub>
                   <m:r>
+                    <m:rPr>
+                      <m:sty m:val="p"/>
+                    </m:rPr>
                     <m:t>B</m:t>
                   </m:r>
                 </m:sub>
@@ -12271,6 +12958,9 @@
                 </m:e>
                 <m:sub>
                   <m:r>
+                    <m:rPr>
+                      <m:sty m:val="p"/>
+                    </m:rPr>
                     <m:t>M</m:t>
                   </m:r>
                 </m:sub>
@@ -12292,6 +12982,9 @@
                     <m:t>,</m:t>
                   </m:r>
                   <m:r>
+                    <m:rPr>
+                      <m:sty m:val="p"/>
+                    </m:rPr>
                     <m:t>M</m:t>
                   </m:r>
                 </m:sub>
@@ -12363,6 +13056,9 @@
             </m:e>
             <m:sub>
               <m:r>
+                <m:rPr>
+                  <m:sty m:val="p"/>
+                </m:rPr>
                 <m:t>u</m:t>
               </m:r>
             </m:sub>
@@ -12416,6 +13112,9 @@
                 </m:e>
                 <m:sub>
                   <m:r>
+                    <m:rPr>
+                      <m:sty m:val="p"/>
+                    </m:rPr>
                     <m:t>u</m:t>
                   </m:r>
                 </m:sub>
@@ -12475,6 +13174,9 @@
                     </m:e>
                     <m:sub>
                       <m:r>
+                        <m:rPr>
+                          <m:sty m:val="p"/>
+                        </m:rPr>
                         <m:t>K</m:t>
                       </m:r>
                     </m:sub>
@@ -12496,6 +13198,9 @@
                         <m:t>,</m:t>
                       </m:r>
                       <m:r>
+                        <m:rPr>
+                          <m:sty m:val="p"/>
+                        </m:rPr>
                         <m:t>K</m:t>
                       </m:r>
                     </m:sub>
@@ -12514,6 +13219,9 @@
                     </m:e>
                     <m:sub>
                       <m:r>
+                        <m:rPr>
+                          <m:sty m:val="p"/>
+                        </m:rPr>
                         <m:t>B</m:t>
                       </m:r>
                     </m:sub>
@@ -12532,6 +13240,9 @@
                     </m:e>
                     <m:sub>
                       <m:r>
+                        <m:rPr>
+                          <m:sty m:val="p"/>
+                        </m:rPr>
                         <m:t>M</m:t>
                       </m:r>
                     </m:sub>
@@ -12553,6 +13264,9 @@
                         <m:t>,</m:t>
                       </m:r>
                       <m:r>
+                        <m:rPr>
+                          <m:sty m:val="p"/>
+                        </m:rPr>
                         <m:t>M</m:t>
                       </m:r>
                     </m:sub>
@@ -12770,6 +13484,9 @@
           </m:e>
           <m:sub>
             <m:r>
+              <m:rPr>
+                <m:sty m:val="p"/>
+              </m:rPr>
               <m:t>K</m:t>
             </m:r>
           </m:sub>
@@ -12888,6 +13605,9 @@
                     </m:e>
                     <m:sub>
                       <m:r>
+                        <m:rPr>
+                          <m:sty m:val="p"/>
+                        </m:rPr>
                         <m:t>K</m:t>
                       </m:r>
                     </m:sub>
@@ -12909,6 +13629,9 @@
                         <m:t>,</m:t>
                       </m:r>
                       <m:r>
+                        <m:rPr>
+                          <m:sty m:val="p"/>
+                        </m:rPr>
                         <m:t>K</m:t>
                       </m:r>
                     </m:sub>
@@ -12927,6 +13650,9 @@
                     </m:e>
                     <m:sub>
                       <m:r>
+                        <m:rPr>
+                          <m:sty m:val="p"/>
+                        </m:rPr>
                         <m:t>B</m:t>
                       </m:r>
                     </m:sub>
@@ -12944,6 +13670,9 @@
                 </m:e>
                 <m:sub>
                   <m:r>
+                    <m:rPr>
+                      <m:sty m:val="p"/>
+                    </m:rPr>
                     <m:t>K</m:t>
                   </m:r>
                 </m:sub>
@@ -12996,6 +13725,9 @@
                 </m:e>
                 <m:sub>
                   <m:r>
+                    <m:rPr>
+                      <m:sty m:val="p"/>
+                    </m:rPr>
                     <m:t>M</m:t>
                   </m:r>
                 </m:sub>
@@ -13017,6 +13749,9 @@
                     <m:t>,</m:t>
                   </m:r>
                   <m:r>
+                    <m:rPr>
+                      <m:sty m:val="p"/>
+                    </m:rPr>
                     <m:t>M</m:t>
                   </m:r>
                 </m:sub>
@@ -13032,6 +13767,9 @@
                 </m:e>
                 <m:sub>
                   <m:r>
+                    <m:rPr>
+                      <m:sty m:val="p"/>
+                    </m:rPr>
                     <m:t>M</m:t>
                   </m:r>
                 </m:sub>
@@ -13046,6 +13784,9 @@
                 </m:e>
                 <m:sub>
                   <m:r>
+                    <m:rPr>
+                      <m:sty m:val="p"/>
+                    </m:rPr>
                     <m:t>K</m:t>
                   </m:r>
                 </m:sub>
@@ -13067,6 +13808,9 @@
                     <m:t>,</m:t>
                   </m:r>
                   <m:r>
+                    <m:rPr>
+                      <m:sty m:val="p"/>
+                    </m:rPr>
                     <m:t>K</m:t>
                   </m:r>
                 </m:sub>
@@ -13085,6 +13829,9 @@
                 </m:e>
                 <m:sub>
                   <m:r>
+                    <m:rPr>
+                      <m:sty m:val="p"/>
+                    </m:rPr>
                     <m:t>B</m:t>
                   </m:r>
                 </m:sub>
@@ -13103,6 +13850,9 @@
                 </m:e>
                 <m:sub>
                   <m:r>
+                    <m:rPr>
+                      <m:sty m:val="p"/>
+                    </m:rPr>
                     <m:t>M</m:t>
                   </m:r>
                 </m:sub>
@@ -13124,6 +13874,9 @@
                     <m:t>,</m:t>
                   </m:r>
                   <m:r>
+                    <m:rPr>
+                      <m:sty m:val="p"/>
+                    </m:rPr>
                     <m:t>M</m:t>
                   </m:r>
                 </m:sub>
@@ -13235,7 +13988,21 @@
         <w:t xml:space="preserve"> </w:t>
       </w:r>
       <w:r>
-        <w:t xml:space="preserve">Kern sind Frage 1, a bis f und der Versuch; g ist Vertiefung; die Zusatzfrage (unten) steht nicht auf dem Blatt. Frage 1 vor dem Austeilen stellen: Vermutung mit Begründung notieren lassen, Handzeichen (Tasse 1, Tasse 2, gleich warm), Verteilung an die Tafel und am Ende wieder zeigen; die Ergebniszeilen späterer Teile verraten sonst die Antwort. Zeitplan als Schätzung, beim ersten Einsatz messen:</w:t>
+        <w:t xml:space="preserve">Die Sitzung hat drei Ebenen: zuerst der Versuch (er startet zu Beginn), dann die Rechnung, am Ende ein Simulationstool, mit dem die Studierenden die Parameter des Kaffee-Vorgangs selbst verändern (Milchtemperatur, Zeitpunkt des Zugießens,</w:t>
+      </w:r>
+      <w:r>
+        <w:t xml:space="preserve"> </w:t>
+      </w:r>
+      <m:oMath>
+        <m:r>
+          <m:t>k</m:t>
+        </m:r>
+        <m:r>
+          <m:t>A</m:t>
+        </m:r>
+      </m:oMath>
+      <w:r>
+        <w:t xml:space="preserve">, Becher). Kern sind Frage 1, a bis f und der Versuch; g ist Vertiefung; die Zusatzfrage (unten) steht nicht auf dem Blatt. Frage 1 vor dem Austeilen stellen: Vermutung mit Begründung notieren lassen, Handzeichen (Tasse 1, Tasse 2, gleich warm), Verteilung an die Tafel und am Ende wieder zeigen; die Ergebniszeilen späterer Teile verraten sonst die Antwort. Zeitplan als Schätzung, beim ersten Einsatz messen:</w:t>
       </w:r>
     </w:p>
     <w:tbl>
@@ -13252,7 +14019,6 @@
       <w:tr>
         <w:trPr>
           <w:cantSplit/>
-          <w:tblHeader w:val="true"/>
         </w:trPr>
         <w:tc>
           <w:tcPr/>
@@ -13307,7 +14073,27 @@
               <w:jc w:val="left"/>
             </w:pPr>
             <w:r>
-              <w:t xml:space="preserve">Ausgangssituation, Frage 1 (Vermutung, Handzeichen), dann Blatt austeilen</w:t>
+              <w:t xml:space="preserve">Ausgangssituation, Frage 1 (Vermutung, Handzeichen); TL startet mit zwei Freiwilligen den Versuch (</w:t>
+            </w:r>
+            <m:oMath>
+              <m:r>
+                <m:t>t</m:t>
+              </m:r>
+              <m:r>
+                <m:rPr>
+                  <m:sty m:val="p"/>
+                </m:rPr>
+                <m:t>=</m:t>
+              </m:r>
+              <m:r>
+                <m:t>0</m:t>
+              </m:r>
+            </m:oMath>
+            <w:r>
+              <w:t xml:space="preserve"> </w:t>
+            </w:r>
+            <w:r>
+              <w:t xml:space="preserve">etwa in Minute 5), dann Blatt austeilen</w:t>
             </w:r>
           </w:p>
         </w:tc>
@@ -13325,7 +14111,7 @@
               <w:jc w:val="left"/>
             </w:pPr>
             <w:r>
-              <w:t xml:space="preserve">5 bis 12</w:t>
+              <w:t xml:space="preserve">5 bis 45</w:t>
             </w:r>
           </w:p>
         </w:tc>
@@ -13338,7 +14124,10 @@
               <w:jc w:val="left"/>
             </w:pPr>
             <w:r>
-              <w:t xml:space="preserve">Studierende: Frage 3 der Sammlung zu Tutorium 5 (Biot) oder Beginn von a. TL startet mit zwei Freiwilligen den Versuch (</w:t>
+              <w:t xml:space="preserve">a bis e; b nach etwa 8 min Einzelarbeit gemeinsam an der Tafel (Bilanz vereinfachen, Trennung der Variablen), dann c bis e allein; etwa Minute 15 Messung bei</w:t>
+            </w:r>
+            <w:r>
+              <w:t xml:space="preserve"> </w:t>
             </w:r>
             <m:oMath>
               <m:r>
@@ -13351,14 +14140,76 @@
                 <m:t>=</m:t>
               </m:r>
               <m:r>
-                <m:t>0</m:t>
+                <m:t>10</m:t>
+              </m:r>
+              <m:r>
+                <m:t> </m:t>
+              </m:r>
+              <m:r>
+                <m:rPr>
+                  <m:sty m:val="p"/>
+                </m:rPr>
+                <m:t>m</m:t>
+              </m:r>
+              <m:r>
+                <m:rPr>
+                  <m:sty m:val="p"/>
+                </m:rPr>
+                <m:t>i</m:t>
+              </m:r>
+              <m:r>
+                <m:rPr>
+                  <m:sty m:val="p"/>
+                </m:rPr>
+                <m:t>n</m:t>
+              </m:r>
+            </m:oMath>
+            <w:r>
+              <w:t xml:space="preserve">; nach d) Vorhersage für</w:t>
+            </w:r>
+            <w:r>
+              <w:t xml:space="preserve"> </w:t>
+            </w:r>
+            <m:oMath>
+              <m:r>
+                <m:t>t</m:t>
+              </m:r>
+              <m:r>
+                <m:rPr>
+                  <m:sty m:val="p"/>
+                </m:rPr>
+                <m:t>=</m:t>
+              </m:r>
+              <m:r>
+                <m:t>40</m:t>
+              </m:r>
+              <m:r>
+                <m:t> </m:t>
+              </m:r>
+              <m:r>
+                <m:rPr>
+                  <m:sty m:val="p"/>
+                </m:rPr>
+                <m:t>m</m:t>
+              </m:r>
+              <m:r>
+                <m:rPr>
+                  <m:sty m:val="p"/>
+                </m:rPr>
+                <m:t>i</m:t>
+              </m:r>
+              <m:r>
+                <m:rPr>
+                  <m:sty m:val="p"/>
+                </m:rPr>
+                <m:t>n</m:t>
               </m:r>
             </m:oMath>
             <w:r>
               <w:t xml:space="preserve"> </w:t>
             </w:r>
             <w:r>
-              <w:t xml:space="preserve">etwa in Minute 10)</w:t>
+              <w:t xml:space="preserve">an der Tafel. Haltepunkt: Sind um Minute 40 viele noch nicht bei e), e) gemeinsam besprechen und f zuerst als Vorhersage mit Handzeichen</w:t>
             </w:r>
           </w:p>
         </w:tc>
@@ -13376,123 +14227,7 @@
               <w:jc w:val="left"/>
             </w:pPr>
             <w:r>
-              <w:t xml:space="preserve">12 bis 50</w:t>
-            </w:r>
-          </w:p>
-        </w:tc>
-        <w:tc>
-          <w:tcPr/>
-          <w:p>
-            <w:pPr>
-              <w:pStyle w:val="Compact"/>
-              <w:keepNext/>
-              <w:jc w:val="left"/>
-            </w:pPr>
-            <w:r>
-              <w:t xml:space="preserve">a bis e; b nach etwa 8 min Einzelarbeit gemeinsam an der Tafel (Bilanz vereinfachen, Trennung der Variablen), dann c bis e allein; etwa Minute 20 Messung bei</w:t>
-            </w:r>
-            <w:r>
-              <w:t xml:space="preserve"> </w:t>
-            </w:r>
-            <m:oMath>
-              <m:r>
-                <m:t>t</m:t>
-              </m:r>
-              <m:r>
-                <m:rPr>
-                  <m:sty m:val="p"/>
-                </m:rPr>
-                <m:t>=</m:t>
-              </m:r>
-              <m:r>
-                <m:t>10</m:t>
-              </m:r>
-              <m:r>
-                <m:t> </m:t>
-              </m:r>
-              <m:r>
-                <m:rPr>
-                  <m:sty m:val="p"/>
-                </m:rPr>
-                <m:t>m</m:t>
-              </m:r>
-              <m:r>
-                <m:rPr>
-                  <m:sty m:val="p"/>
-                </m:rPr>
-                <m:t>i</m:t>
-              </m:r>
-              <m:r>
-                <m:rPr>
-                  <m:sty m:val="p"/>
-                </m:rPr>
-                <m:t>n</m:t>
-              </m:r>
-            </m:oMath>
-            <w:r>
-              <w:t xml:space="preserve">; nach d) Vorhersage für</w:t>
-            </w:r>
-            <w:r>
-              <w:t xml:space="preserve"> </w:t>
-            </w:r>
-            <m:oMath>
-              <m:r>
-                <m:t>t</m:t>
-              </m:r>
-              <m:r>
-                <m:rPr>
-                  <m:sty m:val="p"/>
-                </m:rPr>
-                <m:t>=</m:t>
-              </m:r>
-              <m:r>
-                <m:t>40</m:t>
-              </m:r>
-              <m:r>
-                <m:t> </m:t>
-              </m:r>
-              <m:r>
-                <m:rPr>
-                  <m:sty m:val="p"/>
-                </m:rPr>
-                <m:t>m</m:t>
-              </m:r>
-              <m:r>
-                <m:rPr>
-                  <m:sty m:val="p"/>
-                </m:rPr>
-                <m:t>i</m:t>
-              </m:r>
-              <m:r>
-                <m:rPr>
-                  <m:sty m:val="p"/>
-                </m:rPr>
-                <m:t>n</m:t>
-              </m:r>
-            </m:oMath>
-            <w:r>
-              <w:t xml:space="preserve"> </w:t>
-            </w:r>
-            <w:r>
-              <w:t xml:space="preserve">an der Tafel. Haltepunkt: Sind um Minute 50 viele noch nicht bei e), e) gemeinsam besprechen und f zuerst als Vorhersage mit Handzeichen</w:t>
-            </w:r>
-          </w:p>
-        </w:tc>
-      </w:tr>
-      <w:tr>
-        <w:trPr>
-          <w:cantSplit/>
-        </w:trPr>
-        <w:tc>
-          <w:tcPr/>
-          <w:p>
-            <w:pPr>
-              <w:pStyle w:val="Compact"/>
-              <w:keepNext/>
-              <w:jc w:val="left"/>
-            </w:pPr>
-            <w:r>
-              <w:t xml:space="preserve">50 bis 58</w:t>
+              <w:t xml:space="preserve">45 bis 52</w:t>
             </w:r>
           </w:p>
         </w:tc>
@@ -13564,7 +14299,7 @@
               <w:jc w:val="left"/>
             </w:pPr>
             <w:r>
-              <w:t xml:space="preserve">58 bis 72</w:t>
+              <w:t xml:space="preserve">52 bis 65</w:t>
             </w:r>
           </w:p>
         </w:tc>
@@ -13595,7 +14330,7 @@
               <w:jc w:val="left"/>
             </w:pPr>
             <w:r>
-              <w:t xml:space="preserve">72 bis 85</w:t>
+              <w:t xml:space="preserve">65 bis 75</w:t>
             </w:r>
           </w:p>
         </w:tc>
@@ -13625,7 +14360,7 @@
               <w:jc w:val="left"/>
             </w:pPr>
             <w:r>
-              <w:t xml:space="preserve">85 bis 90</w:t>
+              <w:t xml:space="preserve">75 bis 90</w:t>
             </w:r>
           </w:p>
         </w:tc>
@@ -13637,7 +14372,7 @@
               <w:jc w:val="left"/>
             </w:pPr>
             <w:r>
-              <w:t xml:space="preserve">Zusammenfassung</w:t>
+              <w:t xml:space="preserve">Simulation (10 bis 15 min): Die Studierenden verändern die Parameter selbst und prüfen ihre Erklärungen aus d) bis g); zum Schluss kurze Zusammenfassung. Frage 3 der Sammlung zu Tutorium 5 (Biot) als Hausaufgabe</w:t>
             </w:r>
           </w:p>
         </w:tc>
@@ -13705,6 +14440,9 @@
           </m:e>
           <m:sub>
             <m:r>
+              <m:rPr>
+                <m:sty m:val="p"/>
+              </m:rPr>
               <m:t>K</m:t>
             </m:r>
           </m:sub>
@@ -13726,6 +14464,9 @@
               <m:t>,</m:t>
             </m:r>
             <m:r>
+              <m:rPr>
+                <m:sty m:val="p"/>
+              </m:rPr>
               <m:t>K</m:t>
             </m:r>
           </m:sub>
@@ -13749,6 +14490,9 @@
           </m:e>
           <m:sub>
             <m:r>
+              <m:rPr>
+                <m:sty m:val="p"/>
+              </m:rPr>
               <m:t>K</m:t>
             </m:r>
           </m:sub>
@@ -13770,6 +14514,9 @@
               <m:t>,</m:t>
             </m:r>
             <m:r>
+              <m:rPr>
+                <m:sty m:val="p"/>
+              </m:rPr>
               <m:t>K</m:t>
             </m:r>
           </m:sub>
@@ -13788,6 +14535,9 @@
           </m:e>
           <m:sub>
             <m:r>
+              <m:rPr>
+                <m:sty m:val="p"/>
+              </m:rPr>
               <m:t>M</m:t>
             </m:r>
           </m:sub>
@@ -13809,6 +14559,9 @@
               <m:t>,</m:t>
             </m:r>
             <m:r>
+              <m:rPr>
+                <m:sty m:val="p"/>
+              </m:rPr>
               <m:t>M</m:t>
             </m:r>
           </m:sub>
@@ -14059,6 +14812,9 @@
           </m:e>
           <m:sub>
             <m:r>
+              <m:rPr>
+                <m:sty m:val="p"/>
+              </m:rPr>
               <m:t>u</m:t>
             </m:r>
           </m:sub>
@@ -14103,9 +14859,15 @@
           </m:e>
           <m:sub>
             <m:r>
+              <m:rPr>
+                <m:sty m:val="p"/>
+              </m:rPr>
               <m:t>a</m:t>
             </m:r>
             <m:r>
+              <m:rPr>
+                <m:sty m:val="p"/>
+              </m:rPr>
               <m:t>b</m:t>
             </m:r>
           </m:sub>
@@ -14143,6 +14905,9 @@
                   </m:e>
                   <m:sub>
                     <m:r>
+                      <m:rPr>
+                        <m:sty m:val="p"/>
+                      </m:rPr>
                       <m:t>u</m:t>
                     </m:r>
                   </m:sub>
@@ -14450,6 +15215,9 @@
               </m:e>
               <m:sub>
                 <m:r>
+                  <m:rPr>
+                    <m:sty m:val="p"/>
+                  </m:rPr>
                   <m:t>u</m:t>
                 </m:r>
               </m:sub>
@@ -14628,6 +15396,9 @@
           </m:e>
           <m:sub>
             <m:r>
+              <m:rPr>
+                <m:sty m:val="p"/>
+              </m:rPr>
               <m:t>K</m:t>
             </m:r>
           </m:sub>
@@ -14659,6 +15430,9 @@
           </m:e>
           <m:sub>
             <m:r>
+              <m:rPr>
+                <m:sty m:val="p"/>
+              </m:rPr>
               <m:t>u</m:t>
             </m:r>
           </m:sub>
@@ -14685,6 +15459,9 @@
               </m:e>
               <m:sub>
                 <m:r>
+                  <m:rPr>
+                    <m:sty m:val="p"/>
+                  </m:rPr>
                   <m:t>K</m:t>
                 </m:r>
                 <m:r>
@@ -14712,6 +15489,9 @@
               </m:e>
               <m:sub>
                 <m:r>
+                  <m:rPr>
+                    <m:sty m:val="p"/>
+                  </m:rPr>
                   <m:t>u</m:t>
                 </m:r>
               </m:sub>
@@ -14955,6 +15735,9 @@
               </m:e>
               <m:sub>
                 <m:r>
+                  <m:rPr>
+                    <m:sty m:val="p"/>
+                  </m:rPr>
                   <m:t>u</m:t>
                 </m:r>
               </m:sub>
@@ -15076,6 +15859,9 @@
           </m:e>
           <m:sub>
             <m:r>
+              <m:rPr>
+                <m:sty m:val="p"/>
+              </m:rPr>
               <m:t>M</m:t>
             </m:r>
           </m:sub>
@@ -15132,6 +15918,9 @@
           </m:e>
           <m:sub>
             <m:r>
+              <m:rPr>
+                <m:sty m:val="p"/>
+              </m:rPr>
               <m:t>M</m:t>
             </m:r>
           </m:sub>
@@ -15237,6 +16026,9 @@
             </m:e>
             <m:sub>
               <m:r>
+                <m:rPr>
+                  <m:sty m:val="p"/>
+                </m:rPr>
                 <m:t>M</m:t>
               </m:r>
             </m:sub>
@@ -15255,6 +16047,9 @@
             </m:e>
             <m:sub>
               <m:r>
+                <m:rPr>
+                  <m:sty m:val="p"/>
+                </m:rPr>
                 <m:t>u</m:t>
               </m:r>
             </m:sub>
@@ -15278,6 +16073,9 @@
                 </m:e>
                 <m:sub>
                   <m:r>
+                    <m:rPr>
+                      <m:sty m:val="p"/>
+                    </m:rPr>
                     <m:t>K</m:t>
                   </m:r>
                 </m:sub>
@@ -15299,6 +16097,9 @@
                     <m:t>,</m:t>
                   </m:r>
                   <m:r>
+                    <m:rPr>
+                      <m:sty m:val="p"/>
+                    </m:rPr>
                     <m:t>K</m:t>
                   </m:r>
                 </m:sub>
@@ -15322,6 +16123,9 @@
                     </m:e>
                     <m:sub>
                       <m:r>
+                        <m:rPr>
+                          <m:sty m:val="p"/>
+                        </m:rPr>
                         <m:t>K</m:t>
                       </m:r>
                       <m:r>
@@ -15349,6 +16153,9 @@
                     </m:e>
                     <m:sub>
                       <m:r>
+                        <m:rPr>
+                          <m:sty m:val="p"/>
+                        </m:rPr>
                         <m:t>u</m:t>
                       </m:r>
                     </m:sub>
@@ -15374,6 +16181,9 @@
                     </m:e>
                     <m:sub>
                       <m:r>
+                        <m:rPr>
+                          <m:sty m:val="p"/>
+                        </m:rPr>
                         <m:t>G</m:t>
                       </m:r>
                     </m:sub>
@@ -15392,6 +16202,9 @@
                     </m:e>
                     <m:sub>
                       <m:r>
+                        <m:rPr>
+                          <m:sty m:val="p"/>
+                        </m:rPr>
                         <m:t>K</m:t>
                       </m:r>
                     </m:sub>
@@ -15408,6 +16221,9 @@
                 </m:e>
                 <m:sub>
                   <m:r>
+                    <m:rPr>
+                      <m:sty m:val="p"/>
+                    </m:rPr>
                     <m:t>M</m:t>
                   </m:r>
                 </m:sub>
@@ -15429,6 +16245,9 @@
                     <m:t>,</m:t>
                   </m:r>
                   <m:r>
+                    <m:rPr>
+                      <m:sty m:val="p"/>
+                    </m:rPr>
                     <m:t>M</m:t>
                   </m:r>
                 </m:sub>
@@ -15461,6 +16280,9 @@
                     </m:e>
                     <m:sub>
                       <m:r>
+                        <m:rPr>
+                          <m:sty m:val="p"/>
+                        </m:rPr>
                         <m:t>G</m:t>
                       </m:r>
                     </m:sub>
@@ -15607,7 +16429,7 @@
         <w:t xml:space="preserve"> </w:t>
       </w:r>
       <w:r>
-        <w:t xml:space="preserve">hängen linear von der Milchtemperatur ab. Der Unterschied ist 3,85 K bei 5 °C und −1,19 K bei 60 °C, null also bei 5 °C + 55 K · 3,85/5,05 = 47,0 °C.</w:t>
+        <w:t xml:space="preserve">hängen linear von der Milchtemperatur ab. Der Unterschied ist 3,85 K bei 5 °C und −1,19 K bei 60 °C, null also bei 5 °C + 55 K · 3,85/5,05 ≈ 47,0 °C (mit ungerundeten Werten).</w:t>
       </w:r>
     </w:p>
     <w:p>
@@ -15694,6 +16516,9 @@
             </m:e>
             <m:sub>
               <m:r>
+                <m:rPr>
+                  <m:sty m:val="p"/>
+                </m:rPr>
                 <m:t>M</m:t>
               </m:r>
             </m:sub>
@@ -15712,6 +16537,9 @@
             </m:e>
             <m:sub>
               <m:r>
+                <m:rPr>
+                  <m:sty m:val="p"/>
+                </m:rPr>
                 <m:t>M</m:t>
               </m:r>
             </m:sub>
@@ -15733,6 +16561,9 @@
                 <m:t>,</m:t>
               </m:r>
               <m:r>
+                <m:rPr>
+                  <m:sty m:val="p"/>
+                </m:rPr>
                 <m:t>M</m:t>
               </m:r>
             </m:sub>
@@ -15756,6 +16587,9 @@
                 </m:e>
                 <m:sub>
                   <m:r>
+                    <m:rPr>
+                      <m:sty m:val="p"/>
+                    </m:rPr>
                     <m:t>u</m:t>
                   </m:r>
                 </m:sub>
@@ -15774,6 +16608,9 @@
                 </m:e>
                 <m:sub>
                   <m:r>
+                    <m:rPr>
+                      <m:sty m:val="p"/>
+                    </m:rPr>
                     <m:t>M</m:t>
                   </m:r>
                 </m:sub>
@@ -16023,6 +16860,9 @@
                 </m:e>
                 <m:sub>
                   <m:r>
+                    <m:rPr>
+                      <m:sty m:val="p"/>
+                    </m:rPr>
                     <m:t>M</m:t>
                   </m:r>
                 </m:sub>
@@ -16037,6 +16877,9 @@
                 </m:e>
                 <m:sub>
                   <m:r>
+                    <m:rPr>
+                      <m:sty m:val="p"/>
+                    </m:rPr>
                     <m:t>K</m:t>
                   </m:r>
                 </m:sub>
@@ -16058,6 +16901,9 @@
                     <m:t>,</m:t>
                   </m:r>
                   <m:r>
+                    <m:rPr>
+                      <m:sty m:val="p"/>
+                    </m:rPr>
                     <m:t>K</m:t>
                   </m:r>
                 </m:sub>
@@ -16076,6 +16922,9 @@
                 </m:e>
                 <m:sub>
                   <m:r>
+                    <m:rPr>
+                      <m:sty m:val="p"/>
+                    </m:rPr>
                     <m:t>M</m:t>
                   </m:r>
                 </m:sub>
@@ -16097,6 +16946,9 @@
                     <m:t>,</m:t>
                   </m:r>
                   <m:r>
+                    <m:rPr>
+                      <m:sty m:val="p"/>
+                    </m:rPr>
                     <m:t>M</m:t>
                   </m:r>
                 </m:sub>
@@ -16215,7 +17067,7 @@
             <m:rPr>
               <m:sty m:val="p"/>
             </m:rPr>
-            <m:t>=</m:t>
+            <m:t>≈</m:t>
           </m:r>
           <m:r>
             <m:t>1</m:t>
@@ -16246,7 +17098,7 @@
         <w:pStyle w:val="FirstParagraph"/>
       </w:pPr>
       <w:r>
-        <w:t xml:space="preserve">kühler (mit Milch von 20 °C:</w:t>
+        <w:t xml:space="preserve">kühler (mit ungerundeten Werten gerechnet; mit Milch von 20 °C:</w:t>
       </w:r>
       <w:r>
         <w:t xml:space="preserve"> </w:t>
@@ -16374,6 +17226,7 @@
     </w:p>
     <w:p>
       <w:pPr>
+        <w:keepNext/>
         <w:numPr>
           <w:ilvl w:val="0"/>
           <w:numId w:val="1005"/>
@@ -16386,6 +17239,7 @@
     </w:p>
     <w:p>
       <w:pPr>
+        <w:keepNext/>
         <w:numPr>
           <w:ilvl w:val="0"/>
           <w:numId w:val="1005"/>
@@ -16421,6 +17275,7 @@
     </w:p>
     <w:p>
       <w:pPr>
+        <w:keepNext/>
         <w:numPr>
           <w:ilvl w:val="0"/>
           <w:numId w:val="1005"/>
@@ -16514,6 +17369,7 @@
     </w:p>
     <w:p>
       <w:pPr>
+        <w:keepNext/>
         <w:numPr>
           <w:ilvl w:val="0"/>
           <w:numId w:val="1005"/>
@@ -16526,6 +17382,7 @@
     </w:p>
     <w:p>
       <w:pPr>
+        <w:keepNext/>
         <w:numPr>
           <w:ilvl w:val="0"/>
           <w:numId w:val="1005"/>
@@ -16793,6 +17650,10 @@
       <w:pPr>
         <w:ind w:left="720" w:hanging="480"/>
       </w:pPr>
+      <w:rPr>
+        <w:b/>
+        <w:bCs/>
+      </w:rPr>
     </w:lvl>
     <w:lvl w:ilvl="1">
       <w:start w:val="1"/>
@@ -16802,6 +17663,10 @@
       <w:pPr>
         <w:ind w:left="1440" w:hanging="480"/>
       </w:pPr>
+      <w:rPr>
+        <w:b/>
+        <w:bCs/>
+      </w:rPr>
     </w:lvl>
     <w:lvl w:ilvl="2">
       <w:start w:val="1"/>
@@ -16811,6 +17676,10 @@
       <w:pPr>
         <w:ind w:left="2160" w:hanging="480"/>
       </w:pPr>
+      <w:rPr>
+        <w:b/>
+        <w:bCs/>
+      </w:rPr>
     </w:lvl>
     <w:lvl w:ilvl="3">
       <w:start w:val="1"/>
@@ -16820,6 +17689,10 @@
       <w:pPr>
         <w:ind w:left="2880" w:hanging="480"/>
       </w:pPr>
+      <w:rPr>
+        <w:b/>
+        <w:bCs/>
+      </w:rPr>
     </w:lvl>
     <w:lvl w:ilvl="4">
       <w:start w:val="1"/>
@@ -16829,6 +17702,10 @@
       <w:pPr>
         <w:ind w:left="3600" w:hanging="480"/>
       </w:pPr>
+      <w:rPr>
+        <w:b/>
+        <w:bCs/>
+      </w:rPr>
     </w:lvl>
     <w:lvl w:ilvl="5">
       <w:start w:val="1"/>
@@ -16838,6 +17715,10 @@
       <w:pPr>
         <w:ind w:left="4320" w:hanging="480"/>
       </w:pPr>
+      <w:rPr>
+        <w:b/>
+        <w:bCs/>
+      </w:rPr>
     </w:lvl>
     <w:lvl w:ilvl="6">
       <w:start w:val="1"/>
@@ -16847,6 +17728,10 @@
       <w:pPr>
         <w:ind w:left="5040" w:hanging="480"/>
       </w:pPr>
+      <w:rPr>
+        <w:b/>
+        <w:bCs/>
+      </w:rPr>
     </w:lvl>
     <w:lvl w:ilvl="7">
       <w:start w:val="1"/>
@@ -16856,6 +17741,10 @@
       <w:pPr>
         <w:ind w:left="5760" w:hanging="480"/>
       </w:pPr>
+      <w:rPr>
+        <w:b/>
+        <w:bCs/>
+      </w:rPr>
     </w:lvl>
     <w:lvl w:ilvl="8">
       <w:start w:val="1"/>
@@ -16865,6 +17754,10 @@
       <w:pPr>
         <w:ind w:left="6480" w:hanging="480"/>
       </w:pPr>
+      <w:rPr>
+        <w:b/>
+        <w:bCs/>
+      </w:rPr>
     </w:lvl>
   </w:abstractNum>
   <w:abstractNum w:abstractNumId="99411">
@@ -16878,6 +17771,10 @@
       <w:pPr>
         <w:ind w:left="720" w:hanging="480"/>
       </w:pPr>
+      <w:rPr>
+        <w:b/>
+        <w:bCs/>
+      </w:rPr>
     </w:lvl>
     <w:lvl w:ilvl="1">
       <w:start w:val="1"/>
@@ -16887,6 +17784,10 @@
       <w:pPr>
         <w:ind w:left="1440" w:hanging="480"/>
       </w:pPr>
+      <w:rPr>
+        <w:b/>
+        <w:bCs/>
+      </w:rPr>
     </w:lvl>
     <w:lvl w:ilvl="2">
       <w:start w:val="1"/>
@@ -16896,6 +17797,10 @@
       <w:pPr>
         <w:ind w:left="2160" w:hanging="480"/>
       </w:pPr>
+      <w:rPr>
+        <w:b/>
+        <w:bCs/>
+      </w:rPr>
     </w:lvl>
     <w:lvl w:ilvl="3">
       <w:start w:val="1"/>
@@ -16905,6 +17810,10 @@
       <w:pPr>
         <w:ind w:left="2880" w:hanging="480"/>
       </w:pPr>
+      <w:rPr>
+        <w:b/>
+        <w:bCs/>
+      </w:rPr>
     </w:lvl>
     <w:lvl w:ilvl="4">
       <w:start w:val="1"/>
@@ -16914,6 +17823,10 @@
       <w:pPr>
         <w:ind w:left="3600" w:hanging="480"/>
       </w:pPr>
+      <w:rPr>
+        <w:b/>
+        <w:bCs/>
+      </w:rPr>
     </w:lvl>
     <w:lvl w:ilvl="5">
       <w:start w:val="1"/>
@@ -16923,6 +17836,10 @@
       <w:pPr>
         <w:ind w:left="4320" w:hanging="480"/>
       </w:pPr>
+      <w:rPr>
+        <w:b/>
+        <w:bCs/>
+      </w:rPr>
     </w:lvl>
     <w:lvl w:ilvl="6">
       <w:start w:val="1"/>
@@ -16932,6 +17849,10 @@
       <w:pPr>
         <w:ind w:left="5040" w:hanging="480"/>
       </w:pPr>
+      <w:rPr>
+        <w:b/>
+        <w:bCs/>
+      </w:rPr>
     </w:lvl>
     <w:lvl w:ilvl="7">
       <w:start w:val="1"/>
@@ -16941,6 +17862,10 @@
       <w:pPr>
         <w:ind w:left="5760" w:hanging="480"/>
       </w:pPr>
+      <w:rPr>
+        <w:b/>
+        <w:bCs/>
+      </w:rPr>
     </w:lvl>
     <w:lvl w:ilvl="8">
       <w:start w:val="1"/>
@@ -16950,6 +17875,10 @@
       <w:pPr>
         <w:ind w:left="6480" w:hanging="480"/>
       </w:pPr>
+      <w:rPr>
+        <w:b/>
+        <w:bCs/>
+      </w:rPr>
     </w:lvl>
   </w:abstractNum>
   <w:num w:numId="1000">
@@ -17618,7 +18547,7 @@
     <w:qFormat/>
     <w:pPr>
       <w:keepNext/>
-      <w:spacing w:after="0" w:before="120"/>
+      <w:spacing w:after="0" w:before="80"/>
       <w:jc w:val="center"/>
     </w:pPr>
   </w:style>

--- a/pruefung/Kaffee_Pruefpaket_2026-10-23/umsetzung/Arbeitsordner/kaffee/Kaffee_Loesung.docx
+++ b/pruefung/Kaffee_Pruefpaket_2026-10-23/umsetzung/Arbeitsordner/kaffee/Kaffee_Loesung.docx
@@ -14372,7 +14372,7 @@
               <w:jc w:val="left"/>
             </w:pPr>
             <w:r>
-              <w:t xml:space="preserve">Simulation (10 bis 15 min): Die Studierenden verändern die Parameter selbst und prüfen ihre Erklärungen aus d) bis g); zum Schluss kurze Zusammenfassung. Frage 3 der Sammlung zu Tutorium 5 (Biot) als Hausaufgabe</w:t>
+              <w:t xml:space="preserve">Simulation (10 bis 15 min, Fragen unten): Die Studierenden verändern die Parameter selbst, tragen ihre Messwerte ein und prüfen ihre Erklärungen aus d) bis g); zum Schluss kurze Zusammenfassung. Frage 3 der Sammlung zu Tutorium 5 (Biot) als Hausaufgabe</w:t>
             </w:r>
           </w:p>
         </w:tc>
@@ -15660,6 +15660,109 @@
       </w:r>
       <w:r>
         <w:t xml:space="preserve">mit sinkender Temperatur kleiner wird (Verdunstung). Das ist die Grenze des Modells, kein Messfehler.</w:t>
+      </w:r>
+    </w:p>
+    <w:p>
+      <w:pPr>
+        <w:numPr>
+          <w:ilvl w:val="0"/>
+          <w:numId w:val="1004"/>
+        </w:numPr>
+        <w:pStyle w:val="Compact"/>
+      </w:pPr>
+      <w:r>
+        <w:rPr>
+          <w:iCs/>
+          <w:i/>
+        </w:rPr>
+        <w:t xml:space="preserve">Simulation (dritte Ebene):</w:t>
+      </w:r>
+      <w:r>
+        <w:t xml:space="preserve"> </w:t>
+      </w:r>
+      <w:r>
+        <w:t xml:space="preserve">Datei Kaffee_Simulation.html, vorab an die Studierenden verteilen; sie läuft ohne Installation und ohne Internet im Browser auf Handy und Laptop und rechnet mit demselben Modell wie diese Lösung. Die Messwerte aus dem Versuch werden dort eingetragen und erscheinen im Diagramm. Fragen zum Ausprobieren mit Erwartung: (1)</w:t>
+      </w:r>
+      <w:r>
+        <w:t xml:space="preserve"> </w:t>
+      </w:r>
+      <w:r>
+        <w:rPr>
+          <w:iCs/>
+          <w:i/>
+        </w:rPr>
+        <w:t xml:space="preserve">Zeitpunkt:</w:t>
+      </w:r>
+      <w:r>
+        <w:t xml:space="preserve"> </w:t>
+      </w:r>
+      <w:r>
+        <w:t xml:space="preserve">Der Unterschied ist am größten bei Zugabe nach etwa 56 min (3,86 K), genau am Schnittpunkt: Solange der schwarze Kaffee wärmer ist als Tasse 1, gibt er mehr Wärme ab und der Unterschied wächst, danach schrumpft er; beide nähern sich der Raumtemperatur. (2)</w:t>
+      </w:r>
+      <w:r>
+        <w:t xml:space="preserve"> </w:t>
+      </w:r>
+      <w:r>
+        <w:rPr>
+          <w:iCs/>
+          <w:i/>
+        </w:rPr>
+        <w:t xml:space="preserve">Milchtemperatur:</w:t>
+      </w:r>
+      <w:r>
+        <w:t xml:space="preserve"> </w:t>
+      </w:r>
+      <w:r>
+        <w:t xml:space="preserve">gleich warm bei 47,0 °C nach 60 min (Zusatzfrage (1)); der Wert hängt vom Zeitpunkt ab, 60,9 °C nach 30 min und 37,3 °C nach 90 min. (3)</w:t>
+      </w:r>
+      <w:r>
+        <w:t xml:space="preserve"> </w:t>
+      </w:r>
+      <w:r>
+        <w:rPr>
+          <w:iCs/>
+          <w:i/>
+        </w:rPr>
+        <w:t xml:space="preserve">Becher:</w:t>
+      </w:r>
+      <w:r>
+        <w:t xml:space="preserve"> </w:t>
+      </w:r>
+      <w:r>
+        <w:t xml:space="preserve">Der Unterschied sinkt von 3,85 auf 3,08 K; die abgegebene Wärme steigt (46,60 und 50,34 kJ statt 34,88 und 38,57 kJ), weil der Becher mit abkühlt; Tasse 1 bleibt wärmer. (4)</w:t>
+      </w:r>
+      <w:r>
+        <w:t xml:space="preserve"> </w:t>
+      </w:r>
+      <w:r>
+        <w:rPr>
+          <w:iCs/>
+          <w:i/>
+        </w:rPr>
+        <w:t xml:space="preserve">Versuch:</w:t>
+      </w:r>
+      <w:r>
+        <w:t xml:space="preserve"> </w:t>
+      </w:r>
+      <w:r>
+        <w:t xml:space="preserve">Die Messpunkte liegen meist einige Kelvin über den Kurven, weil</w:t>
+      </w:r>
+      <w:r>
+        <w:t xml:space="preserve"> </w:t>
+      </w:r>
+      <m:oMath>
+        <m:r>
+          <m:t>k</m:t>
+        </m:r>
+        <m:r>
+          <m:t>A</m:t>
+        </m:r>
+      </m:oMath>
+      <w:r>
+        <w:t xml:space="preserve"> </w:t>
+      </w:r>
+      <w:r>
+        <w:t xml:space="preserve">mit sinkender Temperatur kleiner wird (Verdunstung); der Unterschied zwischen Becher 1 und 2 passt meist besser als die Einzelwerte.</w:t>
       </w:r>
     </w:p>
     <w:p>

--- a/pruefung/Kaffee_Pruefpaket_2026-10-23/umsetzung/Arbeitsordner/kaffee/Kaffee_Loesung.docx
+++ b/pruefung/Kaffee_Pruefpaket_2026-10-23/umsetzung/Arbeitsordner/kaffee/Kaffee_Loesung.docx
@@ -15681,7 +15681,7 @@
         <w:t xml:space="preserve"> </w:t>
       </w:r>
       <w:r>
-        <w:t xml:space="preserve">Datei Kaffee_Simulation.html, vorab an die Studierenden verteilen; sie läuft ohne Installation und ohne Internet im Browser auf Handy und Laptop und rechnet mit demselben Modell wie diese Lösung. Die Messwerte aus dem Versuch werden dort eingetragen und erscheinen im Diagramm. Fragen zum Ausprobieren mit Erwartung: (1)</w:t>
+        <w:t xml:space="preserve">Datei Kaffee_Simulation.html, vorab an die Studierenden verteilen; sie läuft ohne Installation und ohne Internet im Browser auf Handy und Laptop und rechnet mit demselben Modell wie diese Lösung. Die Messwerte aus dem Versuch werden dort eingetragen und erscheinen im Diagramm. Die Fragen sagen selbst, wann die Standardwerte zu laden sind. Fragen zum Ausprobieren mit Erwartung: (1)</w:t>
       </w:r>
       <w:r>
         <w:t xml:space="preserve"> </w:t>
@@ -15697,7 +15697,7 @@
         <w:t xml:space="preserve"> </w:t>
       </w:r>
       <w:r>
-        <w:t xml:space="preserve">Der Unterschied ist am größten bei Zugabe nach etwa 56 min (3,86 K), genau am Schnittpunkt: Solange der schwarze Kaffee wärmer ist als Tasse 1, gibt er mehr Wärme ab und der Unterschied wächst, danach schrumpft er; beide nähern sich der Raumtemperatur. (2)</w:t>
+        <w:t xml:space="preserve">Der Unterschied ist ungefähr bei Zugabe nach 56 min am größten (3,86 K; wegen der Rundung zeigt das Werkzeug denselben Wert von etwa 53 bis 59 min), genau am Schnittpunkt: Solange der schwarze Kaffee wärmer ist als Tasse 1, gibt er mehr Wärme ab, und der Unterschied wächst. Nach dem Schnitt ist der schwarze Kaffee vor der Zugabe kühler als Tasse 1 und gibt weniger Wärme ab, der Unterschied wird kleiner. Er geht aber nicht gegen null: Die beiden Abkühlkurven nähern sich vor der Zugabe der Raumtemperatur, und die frische kalte Milch senkt Tasse 2 beim Mischen erneut (bei sehr später Zugabe 20 °C gegenüber 18,09 °C, also 1,91 K). (2)</w:t>
       </w:r>
       <w:r>
         <w:t xml:space="preserve"> </w:t>
@@ -15713,7 +15713,7 @@
         <w:t xml:space="preserve"> </w:t>
       </w:r>
       <w:r>
-        <w:t xml:space="preserve">gleich warm bei 47,0 °C nach 60 min (Zusatzfrage (1)); der Wert hängt vom Zeitpunkt ab, 60,9 °C nach 30 min und 37,3 °C nach 90 min. (3)</w:t>
+        <w:t xml:space="preserve">ungefähr gleich warm bei 47,0 °C nach 60 min (Zusatzfrage (1)); der Regler rastet in Schritten von 0,5 K. Der Wert hängt vom Zeitpunkt ab, 60,9 °C nach 30 min und 37,3 °C nach 90 min. (3)</w:t>
       </w:r>
       <w:r>
         <w:t xml:space="preserve"> </w:t>
@@ -15723,13 +15723,13 @@
           <w:iCs/>
           <w:i/>
         </w:rPr>
-        <w:t xml:space="preserve">Becher:</w:t>
-      </w:r>
-      <w:r>
-        <w:t xml:space="preserve"> </w:t>
-      </w:r>
-      <w:r>
-        <w:t xml:space="preserve">Der Unterschied sinkt von 3,85 auf 3,08 K; die abgegebene Wärme steigt (46,60 und 50,34 kJ statt 34,88 und 38,57 kJ), weil der Becher mit abkühlt; Tasse 1 bleibt wärmer. (4)</w:t>
+        <w:t xml:space="preserve">Becher</w:t>
+      </w:r>
+      <w:r>
+        <w:t xml:space="preserve"> </w:t>
+      </w:r>
+      <w:r>
+        <w:t xml:space="preserve">(nach Laden der Standardwerte): Der Unterschied sinkt von 3,85 auf 3,08 K; die abgegebene Wärme steigt (46,60 und 50,34 kJ statt 34,88 und 38,57 kJ), weil der Becher mit abkühlt; Tasse 1 bleibt wärmer. (4)</w:t>
       </w:r>
       <w:r>
         <w:t xml:space="preserve"> </w:t>
@@ -15739,13 +15739,13 @@
           <w:iCs/>
           <w:i/>
         </w:rPr>
-        <w:t xml:space="preserve">Versuch:</w:t>
-      </w:r>
-      <w:r>
-        <w:t xml:space="preserve"> </w:t>
-      </w:r>
-      <w:r>
-        <w:t xml:space="preserve">Die Messpunkte liegen meist einige Kelvin über den Kurven, weil</w:t>
+        <w:t xml:space="preserve">Versuch</w:t>
+      </w:r>
+      <w:r>
+        <w:t xml:space="preserve"> </w:t>
+      </w:r>
+      <w:r>
+        <w:t xml:space="preserve">(braucht die Messwerte aus dem Versuch): Die Messpunkte liegen meist einige Kelvin über den Kurven, weil</w:t>
       </w:r>
       <w:r>
         <w:t xml:space="preserve"> </w:t>
